--- a/zht/docx/097.content.docx
+++ b/zht/docx/097.content.docx
@@ -150,26 +150,6 @@
           <w:lang w:val="zh_TW" w:bidi="zh_TW"/>
         </w:rPr>
         <w:t>ye</w:t>
-      </w:r>
-      <w:r>
-        <w:rPr>
-          <w:lang w:val="zh_TW" w:bidi="zh_TW"/>
-        </w:rPr>
-      </w:r>
-    </w:p>
-    <w:p>
-      <w:pPr/>
-      <w:r>
-        <w:rPr>
-          <w:lang w:val="zh_TW" w:bidi="zh_TW"/>
-        </w:rPr>
-      </w:r>
-      <w:r>
-        <w:rPr>
-          <w:i/>
-          <w:lang w:val="zh_TW" w:bidi="zh_TW"/>
-        </w:rPr>
-        <w:t>耶和華的日子, 耶路撒冷, 耶穌的「我是」宣告, 耶穌的禱告, 耶穌的復活, 耶穌的升天, 耶穌的祝福, 耶穌的祖先, 耶穌的最後一夜, 耶穌與撒但</w:t>
       </w:r>
       <w:r>
         <w:rPr>

--- a/zht/docx/097.content.docx
+++ b/zht/docx/097.content.docx
@@ -19,7 +19,7 @@
         <w:rPr>
           <w:lang w:val="zh_TW" w:bidi="zh_TW"/>
         </w:rPr>
-        <w:t>Resource: Study Notes - Themes (Tyndale)</w:t>
+        <w:t>Resource: Tyndale Open Study Notes</w:t>
       </w:r>
       <w:r>
         <w:rPr>
@@ -112,7 +112,7 @@
         <w:rPr>
           <w:lang w:val="zh_TW" w:bidi="zh_TW"/>
         </w:rPr>
-        <w:t>Study Notes - Themes (Tyndale)</w:t>
+        <w:t>Tyndale Open Study Notes</w:t>
       </w:r>
     </w:p>
     <w:p>

--- a/zht/docx/097.content.docx
+++ b/zht/docx/097.content.docx
@@ -2236,723 +2236,6 @@
         <w:rPr>
           <w:lang w:val="zh_TW" w:bidi="zh_TW"/>
         </w:rPr>
-        <w:t>耶穌的「我是」宣告</w:t>
-      </w:r>
-      <w:r>
-        <w:rPr>
-          <w:lang w:val="zh_TW" w:bidi="zh_TW"/>
-        </w:rPr>
-      </w:r>
-    </w:p>
-    <w:p>
-      <w:pPr/>
-      <w:r>
-        <w:rPr>
-          <w:lang w:val="zh_TW" w:bidi="zh_TW"/>
-        </w:rPr>
-      </w:r>
-      <w:r>
-        <w:rPr>
-          <w:lang w:val="zh_TW" w:bidi="zh_TW"/>
-        </w:rPr>
-        <w:t>在約翰福音中，耶穌常使用「我是」這個片語（在希臘文中，這片語是</w:t>
-      </w:r>
-      <w:r>
-        <w:rPr>
-          <w:i/>
-          <w:lang w:val="zh_TW" w:bidi="zh_TW"/>
-        </w:rPr>
-        <w:t>egō eimi</w:t>
-      </w:r>
-      <w:r>
-        <w:rPr>
-          <w:lang w:val="zh_TW" w:bidi="zh_TW"/>
-        </w:rPr>
-        <w:t>）。有時，耶穌用這句話來描述自己。例如，耶穌說：「我就是生命的糧。」約翰福音記載了七個耶穌「我是」的陳述，每次都加上一個對自己的描述（</w:t>
-      </w:r>
-      <w:hyperlink r:id="rId102">
-        <w:r>
-          <w:rPr>
-            <w:lang w:val="zh_TW" w:bidi="zh_TW"/>
-          </w:rPr>
-          <w:rPr>
-            <w:color w:val="0000EE"/>
-            <w:u w:val="single"/>
-          </w:rPr>
-          <w:t>約6:35，</w:t>
-        </w:r>
-      </w:hyperlink>
-      <w:hyperlink r:id="rId103">
-        <w:r>
-          <w:rPr>
-            <w:lang w:val="zh_TW" w:bidi="zh_TW"/>
-          </w:rPr>
-          <w:rPr>
-            <w:color w:val="0000EE"/>
-            <w:u w:val="single"/>
-          </w:rPr>
-          <w:t>8:12，</w:t>
-        </w:r>
-      </w:hyperlink>
-      <w:hyperlink r:id="rId104">
-        <w:r>
-          <w:rPr>
-            <w:lang w:val="zh_TW" w:bidi="zh_TW"/>
-          </w:rPr>
-          <w:rPr>
-            <w:color w:val="0000EE"/>
-            <w:u w:val="single"/>
-          </w:rPr>
-          <w:t>10:9、</w:t>
-        </w:r>
-      </w:hyperlink>
-      <w:hyperlink r:id="rId105">
-        <w:r>
-          <w:rPr>
-            <w:lang w:val="zh_TW" w:bidi="zh_TW"/>
-          </w:rPr>
-          <w:rPr>
-            <w:color w:val="0000EE"/>
-            <w:u w:val="single"/>
-          </w:rPr>
-          <w:t>11，</w:t>
-        </w:r>
-      </w:hyperlink>
-      <w:hyperlink r:id="rId106">
-        <w:r>
-          <w:rPr>
-            <w:lang w:val="zh_TW" w:bidi="zh_TW"/>
-          </w:rPr>
-          <w:rPr>
-            <w:color w:val="0000EE"/>
-            <w:u w:val="single"/>
-          </w:rPr>
-          <w:t>11:25，</w:t>
-        </w:r>
-      </w:hyperlink>
-      <w:hyperlink r:id="rId107">
-        <w:r>
-          <w:rPr>
-            <w:lang w:val="zh_TW" w:bidi="zh_TW"/>
-          </w:rPr>
-          <w:rPr>
-            <w:color w:val="0000EE"/>
-            <w:u w:val="single"/>
-          </w:rPr>
-          <w:t>14:6，</w:t>
-        </w:r>
-      </w:hyperlink>
-      <w:hyperlink r:id="rId108">
-        <w:r>
-          <w:rPr>
-            <w:lang w:val="zh_TW" w:bidi="zh_TW"/>
-          </w:rPr>
-          <w:rPr>
-            <w:color w:val="0000EE"/>
-            <w:u w:val="single"/>
-          </w:rPr>
-          <w:t>15:1</w:t>
-        </w:r>
-      </w:hyperlink>
-      <w:r>
-        <w:rPr>
-          <w:lang w:val="zh_TW" w:bidi="zh_TW"/>
-        </w:rPr>
-        <w:t>）。</w:t>
-      </w:r>
-    </w:p>
-    <w:p>
-      <w:pPr/>
-      <w:r>
-        <w:rPr>
-          <w:lang w:val="zh_TW" w:bidi="zh_TW"/>
-        </w:rPr>
-      </w:r>
-      <w:r>
-        <w:rPr>
-          <w:lang w:val="zh_TW" w:bidi="zh_TW"/>
-        </w:rPr>
-        <w:t>值得注意的是，在希臘文中，這種句子本來並不需要出現人稱代名詞「我」（</w:t>
-      </w:r>
-      <w:r>
-        <w:rPr>
-          <w:i/>
-          <w:lang w:val="zh_TW" w:bidi="zh_TW"/>
-        </w:rPr>
-        <w:t>egō</w:t>
-      </w:r>
-      <w:r>
-        <w:rPr>
-          <w:lang w:val="zh_TW" w:bidi="zh_TW"/>
-        </w:rPr>
-        <w:t>）。因此，當耶穌刻意使用「我」時，是特別強調說話者的身分。另一個例子出現在馬太福音的登山寶訓中，耶穌說：「你們聽見有吩咐古人的話，說……只是</w:t>
-      </w:r>
-      <w:r>
-        <w:rPr>
-          <w:i/>
-          <w:lang w:val="zh_TW" w:bidi="zh_TW"/>
-        </w:rPr>
-        <w:t>我</w:t>
-      </w:r>
-      <w:r>
-        <w:rPr>
-          <w:lang w:val="zh_TW" w:bidi="zh_TW"/>
-        </w:rPr>
-        <w:t xml:space="preserve"> 〔</w:t>
-      </w:r>
-      <w:r>
-        <w:rPr>
-          <w:i/>
-          <w:lang w:val="zh_TW" w:bidi="zh_TW"/>
-        </w:rPr>
-        <w:t>egō</w:t>
-      </w:r>
-      <w:r>
-        <w:rPr>
-          <w:lang w:val="zh_TW" w:bidi="zh_TW"/>
-        </w:rPr>
-        <w:t>〕告訴你們」（見</w:t>
-      </w:r>
-      <w:hyperlink r:id="rId109">
-        <w:r>
-          <w:rPr>
-            <w:lang w:val="zh_TW" w:bidi="zh_TW"/>
-          </w:rPr>
-          <w:rPr>
-            <w:color w:val="0000EE"/>
-            <w:u w:val="single"/>
-          </w:rPr>
-          <w:t>太5:22</w:t>
-        </w:r>
-      </w:hyperlink>
-      <w:r>
-        <w:rPr>
-          <w:lang w:val="zh_TW" w:bidi="zh_TW"/>
-        </w:rPr>
-        <w:t>、</w:t>
-      </w:r>
-      <w:hyperlink r:id="rId110">
-        <w:r>
-          <w:rPr>
-            <w:lang w:val="zh_TW" w:bidi="zh_TW"/>
-          </w:rPr>
-          <w:rPr>
-            <w:color w:val="0000EE"/>
-            <w:u w:val="single"/>
-          </w:rPr>
-          <w:t>28</w:t>
-        </w:r>
-      </w:hyperlink>
-      <w:r>
-        <w:rPr>
-          <w:lang w:val="zh_TW" w:bidi="zh_TW"/>
-        </w:rPr>
-        <w:t>、</w:t>
-      </w:r>
-      <w:hyperlink r:id="rId111">
-        <w:r>
-          <w:rPr>
-            <w:lang w:val="zh_TW" w:bidi="zh_TW"/>
-          </w:rPr>
-          <w:rPr>
-            <w:color w:val="0000EE"/>
-            <w:u w:val="single"/>
-          </w:rPr>
-          <w:t>32</w:t>
-        </w:r>
-      </w:hyperlink>
-      <w:r>
-        <w:rPr>
-          <w:lang w:val="zh_TW" w:bidi="zh_TW"/>
-        </w:rPr>
-        <w:t>、</w:t>
-      </w:r>
-      <w:hyperlink r:id="rId112">
-        <w:r>
-          <w:rPr>
-            <w:lang w:val="zh_TW" w:bidi="zh_TW"/>
-          </w:rPr>
-          <w:rPr>
-            <w:color w:val="0000EE"/>
-            <w:u w:val="single"/>
-          </w:rPr>
-          <w:t>34</w:t>
-        </w:r>
-      </w:hyperlink>
-      <w:r>
-        <w:rPr>
-          <w:lang w:val="zh_TW" w:bidi="zh_TW"/>
-        </w:rPr>
-        <w:t>、</w:t>
-      </w:r>
-      <w:hyperlink r:id="rId113">
-        <w:r>
-          <w:rPr>
-            <w:lang w:val="zh_TW" w:bidi="zh_TW"/>
-          </w:rPr>
-          <w:rPr>
-            <w:color w:val="0000EE"/>
-            <w:u w:val="single"/>
-          </w:rPr>
-          <w:t>39</w:t>
-        </w:r>
-      </w:hyperlink>
-      <w:r>
-        <w:rPr>
-          <w:lang w:val="zh_TW" w:bidi="zh_TW"/>
-        </w:rPr>
-        <w:t>、</w:t>
-      </w:r>
-      <w:hyperlink r:id="rId114">
-        <w:r>
-          <w:rPr>
-            <w:lang w:val="zh_TW" w:bidi="zh_TW"/>
-          </w:rPr>
-          <w:rPr>
-            <w:color w:val="0000EE"/>
-            <w:u w:val="single"/>
-          </w:rPr>
-          <w:t>44</w:t>
-        </w:r>
-      </w:hyperlink>
-      <w:r>
-        <w:rPr>
-          <w:lang w:val="zh_TW" w:bidi="zh_TW"/>
-        </w:rPr>
-        <w:t>，及其它經文）。這種加上人稱代名詞的表達，強調了耶穌的教導與摩西律法之間的不同，彰顯了耶穌獨特的權柄。</w:t>
-      </w:r>
-    </w:p>
-    <w:p>
-      <w:pPr/>
-      <w:r>
-        <w:rPr>
-          <w:lang w:val="zh_TW" w:bidi="zh_TW"/>
-        </w:rPr>
-      </w:r>
-      <w:r>
-        <w:rPr>
-          <w:lang w:val="zh_TW" w:bidi="zh_TW"/>
-        </w:rPr>
-        <w:t>有時，耶穌以語法上不尋常的方式使用「我是」，後面並沒有接續任何說明。例如，耶穌說：「還沒有亞伯拉罕就有了我」（</w:t>
-      </w:r>
-      <w:hyperlink r:id="rId115">
-        <w:r>
-          <w:rPr>
-            <w:lang w:val="zh_TW" w:bidi="zh_TW"/>
-          </w:rPr>
-          <w:rPr>
-            <w:color w:val="0000EE"/>
-            <w:u w:val="single"/>
-          </w:rPr>
-          <w:t>約8:58</w:t>
-        </w:r>
-      </w:hyperlink>
-      <w:r>
-        <w:rPr>
-          <w:lang w:val="zh_TW" w:bidi="zh_TW"/>
-        </w:rPr>
-        <w:t>）。</w:t>
-      </w:r>
-      <w:r>
-        <w:rPr>
-          <w:i/>
-          <w:lang w:val="zh_TW" w:bidi="zh_TW"/>
-        </w:rPr>
-        <w:t>在亞伯拉罕之前，耶穌是什麼？</w:t>
-      </w:r>
-      <w:r>
-        <w:rPr>
-          <w:lang w:val="zh_TW" w:bidi="zh_TW"/>
-        </w:rPr>
-        <w:t>（參</w:t>
-      </w:r>
-      <w:hyperlink r:id="rId116">
-        <w:r>
-          <w:rPr>
-            <w:lang w:val="zh_TW" w:bidi="zh_TW"/>
-          </w:rPr>
-          <w:rPr>
-            <w:color w:val="0000EE"/>
-            <w:u w:val="single"/>
-          </w:rPr>
-          <w:t>8:28</w:t>
-        </w:r>
-      </w:hyperlink>
-      <w:r>
-        <w:rPr>
-          <w:lang w:val="zh_TW" w:bidi="zh_TW"/>
-        </w:rPr>
-        <w:t>、</w:t>
-      </w:r>
-      <w:hyperlink r:id="rId117">
-        <w:r>
-          <w:rPr>
-            <w:lang w:val="zh_TW" w:bidi="zh_TW"/>
-          </w:rPr>
-          <w:rPr>
-            <w:color w:val="0000EE"/>
-            <w:u w:val="single"/>
-          </w:rPr>
-          <w:t>59，</w:t>
-        </w:r>
-      </w:hyperlink>
-      <w:hyperlink r:id="rId118">
-        <w:r>
-          <w:rPr>
-            <w:lang w:val="zh_TW" w:bidi="zh_TW"/>
-          </w:rPr>
-          <w:rPr>
-            <w:color w:val="0000EE"/>
-            <w:u w:val="single"/>
-          </w:rPr>
-          <w:t>13:19</w:t>
-        </w:r>
-      </w:hyperlink>
-      <w:r>
-        <w:rPr>
-          <w:lang w:val="zh_TW" w:bidi="zh_TW"/>
-        </w:rPr>
-        <w:t>）。</w:t>
-      </w:r>
-    </w:p>
-    <w:p>
-      <w:pPr/>
-      <w:r>
-        <w:rPr>
-          <w:lang w:val="zh_TW" w:bidi="zh_TW"/>
-        </w:rPr>
-      </w:r>
-      <w:r>
-        <w:rPr>
-          <w:lang w:val="zh_TW" w:bidi="zh_TW"/>
-        </w:rPr>
-        <w:t>對這種奇特表達的最佳解釋來自舊約聖經。當摩西在西奈山遇見神時，他想知道神的名字（</w:t>
-      </w:r>
-      <w:hyperlink r:id="rId119">
-        <w:r>
-          <w:rPr>
-            <w:lang w:val="zh_TW" w:bidi="zh_TW"/>
-          </w:rPr>
-          <w:rPr>
-            <w:color w:val="0000EE"/>
-            <w:u w:val="single"/>
-          </w:rPr>
-          <w:t>出3:6</w:t>
-        </w:r>
-      </w:hyperlink>
-      <w:r>
-        <w:rPr>
-          <w:lang w:val="zh_TW" w:bidi="zh_TW"/>
-        </w:rPr>
-        <w:t>、</w:t>
-      </w:r>
-      <w:hyperlink r:id="rId120">
-        <w:r>
-          <w:rPr>
-            <w:lang w:val="zh_TW" w:bidi="zh_TW"/>
-          </w:rPr>
-          <w:rPr>
-            <w:color w:val="0000EE"/>
-            <w:u w:val="single"/>
-          </w:rPr>
-          <w:t>13–14</w:t>
-        </w:r>
-      </w:hyperlink>
-      <w:r>
-        <w:rPr>
-          <w:lang w:val="zh_TW" w:bidi="zh_TW"/>
-        </w:rPr>
-        <w:t>）。神告訴摩西，祂的名字是YHWH（雅巍，和合本譯為：耶和華），這四個希伯來字母可以表達存在的意思。</w:t>
-      </w:r>
-    </w:p>
-    <w:p>
-      <w:pPr/>
-      <w:r>
-        <w:rPr>
-          <w:lang w:val="zh_TW" w:bidi="zh_TW"/>
-        </w:rPr>
-      </w:r>
-      <w:r>
-        <w:rPr>
-          <w:lang w:val="zh_TW" w:bidi="zh_TW"/>
-        </w:rPr>
-        <w:t>當猶太人將舊約翻譯成希臘文時，在出埃及記三章14節中，神的名字「我是自有永有的（I AM WHO I AM）」被譯為 egō eimi ho ōn（「我是」）。在其它地方，特別是以賽亞書（</w:t>
-      </w:r>
-      <w:hyperlink r:id="rId121">
-        <w:r>
-          <w:rPr>
-            <w:lang w:val="zh_TW" w:bidi="zh_TW"/>
-          </w:rPr>
-          <w:rPr>
-            <w:color w:val="0000EE"/>
-            <w:u w:val="single"/>
-          </w:rPr>
-          <w:t>43:25，</w:t>
-        </w:r>
-      </w:hyperlink>
-      <w:hyperlink r:id="rId122">
-        <w:r>
-          <w:rPr>
-            <w:lang w:val="zh_TW" w:bidi="zh_TW"/>
-          </w:rPr>
-          <w:rPr>
-            <w:color w:val="0000EE"/>
-            <w:u w:val="single"/>
-          </w:rPr>
-          <w:t>51:12，</w:t>
-        </w:r>
-      </w:hyperlink>
-      <w:hyperlink r:id="rId123">
-        <w:r>
-          <w:rPr>
-            <w:lang w:val="zh_TW" w:bidi="zh_TW"/>
-          </w:rPr>
-          <w:rPr>
-            <w:color w:val="0000EE"/>
-            <w:u w:val="single"/>
-          </w:rPr>
-          <w:t>52:6</w:t>
-        </w:r>
-      </w:hyperlink>
-      <w:r>
-        <w:rPr>
-          <w:lang w:val="zh_TW" w:bidi="zh_TW"/>
-        </w:rPr>
-        <w:t>），希臘文舊約聖經使用 egō eimi（「我是」）作為神談論自己特別的表達。在其它許多經文中，希臘文翻譯使用 kurios（「主」）作為神的名字。有些猶太人把耶穌說的 「我是 」理解為祂以神名字來自稱，比如在約翰福音八章58節中，猶太人因為耶穌這個「我是」的自稱而試圖用石頭打他。但在其它地方，如約翰福音八章24節，他們並沒有這樣的反應，只是問他：「你是誰？」</w:t>
-      </w:r>
-    </w:p>
-    <w:p>
-      <w:pPr/>
-      <w:r>
-        <w:rPr>
-          <w:lang w:val="zh_TW" w:bidi="zh_TW"/>
-        </w:rPr>
-      </w:r>
-      <w:r>
-        <w:rPr>
-          <w:lang w:val="zh_TW" w:bidi="zh_TW"/>
-        </w:rPr>
-        <w:t>耶穌不僅是代表神。「我是」的宣告顯明了耶穌的神性，表明祂能以父的身分工作、說話並行動。祂不只是人，祂是神的道成為了人的樣式</w:t>
-      </w:r>
-      <w:r>
-        <w:rPr>
-          <w:i/>
-          <w:lang w:val="zh_TW" w:bidi="zh_TW"/>
-        </w:rPr>
-        <w:t xml:space="preserve"> </w:t>
-      </w:r>
-      <w:r>
-        <w:rPr>
-          <w:lang w:val="zh_TW" w:bidi="zh_TW"/>
-        </w:rPr>
-        <w:t>（</w:t>
-      </w:r>
-      <w:hyperlink r:id="rId124">
-        <w:r>
-          <w:rPr>
-            <w:lang w:val="zh_TW" w:bidi="zh_TW"/>
-          </w:rPr>
-          <w:rPr>
-            <w:color w:val="0000EE"/>
-            <w:u w:val="single"/>
-          </w:rPr>
-          <w:t>約1:1</w:t>
-        </w:r>
-      </w:hyperlink>
-      <w:r>
-        <w:rPr>
-          <w:lang w:val="zh_TW" w:bidi="zh_TW"/>
-        </w:rPr>
-        <w:t>）。祂的聲音就是父的聲音，祂的生命在肉身中彰顯了神的生命。「我是」這個片語有力地表達了耶穌的身分。</w:t>
-      </w:r>
-    </w:p>
-    <w:p>
-      <w:pPr/>
-      <w:r>
-        <w:rPr>
-          <w:lang w:val="zh_TW" w:bidi="zh_TW"/>
-        </w:rPr>
-      </w:r>
-      <w:r>
-        <w:rPr>
-          <w:u w:val="single"/>
-          <w:lang w:val="zh_TW" w:bidi="zh_TW"/>
-        </w:rPr>
-        <w:t>進深研究的經文段落</w:t>
-      </w:r>
-    </w:p>
-    <w:p>
-      <w:pPr/>
-      <w:r>
-        <w:rPr>
-          <w:lang w:val="zh_TW" w:bidi="zh_TW"/>
-        </w:rPr>
-      </w:r>
-      <w:hyperlink r:id="rId102">
-        <w:r>
-          <w:rPr>
-            <w:lang w:val="zh_TW" w:bidi="zh_TW"/>
-          </w:rPr>
-          <w:rPr>
-            <w:color w:val="0000EE"/>
-            <w:u w:val="single"/>
-          </w:rPr>
-          <w:t>約6:35</w:t>
-        </w:r>
-      </w:hyperlink>
-      <w:r>
-        <w:rPr>
-          <w:lang w:val="zh_TW" w:bidi="zh_TW"/>
-        </w:rPr>
-        <w:t>、</w:t>
-      </w:r>
-      <w:hyperlink r:id="rId125">
-        <w:r>
-          <w:rPr>
-            <w:lang w:val="zh_TW" w:bidi="zh_TW"/>
-          </w:rPr>
-          <w:rPr>
-            <w:color w:val="0000EE"/>
-            <w:u w:val="single"/>
-          </w:rPr>
-          <w:t>48，</w:t>
-        </w:r>
-      </w:hyperlink>
-      <w:hyperlink r:id="rId103">
-        <w:r>
-          <w:rPr>
-            <w:lang w:val="zh_TW" w:bidi="zh_TW"/>
-          </w:rPr>
-          <w:rPr>
-            <w:color w:val="0000EE"/>
-            <w:u w:val="single"/>
-          </w:rPr>
-          <w:t>8:12</w:t>
-        </w:r>
-      </w:hyperlink>
-      <w:r>
-        <w:rPr>
-          <w:lang w:val="zh_TW" w:bidi="zh_TW"/>
-        </w:rPr>
-        <w:t>、</w:t>
-      </w:r>
-      <w:hyperlink r:id="rId115">
-        <w:r>
-          <w:rPr>
-            <w:lang w:val="zh_TW" w:bidi="zh_TW"/>
-          </w:rPr>
-          <w:rPr>
-            <w:color w:val="0000EE"/>
-            <w:u w:val="single"/>
-          </w:rPr>
-          <w:t>58，</w:t>
-        </w:r>
-      </w:hyperlink>
-      <w:hyperlink r:id="rId126">
-        <w:r>
-          <w:rPr>
-            <w:lang w:val="zh_TW" w:bidi="zh_TW"/>
-          </w:rPr>
-          <w:rPr>
-            <w:color w:val="0000EE"/>
-            <w:u w:val="single"/>
-          </w:rPr>
-          <w:t>9:5，</w:t>
-        </w:r>
-      </w:hyperlink>
-      <w:hyperlink r:id="rId127">
-        <w:r>
-          <w:rPr>
-            <w:lang w:val="zh_TW" w:bidi="zh_TW"/>
-          </w:rPr>
-          <w:rPr>
-            <w:color w:val="0000EE"/>
-            <w:u w:val="single"/>
-          </w:rPr>
-          <w:t>10:7–14，</w:t>
-        </w:r>
-      </w:hyperlink>
-      <w:hyperlink r:id="rId106">
-        <w:r>
-          <w:rPr>
-            <w:lang w:val="zh_TW" w:bidi="zh_TW"/>
-          </w:rPr>
-          <w:rPr>
-            <w:color w:val="0000EE"/>
-            <w:u w:val="single"/>
-          </w:rPr>
-          <w:t>11:25，</w:t>
-        </w:r>
-      </w:hyperlink>
-      <w:hyperlink r:id="rId107">
-        <w:r>
-          <w:rPr>
-            <w:lang w:val="zh_TW" w:bidi="zh_TW"/>
-          </w:rPr>
-          <w:rPr>
-            <w:color w:val="0000EE"/>
-            <w:u w:val="single"/>
-          </w:rPr>
-          <w:t>14:6，</w:t>
-        </w:r>
-      </w:hyperlink>
-      <w:hyperlink r:id="rId108">
-        <w:r>
-          <w:rPr>
-            <w:lang w:val="zh_TW" w:bidi="zh_TW"/>
-          </w:rPr>
-          <w:rPr>
-            <w:color w:val="0000EE"/>
-            <w:u w:val="single"/>
-          </w:rPr>
-          <w:t>15:1</w:t>
-        </w:r>
-      </w:hyperlink>
-      <w:r>
-        <w:rPr>
-          <w:lang w:val="zh_TW" w:bidi="zh_TW"/>
-        </w:rPr>
-        <w:t>、</w:t>
-      </w:r>
-      <w:hyperlink r:id="rId128">
-        <w:r>
-          <w:rPr>
-            <w:lang w:val="zh_TW" w:bidi="zh_TW"/>
-          </w:rPr>
-          <w:rPr>
-            <w:color w:val="0000EE"/>
-            <w:u w:val="single"/>
-          </w:rPr>
-          <w:t>5</w:t>
-        </w:r>
-      </w:hyperlink>
-      <w:r>
-        <w:rPr>
-          <w:lang w:val="zh_TW" w:bidi="zh_TW"/>
-        </w:rPr>
-      </w:r>
-      <w:r>
-        <w:rPr>
-          <w:lang w:val="zh_TW" w:bidi="zh_TW"/>
-        </w:rPr>
-      </w:r>
-    </w:p>
-    <w:p>
-      <w:pPr/>
-      <w:r>
-        <w:rPr>
-          <w:lang w:val="zh_TW" w:bidi="zh_TW"/>
-        </w:rPr>
-      </w:r>
-    </w:p>
-    <w:p>
-      <w:pPr>
-        <w:pStyle w:val="Heading2"/>
-      </w:pPr>
-      <w:r>
-        <w:rPr>
-          <w:lang w:val="zh_TW" w:bidi="zh_TW"/>
-        </w:rPr>
         <w:t>耶穌的禱告</w:t>
       </w:r>
       <w:r>
@@ -2996,7 +2279,7 @@
         </w:rPr>
         <w:t>在祂受洗時（</w:t>
       </w:r>
-      <w:hyperlink r:id="rId129">
+      <w:hyperlink r:id="rId102">
         <w:r>
           <w:rPr>
             <w:lang w:val="zh_TW" w:bidi="zh_TW"/>
@@ -3032,7 +2315,7 @@
         </w:rPr>
         <w:t>揀選十二使徒之前（</w:t>
       </w:r>
-      <w:hyperlink r:id="rId130">
+      <w:hyperlink r:id="rId103">
         <w:r>
           <w:rPr>
             <w:lang w:val="zh_TW" w:bidi="zh_TW"/>
@@ -3068,7 +2351,7 @@
         </w:rPr>
         <w:t>登山變像時，當祂的面貌改變、榮耀顯現 （</w:t>
       </w:r>
-      <w:hyperlink r:id="rId131">
+      <w:hyperlink r:id="rId104">
         <w:r>
           <w:rPr>
             <w:lang w:val="zh_TW" w:bidi="zh_TW"/>
@@ -3104,7 +2387,7 @@
         </w:rPr>
         <w:t>為彼得代求，在他三次不認主之前（</w:t>
       </w:r>
-      <w:hyperlink r:id="rId132">
+      <w:hyperlink r:id="rId105">
         <w:r>
           <w:rPr>
             <w:lang w:val="zh_TW" w:bidi="zh_TW"/>
@@ -3140,7 +2423,7 @@
         </w:rPr>
         <w:t>被釘十字架時，為那些害祂的人祈求（</w:t>
       </w:r>
-      <w:hyperlink r:id="rId133">
+      <w:hyperlink r:id="rId106">
         <w:r>
           <w:rPr>
             <w:lang w:val="zh_TW" w:bidi="zh_TW"/>
@@ -3172,7 +2455,7 @@
         </w:rPr>
         <w:t>有時，耶穌也會離開人群，獨自禱告（</w:t>
       </w:r>
-      <w:hyperlink r:id="rId134">
+      <w:hyperlink r:id="rId107">
         <w:r>
           <w:rPr>
             <w:lang w:val="zh_TW" w:bidi="zh_TW"/>
@@ -3190,7 +2473,7 @@
         </w:rPr>
         <w:t>；</w:t>
       </w:r>
-      <w:hyperlink r:id="rId135">
+      <w:hyperlink r:id="rId108">
         <w:r>
           <w:rPr>
             <w:lang w:val="zh_TW" w:bidi="zh_TW"/>
@@ -3208,7 +2491,7 @@
         </w:rPr>
         <w:t>；</w:t>
       </w:r>
-      <w:hyperlink r:id="rId136">
+      <w:hyperlink r:id="rId109">
         <w:r>
           <w:rPr>
             <w:lang w:val="zh_TW" w:bidi="zh_TW"/>
@@ -3226,7 +2509,7 @@
         </w:rPr>
         <w:t>）。祂也教導門徒如何禱告（</w:t>
       </w:r>
-      <w:hyperlink r:id="rId137">
+      <w:hyperlink r:id="rId110">
         <w:r>
           <w:rPr>
             <w:lang w:val="zh_TW" w:bidi="zh_TW"/>
@@ -3244,7 +2527,7 @@
         </w:rPr>
         <w:t>；另見</w:t>
       </w:r>
-      <w:hyperlink r:id="rId138">
+      <w:hyperlink r:id="rId111">
         <w:r>
           <w:rPr>
             <w:lang w:val="zh_TW" w:bidi="zh_TW"/>
@@ -3262,7 +2545,7 @@
         </w:rPr>
         <w:t>），並透過比喻強調恆切禱告的重要性（</w:t>
       </w:r>
-      <w:hyperlink r:id="rId139">
+      <w:hyperlink r:id="rId112">
         <w:r>
           <w:rPr>
             <w:lang w:val="zh_TW" w:bidi="zh_TW"/>
@@ -3274,7 +2557,7 @@
           <w:t>路11:5–13，</w:t>
         </w:r>
       </w:hyperlink>
-      <w:hyperlink r:id="rId140">
+      <w:hyperlink r:id="rId113">
         <w:r>
           <w:rPr>
             <w:lang w:val="zh_TW" w:bidi="zh_TW"/>
@@ -3320,7 +2603,7 @@
         </w:rPr>
         <w:t>在客西馬尼園，耶穌為即將臨到的苦難極其憂傷，但祂仍禱告說：「不要成就我的意思，只要成就你的意思」（</w:t>
       </w:r>
-      <w:hyperlink r:id="rId141">
+      <w:hyperlink r:id="rId114">
         <w:r>
           <w:rPr>
             <w:lang w:val="zh_TW" w:bidi="zh_TW"/>
@@ -3338,7 +2621,7 @@
         </w:rPr>
         <w:t>）。在十字架上，祂完全信靠父神，最後的話語是：「父啊！我將我的靈魂交在你手裡」（</w:t>
       </w:r>
-      <w:hyperlink r:id="rId142">
+      <w:hyperlink r:id="rId115">
         <w:r>
           <w:rPr>
             <w:lang w:val="zh_TW" w:bidi="zh_TW"/>
@@ -3370,7 +2653,7 @@
         </w:rPr>
         <w:t>使徒約翰記載了耶穌在最後一夜與門徒同在時的禱告（</w:t>
       </w:r>
-      <w:hyperlink r:id="rId143">
+      <w:hyperlink r:id="rId116">
         <w:r>
           <w:rPr>
             <w:lang w:val="zh_TW" w:bidi="zh_TW"/>
@@ -3411,7 +2694,7 @@
           <w:lang w:val="zh_TW" w:bidi="zh_TW"/>
         </w:rPr>
       </w:r>
-      <w:hyperlink r:id="rId144">
+      <w:hyperlink r:id="rId117">
         <w:r>
           <w:rPr>
             <w:lang w:val="zh_TW" w:bidi="zh_TW"/>
@@ -3429,7 +2712,7 @@
         </w:rPr>
         <w:t>；</w:t>
       </w:r>
-      <w:hyperlink r:id="rId129">
+      <w:hyperlink r:id="rId102">
         <w:r>
           <w:rPr>
             <w:lang w:val="zh_TW" w:bidi="zh_TW"/>
@@ -3441,7 +2724,7 @@
           <w:t>路3:21，</w:t>
         </w:r>
       </w:hyperlink>
-      <w:hyperlink r:id="rId130">
+      <w:hyperlink r:id="rId103">
         <w:r>
           <w:rPr>
             <w:lang w:val="zh_TW" w:bidi="zh_TW"/>
@@ -3453,7 +2736,7 @@
           <w:t>6:12，</w:t>
         </w:r>
       </w:hyperlink>
-      <w:hyperlink r:id="rId145">
+      <w:hyperlink r:id="rId118">
         <w:r>
           <w:rPr>
             <w:lang w:val="zh_TW" w:bidi="zh_TW"/>
@@ -3465,7 +2748,7 @@
           <w:t>9:28，</w:t>
         </w:r>
       </w:hyperlink>
-      <w:hyperlink r:id="rId146">
+      <w:hyperlink r:id="rId119">
         <w:r>
           <w:rPr>
             <w:lang w:val="zh_TW" w:bidi="zh_TW"/>
@@ -3477,7 +2760,7 @@
           <w:t>11:1–13，</w:t>
         </w:r>
       </w:hyperlink>
-      <w:hyperlink r:id="rId140">
+      <w:hyperlink r:id="rId113">
         <w:r>
           <w:rPr>
             <w:lang w:val="zh_TW" w:bidi="zh_TW"/>
@@ -3489,7 +2772,7 @@
           <w:t>18:1–8，</w:t>
         </w:r>
       </w:hyperlink>
-      <w:hyperlink r:id="rId132">
+      <w:hyperlink r:id="rId105">
         <w:r>
           <w:rPr>
             <w:lang w:val="zh_TW" w:bidi="zh_TW"/>
@@ -3501,7 +2784,7 @@
           <w:t>22:32、</w:t>
         </w:r>
       </w:hyperlink>
-      <w:hyperlink r:id="rId147">
+      <w:hyperlink r:id="rId120">
         <w:r>
           <w:rPr>
             <w:lang w:val="zh_TW" w:bidi="zh_TW"/>
@@ -3513,7 +2796,7 @@
           <w:t>39–46，</w:t>
         </w:r>
       </w:hyperlink>
-      <w:hyperlink r:id="rId133">
+      <w:hyperlink r:id="rId106">
         <w:r>
           <w:rPr>
             <w:lang w:val="zh_TW" w:bidi="zh_TW"/>
@@ -3525,7 +2808,7 @@
           <w:t>23:34、</w:t>
         </w:r>
       </w:hyperlink>
-      <w:hyperlink r:id="rId142">
+      <w:hyperlink r:id="rId115">
         <w:r>
           <w:rPr>
             <w:lang w:val="zh_TW" w:bidi="zh_TW"/>
@@ -3543,7 +2826,7 @@
         </w:rPr>
         <w:t>；</w:t>
       </w:r>
-      <w:hyperlink r:id="rId143">
+      <w:hyperlink r:id="rId116">
         <w:r>
           <w:rPr>
             <w:lang w:val="zh_TW" w:bidi="zh_TW"/>
@@ -3643,7 +2926,7 @@
         </w:rPr>
         <w:t>耶穌的門徒偷走了祂的屍體，並謊稱衪的復活（見</w:t>
       </w:r>
-      <w:hyperlink r:id="rId148">
+      <w:hyperlink r:id="rId121">
         <w:r>
           <w:rPr>
             <w:lang w:val="zh_TW" w:bidi="zh_TW"/>
@@ -3724,7 +3007,7 @@
         </w:rPr>
         <w:t>一詞的指的是一個確實地死去身體的回生（見</w:t>
       </w:r>
-      <w:hyperlink r:id="rId149">
+      <w:hyperlink r:id="rId122">
         <w:r>
           <w:rPr>
             <w:lang w:val="zh_TW" w:bidi="zh_TW"/>
@@ -3850,6 +3133,529 @@
         </w:rPr>
         <w:t>門徒願意忍受追隨一位被釘十字架之人的宗教所帶來的羞辱。根據</w:t>
       </w:r>
+      <w:hyperlink r:id="rId123">
+        <w:r>
+          <w:rPr>
+            <w:lang w:val="zh_TW" w:bidi="zh_TW"/>
+          </w:rPr>
+          <w:rPr>
+            <w:color w:val="0000EE"/>
+            <w:u w:val="single"/>
+          </w:rPr>
+          <w:t>申命記二十一章23節</w:t>
+        </w:r>
+      </w:hyperlink>
+      <w:r>
+        <w:rPr>
+          <w:lang w:val="zh_TW" w:bidi="zh_TW"/>
+        </w:rPr>
+        <w:t>，這樣的死法象徵著這人是被所神咒詛的。</w:t>
+      </w:r>
+    </w:p>
+    <w:p>
+      <w:pPr/>
+      <w:r>
+        <w:rPr>
+          <w:lang w:val="zh_TW" w:bidi="zh_TW"/>
+        </w:rPr>
+      </w:r>
+      <w:r>
+        <w:rPr>
+          <w:lang w:val="zh_TW" w:bidi="zh_TW"/>
+        </w:rPr>
+        <w:t>猶太教中並沒有一個可以套用於耶穌作為彌賽亞（神所揀選的那一位）會死而復生的概念。編造一個這樣沒有人會相信的故事是沒有意義的。最合理的結論正是新約聖經所宣告的：耶穌確實從死裡復活了。</w:t>
+      </w:r>
+    </w:p>
+    <w:p>
+      <w:pPr/>
+      <w:r>
+        <w:rPr>
+          <w:lang w:val="zh_TW" w:bidi="zh_TW"/>
+        </w:rPr>
+      </w:r>
+      <w:r>
+        <w:rPr>
+          <w:u w:val="single"/>
+          <w:lang w:val="zh_TW" w:bidi="zh_TW"/>
+        </w:rPr>
+        <w:t>進深研究的經文段落</w:t>
+      </w:r>
+    </w:p>
+    <w:p>
+      <w:pPr/>
+      <w:r>
+        <w:rPr>
+          <w:lang w:val="zh_TW" w:bidi="zh_TW"/>
+        </w:rPr>
+      </w:r>
+      <w:hyperlink r:id="rId124">
+        <w:r>
+          <w:rPr>
+            <w:lang w:val="zh_TW" w:bidi="zh_TW"/>
+          </w:rPr>
+          <w:rPr>
+            <w:color w:val="0000EE"/>
+            <w:u w:val="single"/>
+          </w:rPr>
+          <w:t>太16:21</w:t>
+        </w:r>
+      </w:hyperlink>
+      <w:r>
+        <w:rPr>
+          <w:lang w:val="zh_TW" w:bidi="zh_TW"/>
+        </w:rPr>
+        <w:t>，</w:t>
+      </w:r>
+      <w:hyperlink r:id="rId125">
+        <w:r>
+          <w:rPr>
+            <w:lang w:val="zh_TW" w:bidi="zh_TW"/>
+          </w:rPr>
+          <w:rPr>
+            <w:color w:val="0000EE"/>
+            <w:u w:val="single"/>
+          </w:rPr>
+          <w:t>17:9</w:t>
+        </w:r>
+      </w:hyperlink>
+      <w:r>
+        <w:rPr>
+          <w:lang w:val="zh_TW" w:bidi="zh_TW"/>
+        </w:rPr>
+        <w:t>、</w:t>
+      </w:r>
+      <w:hyperlink r:id="rId126">
+        <w:r>
+          <w:rPr>
+            <w:lang w:val="zh_TW" w:bidi="zh_TW"/>
+          </w:rPr>
+          <w:rPr>
+            <w:color w:val="0000EE"/>
+            <w:u w:val="single"/>
+          </w:rPr>
+          <w:t>23</w:t>
+        </w:r>
+      </w:hyperlink>
+      <w:r>
+        <w:rPr>
+          <w:lang w:val="zh_TW" w:bidi="zh_TW"/>
+        </w:rPr>
+        <w:t>，</w:t>
+      </w:r>
+      <w:hyperlink r:id="rId127">
+        <w:r>
+          <w:rPr>
+            <w:lang w:val="zh_TW" w:bidi="zh_TW"/>
+          </w:rPr>
+          <w:rPr>
+            <w:color w:val="0000EE"/>
+            <w:u w:val="single"/>
+          </w:rPr>
+          <w:t>20:19</w:t>
+        </w:r>
+      </w:hyperlink>
+      <w:r>
+        <w:rPr>
+          <w:lang w:val="zh_TW" w:bidi="zh_TW"/>
+        </w:rPr>
+        <w:t>，</w:t>
+      </w:r>
+      <w:hyperlink r:id="rId128">
+        <w:r>
+          <w:rPr>
+            <w:lang w:val="zh_TW" w:bidi="zh_TW"/>
+          </w:rPr>
+          <w:rPr>
+            <w:color w:val="0000EE"/>
+            <w:u w:val="single"/>
+          </w:rPr>
+          <w:t>26:32</w:t>
+        </w:r>
+      </w:hyperlink>
+      <w:r>
+        <w:rPr>
+          <w:lang w:val="zh_TW" w:bidi="zh_TW"/>
+        </w:rPr>
+        <w:t>，</w:t>
+      </w:r>
+      <w:hyperlink r:id="rId129">
+        <w:r>
+          <w:rPr>
+            <w:lang w:val="zh_TW" w:bidi="zh_TW"/>
+          </w:rPr>
+          <w:rPr>
+            <w:color w:val="0000EE"/>
+            <w:u w:val="single"/>
+          </w:rPr>
+          <w:t>28:1–10</w:t>
+        </w:r>
+      </w:hyperlink>
+      <w:r>
+        <w:rPr>
+          <w:lang w:val="zh_TW" w:bidi="zh_TW"/>
+        </w:rPr>
+        <w:t>；</w:t>
+      </w:r>
+      <w:hyperlink r:id="rId130">
+        <w:r>
+          <w:rPr>
+            <w:lang w:val="zh_TW" w:bidi="zh_TW"/>
+          </w:rPr>
+          <w:rPr>
+            <w:color w:val="0000EE"/>
+            <w:u w:val="single"/>
+          </w:rPr>
+          <w:t>可14:28</w:t>
+        </w:r>
+      </w:hyperlink>
+      <w:r>
+        <w:rPr>
+          <w:lang w:val="zh_TW" w:bidi="zh_TW"/>
+        </w:rPr>
+        <w:t>；</w:t>
+      </w:r>
+      <w:hyperlink r:id="rId131">
+        <w:r>
+          <w:rPr>
+            <w:lang w:val="zh_TW" w:bidi="zh_TW"/>
+          </w:rPr>
+          <w:rPr>
+            <w:color w:val="0000EE"/>
+            <w:u w:val="single"/>
+          </w:rPr>
+          <w:t>路9:22</w:t>
+        </w:r>
+      </w:hyperlink>
+      <w:r>
+        <w:rPr>
+          <w:lang w:val="zh_TW" w:bidi="zh_TW"/>
+        </w:rPr>
+        <w:t>，</w:t>
+      </w:r>
+      <w:hyperlink r:id="rId132">
+        <w:r>
+          <w:rPr>
+            <w:lang w:val="zh_TW" w:bidi="zh_TW"/>
+          </w:rPr>
+          <w:rPr>
+            <w:color w:val="0000EE"/>
+            <w:u w:val="single"/>
+          </w:rPr>
+          <w:t>14:14</w:t>
+        </w:r>
+      </w:hyperlink>
+      <w:r>
+        <w:rPr>
+          <w:lang w:val="zh_TW" w:bidi="zh_TW"/>
+        </w:rPr>
+        <w:t>；</w:t>
+      </w:r>
+      <w:hyperlink r:id="rId133">
+        <w:r>
+          <w:rPr>
+            <w:lang w:val="zh_TW" w:bidi="zh_TW"/>
+          </w:rPr>
+          <w:rPr>
+            <w:color w:val="0000EE"/>
+            <w:u w:val="single"/>
+          </w:rPr>
+          <w:t>約2:19–22</w:t>
+        </w:r>
+      </w:hyperlink>
+      <w:r>
+        <w:rPr>
+          <w:lang w:val="zh_TW" w:bidi="zh_TW"/>
+        </w:rPr>
+        <w:t>，</w:t>
+      </w:r>
+      <w:hyperlink r:id="rId134">
+        <w:r>
+          <w:rPr>
+            <w:lang w:val="zh_TW" w:bidi="zh_TW"/>
+          </w:rPr>
+          <w:rPr>
+            <w:color w:val="0000EE"/>
+            <w:u w:val="single"/>
+          </w:rPr>
+          <w:t>5:21</w:t>
+        </w:r>
+      </w:hyperlink>
+      <w:r>
+        <w:rPr>
+          <w:lang w:val="zh_TW" w:bidi="zh_TW"/>
+        </w:rPr>
+        <w:t>，</w:t>
+      </w:r>
+      <w:hyperlink r:id="rId135">
+        <w:r>
+          <w:rPr>
+            <w:lang w:val="zh_TW" w:bidi="zh_TW"/>
+          </w:rPr>
+          <w:rPr>
+            <w:color w:val="0000EE"/>
+            <w:u w:val="single"/>
+          </w:rPr>
+          <w:t>6:39–40</w:t>
+        </w:r>
+      </w:hyperlink>
+      <w:r>
+        <w:rPr>
+          <w:lang w:val="zh_TW" w:bidi="zh_TW"/>
+        </w:rPr>
+        <w:t>，</w:t>
+      </w:r>
+      <w:hyperlink r:id="rId136">
+        <w:r>
+          <w:rPr>
+            <w:lang w:val="zh_TW" w:bidi="zh_TW"/>
+          </w:rPr>
+          <w:rPr>
+            <w:color w:val="0000EE"/>
+            <w:u w:val="single"/>
+          </w:rPr>
+          <w:t>11:1–44</w:t>
+        </w:r>
+      </w:hyperlink>
+      <w:r>
+        <w:rPr>
+          <w:lang w:val="zh_TW" w:bidi="zh_TW"/>
+        </w:rPr>
+        <w:t>，</w:t>
+      </w:r>
+      <w:hyperlink r:id="rId137">
+        <w:r>
+          <w:rPr>
+            <w:lang w:val="zh_TW" w:bidi="zh_TW"/>
+          </w:rPr>
+          <w:rPr>
+            <w:color w:val="0000EE"/>
+            <w:u w:val="single"/>
+          </w:rPr>
+          <w:t>14:20</w:t>
+        </w:r>
+      </w:hyperlink>
+      <w:r>
+        <w:rPr>
+          <w:lang w:val="zh_TW" w:bidi="zh_TW"/>
+        </w:rPr>
+        <w:t>，</w:t>
+      </w:r>
+      <w:hyperlink r:id="rId138">
+        <w:r>
+          <w:rPr>
+            <w:lang w:val="zh_TW" w:bidi="zh_TW"/>
+          </w:rPr>
+          <w:rPr>
+            <w:color w:val="0000EE"/>
+            <w:u w:val="single"/>
+          </w:rPr>
+          <w:t>21:14</w:t>
+        </w:r>
+      </w:hyperlink>
+      <w:r>
+        <w:rPr>
+          <w:lang w:val="zh_TW" w:bidi="zh_TW"/>
+        </w:rPr>
+        <w:t>；</w:t>
+      </w:r>
+      <w:hyperlink r:id="rId139">
+        <w:r>
+          <w:rPr>
+            <w:lang w:val="zh_TW" w:bidi="zh_TW"/>
+          </w:rPr>
+          <w:rPr>
+            <w:color w:val="0000EE"/>
+            <w:u w:val="single"/>
+          </w:rPr>
+          <w:t>徒1:21–22</w:t>
+        </w:r>
+      </w:hyperlink>
+      <w:r>
+        <w:rPr>
+          <w:lang w:val="zh_TW" w:bidi="zh_TW"/>
+        </w:rPr>
+        <w:t>，</w:t>
+      </w:r>
+      <w:hyperlink r:id="rId140">
+        <w:r>
+          <w:rPr>
+            <w:lang w:val="zh_TW" w:bidi="zh_TW"/>
+          </w:rPr>
+          <w:rPr>
+            <w:color w:val="0000EE"/>
+            <w:u w:val="single"/>
+          </w:rPr>
+          <w:t>2:22–36</w:t>
+        </w:r>
+      </w:hyperlink>
+      <w:r>
+        <w:rPr>
+          <w:lang w:val="zh_TW" w:bidi="zh_TW"/>
+        </w:rPr>
+        <w:t>，</w:t>
+      </w:r>
+      <w:hyperlink r:id="rId141">
+        <w:r>
+          <w:rPr>
+            <w:lang w:val="zh_TW" w:bidi="zh_TW"/>
+          </w:rPr>
+          <w:rPr>
+            <w:color w:val="0000EE"/>
+            <w:u w:val="single"/>
+          </w:rPr>
+          <w:t>3:15</w:t>
+        </w:r>
+      </w:hyperlink>
+      <w:r>
+        <w:rPr>
+          <w:lang w:val="zh_TW" w:bidi="zh_TW"/>
+        </w:rPr>
+        <w:t>、</w:t>
+      </w:r>
+      <w:hyperlink r:id="rId142">
+        <w:r>
+          <w:rPr>
+            <w:lang w:val="zh_TW" w:bidi="zh_TW"/>
+          </w:rPr>
+          <w:rPr>
+            <w:color w:val="0000EE"/>
+            <w:u w:val="single"/>
+          </w:rPr>
+          <w:t>26</w:t>
+        </w:r>
+      </w:hyperlink>
+      <w:r>
+        <w:rPr>
+          <w:lang w:val="zh_TW" w:bidi="zh_TW"/>
+        </w:rPr>
+        <w:t>，</w:t>
+      </w:r>
+      <w:hyperlink r:id="rId143">
+        <w:r>
+          <w:rPr>
+            <w:lang w:val="zh_TW" w:bidi="zh_TW"/>
+          </w:rPr>
+          <w:rPr>
+            <w:color w:val="0000EE"/>
+            <w:u w:val="single"/>
+          </w:rPr>
+          <w:t>4:2</w:t>
+        </w:r>
+      </w:hyperlink>
+      <w:r>
+        <w:rPr>
+          <w:lang w:val="zh_TW" w:bidi="zh_TW"/>
+        </w:rPr>
+        <w:t>、</w:t>
+      </w:r>
+      <w:hyperlink r:id="rId144">
+        <w:r>
+          <w:rPr>
+            <w:lang w:val="zh_TW" w:bidi="zh_TW"/>
+          </w:rPr>
+          <w:rPr>
+            <w:color w:val="0000EE"/>
+            <w:u w:val="single"/>
+          </w:rPr>
+          <w:t>10</w:t>
+        </w:r>
+      </w:hyperlink>
+      <w:r>
+        <w:rPr>
+          <w:lang w:val="zh_TW" w:bidi="zh_TW"/>
+        </w:rPr>
+        <w:t>、</w:t>
+      </w:r>
+      <w:hyperlink r:id="rId145">
+        <w:r>
+          <w:rPr>
+            <w:lang w:val="zh_TW" w:bidi="zh_TW"/>
+          </w:rPr>
+          <w:rPr>
+            <w:color w:val="0000EE"/>
+            <w:u w:val="single"/>
+          </w:rPr>
+          <w:t>33</w:t>
+        </w:r>
+      </w:hyperlink>
+      <w:r>
+        <w:rPr>
+          <w:lang w:val="zh_TW" w:bidi="zh_TW"/>
+        </w:rPr>
+        <w:t>，</w:t>
+      </w:r>
+      <w:hyperlink r:id="rId146">
+        <w:r>
+          <w:rPr>
+            <w:lang w:val="zh_TW" w:bidi="zh_TW"/>
+          </w:rPr>
+          <w:rPr>
+            <w:color w:val="0000EE"/>
+            <w:u w:val="single"/>
+          </w:rPr>
+          <w:t>5:30</w:t>
+        </w:r>
+      </w:hyperlink>
+      <w:r>
+        <w:rPr>
+          <w:lang w:val="zh_TW" w:bidi="zh_TW"/>
+        </w:rPr>
+        <w:t>，</w:t>
+      </w:r>
+      <w:hyperlink r:id="rId147">
+        <w:r>
+          <w:rPr>
+            <w:lang w:val="zh_TW" w:bidi="zh_TW"/>
+          </w:rPr>
+          <w:rPr>
+            <w:color w:val="0000EE"/>
+            <w:u w:val="single"/>
+          </w:rPr>
+          <w:t>10:39–40</w:t>
+        </w:r>
+      </w:hyperlink>
+      <w:r>
+        <w:rPr>
+          <w:lang w:val="zh_TW" w:bidi="zh_TW"/>
+        </w:rPr>
+        <w:t>，</w:t>
+      </w:r>
+      <w:hyperlink r:id="rId148">
+        <w:r>
+          <w:rPr>
+            <w:lang w:val="zh_TW" w:bidi="zh_TW"/>
+          </w:rPr>
+          <w:rPr>
+            <w:color w:val="0000EE"/>
+            <w:u w:val="single"/>
+          </w:rPr>
+          <w:t>13:29–31</w:t>
+        </w:r>
+      </w:hyperlink>
+      <w:r>
+        <w:rPr>
+          <w:lang w:val="zh_TW" w:bidi="zh_TW"/>
+        </w:rPr>
+        <w:t>，</w:t>
+      </w:r>
+      <w:hyperlink r:id="rId149">
+        <w:r>
+          <w:rPr>
+            <w:lang w:val="zh_TW" w:bidi="zh_TW"/>
+          </w:rPr>
+          <w:rPr>
+            <w:color w:val="0000EE"/>
+            <w:u w:val="single"/>
+          </w:rPr>
+          <w:t>17:18</w:t>
+        </w:r>
+      </w:hyperlink>
+      <w:r>
+        <w:rPr>
+          <w:lang w:val="zh_TW" w:bidi="zh_TW"/>
+        </w:rPr>
+        <w:t>、</w:t>
+      </w:r>
       <w:hyperlink r:id="rId150">
         <w:r>
           <w:rPr>
@@ -3859,14 +3665,648 @@
             <w:color w:val="0000EE"/>
             <w:u w:val="single"/>
           </w:rPr>
-          <w:t>申命記二十一章23節</w:t>
-        </w:r>
-      </w:hyperlink>
-      <w:r>
-        <w:rPr>
-          <w:lang w:val="zh_TW" w:bidi="zh_TW"/>
-        </w:rPr>
-        <w:t>，這樣的死法象徵著這人是被所神咒詛的。</w:t>
+          <w:t>32</w:t>
+        </w:r>
+      </w:hyperlink>
+      <w:r>
+        <w:rPr>
+          <w:lang w:val="zh_TW" w:bidi="zh_TW"/>
+        </w:rPr>
+        <w:t>，</w:t>
+      </w:r>
+      <w:hyperlink r:id="rId151">
+        <w:r>
+          <w:rPr>
+            <w:lang w:val="zh_TW" w:bidi="zh_TW"/>
+          </w:rPr>
+          <w:rPr>
+            <w:color w:val="0000EE"/>
+            <w:u w:val="single"/>
+          </w:rPr>
+          <w:t>23:6–10</w:t>
+        </w:r>
+      </w:hyperlink>
+      <w:r>
+        <w:rPr>
+          <w:lang w:val="zh_TW" w:bidi="zh_TW"/>
+        </w:rPr>
+        <w:t>；</w:t>
+      </w:r>
+      <w:hyperlink r:id="rId152">
+        <w:r>
+          <w:rPr>
+            <w:lang w:val="zh_TW" w:bidi="zh_TW"/>
+          </w:rPr>
+          <w:rPr>
+            <w:color w:val="0000EE"/>
+            <w:u w:val="single"/>
+          </w:rPr>
+          <w:t>羅1:4</w:t>
+        </w:r>
+      </w:hyperlink>
+      <w:r>
+        <w:rPr>
+          <w:lang w:val="zh_TW" w:bidi="zh_TW"/>
+        </w:rPr>
+        <w:t>，</w:t>
+      </w:r>
+      <w:hyperlink r:id="rId153">
+        <w:r>
+          <w:rPr>
+            <w:lang w:val="zh_TW" w:bidi="zh_TW"/>
+          </w:rPr>
+          <w:rPr>
+            <w:color w:val="0000EE"/>
+            <w:u w:val="single"/>
+          </w:rPr>
+          <w:t>4:24–25</w:t>
+        </w:r>
+      </w:hyperlink>
+      <w:r>
+        <w:rPr>
+          <w:lang w:val="zh_TW" w:bidi="zh_TW"/>
+        </w:rPr>
+        <w:t>，</w:t>
+      </w:r>
+      <w:hyperlink r:id="rId154">
+        <w:r>
+          <w:rPr>
+            <w:lang w:val="zh_TW" w:bidi="zh_TW"/>
+          </w:rPr>
+          <w:rPr>
+            <w:color w:val="0000EE"/>
+            <w:u w:val="single"/>
+          </w:rPr>
+          <w:t>6:4–5</w:t>
+        </w:r>
+      </w:hyperlink>
+      <w:r>
+        <w:rPr>
+          <w:lang w:val="zh_TW" w:bidi="zh_TW"/>
+        </w:rPr>
+        <w:t>、</w:t>
+      </w:r>
+      <w:hyperlink r:id="rId155">
+        <w:r>
+          <w:rPr>
+            <w:lang w:val="zh_TW" w:bidi="zh_TW"/>
+          </w:rPr>
+          <w:rPr>
+            <w:color w:val="0000EE"/>
+            <w:u w:val="single"/>
+          </w:rPr>
+          <w:t>9</w:t>
+        </w:r>
+      </w:hyperlink>
+      <w:r>
+        <w:rPr>
+          <w:lang w:val="zh_TW" w:bidi="zh_TW"/>
+        </w:rPr>
+        <w:t>，</w:t>
+      </w:r>
+      <w:hyperlink r:id="rId156">
+        <w:r>
+          <w:rPr>
+            <w:lang w:val="zh_TW" w:bidi="zh_TW"/>
+          </w:rPr>
+          <w:rPr>
+            <w:color w:val="0000EE"/>
+            <w:u w:val="single"/>
+          </w:rPr>
+          <w:t>7:4</w:t>
+        </w:r>
+      </w:hyperlink>
+      <w:r>
+        <w:rPr>
+          <w:lang w:val="zh_TW" w:bidi="zh_TW"/>
+        </w:rPr>
+        <w:t>，</w:t>
+      </w:r>
+      <w:hyperlink r:id="rId157">
+        <w:r>
+          <w:rPr>
+            <w:lang w:val="zh_TW" w:bidi="zh_TW"/>
+          </w:rPr>
+          <w:rPr>
+            <w:color w:val="0000EE"/>
+            <w:u w:val="single"/>
+          </w:rPr>
+          <w:t>8:11</w:t>
+        </w:r>
+      </w:hyperlink>
+      <w:r>
+        <w:rPr>
+          <w:lang w:val="zh_TW" w:bidi="zh_TW"/>
+        </w:rPr>
+        <w:t>、</w:t>
+      </w:r>
+      <w:hyperlink r:id="rId158">
+        <w:r>
+          <w:rPr>
+            <w:lang w:val="zh_TW" w:bidi="zh_TW"/>
+          </w:rPr>
+          <w:rPr>
+            <w:color w:val="0000EE"/>
+            <w:u w:val="single"/>
+          </w:rPr>
+          <w:t>34</w:t>
+        </w:r>
+      </w:hyperlink>
+      <w:r>
+        <w:rPr>
+          <w:lang w:val="zh_TW" w:bidi="zh_TW"/>
+        </w:rPr>
+        <w:t>，</w:t>
+      </w:r>
+      <w:hyperlink r:id="rId159">
+        <w:r>
+          <w:rPr>
+            <w:lang w:val="zh_TW" w:bidi="zh_TW"/>
+          </w:rPr>
+          <w:rPr>
+            <w:color w:val="0000EE"/>
+            <w:u w:val="single"/>
+          </w:rPr>
+          <w:t>10:9</w:t>
+        </w:r>
+      </w:hyperlink>
+      <w:r>
+        <w:rPr>
+          <w:lang w:val="zh_TW" w:bidi="zh_TW"/>
+        </w:rPr>
+        <w:t>；</w:t>
+      </w:r>
+      <w:hyperlink r:id="rId160">
+        <w:r>
+          <w:rPr>
+            <w:lang w:val="zh_TW" w:bidi="zh_TW"/>
+          </w:rPr>
+          <w:rPr>
+            <w:color w:val="0000EE"/>
+            <w:u w:val="single"/>
+          </w:rPr>
+          <w:t>林前6:14</w:t>
+        </w:r>
+      </w:hyperlink>
+      <w:r>
+        <w:rPr>
+          <w:lang w:val="zh_TW" w:bidi="zh_TW"/>
+        </w:rPr>
+        <w:t>，</w:t>
+      </w:r>
+      <w:hyperlink r:id="rId161">
+        <w:r>
+          <w:rPr>
+            <w:lang w:val="zh_TW" w:bidi="zh_TW"/>
+          </w:rPr>
+          <w:rPr>
+            <w:color w:val="0000EE"/>
+            <w:u w:val="single"/>
+          </w:rPr>
+          <w:t>15:4</w:t>
+        </w:r>
+      </w:hyperlink>
+      <w:r>
+        <w:rPr>
+          <w:lang w:val="zh_TW" w:bidi="zh_TW"/>
+        </w:rPr>
+        <w:t>、</w:t>
+      </w:r>
+      <w:hyperlink r:id="rId162">
+        <w:r>
+          <w:rPr>
+            <w:lang w:val="zh_TW" w:bidi="zh_TW"/>
+          </w:rPr>
+          <w:rPr>
+            <w:color w:val="0000EE"/>
+            <w:u w:val="single"/>
+          </w:rPr>
+          <w:t>12–23</w:t>
+        </w:r>
+      </w:hyperlink>
+      <w:r>
+        <w:rPr>
+          <w:lang w:val="zh_TW" w:bidi="zh_TW"/>
+        </w:rPr>
+        <w:t>、</w:t>
+      </w:r>
+      <w:hyperlink r:id="rId163">
+        <w:r>
+          <w:rPr>
+            <w:lang w:val="zh_TW" w:bidi="zh_TW"/>
+          </w:rPr>
+          <w:rPr>
+            <w:color w:val="0000EE"/>
+            <w:u w:val="single"/>
+          </w:rPr>
+          <w:t>35</w:t>
+        </w:r>
+      </w:hyperlink>
+      <w:r>
+        <w:rPr>
+          <w:lang w:val="zh_TW" w:bidi="zh_TW"/>
+        </w:rPr>
+        <w:t>、</w:t>
+      </w:r>
+      <w:hyperlink r:id="rId164">
+        <w:r>
+          <w:rPr>
+            <w:lang w:val="zh_TW" w:bidi="zh_TW"/>
+          </w:rPr>
+          <w:rPr>
+            <w:color w:val="0000EE"/>
+            <w:u w:val="single"/>
+          </w:rPr>
+          <w:t>42–44</w:t>
+        </w:r>
+      </w:hyperlink>
+      <w:r>
+        <w:rPr>
+          <w:lang w:val="zh_TW" w:bidi="zh_TW"/>
+        </w:rPr>
+        <w:t>、</w:t>
+      </w:r>
+      <w:hyperlink r:id="rId165">
+        <w:r>
+          <w:rPr>
+            <w:lang w:val="zh_TW" w:bidi="zh_TW"/>
+          </w:rPr>
+          <w:rPr>
+            <w:color w:val="0000EE"/>
+            <w:u w:val="single"/>
+          </w:rPr>
+          <w:t>52</w:t>
+        </w:r>
+      </w:hyperlink>
+      <w:r>
+        <w:rPr>
+          <w:lang w:val="zh_TW" w:bidi="zh_TW"/>
+        </w:rPr>
+        <w:t>；</w:t>
+      </w:r>
+      <w:hyperlink r:id="rId166">
+        <w:r>
+          <w:rPr>
+            <w:lang w:val="zh_TW" w:bidi="zh_TW"/>
+          </w:rPr>
+          <w:rPr>
+            <w:color w:val="0000EE"/>
+            <w:u w:val="single"/>
+          </w:rPr>
+          <w:t>林後1:9</w:t>
+        </w:r>
+      </w:hyperlink>
+      <w:r>
+        <w:rPr>
+          <w:lang w:val="zh_TW" w:bidi="zh_TW"/>
+        </w:rPr>
+        <w:t>，</w:t>
+      </w:r>
+      <w:hyperlink r:id="rId167">
+        <w:r>
+          <w:rPr>
+            <w:lang w:val="zh_TW" w:bidi="zh_TW"/>
+          </w:rPr>
+          <w:rPr>
+            <w:color w:val="0000EE"/>
+            <w:u w:val="single"/>
+          </w:rPr>
+          <w:t>4:14</w:t>
+        </w:r>
+      </w:hyperlink>
+      <w:r>
+        <w:rPr>
+          <w:lang w:val="zh_TW" w:bidi="zh_TW"/>
+        </w:rPr>
+        <w:t>，</w:t>
+      </w:r>
+      <w:hyperlink r:id="rId168">
+        <w:r>
+          <w:rPr>
+            <w:lang w:val="zh_TW" w:bidi="zh_TW"/>
+          </w:rPr>
+          <w:rPr>
+            <w:color w:val="0000EE"/>
+            <w:u w:val="single"/>
+          </w:rPr>
+          <w:t>5:15</w:t>
+        </w:r>
+      </w:hyperlink>
+      <w:r>
+        <w:rPr>
+          <w:lang w:val="zh_TW" w:bidi="zh_TW"/>
+        </w:rPr>
+        <w:t>；</w:t>
+      </w:r>
+      <w:hyperlink r:id="rId169">
+        <w:r>
+          <w:rPr>
+            <w:lang w:val="zh_TW" w:bidi="zh_TW"/>
+          </w:rPr>
+          <w:rPr>
+            <w:color w:val="0000EE"/>
+            <w:u w:val="single"/>
+          </w:rPr>
+          <w:t>加1:1</w:t>
+        </w:r>
+      </w:hyperlink>
+      <w:r>
+        <w:rPr>
+          <w:lang w:val="zh_TW" w:bidi="zh_TW"/>
+        </w:rPr>
+        <w:t>；</w:t>
+      </w:r>
+      <w:hyperlink r:id="rId170">
+        <w:r>
+          <w:rPr>
+            <w:lang w:val="zh_TW" w:bidi="zh_TW"/>
+          </w:rPr>
+          <w:rPr>
+            <w:color w:val="0000EE"/>
+            <w:u w:val="single"/>
+          </w:rPr>
+          <w:t>弗1:19–20</w:t>
+        </w:r>
+      </w:hyperlink>
+      <w:r>
+        <w:rPr>
+          <w:lang w:val="zh_TW" w:bidi="zh_TW"/>
+        </w:rPr>
+        <w:t>，</w:t>
+      </w:r>
+      <w:hyperlink r:id="rId171">
+        <w:r>
+          <w:rPr>
+            <w:lang w:val="zh_TW" w:bidi="zh_TW"/>
+          </w:rPr>
+          <w:rPr>
+            <w:color w:val="0000EE"/>
+            <w:u w:val="single"/>
+          </w:rPr>
+          <w:t>2:5–6</w:t>
+        </w:r>
+      </w:hyperlink>
+      <w:r>
+        <w:rPr>
+          <w:lang w:val="zh_TW" w:bidi="zh_TW"/>
+        </w:rPr>
+        <w:t>；</w:t>
+      </w:r>
+      <w:hyperlink r:id="rId172">
+        <w:r>
+          <w:rPr>
+            <w:lang w:val="zh_TW" w:bidi="zh_TW"/>
+          </w:rPr>
+          <w:rPr>
+            <w:color w:val="0000EE"/>
+            <w:u w:val="single"/>
+          </w:rPr>
+          <w:t>腓3:10–11</w:t>
+        </w:r>
+      </w:hyperlink>
+      <w:r>
+        <w:rPr>
+          <w:lang w:val="zh_TW" w:bidi="zh_TW"/>
+        </w:rPr>
+        <w:t>；</w:t>
+      </w:r>
+      <w:hyperlink r:id="rId173">
+        <w:r>
+          <w:rPr>
+            <w:lang w:val="zh_TW" w:bidi="zh_TW"/>
+          </w:rPr>
+          <w:rPr>
+            <w:color w:val="0000EE"/>
+            <w:u w:val="single"/>
+          </w:rPr>
+          <w:t>西2:12</w:t>
+        </w:r>
+      </w:hyperlink>
+      <w:r>
+        <w:rPr>
+          <w:lang w:val="zh_TW" w:bidi="zh_TW"/>
+        </w:rPr>
+        <w:t>，</w:t>
+      </w:r>
+      <w:hyperlink r:id="rId174">
+        <w:r>
+          <w:rPr>
+            <w:lang w:val="zh_TW" w:bidi="zh_TW"/>
+          </w:rPr>
+          <w:rPr>
+            <w:color w:val="0000EE"/>
+            <w:u w:val="single"/>
+          </w:rPr>
+          <w:t>3:1</w:t>
+        </w:r>
+      </w:hyperlink>
+      <w:r>
+        <w:rPr>
+          <w:lang w:val="zh_TW" w:bidi="zh_TW"/>
+        </w:rPr>
+        <w:t>；</w:t>
+      </w:r>
+      <w:hyperlink r:id="rId175">
+        <w:r>
+          <w:rPr>
+            <w:lang w:val="zh_TW" w:bidi="zh_TW"/>
+          </w:rPr>
+          <w:rPr>
+            <w:color w:val="0000EE"/>
+            <w:u w:val="single"/>
+          </w:rPr>
+          <w:t>帖前1:10</w:t>
+        </w:r>
+      </w:hyperlink>
+      <w:r>
+        <w:rPr>
+          <w:lang w:val="zh_TW" w:bidi="zh_TW"/>
+        </w:rPr>
+        <w:t>，</w:t>
+      </w:r>
+      <w:hyperlink r:id="rId176">
+        <w:r>
+          <w:rPr>
+            <w:lang w:val="zh_TW" w:bidi="zh_TW"/>
+          </w:rPr>
+          <w:rPr>
+            <w:color w:val="0000EE"/>
+            <w:u w:val="single"/>
+          </w:rPr>
+          <w:t>4:14</w:t>
+        </w:r>
+      </w:hyperlink>
+      <w:r>
+        <w:rPr>
+          <w:lang w:val="zh_TW" w:bidi="zh_TW"/>
+        </w:rPr>
+        <w:t>；</w:t>
+      </w:r>
+      <w:hyperlink r:id="rId177">
+        <w:r>
+          <w:rPr>
+            <w:lang w:val="zh_TW" w:bidi="zh_TW"/>
+          </w:rPr>
+          <w:rPr>
+            <w:color w:val="0000EE"/>
+            <w:u w:val="single"/>
+          </w:rPr>
+          <w:t>提後2:8</w:t>
+        </w:r>
+      </w:hyperlink>
+      <w:r>
+        <w:rPr>
+          <w:lang w:val="zh_TW" w:bidi="zh_TW"/>
+        </w:rPr>
+        <w:t>、</w:t>
+      </w:r>
+      <w:hyperlink r:id="rId178">
+        <w:r>
+          <w:rPr>
+            <w:lang w:val="zh_TW" w:bidi="zh_TW"/>
+          </w:rPr>
+          <w:rPr>
+            <w:color w:val="0000EE"/>
+            <w:u w:val="single"/>
+          </w:rPr>
+          <w:t>18</w:t>
+        </w:r>
+      </w:hyperlink>
+      <w:r>
+        <w:rPr>
+          <w:lang w:val="zh_TW" w:bidi="zh_TW"/>
+        </w:rPr>
+        <w:t>；</w:t>
+      </w:r>
+      <w:hyperlink r:id="rId179">
+        <w:r>
+          <w:rPr>
+            <w:lang w:val="zh_TW" w:bidi="zh_TW"/>
+          </w:rPr>
+          <w:rPr>
+            <w:color w:val="0000EE"/>
+            <w:u w:val="single"/>
+          </w:rPr>
+          <w:t>來6:2</w:t>
+        </w:r>
+      </w:hyperlink>
+      <w:r>
+        <w:rPr>
+          <w:lang w:val="zh_TW" w:bidi="zh_TW"/>
+        </w:rPr>
+        <w:t>，</w:t>
+      </w:r>
+      <w:hyperlink r:id="rId180">
+        <w:r>
+          <w:rPr>
+            <w:lang w:val="zh_TW" w:bidi="zh_TW"/>
+          </w:rPr>
+          <w:rPr>
+            <w:color w:val="0000EE"/>
+            <w:u w:val="single"/>
+          </w:rPr>
+          <w:t>11:35</w:t>
+        </w:r>
+      </w:hyperlink>
+      <w:r>
+        <w:rPr>
+          <w:lang w:val="zh_TW" w:bidi="zh_TW"/>
+        </w:rPr>
+        <w:t>；</w:t>
+      </w:r>
+      <w:hyperlink r:id="rId181">
+        <w:r>
+          <w:rPr>
+            <w:lang w:val="zh_TW" w:bidi="zh_TW"/>
+          </w:rPr>
+          <w:rPr>
+            <w:color w:val="0000EE"/>
+            <w:u w:val="single"/>
+          </w:rPr>
+          <w:t>彼前1:21</w:t>
+        </w:r>
+      </w:hyperlink>
+      <w:r>
+        <w:rPr>
+          <w:lang w:val="zh_TW" w:bidi="zh_TW"/>
+        </w:rPr>
+        <w:t>，</w:t>
+      </w:r>
+      <w:hyperlink r:id="rId182">
+        <w:r>
+          <w:rPr>
+            <w:lang w:val="zh_TW" w:bidi="zh_TW"/>
+          </w:rPr>
+          <w:rPr>
+            <w:color w:val="0000EE"/>
+            <w:u w:val="single"/>
+          </w:rPr>
+          <w:t>3:18</w:t>
+        </w:r>
+      </w:hyperlink>
+      <w:r>
+        <w:rPr>
+          <w:lang w:val="zh_TW" w:bidi="zh_TW"/>
+        </w:rPr>
+        <w:t>、</w:t>
+      </w:r>
+      <w:hyperlink r:id="rId183">
+        <w:r>
+          <w:rPr>
+            <w:lang w:val="zh_TW" w:bidi="zh_TW"/>
+          </w:rPr>
+          <w:rPr>
+            <w:color w:val="0000EE"/>
+            <w:u w:val="single"/>
+          </w:rPr>
+          <w:t>21</w:t>
+        </w:r>
+      </w:hyperlink>
+      <w:r>
+        <w:rPr>
+          <w:lang w:val="zh_TW" w:bidi="zh_TW"/>
+        </w:rPr>
+        <w:t>；</w:t>
+      </w:r>
+      <w:hyperlink r:id="rId184">
+        <w:r>
+          <w:rPr>
+            <w:lang w:val="zh_TW" w:bidi="zh_TW"/>
+          </w:rPr>
+          <w:rPr>
+            <w:color w:val="0000EE"/>
+            <w:u w:val="single"/>
+          </w:rPr>
+          <w:t>啟20:4–8</w:t>
+        </w:r>
+      </w:hyperlink>
+      <w:r>
+        <w:rPr>
+          <w:lang w:val="zh_TW" w:bidi="zh_TW"/>
+        </w:rPr>
+        <w:t>、</w:t>
+      </w:r>
+      <w:hyperlink r:id="rId185">
+        <w:r>
+          <w:rPr>
+            <w:lang w:val="zh_TW" w:bidi="zh_TW"/>
+          </w:rPr>
+          <w:rPr>
+            <w:color w:val="0000EE"/>
+            <w:u w:val="single"/>
+          </w:rPr>
+          <w:t>11–15</w:t>
+        </w:r>
+      </w:hyperlink>
+      <w:r>
+        <w:rPr>
+          <w:lang w:val="zh_TW" w:bidi="zh_TW"/>
+        </w:rPr>
+      </w:r>
+      <w:r>
+        <w:rPr>
+          <w:lang w:val="zh_TW" w:bidi="zh_TW"/>
+        </w:rPr>
       </w:r>
     </w:p>
     <w:p>
@@ -3876,11 +4316,21 @@
           <w:lang w:val="zh_TW" w:bidi="zh_TW"/>
         </w:rPr>
       </w:r>
-      <w:r>
-        <w:rPr>
-          <w:lang w:val="zh_TW" w:bidi="zh_TW"/>
-        </w:rPr>
-        <w:t>猶太教中並沒有一個可以套用於耶穌作為彌賽亞（神所揀選的那一位）會死而復生的概念。編造一個這樣沒有人會相信的故事是沒有意義的。最合理的結論正是新約聖經所宣告的：耶穌確實從死裡復活了。</w:t>
+    </w:p>
+    <w:p>
+      <w:pPr>
+        <w:pStyle w:val="Heading2"/>
+      </w:pPr>
+      <w:r>
+        <w:rPr>
+          <w:lang w:val="zh_TW" w:bidi="zh_TW"/>
+        </w:rPr>
+        <w:t>耶穌的升天</w:t>
+      </w:r>
+      <w:r>
+        <w:rPr>
+          <w:lang w:val="zh_TW" w:bidi="zh_TW"/>
+        </w:rPr>
       </w:r>
     </w:p>
     <w:p>
@@ -3892,6 +4342,512 @@
       </w:r>
       <w:r>
         <w:rPr>
+          <w:lang w:val="zh_TW" w:bidi="zh_TW"/>
+        </w:rPr>
+        <w:t>當耶穌升天時，祂將最後的吩咐與權柄交付祂的使徒，為他們的事工鋪路（</w:t>
+      </w:r>
+      <w:hyperlink r:id="rId186">
+        <w:r>
+          <w:rPr>
+            <w:lang w:val="zh_TW" w:bidi="zh_TW"/>
+          </w:rPr>
+          <w:rPr>
+            <w:color w:val="0000EE"/>
+            <w:u w:val="single"/>
+          </w:rPr>
+          <w:t>徒1:6–11</w:t>
+        </w:r>
+      </w:hyperlink>
+      <w:r>
+        <w:rPr>
+          <w:lang w:val="zh_TW" w:bidi="zh_TW"/>
+        </w:rPr>
+        <w:t>；</w:t>
+      </w:r>
+      <w:hyperlink r:id="rId187">
+        <w:r>
+          <w:rPr>
+            <w:lang w:val="zh_TW" w:bidi="zh_TW"/>
+          </w:rPr>
+          <w:rPr>
+            <w:color w:val="0000EE"/>
+            <w:u w:val="single"/>
+          </w:rPr>
+          <w:t>路24:45–53</w:t>
+        </w:r>
+      </w:hyperlink>
+      <w:r>
+        <w:rPr>
+          <w:lang w:val="zh_TW" w:bidi="zh_TW"/>
+        </w:rPr>
+        <w:t>）。這一事件（升天）標誌著，聖靈的大能作為將透過教會開始（</w:t>
+      </w:r>
+      <w:hyperlink r:id="rId188">
+        <w:r>
+          <w:rPr>
+            <w:lang w:val="zh_TW" w:bidi="zh_TW"/>
+          </w:rPr>
+          <w:rPr>
+            <w:color w:val="0000EE"/>
+            <w:u w:val="single"/>
+          </w:rPr>
+          <w:t>路24:49</w:t>
+        </w:r>
+      </w:hyperlink>
+      <w:r>
+        <w:rPr>
+          <w:lang w:val="zh_TW" w:bidi="zh_TW"/>
+        </w:rPr>
+        <w:t>）。</w:t>
+      </w:r>
+    </w:p>
+    <w:p>
+      <w:pPr/>
+      <w:r>
+        <w:rPr>
+          <w:lang w:val="zh_TW" w:bidi="zh_TW"/>
+        </w:rPr>
+      </w:r>
+      <w:r>
+        <w:rPr>
+          <w:lang w:val="zh_TW" w:bidi="zh_TW"/>
+        </w:rPr>
+        <w:t>耶穌升到天上，表明祂如今既是神也是人，擁有至高的權柄與大能（</w:t>
+      </w:r>
+      <w:hyperlink r:id="rId189">
+        <w:r>
+          <w:rPr>
+            <w:lang w:val="zh_TW" w:bidi="zh_TW"/>
+          </w:rPr>
+          <w:rPr>
+            <w:color w:val="0000EE"/>
+            <w:u w:val="single"/>
+          </w:rPr>
+          <w:t>弗1:19–23</w:t>
+        </w:r>
+      </w:hyperlink>
+      <w:r>
+        <w:rPr>
+          <w:lang w:val="zh_TW" w:bidi="zh_TW"/>
+        </w:rPr>
+        <w:t>；</w:t>
+      </w:r>
+      <w:hyperlink r:id="rId190">
+        <w:r>
+          <w:rPr>
+            <w:lang w:val="zh_TW" w:bidi="zh_TW"/>
+          </w:rPr>
+          <w:rPr>
+            <w:color w:val="0000EE"/>
+            <w:u w:val="single"/>
+          </w:rPr>
+          <w:t>腓2:9–11</w:t>
+        </w:r>
+      </w:hyperlink>
+      <w:r>
+        <w:rPr>
+          <w:lang w:val="zh_TW" w:bidi="zh_TW"/>
+        </w:rPr>
+        <w:t>）。其它經文也提到耶穌到父那裡去（</w:t>
+      </w:r>
+      <w:hyperlink r:id="rId191">
+        <w:r>
+          <w:rPr>
+            <w:lang w:val="zh_TW" w:bidi="zh_TW"/>
+          </w:rPr>
+          <w:rPr>
+            <w:color w:val="0000EE"/>
+            <w:u w:val="single"/>
+          </w:rPr>
+          <w:t>約6:62，</w:t>
+        </w:r>
+      </w:hyperlink>
+      <w:hyperlink r:id="rId192">
+        <w:r>
+          <w:rPr>
+            <w:lang w:val="zh_TW" w:bidi="zh_TW"/>
+          </w:rPr>
+          <w:rPr>
+            <w:color w:val="0000EE"/>
+            <w:u w:val="single"/>
+          </w:rPr>
+          <w:t>13:1–3，</w:t>
+        </w:r>
+      </w:hyperlink>
+      <w:hyperlink r:id="rId193">
+        <w:r>
+          <w:rPr>
+            <w:lang w:val="zh_TW" w:bidi="zh_TW"/>
+          </w:rPr>
+          <w:rPr>
+            <w:color w:val="0000EE"/>
+            <w:u w:val="single"/>
+          </w:rPr>
+          <w:t>13:31–14:3</w:t>
+        </w:r>
+      </w:hyperlink>
+      <w:r>
+        <w:rPr>
+          <w:lang w:val="zh_TW" w:bidi="zh_TW"/>
+        </w:rPr>
+        <w:t>，</w:t>
+      </w:r>
+      <w:hyperlink r:id="rId194">
+        <w:r>
+          <w:rPr>
+            <w:lang w:val="zh_TW" w:bidi="zh_TW"/>
+          </w:rPr>
+          <w:rPr>
+            <w:color w:val="0000EE"/>
+            <w:u w:val="single"/>
+          </w:rPr>
+          <w:t>14:28，</w:t>
+        </w:r>
+      </w:hyperlink>
+      <w:hyperlink r:id="rId195">
+        <w:r>
+          <w:rPr>
+            <w:lang w:val="zh_TW" w:bidi="zh_TW"/>
+          </w:rPr>
+          <w:rPr>
+            <w:color w:val="0000EE"/>
+            <w:u w:val="single"/>
+          </w:rPr>
+          <w:t>16:5–10、</w:t>
+        </w:r>
+      </w:hyperlink>
+      <w:hyperlink r:id="rId196">
+        <w:r>
+          <w:rPr>
+            <w:lang w:val="zh_TW" w:bidi="zh_TW"/>
+          </w:rPr>
+          <w:rPr>
+            <w:color w:val="0000EE"/>
+            <w:u w:val="single"/>
+          </w:rPr>
+          <w:t>16、</w:t>
+        </w:r>
+      </w:hyperlink>
+      <w:hyperlink r:id="rId197">
+        <w:r>
+          <w:rPr>
+            <w:lang w:val="zh_TW" w:bidi="zh_TW"/>
+          </w:rPr>
+          <w:rPr>
+            <w:color w:val="0000EE"/>
+            <w:u w:val="single"/>
+          </w:rPr>
+          <w:t>28，</w:t>
+        </w:r>
+      </w:hyperlink>
+      <w:hyperlink r:id="rId198">
+        <w:r>
+          <w:rPr>
+            <w:lang w:val="zh_TW" w:bidi="zh_TW"/>
+          </w:rPr>
+          <w:rPr>
+            <w:color w:val="0000EE"/>
+            <w:u w:val="single"/>
+          </w:rPr>
+          <w:t>20:17</w:t>
+        </w:r>
+      </w:hyperlink>
+      <w:r>
+        <w:rPr>
+          <w:lang w:val="zh_TW" w:bidi="zh_TW"/>
+        </w:rPr>
+        <w:t>；</w:t>
+      </w:r>
+      <w:hyperlink r:id="rId199">
+        <w:r>
+          <w:rPr>
+            <w:lang w:val="zh_TW" w:bidi="zh_TW"/>
+          </w:rPr>
+          <w:rPr>
+            <w:color w:val="0000EE"/>
+            <w:u w:val="single"/>
+          </w:rPr>
+          <w:t>弗4:8–10</w:t>
+        </w:r>
+      </w:hyperlink>
+      <w:r>
+        <w:rPr>
+          <w:lang w:val="zh_TW" w:bidi="zh_TW"/>
+        </w:rPr>
+        <w:t>）。這是耶穌最後一次以身體向門徒顯現。自此之後，祂將一直在天上，直到「萬物復興」之時（</w:t>
+      </w:r>
+      <w:hyperlink r:id="rId200">
+        <w:r>
+          <w:rPr>
+            <w:lang w:val="zh_TW" w:bidi="zh_TW"/>
+          </w:rPr>
+          <w:rPr>
+            <w:color w:val="0000EE"/>
+            <w:u w:val="single"/>
+          </w:rPr>
+          <w:t>徒3:21</w:t>
+        </w:r>
+      </w:hyperlink>
+      <w:r>
+        <w:rPr>
+          <w:lang w:val="zh_TW" w:bidi="zh_TW"/>
+        </w:rPr>
+        <w:t>）。</w:t>
+      </w:r>
+    </w:p>
+    <w:p>
+      <w:pPr/>
+      <w:r>
+        <w:rPr>
+          <w:lang w:val="zh_TW" w:bidi="zh_TW"/>
+        </w:rPr>
+      </w:r>
+      <w:r>
+        <w:rPr>
+          <w:lang w:val="zh_TW" w:bidi="zh_TW"/>
+        </w:rPr>
+        <w:t>耶穌升天的事件提醒信徒，祂應許將要再來（</w:t>
+      </w:r>
+      <w:hyperlink r:id="rId201">
+        <w:r>
+          <w:rPr>
+            <w:lang w:val="zh_TW" w:bidi="zh_TW"/>
+          </w:rPr>
+          <w:rPr>
+            <w:color w:val="0000EE"/>
+            <w:u w:val="single"/>
+          </w:rPr>
+          <w:t>徒1:11</w:t>
+        </w:r>
+      </w:hyperlink>
+      <w:r>
+        <w:rPr>
+          <w:lang w:val="zh_TW" w:bidi="zh_TW"/>
+        </w:rPr>
+        <w:t>；見</w:t>
+      </w:r>
+      <w:hyperlink r:id="rId202">
+        <w:r>
+          <w:rPr>
+            <w:lang w:val="zh_TW" w:bidi="zh_TW"/>
+          </w:rPr>
+          <w:rPr>
+            <w:color w:val="0000EE"/>
+            <w:u w:val="single"/>
+          </w:rPr>
+          <w:t>太24:30</w:t>
+        </w:r>
+      </w:hyperlink>
+      <w:r>
+        <w:rPr>
+          <w:lang w:val="zh_TW" w:bidi="zh_TW"/>
+        </w:rPr>
+        <w:t>；</w:t>
+      </w:r>
+      <w:hyperlink r:id="rId203">
+        <w:r>
+          <w:rPr>
+            <w:lang w:val="zh_TW" w:bidi="zh_TW"/>
+          </w:rPr>
+          <w:rPr>
+            <w:color w:val="0000EE"/>
+            <w:u w:val="single"/>
+          </w:rPr>
+          <w:t>可13:26</w:t>
+        </w:r>
+      </w:hyperlink>
+      <w:r>
+        <w:rPr>
+          <w:lang w:val="zh_TW" w:bidi="zh_TW"/>
+        </w:rPr>
+        <w:t>；</w:t>
+      </w:r>
+      <w:hyperlink r:id="rId204">
+        <w:r>
+          <w:rPr>
+            <w:lang w:val="zh_TW" w:bidi="zh_TW"/>
+          </w:rPr>
+          <w:rPr>
+            <w:color w:val="0000EE"/>
+            <w:u w:val="single"/>
+          </w:rPr>
+          <w:t>約14:3</w:t>
+        </w:r>
+      </w:hyperlink>
+      <w:r>
+        <w:rPr>
+          <w:lang w:val="zh_TW" w:bidi="zh_TW"/>
+        </w:rPr>
+        <w:t>）。那些親眼目睹耶穌升天的門徒，回到耶路撒冷時滿心喜樂，讚美敬拜耶穌（</w:t>
+      </w:r>
+      <w:hyperlink r:id="rId205">
+        <w:r>
+          <w:rPr>
+            <w:lang w:val="zh_TW" w:bidi="zh_TW"/>
+          </w:rPr>
+          <w:rPr>
+            <w:color w:val="0000EE"/>
+            <w:u w:val="single"/>
+          </w:rPr>
+          <w:t>路24:52</w:t>
+        </w:r>
+      </w:hyperlink>
+      <w:r>
+        <w:rPr>
+          <w:lang w:val="zh_TW" w:bidi="zh_TW"/>
+        </w:rPr>
+        <w:t>）。他們信靠主所說的話，確信耶穌將親自、真實再臨（</w:t>
+      </w:r>
+      <w:hyperlink r:id="rId206">
+        <w:r>
+          <w:rPr>
+            <w:lang w:val="zh_TW" w:bidi="zh_TW"/>
+          </w:rPr>
+          <w:rPr>
+            <w:color w:val="0000EE"/>
+            <w:u w:val="single"/>
+          </w:rPr>
+          <w:t>帖前4:16</w:t>
+        </w:r>
+      </w:hyperlink>
+      <w:r>
+        <w:rPr>
+          <w:lang w:val="zh_TW" w:bidi="zh_TW"/>
+        </w:rPr>
+        <w:t>；</w:t>
+      </w:r>
+      <w:hyperlink r:id="rId207">
+        <w:r>
+          <w:rPr>
+            <w:lang w:val="zh_TW" w:bidi="zh_TW"/>
+          </w:rPr>
+          <w:rPr>
+            <w:color w:val="0000EE"/>
+            <w:u w:val="single"/>
+          </w:rPr>
+          <w:t>帖後1:7–10</w:t>
+        </w:r>
+      </w:hyperlink>
+      <w:r>
+        <w:rPr>
+          <w:lang w:val="zh_TW" w:bidi="zh_TW"/>
+        </w:rPr>
+        <w:t>；</w:t>
+      </w:r>
+      <w:hyperlink r:id="rId32">
+        <w:r>
+          <w:rPr>
+            <w:lang w:val="zh_TW" w:bidi="zh_TW"/>
+          </w:rPr>
+          <w:rPr>
+            <w:color w:val="0000EE"/>
+            <w:u w:val="single"/>
+          </w:rPr>
+          <w:t>彼後3:10</w:t>
+        </w:r>
+      </w:hyperlink>
+      <w:r>
+        <w:rPr>
+          <w:lang w:val="zh_TW" w:bidi="zh_TW"/>
+        </w:rPr>
+        <w:t>）。</w:t>
+      </w:r>
+    </w:p>
+    <w:p>
+      <w:pPr/>
+      <w:r>
+        <w:rPr>
+          <w:lang w:val="zh_TW" w:bidi="zh_TW"/>
+        </w:rPr>
+      </w:r>
+      <w:r>
+        <w:rPr>
+          <w:lang w:val="zh_TW" w:bidi="zh_TW"/>
+        </w:rPr>
+        <w:t>耶穌的升天也預示，信徒將來要進入神榮耀的同在。耶穌已先去為信祂的人「預備地方」（</w:t>
+      </w:r>
+      <w:hyperlink r:id="rId208">
+        <w:r>
+          <w:rPr>
+            <w:lang w:val="zh_TW" w:bidi="zh_TW"/>
+          </w:rPr>
+          <w:rPr>
+            <w:color w:val="0000EE"/>
+            <w:u w:val="single"/>
+          </w:rPr>
+          <w:t>約14:1–3</w:t>
+        </w:r>
+      </w:hyperlink>
+      <w:r>
+        <w:rPr>
+          <w:lang w:val="zh_TW" w:bidi="zh_TW"/>
+        </w:rPr>
+        <w:t>；</w:t>
+      </w:r>
+      <w:hyperlink r:id="rId209">
+        <w:r>
+          <w:rPr>
+            <w:lang w:val="zh_TW" w:bidi="zh_TW"/>
+          </w:rPr>
+          <w:rPr>
+            <w:color w:val="0000EE"/>
+            <w:u w:val="single"/>
+          </w:rPr>
+          <w:t>林後5:4</w:t>
+        </w:r>
+      </w:hyperlink>
+      <w:r>
+        <w:rPr>
+          <w:lang w:val="zh_TW" w:bidi="zh_TW"/>
+        </w:rPr>
+        <w:t>；</w:t>
+      </w:r>
+      <w:hyperlink r:id="rId210">
+        <w:r>
+          <w:rPr>
+            <w:lang w:val="zh_TW" w:bidi="zh_TW"/>
+          </w:rPr>
+          <w:rPr>
+            <w:color w:val="0000EE"/>
+            <w:u w:val="single"/>
+          </w:rPr>
+          <w:t>腓3:21</w:t>
+        </w:r>
+      </w:hyperlink>
+      <w:r>
+        <w:rPr>
+          <w:lang w:val="zh_TW" w:bidi="zh_TW"/>
+        </w:rPr>
+        <w:t>；</w:t>
+      </w:r>
+      <w:hyperlink r:id="rId211">
+        <w:r>
+          <w:rPr>
+            <w:lang w:val="zh_TW" w:bidi="zh_TW"/>
+          </w:rPr>
+          <w:rPr>
+            <w:color w:val="0000EE"/>
+            <w:u w:val="single"/>
+          </w:rPr>
+          <w:t>來6:19–20</w:t>
+        </w:r>
+      </w:hyperlink>
+      <w:r>
+        <w:rPr>
+          <w:lang w:val="zh_TW" w:bidi="zh_TW"/>
+        </w:rPr>
+        <w:t>）。</w:t>
+      </w:r>
+    </w:p>
+    <w:p>
+      <w:pPr/>
+      <w:r>
+        <w:rPr>
+          <w:lang w:val="zh_TW" w:bidi="zh_TW"/>
+        </w:rPr>
+      </w:r>
+      <w:r>
+        <w:rPr>
           <w:u w:val="single"/>
           <w:lang w:val="zh_TW" w:bidi="zh_TW"/>
         </w:rPr>
@@ -3905,34 +4861,94 @@
           <w:lang w:val="zh_TW" w:bidi="zh_TW"/>
         </w:rPr>
       </w:r>
-      <w:hyperlink r:id="rId151">
-        <w:r>
-          <w:rPr>
-            <w:lang w:val="zh_TW" w:bidi="zh_TW"/>
-          </w:rPr>
-          <w:rPr>
-            <w:color w:val="0000EE"/>
-            <w:u w:val="single"/>
-          </w:rPr>
-          <w:t>太16:21</w:t>
-        </w:r>
-      </w:hyperlink>
-      <w:r>
-        <w:rPr>
-          <w:lang w:val="zh_TW" w:bidi="zh_TW"/>
-        </w:rPr>
-        <w:t>，</w:t>
-      </w:r>
-      <w:hyperlink r:id="rId152">
-        <w:r>
-          <w:rPr>
-            <w:lang w:val="zh_TW" w:bidi="zh_TW"/>
-          </w:rPr>
-          <w:rPr>
-            <w:color w:val="0000EE"/>
-            <w:u w:val="single"/>
-          </w:rPr>
-          <w:t>17:9</w:t>
+      <w:hyperlink r:id="rId202">
+        <w:r>
+          <w:rPr>
+            <w:lang w:val="zh_TW" w:bidi="zh_TW"/>
+          </w:rPr>
+          <w:rPr>
+            <w:color w:val="0000EE"/>
+            <w:u w:val="single"/>
+          </w:rPr>
+          <w:t>太24:30</w:t>
+        </w:r>
+      </w:hyperlink>
+      <w:r>
+        <w:rPr>
+          <w:lang w:val="zh_TW" w:bidi="zh_TW"/>
+        </w:rPr>
+        <w:t>；</w:t>
+      </w:r>
+      <w:hyperlink r:id="rId203">
+        <w:r>
+          <w:rPr>
+            <w:lang w:val="zh_TW" w:bidi="zh_TW"/>
+          </w:rPr>
+          <w:rPr>
+            <w:color w:val="0000EE"/>
+            <w:u w:val="single"/>
+          </w:rPr>
+          <w:t>可13:26</w:t>
+        </w:r>
+      </w:hyperlink>
+      <w:r>
+        <w:rPr>
+          <w:lang w:val="zh_TW" w:bidi="zh_TW"/>
+        </w:rPr>
+        <w:t>；</w:t>
+      </w:r>
+      <w:hyperlink r:id="rId187">
+        <w:r>
+          <w:rPr>
+            <w:lang w:val="zh_TW" w:bidi="zh_TW"/>
+          </w:rPr>
+          <w:rPr>
+            <w:color w:val="0000EE"/>
+            <w:u w:val="single"/>
+          </w:rPr>
+          <w:t>路24:45–53</w:t>
+        </w:r>
+      </w:hyperlink>
+      <w:r>
+        <w:rPr>
+          <w:lang w:val="zh_TW" w:bidi="zh_TW"/>
+        </w:rPr>
+        <w:t>；</w:t>
+      </w:r>
+      <w:hyperlink r:id="rId191">
+        <w:r>
+          <w:rPr>
+            <w:lang w:val="zh_TW" w:bidi="zh_TW"/>
+          </w:rPr>
+          <w:rPr>
+            <w:color w:val="0000EE"/>
+            <w:u w:val="single"/>
+          </w:rPr>
+          <w:t>約6:62，</w:t>
+        </w:r>
+      </w:hyperlink>
+      <w:hyperlink r:id="rId192">
+        <w:r>
+          <w:rPr>
+            <w:lang w:val="zh_TW" w:bidi="zh_TW"/>
+          </w:rPr>
+          <w:rPr>
+            <w:color w:val="0000EE"/>
+            <w:u w:val="single"/>
+          </w:rPr>
+          <w:t>13:1–3，</w:t>
+        </w:r>
+      </w:hyperlink>
+      <w:hyperlink r:id="rId212">
+        <w:r>
+          <w:rPr>
+            <w:lang w:val="zh_TW" w:bidi="zh_TW"/>
+          </w:rPr>
+          <w:rPr>
+            <w:color w:val="0000EE"/>
+            <w:u w:val="single"/>
+          </w:rPr>
+          <w:t>14:1–4</w:t>
         </w:r>
       </w:hyperlink>
       <w:r>
@@ -3941,70 +4957,76 @@
         </w:rPr>
         <w:t>、</w:t>
       </w:r>
-      <w:hyperlink r:id="rId153">
-        <w:r>
-          <w:rPr>
-            <w:lang w:val="zh_TW" w:bidi="zh_TW"/>
-          </w:rPr>
-          <w:rPr>
-            <w:color w:val="0000EE"/>
-            <w:u w:val="single"/>
-          </w:rPr>
-          <w:t>23</w:t>
-        </w:r>
-      </w:hyperlink>
-      <w:r>
-        <w:rPr>
-          <w:lang w:val="zh_TW" w:bidi="zh_TW"/>
-        </w:rPr>
-        <w:t>，</w:t>
-      </w:r>
-      <w:hyperlink r:id="rId154">
-        <w:r>
-          <w:rPr>
-            <w:lang w:val="zh_TW" w:bidi="zh_TW"/>
-          </w:rPr>
-          <w:rPr>
-            <w:color w:val="0000EE"/>
-            <w:u w:val="single"/>
-          </w:rPr>
-          <w:t>20:19</w:t>
-        </w:r>
-      </w:hyperlink>
-      <w:r>
-        <w:rPr>
-          <w:lang w:val="zh_TW" w:bidi="zh_TW"/>
-        </w:rPr>
-        <w:t>，</w:t>
-      </w:r>
-      <w:hyperlink r:id="rId155">
-        <w:r>
-          <w:rPr>
-            <w:lang w:val="zh_TW" w:bidi="zh_TW"/>
-          </w:rPr>
-          <w:rPr>
-            <w:color w:val="0000EE"/>
-            <w:u w:val="single"/>
-          </w:rPr>
-          <w:t>26:32</w:t>
-        </w:r>
-      </w:hyperlink>
-      <w:r>
-        <w:rPr>
-          <w:lang w:val="zh_TW" w:bidi="zh_TW"/>
-        </w:rPr>
-        <w:t>，</w:t>
-      </w:r>
-      <w:hyperlink r:id="rId156">
-        <w:r>
-          <w:rPr>
-            <w:lang w:val="zh_TW" w:bidi="zh_TW"/>
-          </w:rPr>
-          <w:rPr>
-            <w:color w:val="0000EE"/>
-            <w:u w:val="single"/>
-          </w:rPr>
-          <w:t>28:1–10</w:t>
+      <w:hyperlink r:id="rId213">
+        <w:r>
+          <w:rPr>
+            <w:lang w:val="zh_TW" w:bidi="zh_TW"/>
+          </w:rPr>
+          <w:rPr>
+            <w:color w:val="0000EE"/>
+            <w:u w:val="single"/>
+          </w:rPr>
+          <w:t>27–28，</w:t>
+        </w:r>
+      </w:hyperlink>
+      <w:hyperlink r:id="rId214">
+        <w:r>
+          <w:rPr>
+            <w:lang w:val="zh_TW" w:bidi="zh_TW"/>
+          </w:rPr>
+          <w:rPr>
+            <w:color w:val="0000EE"/>
+            <w:u w:val="single"/>
+          </w:rPr>
+          <w:t>16:10</w:t>
+        </w:r>
+      </w:hyperlink>
+      <w:r>
+        <w:rPr>
+          <w:lang w:val="zh_TW" w:bidi="zh_TW"/>
+        </w:rPr>
+        <w:t>、</w:t>
+      </w:r>
+      <w:hyperlink r:id="rId196">
+        <w:r>
+          <w:rPr>
+            <w:lang w:val="zh_TW" w:bidi="zh_TW"/>
+          </w:rPr>
+          <w:rPr>
+            <w:color w:val="0000EE"/>
+            <w:u w:val="single"/>
+          </w:rPr>
+          <w:t>16</w:t>
+        </w:r>
+      </w:hyperlink>
+      <w:r>
+        <w:rPr>
+          <w:lang w:val="zh_TW" w:bidi="zh_TW"/>
+        </w:rPr>
+        <w:t>、</w:t>
+      </w:r>
+      <w:hyperlink r:id="rId197">
+        <w:r>
+          <w:rPr>
+            <w:lang w:val="zh_TW" w:bidi="zh_TW"/>
+          </w:rPr>
+          <w:rPr>
+            <w:color w:val="0000EE"/>
+            <w:u w:val="single"/>
+          </w:rPr>
+          <w:t>28，</w:t>
+        </w:r>
+      </w:hyperlink>
+      <w:hyperlink r:id="rId198">
+        <w:r>
+          <w:rPr>
+            <w:lang w:val="zh_TW" w:bidi="zh_TW"/>
+          </w:rPr>
+          <w:rPr>
+            <w:color w:val="0000EE"/>
+            <w:u w:val="single"/>
+          </w:rPr>
+          <w:t>20:17</w:t>
         </w:r>
       </w:hyperlink>
       <w:r>
@@ -4013,16 +5035,40 @@
         </w:rPr>
         <w:t>；</w:t>
       </w:r>
-      <w:hyperlink r:id="rId157">
-        <w:r>
-          <w:rPr>
-            <w:lang w:val="zh_TW" w:bidi="zh_TW"/>
-          </w:rPr>
-          <w:rPr>
-            <w:color w:val="0000EE"/>
-            <w:u w:val="single"/>
-          </w:rPr>
-          <w:t>可14:28</w:t>
+      <w:hyperlink r:id="rId186">
+        <w:r>
+          <w:rPr>
+            <w:lang w:val="zh_TW" w:bidi="zh_TW"/>
+          </w:rPr>
+          <w:rPr>
+            <w:color w:val="0000EE"/>
+            <w:u w:val="single"/>
+          </w:rPr>
+          <w:t>徒1:6–11，</w:t>
+        </w:r>
+      </w:hyperlink>
+      <w:hyperlink r:id="rId215">
+        <w:r>
+          <w:rPr>
+            <w:lang w:val="zh_TW" w:bidi="zh_TW"/>
+          </w:rPr>
+          <w:rPr>
+            <w:color w:val="0000EE"/>
+            <w:u w:val="single"/>
+          </w:rPr>
+          <w:t>3:20，</w:t>
+        </w:r>
+      </w:hyperlink>
+      <w:hyperlink r:id="rId216">
+        <w:r>
+          <w:rPr>
+            <w:lang w:val="zh_TW" w:bidi="zh_TW"/>
+          </w:rPr>
+          <w:rPr>
+            <w:color w:val="0000EE"/>
+            <w:u w:val="single"/>
+          </w:rPr>
+          <w:t>7:54–56</w:t>
         </w:r>
       </w:hyperlink>
       <w:r>
@@ -4031,34 +5077,16 @@
         </w:rPr>
         <w:t>；</w:t>
       </w:r>
-      <w:hyperlink r:id="rId158">
-        <w:r>
-          <w:rPr>
-            <w:lang w:val="zh_TW" w:bidi="zh_TW"/>
-          </w:rPr>
-          <w:rPr>
-            <w:color w:val="0000EE"/>
-            <w:u w:val="single"/>
-          </w:rPr>
-          <w:t>路9:22</w:t>
-        </w:r>
-      </w:hyperlink>
-      <w:r>
-        <w:rPr>
-          <w:lang w:val="zh_TW" w:bidi="zh_TW"/>
-        </w:rPr>
-        <w:t>，</w:t>
-      </w:r>
-      <w:hyperlink r:id="rId159">
-        <w:r>
-          <w:rPr>
-            <w:lang w:val="zh_TW" w:bidi="zh_TW"/>
-          </w:rPr>
-          <w:rPr>
-            <w:color w:val="0000EE"/>
-            <w:u w:val="single"/>
-          </w:rPr>
-          <w:t>14:14</w:t>
+      <w:hyperlink r:id="rId209">
+        <w:r>
+          <w:rPr>
+            <w:lang w:val="zh_TW" w:bidi="zh_TW"/>
+          </w:rPr>
+          <w:rPr>
+            <w:color w:val="0000EE"/>
+            <w:u w:val="single"/>
+          </w:rPr>
+          <w:t>林後5:4</w:t>
         </w:r>
       </w:hyperlink>
       <w:r>
@@ -4067,106 +5095,28 @@
         </w:rPr>
         <w:t>；</w:t>
       </w:r>
-      <w:hyperlink r:id="rId160">
-        <w:r>
-          <w:rPr>
-            <w:lang w:val="zh_TW" w:bidi="zh_TW"/>
-          </w:rPr>
-          <w:rPr>
-            <w:color w:val="0000EE"/>
-            <w:u w:val="single"/>
-          </w:rPr>
-          <w:t>約2:19–22</w:t>
-        </w:r>
-      </w:hyperlink>
-      <w:r>
-        <w:rPr>
-          <w:lang w:val="zh_TW" w:bidi="zh_TW"/>
-        </w:rPr>
-        <w:t>，</w:t>
-      </w:r>
-      <w:hyperlink r:id="rId161">
-        <w:r>
-          <w:rPr>
-            <w:lang w:val="zh_TW" w:bidi="zh_TW"/>
-          </w:rPr>
-          <w:rPr>
-            <w:color w:val="0000EE"/>
-            <w:u w:val="single"/>
-          </w:rPr>
-          <w:t>5:21</w:t>
-        </w:r>
-      </w:hyperlink>
-      <w:r>
-        <w:rPr>
-          <w:lang w:val="zh_TW" w:bidi="zh_TW"/>
-        </w:rPr>
-        <w:t>，</w:t>
-      </w:r>
-      <w:hyperlink r:id="rId162">
-        <w:r>
-          <w:rPr>
-            <w:lang w:val="zh_TW" w:bidi="zh_TW"/>
-          </w:rPr>
-          <w:rPr>
-            <w:color w:val="0000EE"/>
-            <w:u w:val="single"/>
-          </w:rPr>
-          <w:t>6:39–40</w:t>
-        </w:r>
-      </w:hyperlink>
-      <w:r>
-        <w:rPr>
-          <w:lang w:val="zh_TW" w:bidi="zh_TW"/>
-        </w:rPr>
-        <w:t>，</w:t>
-      </w:r>
-      <w:hyperlink r:id="rId163">
-        <w:r>
-          <w:rPr>
-            <w:lang w:val="zh_TW" w:bidi="zh_TW"/>
-          </w:rPr>
-          <w:rPr>
-            <w:color w:val="0000EE"/>
-            <w:u w:val="single"/>
-          </w:rPr>
-          <w:t>11:1–44</w:t>
-        </w:r>
-      </w:hyperlink>
-      <w:r>
-        <w:rPr>
-          <w:lang w:val="zh_TW" w:bidi="zh_TW"/>
-        </w:rPr>
-        <w:t>，</w:t>
-      </w:r>
-      <w:hyperlink r:id="rId164">
-        <w:r>
-          <w:rPr>
-            <w:lang w:val="zh_TW" w:bidi="zh_TW"/>
-          </w:rPr>
-          <w:rPr>
-            <w:color w:val="0000EE"/>
-            <w:u w:val="single"/>
-          </w:rPr>
-          <w:t>14:20</w:t>
-        </w:r>
-      </w:hyperlink>
-      <w:r>
-        <w:rPr>
-          <w:lang w:val="zh_TW" w:bidi="zh_TW"/>
-        </w:rPr>
-        <w:t>，</w:t>
-      </w:r>
-      <w:hyperlink r:id="rId165">
-        <w:r>
-          <w:rPr>
-            <w:lang w:val="zh_TW" w:bidi="zh_TW"/>
-          </w:rPr>
-          <w:rPr>
-            <w:color w:val="0000EE"/>
-            <w:u w:val="single"/>
-          </w:rPr>
-          <w:t>21:14</w:t>
+      <w:hyperlink r:id="rId189">
+        <w:r>
+          <w:rPr>
+            <w:lang w:val="zh_TW" w:bidi="zh_TW"/>
+          </w:rPr>
+          <w:rPr>
+            <w:color w:val="0000EE"/>
+            <w:u w:val="single"/>
+          </w:rPr>
+          <w:t>弗1:19–23，</w:t>
+        </w:r>
+      </w:hyperlink>
+      <w:hyperlink r:id="rId199">
+        <w:r>
+          <w:rPr>
+            <w:lang w:val="zh_TW" w:bidi="zh_TW"/>
+          </w:rPr>
+          <w:rPr>
+            <w:color w:val="0000EE"/>
+            <w:u w:val="single"/>
+          </w:rPr>
+          <w:t>4:8–10</w:t>
         </w:r>
       </w:hyperlink>
       <w:r>
@@ -4175,52 +5125,250 @@
         </w:rPr>
         <w:t>；</w:t>
       </w:r>
-      <w:hyperlink r:id="rId166">
-        <w:r>
-          <w:rPr>
-            <w:lang w:val="zh_TW" w:bidi="zh_TW"/>
-          </w:rPr>
-          <w:rPr>
-            <w:color w:val="0000EE"/>
-            <w:u w:val="single"/>
-          </w:rPr>
-          <w:t>徒1:21–22</w:t>
-        </w:r>
-      </w:hyperlink>
-      <w:r>
-        <w:rPr>
-          <w:lang w:val="zh_TW" w:bidi="zh_TW"/>
-        </w:rPr>
-        <w:t>，</w:t>
-      </w:r>
-      <w:hyperlink r:id="rId167">
-        <w:r>
-          <w:rPr>
-            <w:lang w:val="zh_TW" w:bidi="zh_TW"/>
-          </w:rPr>
-          <w:rPr>
-            <w:color w:val="0000EE"/>
-            <w:u w:val="single"/>
-          </w:rPr>
-          <w:t>2:22–36</w:t>
-        </w:r>
-      </w:hyperlink>
-      <w:r>
-        <w:rPr>
-          <w:lang w:val="zh_TW" w:bidi="zh_TW"/>
-        </w:rPr>
-        <w:t>，</w:t>
-      </w:r>
-      <w:hyperlink r:id="rId168">
-        <w:r>
-          <w:rPr>
-            <w:lang w:val="zh_TW" w:bidi="zh_TW"/>
-          </w:rPr>
-          <w:rPr>
-            <w:color w:val="0000EE"/>
-            <w:u w:val="single"/>
-          </w:rPr>
-          <w:t>3:15</w:t>
+      <w:hyperlink r:id="rId190">
+        <w:r>
+          <w:rPr>
+            <w:lang w:val="zh_TW" w:bidi="zh_TW"/>
+          </w:rPr>
+          <w:rPr>
+            <w:color w:val="0000EE"/>
+            <w:u w:val="single"/>
+          </w:rPr>
+          <w:t>腓2:9–11</w:t>
+        </w:r>
+      </w:hyperlink>
+      <w:r>
+        <w:rPr>
+          <w:lang w:val="zh_TW" w:bidi="zh_TW"/>
+        </w:rPr>
+        <w:t>；</w:t>
+      </w:r>
+      <w:hyperlink r:id="rId211">
+        <w:r>
+          <w:rPr>
+            <w:lang w:val="zh_TW" w:bidi="zh_TW"/>
+          </w:rPr>
+          <w:rPr>
+            <w:color w:val="0000EE"/>
+            <w:u w:val="single"/>
+          </w:rPr>
+          <w:t>來6:19–20</w:t>
+        </w:r>
+      </w:hyperlink>
+      <w:r>
+        <w:rPr>
+          <w:lang w:val="zh_TW" w:bidi="zh_TW"/>
+        </w:rPr>
+      </w:r>
+      <w:r>
+        <w:rPr>
+          <w:lang w:val="zh_TW" w:bidi="zh_TW"/>
+        </w:rPr>
+      </w:r>
+    </w:p>
+    <w:p>
+      <w:pPr/>
+      <w:r>
+        <w:rPr>
+          <w:lang w:val="zh_TW" w:bidi="zh_TW"/>
+        </w:rPr>
+      </w:r>
+    </w:p>
+    <w:p>
+      <w:pPr>
+        <w:pStyle w:val="Heading2"/>
+      </w:pPr>
+      <w:r>
+        <w:rPr>
+          <w:lang w:val="zh_TW" w:bidi="zh_TW"/>
+        </w:rPr>
+        <w:t>耶穌的「我是」宣告</w:t>
+      </w:r>
+      <w:r>
+        <w:rPr>
+          <w:lang w:val="zh_TW" w:bidi="zh_TW"/>
+        </w:rPr>
+      </w:r>
+    </w:p>
+    <w:p>
+      <w:pPr/>
+      <w:r>
+        <w:rPr>
+          <w:lang w:val="zh_TW" w:bidi="zh_TW"/>
+        </w:rPr>
+      </w:r>
+      <w:r>
+        <w:rPr>
+          <w:lang w:val="zh_TW" w:bidi="zh_TW"/>
+        </w:rPr>
+        <w:t>在約翰福音中，耶穌常使用「我是」這個片語（在希臘文中，這片語是</w:t>
+      </w:r>
+      <w:r>
+        <w:rPr>
+          <w:i/>
+          <w:lang w:val="zh_TW" w:bidi="zh_TW"/>
+        </w:rPr>
+        <w:t>egō eimi</w:t>
+      </w:r>
+      <w:r>
+        <w:rPr>
+          <w:lang w:val="zh_TW" w:bidi="zh_TW"/>
+        </w:rPr>
+        <w:t>）。有時，耶穌用這句話來描述自己。例如，耶穌說：「我就是生命的糧。」約翰福音記載了七個耶穌「我是」的陳述，每次都加上一個對自己的描述（</w:t>
+      </w:r>
+      <w:hyperlink r:id="rId217">
+        <w:r>
+          <w:rPr>
+            <w:lang w:val="zh_TW" w:bidi="zh_TW"/>
+          </w:rPr>
+          <w:rPr>
+            <w:color w:val="0000EE"/>
+            <w:u w:val="single"/>
+          </w:rPr>
+          <w:t>約6:35，</w:t>
+        </w:r>
+      </w:hyperlink>
+      <w:hyperlink r:id="rId218">
+        <w:r>
+          <w:rPr>
+            <w:lang w:val="zh_TW" w:bidi="zh_TW"/>
+          </w:rPr>
+          <w:rPr>
+            <w:color w:val="0000EE"/>
+            <w:u w:val="single"/>
+          </w:rPr>
+          <w:t>8:12，</w:t>
+        </w:r>
+      </w:hyperlink>
+      <w:hyperlink r:id="rId219">
+        <w:r>
+          <w:rPr>
+            <w:lang w:val="zh_TW" w:bidi="zh_TW"/>
+          </w:rPr>
+          <w:rPr>
+            <w:color w:val="0000EE"/>
+            <w:u w:val="single"/>
+          </w:rPr>
+          <w:t>10:9、</w:t>
+        </w:r>
+      </w:hyperlink>
+      <w:hyperlink r:id="rId220">
+        <w:r>
+          <w:rPr>
+            <w:lang w:val="zh_TW" w:bidi="zh_TW"/>
+          </w:rPr>
+          <w:rPr>
+            <w:color w:val="0000EE"/>
+            <w:u w:val="single"/>
+          </w:rPr>
+          <w:t>11，</w:t>
+        </w:r>
+      </w:hyperlink>
+      <w:hyperlink r:id="rId221">
+        <w:r>
+          <w:rPr>
+            <w:lang w:val="zh_TW" w:bidi="zh_TW"/>
+          </w:rPr>
+          <w:rPr>
+            <w:color w:val="0000EE"/>
+            <w:u w:val="single"/>
+          </w:rPr>
+          <w:t>11:25，</w:t>
+        </w:r>
+      </w:hyperlink>
+      <w:hyperlink r:id="rId222">
+        <w:r>
+          <w:rPr>
+            <w:lang w:val="zh_TW" w:bidi="zh_TW"/>
+          </w:rPr>
+          <w:rPr>
+            <w:color w:val="0000EE"/>
+            <w:u w:val="single"/>
+          </w:rPr>
+          <w:t>14:6，</w:t>
+        </w:r>
+      </w:hyperlink>
+      <w:hyperlink r:id="rId223">
+        <w:r>
+          <w:rPr>
+            <w:lang w:val="zh_TW" w:bidi="zh_TW"/>
+          </w:rPr>
+          <w:rPr>
+            <w:color w:val="0000EE"/>
+            <w:u w:val="single"/>
+          </w:rPr>
+          <w:t>15:1</w:t>
+        </w:r>
+      </w:hyperlink>
+      <w:r>
+        <w:rPr>
+          <w:lang w:val="zh_TW" w:bidi="zh_TW"/>
+        </w:rPr>
+        <w:t>）。</w:t>
+      </w:r>
+    </w:p>
+    <w:p>
+      <w:pPr/>
+      <w:r>
+        <w:rPr>
+          <w:lang w:val="zh_TW" w:bidi="zh_TW"/>
+        </w:rPr>
+      </w:r>
+      <w:r>
+        <w:rPr>
+          <w:lang w:val="zh_TW" w:bidi="zh_TW"/>
+        </w:rPr>
+        <w:t>值得注意的是，在希臘文中，這種句子本來並不需要出現人稱代名詞「我」（</w:t>
+      </w:r>
+      <w:r>
+        <w:rPr>
+          <w:i/>
+          <w:lang w:val="zh_TW" w:bidi="zh_TW"/>
+        </w:rPr>
+        <w:t>egō</w:t>
+      </w:r>
+      <w:r>
+        <w:rPr>
+          <w:lang w:val="zh_TW" w:bidi="zh_TW"/>
+        </w:rPr>
+        <w:t>）。因此，當耶穌刻意使用「我」時，是特別強調說話者的身分。另一個例子出現在馬太福音的登山寶訓中，耶穌說：「你們聽見有吩咐古人的話，說……只是</w:t>
+      </w:r>
+      <w:r>
+        <w:rPr>
+          <w:i/>
+          <w:lang w:val="zh_TW" w:bidi="zh_TW"/>
+        </w:rPr>
+        <w:t>我</w:t>
+      </w:r>
+      <w:r>
+        <w:rPr>
+          <w:lang w:val="zh_TW" w:bidi="zh_TW"/>
+        </w:rPr>
+        <w:t xml:space="preserve"> 〔</w:t>
+      </w:r>
+      <w:r>
+        <w:rPr>
+          <w:i/>
+          <w:lang w:val="zh_TW" w:bidi="zh_TW"/>
+        </w:rPr>
+        <w:t>egō</w:t>
+      </w:r>
+      <w:r>
+        <w:rPr>
+          <w:lang w:val="zh_TW" w:bidi="zh_TW"/>
+        </w:rPr>
+        <w:t>〕告訴你們」（見</w:t>
+      </w:r>
+      <w:hyperlink r:id="rId224">
+        <w:r>
+          <w:rPr>
+            <w:lang w:val="zh_TW" w:bidi="zh_TW"/>
+          </w:rPr>
+          <w:rPr>
+            <w:color w:val="0000EE"/>
+            <w:u w:val="single"/>
+          </w:rPr>
+          <w:t>太5:22</w:t>
         </w:r>
       </w:hyperlink>
       <w:r>
@@ -4229,34 +5377,16 @@
         </w:rPr>
         <w:t>、</w:t>
       </w:r>
-      <w:hyperlink r:id="rId169">
-        <w:r>
-          <w:rPr>
-            <w:lang w:val="zh_TW" w:bidi="zh_TW"/>
-          </w:rPr>
-          <w:rPr>
-            <w:color w:val="0000EE"/>
-            <w:u w:val="single"/>
-          </w:rPr>
-          <w:t>26</w:t>
-        </w:r>
-      </w:hyperlink>
-      <w:r>
-        <w:rPr>
-          <w:lang w:val="zh_TW" w:bidi="zh_TW"/>
-        </w:rPr>
-        <w:t>，</w:t>
-      </w:r>
-      <w:hyperlink r:id="rId170">
-        <w:r>
-          <w:rPr>
-            <w:lang w:val="zh_TW" w:bidi="zh_TW"/>
-          </w:rPr>
-          <w:rPr>
-            <w:color w:val="0000EE"/>
-            <w:u w:val="single"/>
-          </w:rPr>
-          <w:t>4:2</w:t>
+      <w:hyperlink r:id="rId225">
+        <w:r>
+          <w:rPr>
+            <w:lang w:val="zh_TW" w:bidi="zh_TW"/>
+          </w:rPr>
+          <w:rPr>
+            <w:color w:val="0000EE"/>
+            <w:u w:val="single"/>
+          </w:rPr>
+          <w:t>28</w:t>
         </w:r>
       </w:hyperlink>
       <w:r>
@@ -4265,16 +5395,16 @@
         </w:rPr>
         <w:t>、</w:t>
       </w:r>
-      <w:hyperlink r:id="rId171">
-        <w:r>
-          <w:rPr>
-            <w:lang w:val="zh_TW" w:bidi="zh_TW"/>
-          </w:rPr>
-          <w:rPr>
-            <w:color w:val="0000EE"/>
-            <w:u w:val="single"/>
-          </w:rPr>
-          <w:t>10</w:t>
+      <w:hyperlink r:id="rId226">
+        <w:r>
+          <w:rPr>
+            <w:lang w:val="zh_TW" w:bidi="zh_TW"/>
+          </w:rPr>
+          <w:rPr>
+            <w:color w:val="0000EE"/>
+            <w:u w:val="single"/>
+          </w:rPr>
+          <w:t>32</w:t>
         </w:r>
       </w:hyperlink>
       <w:r>
@@ -4283,88 +5413,16 @@
         </w:rPr>
         <w:t>、</w:t>
       </w:r>
-      <w:hyperlink r:id="rId172">
-        <w:r>
-          <w:rPr>
-            <w:lang w:val="zh_TW" w:bidi="zh_TW"/>
-          </w:rPr>
-          <w:rPr>
-            <w:color w:val="0000EE"/>
-            <w:u w:val="single"/>
-          </w:rPr>
-          <w:t>33</w:t>
-        </w:r>
-      </w:hyperlink>
-      <w:r>
-        <w:rPr>
-          <w:lang w:val="zh_TW" w:bidi="zh_TW"/>
-        </w:rPr>
-        <w:t>，</w:t>
-      </w:r>
-      <w:hyperlink r:id="rId173">
-        <w:r>
-          <w:rPr>
-            <w:lang w:val="zh_TW" w:bidi="zh_TW"/>
-          </w:rPr>
-          <w:rPr>
-            <w:color w:val="0000EE"/>
-            <w:u w:val="single"/>
-          </w:rPr>
-          <w:t>5:30</w:t>
-        </w:r>
-      </w:hyperlink>
-      <w:r>
-        <w:rPr>
-          <w:lang w:val="zh_TW" w:bidi="zh_TW"/>
-        </w:rPr>
-        <w:t>，</w:t>
-      </w:r>
-      <w:hyperlink r:id="rId174">
-        <w:r>
-          <w:rPr>
-            <w:lang w:val="zh_TW" w:bidi="zh_TW"/>
-          </w:rPr>
-          <w:rPr>
-            <w:color w:val="0000EE"/>
-            <w:u w:val="single"/>
-          </w:rPr>
-          <w:t>10:39–40</w:t>
-        </w:r>
-      </w:hyperlink>
-      <w:r>
-        <w:rPr>
-          <w:lang w:val="zh_TW" w:bidi="zh_TW"/>
-        </w:rPr>
-        <w:t>，</w:t>
-      </w:r>
-      <w:hyperlink r:id="rId175">
-        <w:r>
-          <w:rPr>
-            <w:lang w:val="zh_TW" w:bidi="zh_TW"/>
-          </w:rPr>
-          <w:rPr>
-            <w:color w:val="0000EE"/>
-            <w:u w:val="single"/>
-          </w:rPr>
-          <w:t>13:29–31</w:t>
-        </w:r>
-      </w:hyperlink>
-      <w:r>
-        <w:rPr>
-          <w:lang w:val="zh_TW" w:bidi="zh_TW"/>
-        </w:rPr>
-        <w:t>，</w:t>
-      </w:r>
-      <w:hyperlink r:id="rId176">
-        <w:r>
-          <w:rPr>
-            <w:lang w:val="zh_TW" w:bidi="zh_TW"/>
-          </w:rPr>
-          <w:rPr>
-            <w:color w:val="0000EE"/>
-            <w:u w:val="single"/>
-          </w:rPr>
-          <w:t>17:18</w:t>
+      <w:hyperlink r:id="rId227">
+        <w:r>
+          <w:rPr>
+            <w:lang w:val="zh_TW" w:bidi="zh_TW"/>
+          </w:rPr>
+          <w:rPr>
+            <w:color w:val="0000EE"/>
+            <w:u w:val="single"/>
+          </w:rPr>
+          <w:t>34</w:t>
         </w:r>
       </w:hyperlink>
       <w:r>
@@ -4373,88 +5431,16 @@
         </w:rPr>
         <w:t>、</w:t>
       </w:r>
-      <w:hyperlink r:id="rId177">
-        <w:r>
-          <w:rPr>
-            <w:lang w:val="zh_TW" w:bidi="zh_TW"/>
-          </w:rPr>
-          <w:rPr>
-            <w:color w:val="0000EE"/>
-            <w:u w:val="single"/>
-          </w:rPr>
-          <w:t>32</w:t>
-        </w:r>
-      </w:hyperlink>
-      <w:r>
-        <w:rPr>
-          <w:lang w:val="zh_TW" w:bidi="zh_TW"/>
-        </w:rPr>
-        <w:t>，</w:t>
-      </w:r>
-      <w:hyperlink r:id="rId178">
-        <w:r>
-          <w:rPr>
-            <w:lang w:val="zh_TW" w:bidi="zh_TW"/>
-          </w:rPr>
-          <w:rPr>
-            <w:color w:val="0000EE"/>
-            <w:u w:val="single"/>
-          </w:rPr>
-          <w:t>23:6–10</w:t>
-        </w:r>
-      </w:hyperlink>
-      <w:r>
-        <w:rPr>
-          <w:lang w:val="zh_TW" w:bidi="zh_TW"/>
-        </w:rPr>
-        <w:t>；</w:t>
-      </w:r>
-      <w:hyperlink r:id="rId179">
-        <w:r>
-          <w:rPr>
-            <w:lang w:val="zh_TW" w:bidi="zh_TW"/>
-          </w:rPr>
-          <w:rPr>
-            <w:color w:val="0000EE"/>
-            <w:u w:val="single"/>
-          </w:rPr>
-          <w:t>羅1:4</w:t>
-        </w:r>
-      </w:hyperlink>
-      <w:r>
-        <w:rPr>
-          <w:lang w:val="zh_TW" w:bidi="zh_TW"/>
-        </w:rPr>
-        <w:t>，</w:t>
-      </w:r>
-      <w:hyperlink r:id="rId180">
-        <w:r>
-          <w:rPr>
-            <w:lang w:val="zh_TW" w:bidi="zh_TW"/>
-          </w:rPr>
-          <w:rPr>
-            <w:color w:val="0000EE"/>
-            <w:u w:val="single"/>
-          </w:rPr>
-          <w:t>4:24–25</w:t>
-        </w:r>
-      </w:hyperlink>
-      <w:r>
-        <w:rPr>
-          <w:lang w:val="zh_TW" w:bidi="zh_TW"/>
-        </w:rPr>
-        <w:t>，</w:t>
-      </w:r>
-      <w:hyperlink r:id="rId181">
-        <w:r>
-          <w:rPr>
-            <w:lang w:val="zh_TW" w:bidi="zh_TW"/>
-          </w:rPr>
-          <w:rPr>
-            <w:color w:val="0000EE"/>
-            <w:u w:val="single"/>
-          </w:rPr>
-          <w:t>6:4–5</w:t>
+      <w:hyperlink r:id="rId228">
+        <w:r>
+          <w:rPr>
+            <w:lang w:val="zh_TW" w:bidi="zh_TW"/>
+          </w:rPr>
+          <w:rPr>
+            <w:color w:val="0000EE"/>
+            <w:u w:val="single"/>
+          </w:rPr>
+          <w:t>39</w:t>
         </w:r>
       </w:hyperlink>
       <w:r>
@@ -4463,52 +5449,79 @@
         </w:rPr>
         <w:t>、</w:t>
       </w:r>
-      <w:hyperlink r:id="rId182">
-        <w:r>
-          <w:rPr>
-            <w:lang w:val="zh_TW" w:bidi="zh_TW"/>
-          </w:rPr>
-          <w:rPr>
-            <w:color w:val="0000EE"/>
-            <w:u w:val="single"/>
-          </w:rPr>
-          <w:t>9</w:t>
-        </w:r>
-      </w:hyperlink>
-      <w:r>
-        <w:rPr>
-          <w:lang w:val="zh_TW" w:bidi="zh_TW"/>
-        </w:rPr>
-        <w:t>，</w:t>
-      </w:r>
-      <w:hyperlink r:id="rId183">
-        <w:r>
-          <w:rPr>
-            <w:lang w:val="zh_TW" w:bidi="zh_TW"/>
-          </w:rPr>
-          <w:rPr>
-            <w:color w:val="0000EE"/>
-            <w:u w:val="single"/>
-          </w:rPr>
-          <w:t>7:4</w:t>
-        </w:r>
-      </w:hyperlink>
-      <w:r>
-        <w:rPr>
-          <w:lang w:val="zh_TW" w:bidi="zh_TW"/>
-        </w:rPr>
-        <w:t>，</w:t>
-      </w:r>
-      <w:hyperlink r:id="rId184">
-        <w:r>
-          <w:rPr>
-            <w:lang w:val="zh_TW" w:bidi="zh_TW"/>
-          </w:rPr>
-          <w:rPr>
-            <w:color w:val="0000EE"/>
-            <w:u w:val="single"/>
-          </w:rPr>
-          <w:t>8:11</w:t>
+      <w:hyperlink r:id="rId229">
+        <w:r>
+          <w:rPr>
+            <w:lang w:val="zh_TW" w:bidi="zh_TW"/>
+          </w:rPr>
+          <w:rPr>
+            <w:color w:val="0000EE"/>
+            <w:u w:val="single"/>
+          </w:rPr>
+          <w:t>44</w:t>
+        </w:r>
+      </w:hyperlink>
+      <w:r>
+        <w:rPr>
+          <w:lang w:val="zh_TW" w:bidi="zh_TW"/>
+        </w:rPr>
+        <w:t>，及其它經文）。這種加上人稱代名詞的表達，強調了耶穌的教導與摩西律法之間的不同，彰顯了耶穌獨特的權柄。</w:t>
+      </w:r>
+    </w:p>
+    <w:p>
+      <w:pPr/>
+      <w:r>
+        <w:rPr>
+          <w:lang w:val="zh_TW" w:bidi="zh_TW"/>
+        </w:rPr>
+      </w:r>
+      <w:r>
+        <w:rPr>
+          <w:lang w:val="zh_TW" w:bidi="zh_TW"/>
+        </w:rPr>
+        <w:t>有時，耶穌以語法上不尋常的方式使用「我是」，後面並沒有接續任何說明。例如，耶穌說：「還沒有亞伯拉罕就有了我」（</w:t>
+      </w:r>
+      <w:hyperlink r:id="rId230">
+        <w:r>
+          <w:rPr>
+            <w:lang w:val="zh_TW" w:bidi="zh_TW"/>
+          </w:rPr>
+          <w:rPr>
+            <w:color w:val="0000EE"/>
+            <w:u w:val="single"/>
+          </w:rPr>
+          <w:t>約8:58</w:t>
+        </w:r>
+      </w:hyperlink>
+      <w:r>
+        <w:rPr>
+          <w:lang w:val="zh_TW" w:bidi="zh_TW"/>
+        </w:rPr>
+        <w:t>）。</w:t>
+      </w:r>
+      <w:r>
+        <w:rPr>
+          <w:i/>
+          <w:lang w:val="zh_TW" w:bidi="zh_TW"/>
+        </w:rPr>
+        <w:t>在亞伯拉罕之前，耶穌是什麼？</w:t>
+      </w:r>
+      <w:r>
+        <w:rPr>
+          <w:lang w:val="zh_TW" w:bidi="zh_TW"/>
+        </w:rPr>
+        <w:t>（參</w:t>
+      </w:r>
+      <w:hyperlink r:id="rId231">
+        <w:r>
+          <w:rPr>
+            <w:lang w:val="zh_TW" w:bidi="zh_TW"/>
+          </w:rPr>
+          <w:rPr>
+            <w:color w:val="0000EE"/>
+            <w:u w:val="single"/>
+          </w:rPr>
+          <w:t>8:28</w:t>
         </w:r>
       </w:hyperlink>
       <w:r>
@@ -4517,70 +5530,60 @@
         </w:rPr>
         <w:t>、</w:t>
       </w:r>
-      <w:hyperlink r:id="rId185">
-        <w:r>
-          <w:rPr>
-            <w:lang w:val="zh_TW" w:bidi="zh_TW"/>
-          </w:rPr>
-          <w:rPr>
-            <w:color w:val="0000EE"/>
-            <w:u w:val="single"/>
-          </w:rPr>
-          <w:t>34</w:t>
-        </w:r>
-      </w:hyperlink>
-      <w:r>
-        <w:rPr>
-          <w:lang w:val="zh_TW" w:bidi="zh_TW"/>
-        </w:rPr>
-        <w:t>，</w:t>
-      </w:r>
-      <w:hyperlink r:id="rId186">
-        <w:r>
-          <w:rPr>
-            <w:lang w:val="zh_TW" w:bidi="zh_TW"/>
-          </w:rPr>
-          <w:rPr>
-            <w:color w:val="0000EE"/>
-            <w:u w:val="single"/>
-          </w:rPr>
-          <w:t>10:9</w:t>
-        </w:r>
-      </w:hyperlink>
-      <w:r>
-        <w:rPr>
-          <w:lang w:val="zh_TW" w:bidi="zh_TW"/>
-        </w:rPr>
-        <w:t>；</w:t>
-      </w:r>
-      <w:hyperlink r:id="rId187">
-        <w:r>
-          <w:rPr>
-            <w:lang w:val="zh_TW" w:bidi="zh_TW"/>
-          </w:rPr>
-          <w:rPr>
-            <w:color w:val="0000EE"/>
-            <w:u w:val="single"/>
-          </w:rPr>
-          <w:t>林前6:14</w:t>
-        </w:r>
-      </w:hyperlink>
-      <w:r>
-        <w:rPr>
-          <w:lang w:val="zh_TW" w:bidi="zh_TW"/>
-        </w:rPr>
-        <w:t>，</w:t>
-      </w:r>
-      <w:hyperlink r:id="rId188">
-        <w:r>
-          <w:rPr>
-            <w:lang w:val="zh_TW" w:bidi="zh_TW"/>
-          </w:rPr>
-          <w:rPr>
-            <w:color w:val="0000EE"/>
-            <w:u w:val="single"/>
-          </w:rPr>
-          <w:t>15:4</w:t>
+      <w:hyperlink r:id="rId232">
+        <w:r>
+          <w:rPr>
+            <w:lang w:val="zh_TW" w:bidi="zh_TW"/>
+          </w:rPr>
+          <w:rPr>
+            <w:color w:val="0000EE"/>
+            <w:u w:val="single"/>
+          </w:rPr>
+          <w:t>59，</w:t>
+        </w:r>
+      </w:hyperlink>
+      <w:hyperlink r:id="rId233">
+        <w:r>
+          <w:rPr>
+            <w:lang w:val="zh_TW" w:bidi="zh_TW"/>
+          </w:rPr>
+          <w:rPr>
+            <w:color w:val="0000EE"/>
+            <w:u w:val="single"/>
+          </w:rPr>
+          <w:t>13:19</w:t>
+        </w:r>
+      </w:hyperlink>
+      <w:r>
+        <w:rPr>
+          <w:lang w:val="zh_TW" w:bidi="zh_TW"/>
+        </w:rPr>
+        <w:t>）。</w:t>
+      </w:r>
+    </w:p>
+    <w:p>
+      <w:pPr/>
+      <w:r>
+        <w:rPr>
+          <w:lang w:val="zh_TW" w:bidi="zh_TW"/>
+        </w:rPr>
+      </w:r>
+      <w:r>
+        <w:rPr>
+          <w:lang w:val="zh_TW" w:bidi="zh_TW"/>
+        </w:rPr>
+        <w:t>對這種奇特表達的最佳解釋來自舊約聖經。當摩西在西奈山遇見神時，他想知道神的名字（</w:t>
+      </w:r>
+      <w:hyperlink r:id="rId234">
+        <w:r>
+          <w:rPr>
+            <w:lang w:val="zh_TW" w:bidi="zh_TW"/>
+          </w:rPr>
+          <w:rPr>
+            <w:color w:val="0000EE"/>
+            <w:u w:val="single"/>
+          </w:rPr>
+          <w:t>出3:6</w:t>
         </w:r>
       </w:hyperlink>
       <w:r>
@@ -4589,16 +5592,158 @@
         </w:rPr>
         <w:t>、</w:t>
       </w:r>
-      <w:hyperlink r:id="rId189">
-        <w:r>
-          <w:rPr>
-            <w:lang w:val="zh_TW" w:bidi="zh_TW"/>
-          </w:rPr>
-          <w:rPr>
-            <w:color w:val="0000EE"/>
-            <w:u w:val="single"/>
-          </w:rPr>
-          <w:t>12–23</w:t>
+      <w:hyperlink r:id="rId235">
+        <w:r>
+          <w:rPr>
+            <w:lang w:val="zh_TW" w:bidi="zh_TW"/>
+          </w:rPr>
+          <w:rPr>
+            <w:color w:val="0000EE"/>
+            <w:u w:val="single"/>
+          </w:rPr>
+          <w:t>13–14</w:t>
+        </w:r>
+      </w:hyperlink>
+      <w:r>
+        <w:rPr>
+          <w:lang w:val="zh_TW" w:bidi="zh_TW"/>
+        </w:rPr>
+        <w:t>）。神告訴摩西，祂的名字是YHWH（雅巍，和合本譯為：耶和華），這四個希伯來字母可以表達存在的意思。</w:t>
+      </w:r>
+    </w:p>
+    <w:p>
+      <w:pPr/>
+      <w:r>
+        <w:rPr>
+          <w:lang w:val="zh_TW" w:bidi="zh_TW"/>
+        </w:rPr>
+      </w:r>
+      <w:r>
+        <w:rPr>
+          <w:lang w:val="zh_TW" w:bidi="zh_TW"/>
+        </w:rPr>
+        <w:t>當猶太人將舊約翻譯成希臘文時，在出埃及記三章14節中，神的名字「我是自有永有的（I AM WHO I AM）」被譯為 egō eimi ho ōn（「我是」）。在其它地方，特別是以賽亞書（</w:t>
+      </w:r>
+      <w:hyperlink r:id="rId236">
+        <w:r>
+          <w:rPr>
+            <w:lang w:val="zh_TW" w:bidi="zh_TW"/>
+          </w:rPr>
+          <w:rPr>
+            <w:color w:val="0000EE"/>
+            <w:u w:val="single"/>
+          </w:rPr>
+          <w:t>43:25，</w:t>
+        </w:r>
+      </w:hyperlink>
+      <w:hyperlink r:id="rId237">
+        <w:r>
+          <w:rPr>
+            <w:lang w:val="zh_TW" w:bidi="zh_TW"/>
+          </w:rPr>
+          <w:rPr>
+            <w:color w:val="0000EE"/>
+            <w:u w:val="single"/>
+          </w:rPr>
+          <w:t>51:12，</w:t>
+        </w:r>
+      </w:hyperlink>
+      <w:hyperlink r:id="rId238">
+        <w:r>
+          <w:rPr>
+            <w:lang w:val="zh_TW" w:bidi="zh_TW"/>
+          </w:rPr>
+          <w:rPr>
+            <w:color w:val="0000EE"/>
+            <w:u w:val="single"/>
+          </w:rPr>
+          <w:t>52:6</w:t>
+        </w:r>
+      </w:hyperlink>
+      <w:r>
+        <w:rPr>
+          <w:lang w:val="zh_TW" w:bidi="zh_TW"/>
+        </w:rPr>
+        <w:t>），希臘文舊約聖經使用 egō eimi（「我是」）作為神談論自己特別的表達。在其它許多經文中，希臘文翻譯使用 kurios（「主」）作為神的名字。有些猶太人把耶穌說的 「我是 」理解為祂以神名字來自稱，比如在約翰福音八章58節中，猶太人因為耶穌這個「我是」的自稱而試圖用石頭打他。但在其它地方，如約翰福音八章24節，他們並沒有這樣的反應，只是問他：「你是誰？」</w:t>
+      </w:r>
+    </w:p>
+    <w:p>
+      <w:pPr/>
+      <w:r>
+        <w:rPr>
+          <w:lang w:val="zh_TW" w:bidi="zh_TW"/>
+        </w:rPr>
+      </w:r>
+      <w:r>
+        <w:rPr>
+          <w:lang w:val="zh_TW" w:bidi="zh_TW"/>
+        </w:rPr>
+        <w:t>耶穌不僅是代表神。「我是」的宣告顯明了耶穌的神性，表明祂能以父的身分工作、說話並行動。祂不只是人，祂是神的道成為了人的樣式</w:t>
+      </w:r>
+      <w:r>
+        <w:rPr>
+          <w:i/>
+          <w:lang w:val="zh_TW" w:bidi="zh_TW"/>
+        </w:rPr>
+        <w:t xml:space="preserve"> </w:t>
+      </w:r>
+      <w:r>
+        <w:rPr>
+          <w:lang w:val="zh_TW" w:bidi="zh_TW"/>
+        </w:rPr>
+        <w:t>（</w:t>
+      </w:r>
+      <w:hyperlink r:id="rId239">
+        <w:r>
+          <w:rPr>
+            <w:lang w:val="zh_TW" w:bidi="zh_TW"/>
+          </w:rPr>
+          <w:rPr>
+            <w:color w:val="0000EE"/>
+            <w:u w:val="single"/>
+          </w:rPr>
+          <w:t>約1:1</w:t>
+        </w:r>
+      </w:hyperlink>
+      <w:r>
+        <w:rPr>
+          <w:lang w:val="zh_TW" w:bidi="zh_TW"/>
+        </w:rPr>
+        <w:t>）。祂的聲音就是父的聲音，祂的生命在肉身中彰顯了神的生命。「我是」這個片語有力地表達了耶穌的身分。</w:t>
+      </w:r>
+    </w:p>
+    <w:p>
+      <w:pPr/>
+      <w:r>
+        <w:rPr>
+          <w:lang w:val="zh_TW" w:bidi="zh_TW"/>
+        </w:rPr>
+      </w:r>
+      <w:r>
+        <w:rPr>
+          <w:u w:val="single"/>
+          <w:lang w:val="zh_TW" w:bidi="zh_TW"/>
+        </w:rPr>
+        <w:t>進深研究的經文段落</w:t>
+      </w:r>
+    </w:p>
+    <w:p>
+      <w:pPr/>
+      <w:r>
+        <w:rPr>
+          <w:lang w:val="zh_TW" w:bidi="zh_TW"/>
+        </w:rPr>
+      </w:r>
+      <w:hyperlink r:id="rId217">
+        <w:r>
+          <w:rPr>
+            <w:lang w:val="zh_TW" w:bidi="zh_TW"/>
+          </w:rPr>
+          <w:rPr>
+            <w:color w:val="0000EE"/>
+            <w:u w:val="single"/>
+          </w:rPr>
+          <w:t>約6:35</w:t>
         </w:r>
       </w:hyperlink>
       <w:r>
@@ -4607,16 +5752,28 @@
         </w:rPr>
         <w:t>、</w:t>
       </w:r>
-      <w:hyperlink r:id="rId190">
-        <w:r>
-          <w:rPr>
-            <w:lang w:val="zh_TW" w:bidi="zh_TW"/>
-          </w:rPr>
-          <w:rPr>
-            <w:color w:val="0000EE"/>
-            <w:u w:val="single"/>
-          </w:rPr>
-          <w:t>35</w:t>
+      <w:hyperlink r:id="rId240">
+        <w:r>
+          <w:rPr>
+            <w:lang w:val="zh_TW" w:bidi="zh_TW"/>
+          </w:rPr>
+          <w:rPr>
+            <w:color w:val="0000EE"/>
+            <w:u w:val="single"/>
+          </w:rPr>
+          <w:t>48，</w:t>
+        </w:r>
+      </w:hyperlink>
+      <w:hyperlink r:id="rId218">
+        <w:r>
+          <w:rPr>
+            <w:lang w:val="zh_TW" w:bidi="zh_TW"/>
+          </w:rPr>
+          <w:rPr>
+            <w:color w:val="0000EE"/>
+            <w:u w:val="single"/>
+          </w:rPr>
+          <w:t>8:12</w:t>
         </w:r>
       </w:hyperlink>
       <w:r>
@@ -4625,16 +5782,76 @@
         </w:rPr>
         <w:t>、</w:t>
       </w:r>
-      <w:hyperlink r:id="rId191">
-        <w:r>
-          <w:rPr>
-            <w:lang w:val="zh_TW" w:bidi="zh_TW"/>
-          </w:rPr>
-          <w:rPr>
-            <w:color w:val="0000EE"/>
-            <w:u w:val="single"/>
-          </w:rPr>
-          <w:t>42–44</w:t>
+      <w:hyperlink r:id="rId230">
+        <w:r>
+          <w:rPr>
+            <w:lang w:val="zh_TW" w:bidi="zh_TW"/>
+          </w:rPr>
+          <w:rPr>
+            <w:color w:val="0000EE"/>
+            <w:u w:val="single"/>
+          </w:rPr>
+          <w:t>58，</w:t>
+        </w:r>
+      </w:hyperlink>
+      <w:hyperlink r:id="rId241">
+        <w:r>
+          <w:rPr>
+            <w:lang w:val="zh_TW" w:bidi="zh_TW"/>
+          </w:rPr>
+          <w:rPr>
+            <w:color w:val="0000EE"/>
+            <w:u w:val="single"/>
+          </w:rPr>
+          <w:t>9:5，</w:t>
+        </w:r>
+      </w:hyperlink>
+      <w:hyperlink r:id="rId242">
+        <w:r>
+          <w:rPr>
+            <w:lang w:val="zh_TW" w:bidi="zh_TW"/>
+          </w:rPr>
+          <w:rPr>
+            <w:color w:val="0000EE"/>
+            <w:u w:val="single"/>
+          </w:rPr>
+          <w:t>10:7–14，</w:t>
+        </w:r>
+      </w:hyperlink>
+      <w:hyperlink r:id="rId221">
+        <w:r>
+          <w:rPr>
+            <w:lang w:val="zh_TW" w:bidi="zh_TW"/>
+          </w:rPr>
+          <w:rPr>
+            <w:color w:val="0000EE"/>
+            <w:u w:val="single"/>
+          </w:rPr>
+          <w:t>11:25，</w:t>
+        </w:r>
+      </w:hyperlink>
+      <w:hyperlink r:id="rId222">
+        <w:r>
+          <w:rPr>
+            <w:lang w:val="zh_TW" w:bidi="zh_TW"/>
+          </w:rPr>
+          <w:rPr>
+            <w:color w:val="0000EE"/>
+            <w:u w:val="single"/>
+          </w:rPr>
+          <w:t>14:6，</w:t>
+        </w:r>
+      </w:hyperlink>
+      <w:hyperlink r:id="rId223">
+        <w:r>
+          <w:rPr>
+            <w:lang w:val="zh_TW" w:bidi="zh_TW"/>
+          </w:rPr>
+          <w:rPr>
+            <w:color w:val="0000EE"/>
+            <w:u w:val="single"/>
+          </w:rPr>
+          <w:t>15:1</w:t>
         </w:r>
       </w:hyperlink>
       <w:r>
@@ -4643,1139 +5860,6 @@
         </w:rPr>
         <w:t>、</w:t>
       </w:r>
-      <w:hyperlink r:id="rId192">
-        <w:r>
-          <w:rPr>
-            <w:lang w:val="zh_TW" w:bidi="zh_TW"/>
-          </w:rPr>
-          <w:rPr>
-            <w:color w:val="0000EE"/>
-            <w:u w:val="single"/>
-          </w:rPr>
-          <w:t>52</w:t>
-        </w:r>
-      </w:hyperlink>
-      <w:r>
-        <w:rPr>
-          <w:lang w:val="zh_TW" w:bidi="zh_TW"/>
-        </w:rPr>
-        <w:t>；</w:t>
-      </w:r>
-      <w:hyperlink r:id="rId193">
-        <w:r>
-          <w:rPr>
-            <w:lang w:val="zh_TW" w:bidi="zh_TW"/>
-          </w:rPr>
-          <w:rPr>
-            <w:color w:val="0000EE"/>
-            <w:u w:val="single"/>
-          </w:rPr>
-          <w:t>林後1:9</w:t>
-        </w:r>
-      </w:hyperlink>
-      <w:r>
-        <w:rPr>
-          <w:lang w:val="zh_TW" w:bidi="zh_TW"/>
-        </w:rPr>
-        <w:t>，</w:t>
-      </w:r>
-      <w:hyperlink r:id="rId194">
-        <w:r>
-          <w:rPr>
-            <w:lang w:val="zh_TW" w:bidi="zh_TW"/>
-          </w:rPr>
-          <w:rPr>
-            <w:color w:val="0000EE"/>
-            <w:u w:val="single"/>
-          </w:rPr>
-          <w:t>4:14</w:t>
-        </w:r>
-      </w:hyperlink>
-      <w:r>
-        <w:rPr>
-          <w:lang w:val="zh_TW" w:bidi="zh_TW"/>
-        </w:rPr>
-        <w:t>，</w:t>
-      </w:r>
-      <w:hyperlink r:id="rId195">
-        <w:r>
-          <w:rPr>
-            <w:lang w:val="zh_TW" w:bidi="zh_TW"/>
-          </w:rPr>
-          <w:rPr>
-            <w:color w:val="0000EE"/>
-            <w:u w:val="single"/>
-          </w:rPr>
-          <w:t>5:15</w:t>
-        </w:r>
-      </w:hyperlink>
-      <w:r>
-        <w:rPr>
-          <w:lang w:val="zh_TW" w:bidi="zh_TW"/>
-        </w:rPr>
-        <w:t>；</w:t>
-      </w:r>
-      <w:hyperlink r:id="rId196">
-        <w:r>
-          <w:rPr>
-            <w:lang w:val="zh_TW" w:bidi="zh_TW"/>
-          </w:rPr>
-          <w:rPr>
-            <w:color w:val="0000EE"/>
-            <w:u w:val="single"/>
-          </w:rPr>
-          <w:t>加1:1</w:t>
-        </w:r>
-      </w:hyperlink>
-      <w:r>
-        <w:rPr>
-          <w:lang w:val="zh_TW" w:bidi="zh_TW"/>
-        </w:rPr>
-        <w:t>；</w:t>
-      </w:r>
-      <w:hyperlink r:id="rId197">
-        <w:r>
-          <w:rPr>
-            <w:lang w:val="zh_TW" w:bidi="zh_TW"/>
-          </w:rPr>
-          <w:rPr>
-            <w:color w:val="0000EE"/>
-            <w:u w:val="single"/>
-          </w:rPr>
-          <w:t>弗1:19–20</w:t>
-        </w:r>
-      </w:hyperlink>
-      <w:r>
-        <w:rPr>
-          <w:lang w:val="zh_TW" w:bidi="zh_TW"/>
-        </w:rPr>
-        <w:t>，</w:t>
-      </w:r>
-      <w:hyperlink r:id="rId198">
-        <w:r>
-          <w:rPr>
-            <w:lang w:val="zh_TW" w:bidi="zh_TW"/>
-          </w:rPr>
-          <w:rPr>
-            <w:color w:val="0000EE"/>
-            <w:u w:val="single"/>
-          </w:rPr>
-          <w:t>2:5–6</w:t>
-        </w:r>
-      </w:hyperlink>
-      <w:r>
-        <w:rPr>
-          <w:lang w:val="zh_TW" w:bidi="zh_TW"/>
-        </w:rPr>
-        <w:t>；</w:t>
-      </w:r>
-      <w:hyperlink r:id="rId199">
-        <w:r>
-          <w:rPr>
-            <w:lang w:val="zh_TW" w:bidi="zh_TW"/>
-          </w:rPr>
-          <w:rPr>
-            <w:color w:val="0000EE"/>
-            <w:u w:val="single"/>
-          </w:rPr>
-          <w:t>腓3:10–11</w:t>
-        </w:r>
-      </w:hyperlink>
-      <w:r>
-        <w:rPr>
-          <w:lang w:val="zh_TW" w:bidi="zh_TW"/>
-        </w:rPr>
-        <w:t>；</w:t>
-      </w:r>
-      <w:hyperlink r:id="rId200">
-        <w:r>
-          <w:rPr>
-            <w:lang w:val="zh_TW" w:bidi="zh_TW"/>
-          </w:rPr>
-          <w:rPr>
-            <w:color w:val="0000EE"/>
-            <w:u w:val="single"/>
-          </w:rPr>
-          <w:t>西2:12</w:t>
-        </w:r>
-      </w:hyperlink>
-      <w:r>
-        <w:rPr>
-          <w:lang w:val="zh_TW" w:bidi="zh_TW"/>
-        </w:rPr>
-        <w:t>，</w:t>
-      </w:r>
-      <w:hyperlink r:id="rId201">
-        <w:r>
-          <w:rPr>
-            <w:lang w:val="zh_TW" w:bidi="zh_TW"/>
-          </w:rPr>
-          <w:rPr>
-            <w:color w:val="0000EE"/>
-            <w:u w:val="single"/>
-          </w:rPr>
-          <w:t>3:1</w:t>
-        </w:r>
-      </w:hyperlink>
-      <w:r>
-        <w:rPr>
-          <w:lang w:val="zh_TW" w:bidi="zh_TW"/>
-        </w:rPr>
-        <w:t>；</w:t>
-      </w:r>
-      <w:hyperlink r:id="rId202">
-        <w:r>
-          <w:rPr>
-            <w:lang w:val="zh_TW" w:bidi="zh_TW"/>
-          </w:rPr>
-          <w:rPr>
-            <w:color w:val="0000EE"/>
-            <w:u w:val="single"/>
-          </w:rPr>
-          <w:t>帖前1:10</w:t>
-        </w:r>
-      </w:hyperlink>
-      <w:r>
-        <w:rPr>
-          <w:lang w:val="zh_TW" w:bidi="zh_TW"/>
-        </w:rPr>
-        <w:t>，</w:t>
-      </w:r>
-      <w:hyperlink r:id="rId203">
-        <w:r>
-          <w:rPr>
-            <w:lang w:val="zh_TW" w:bidi="zh_TW"/>
-          </w:rPr>
-          <w:rPr>
-            <w:color w:val="0000EE"/>
-            <w:u w:val="single"/>
-          </w:rPr>
-          <w:t>4:14</w:t>
-        </w:r>
-      </w:hyperlink>
-      <w:r>
-        <w:rPr>
-          <w:lang w:val="zh_TW" w:bidi="zh_TW"/>
-        </w:rPr>
-        <w:t>；</w:t>
-      </w:r>
-      <w:hyperlink r:id="rId204">
-        <w:r>
-          <w:rPr>
-            <w:lang w:val="zh_TW" w:bidi="zh_TW"/>
-          </w:rPr>
-          <w:rPr>
-            <w:color w:val="0000EE"/>
-            <w:u w:val="single"/>
-          </w:rPr>
-          <w:t>提後2:8</w:t>
-        </w:r>
-      </w:hyperlink>
-      <w:r>
-        <w:rPr>
-          <w:lang w:val="zh_TW" w:bidi="zh_TW"/>
-        </w:rPr>
-        <w:t>、</w:t>
-      </w:r>
-      <w:hyperlink r:id="rId205">
-        <w:r>
-          <w:rPr>
-            <w:lang w:val="zh_TW" w:bidi="zh_TW"/>
-          </w:rPr>
-          <w:rPr>
-            <w:color w:val="0000EE"/>
-            <w:u w:val="single"/>
-          </w:rPr>
-          <w:t>18</w:t>
-        </w:r>
-      </w:hyperlink>
-      <w:r>
-        <w:rPr>
-          <w:lang w:val="zh_TW" w:bidi="zh_TW"/>
-        </w:rPr>
-        <w:t>；</w:t>
-      </w:r>
-      <w:hyperlink r:id="rId206">
-        <w:r>
-          <w:rPr>
-            <w:lang w:val="zh_TW" w:bidi="zh_TW"/>
-          </w:rPr>
-          <w:rPr>
-            <w:color w:val="0000EE"/>
-            <w:u w:val="single"/>
-          </w:rPr>
-          <w:t>來6:2</w:t>
-        </w:r>
-      </w:hyperlink>
-      <w:r>
-        <w:rPr>
-          <w:lang w:val="zh_TW" w:bidi="zh_TW"/>
-        </w:rPr>
-        <w:t>，</w:t>
-      </w:r>
-      <w:hyperlink r:id="rId207">
-        <w:r>
-          <w:rPr>
-            <w:lang w:val="zh_TW" w:bidi="zh_TW"/>
-          </w:rPr>
-          <w:rPr>
-            <w:color w:val="0000EE"/>
-            <w:u w:val="single"/>
-          </w:rPr>
-          <w:t>11:35</w:t>
-        </w:r>
-      </w:hyperlink>
-      <w:r>
-        <w:rPr>
-          <w:lang w:val="zh_TW" w:bidi="zh_TW"/>
-        </w:rPr>
-        <w:t>；</w:t>
-      </w:r>
-      <w:hyperlink r:id="rId208">
-        <w:r>
-          <w:rPr>
-            <w:lang w:val="zh_TW" w:bidi="zh_TW"/>
-          </w:rPr>
-          <w:rPr>
-            <w:color w:val="0000EE"/>
-            <w:u w:val="single"/>
-          </w:rPr>
-          <w:t>彼前1:21</w:t>
-        </w:r>
-      </w:hyperlink>
-      <w:r>
-        <w:rPr>
-          <w:lang w:val="zh_TW" w:bidi="zh_TW"/>
-        </w:rPr>
-        <w:t>，</w:t>
-      </w:r>
-      <w:hyperlink r:id="rId209">
-        <w:r>
-          <w:rPr>
-            <w:lang w:val="zh_TW" w:bidi="zh_TW"/>
-          </w:rPr>
-          <w:rPr>
-            <w:color w:val="0000EE"/>
-            <w:u w:val="single"/>
-          </w:rPr>
-          <w:t>3:18</w:t>
-        </w:r>
-      </w:hyperlink>
-      <w:r>
-        <w:rPr>
-          <w:lang w:val="zh_TW" w:bidi="zh_TW"/>
-        </w:rPr>
-        <w:t>、</w:t>
-      </w:r>
-      <w:hyperlink r:id="rId210">
-        <w:r>
-          <w:rPr>
-            <w:lang w:val="zh_TW" w:bidi="zh_TW"/>
-          </w:rPr>
-          <w:rPr>
-            <w:color w:val="0000EE"/>
-            <w:u w:val="single"/>
-          </w:rPr>
-          <w:t>21</w:t>
-        </w:r>
-      </w:hyperlink>
-      <w:r>
-        <w:rPr>
-          <w:lang w:val="zh_TW" w:bidi="zh_TW"/>
-        </w:rPr>
-        <w:t>；</w:t>
-      </w:r>
-      <w:hyperlink r:id="rId211">
-        <w:r>
-          <w:rPr>
-            <w:lang w:val="zh_TW" w:bidi="zh_TW"/>
-          </w:rPr>
-          <w:rPr>
-            <w:color w:val="0000EE"/>
-            <w:u w:val="single"/>
-          </w:rPr>
-          <w:t>啟20:4–8</w:t>
-        </w:r>
-      </w:hyperlink>
-      <w:r>
-        <w:rPr>
-          <w:lang w:val="zh_TW" w:bidi="zh_TW"/>
-        </w:rPr>
-        <w:t>、</w:t>
-      </w:r>
-      <w:hyperlink r:id="rId212">
-        <w:r>
-          <w:rPr>
-            <w:lang w:val="zh_TW" w:bidi="zh_TW"/>
-          </w:rPr>
-          <w:rPr>
-            <w:color w:val="0000EE"/>
-            <w:u w:val="single"/>
-          </w:rPr>
-          <w:t>11–15</w:t>
-        </w:r>
-      </w:hyperlink>
-      <w:r>
-        <w:rPr>
-          <w:lang w:val="zh_TW" w:bidi="zh_TW"/>
-        </w:rPr>
-      </w:r>
-      <w:r>
-        <w:rPr>
-          <w:lang w:val="zh_TW" w:bidi="zh_TW"/>
-        </w:rPr>
-      </w:r>
-    </w:p>
-    <w:p>
-      <w:pPr/>
-      <w:r>
-        <w:rPr>
-          <w:lang w:val="zh_TW" w:bidi="zh_TW"/>
-        </w:rPr>
-      </w:r>
-    </w:p>
-    <w:p>
-      <w:pPr>
-        <w:pStyle w:val="Heading2"/>
-      </w:pPr>
-      <w:r>
-        <w:rPr>
-          <w:lang w:val="zh_TW" w:bidi="zh_TW"/>
-        </w:rPr>
-        <w:t>耶穌的升天</w:t>
-      </w:r>
-      <w:r>
-        <w:rPr>
-          <w:lang w:val="zh_TW" w:bidi="zh_TW"/>
-        </w:rPr>
-      </w:r>
-    </w:p>
-    <w:p>
-      <w:pPr/>
-      <w:r>
-        <w:rPr>
-          <w:lang w:val="zh_TW" w:bidi="zh_TW"/>
-        </w:rPr>
-      </w:r>
-      <w:r>
-        <w:rPr>
-          <w:lang w:val="zh_TW" w:bidi="zh_TW"/>
-        </w:rPr>
-        <w:t>當耶穌升天時，祂將最後的吩咐與權柄交付祂的使徒，為他們的事工鋪路（</w:t>
-      </w:r>
-      <w:hyperlink r:id="rId213">
-        <w:r>
-          <w:rPr>
-            <w:lang w:val="zh_TW" w:bidi="zh_TW"/>
-          </w:rPr>
-          <w:rPr>
-            <w:color w:val="0000EE"/>
-            <w:u w:val="single"/>
-          </w:rPr>
-          <w:t>徒1:6–11</w:t>
-        </w:r>
-      </w:hyperlink>
-      <w:r>
-        <w:rPr>
-          <w:lang w:val="zh_TW" w:bidi="zh_TW"/>
-        </w:rPr>
-        <w:t>；</w:t>
-      </w:r>
-      <w:hyperlink r:id="rId214">
-        <w:r>
-          <w:rPr>
-            <w:lang w:val="zh_TW" w:bidi="zh_TW"/>
-          </w:rPr>
-          <w:rPr>
-            <w:color w:val="0000EE"/>
-            <w:u w:val="single"/>
-          </w:rPr>
-          <w:t>路24:45–53</w:t>
-        </w:r>
-      </w:hyperlink>
-      <w:r>
-        <w:rPr>
-          <w:lang w:val="zh_TW" w:bidi="zh_TW"/>
-        </w:rPr>
-        <w:t>）。這一事件（升天）標誌著，聖靈的大能作為將透過教會開始（</w:t>
-      </w:r>
-      <w:hyperlink r:id="rId215">
-        <w:r>
-          <w:rPr>
-            <w:lang w:val="zh_TW" w:bidi="zh_TW"/>
-          </w:rPr>
-          <w:rPr>
-            <w:color w:val="0000EE"/>
-            <w:u w:val="single"/>
-          </w:rPr>
-          <w:t>路24:49</w:t>
-        </w:r>
-      </w:hyperlink>
-      <w:r>
-        <w:rPr>
-          <w:lang w:val="zh_TW" w:bidi="zh_TW"/>
-        </w:rPr>
-        <w:t>）。</w:t>
-      </w:r>
-    </w:p>
-    <w:p>
-      <w:pPr/>
-      <w:r>
-        <w:rPr>
-          <w:lang w:val="zh_TW" w:bidi="zh_TW"/>
-        </w:rPr>
-      </w:r>
-      <w:r>
-        <w:rPr>
-          <w:lang w:val="zh_TW" w:bidi="zh_TW"/>
-        </w:rPr>
-        <w:t>耶穌升到天上，表明祂如今既是神也是人，擁有至高的權柄與大能（</w:t>
-      </w:r>
-      <w:hyperlink r:id="rId216">
-        <w:r>
-          <w:rPr>
-            <w:lang w:val="zh_TW" w:bidi="zh_TW"/>
-          </w:rPr>
-          <w:rPr>
-            <w:color w:val="0000EE"/>
-            <w:u w:val="single"/>
-          </w:rPr>
-          <w:t>弗1:19–23</w:t>
-        </w:r>
-      </w:hyperlink>
-      <w:r>
-        <w:rPr>
-          <w:lang w:val="zh_TW" w:bidi="zh_TW"/>
-        </w:rPr>
-        <w:t>；</w:t>
-      </w:r>
-      <w:hyperlink r:id="rId217">
-        <w:r>
-          <w:rPr>
-            <w:lang w:val="zh_TW" w:bidi="zh_TW"/>
-          </w:rPr>
-          <w:rPr>
-            <w:color w:val="0000EE"/>
-            <w:u w:val="single"/>
-          </w:rPr>
-          <w:t>腓2:9–11</w:t>
-        </w:r>
-      </w:hyperlink>
-      <w:r>
-        <w:rPr>
-          <w:lang w:val="zh_TW" w:bidi="zh_TW"/>
-        </w:rPr>
-        <w:t>）。其它經文也提到耶穌到父那裡去（</w:t>
-      </w:r>
-      <w:hyperlink r:id="rId218">
-        <w:r>
-          <w:rPr>
-            <w:lang w:val="zh_TW" w:bidi="zh_TW"/>
-          </w:rPr>
-          <w:rPr>
-            <w:color w:val="0000EE"/>
-            <w:u w:val="single"/>
-          </w:rPr>
-          <w:t>約6:62，</w:t>
-        </w:r>
-      </w:hyperlink>
-      <w:hyperlink r:id="rId219">
-        <w:r>
-          <w:rPr>
-            <w:lang w:val="zh_TW" w:bidi="zh_TW"/>
-          </w:rPr>
-          <w:rPr>
-            <w:color w:val="0000EE"/>
-            <w:u w:val="single"/>
-          </w:rPr>
-          <w:t>13:1–3，</w:t>
-        </w:r>
-      </w:hyperlink>
-      <w:hyperlink r:id="rId220">
-        <w:r>
-          <w:rPr>
-            <w:lang w:val="zh_TW" w:bidi="zh_TW"/>
-          </w:rPr>
-          <w:rPr>
-            <w:color w:val="0000EE"/>
-            <w:u w:val="single"/>
-          </w:rPr>
-          <w:t>13:31–14:3</w:t>
-        </w:r>
-      </w:hyperlink>
-      <w:r>
-        <w:rPr>
-          <w:lang w:val="zh_TW" w:bidi="zh_TW"/>
-        </w:rPr>
-        <w:t>，</w:t>
-      </w:r>
-      <w:hyperlink r:id="rId221">
-        <w:r>
-          <w:rPr>
-            <w:lang w:val="zh_TW" w:bidi="zh_TW"/>
-          </w:rPr>
-          <w:rPr>
-            <w:color w:val="0000EE"/>
-            <w:u w:val="single"/>
-          </w:rPr>
-          <w:t>14:28，</w:t>
-        </w:r>
-      </w:hyperlink>
-      <w:hyperlink r:id="rId222">
-        <w:r>
-          <w:rPr>
-            <w:lang w:val="zh_TW" w:bidi="zh_TW"/>
-          </w:rPr>
-          <w:rPr>
-            <w:color w:val="0000EE"/>
-            <w:u w:val="single"/>
-          </w:rPr>
-          <w:t>16:5–10、</w:t>
-        </w:r>
-      </w:hyperlink>
-      <w:hyperlink r:id="rId223">
-        <w:r>
-          <w:rPr>
-            <w:lang w:val="zh_TW" w:bidi="zh_TW"/>
-          </w:rPr>
-          <w:rPr>
-            <w:color w:val="0000EE"/>
-            <w:u w:val="single"/>
-          </w:rPr>
-          <w:t>16、</w:t>
-        </w:r>
-      </w:hyperlink>
-      <w:hyperlink r:id="rId224">
-        <w:r>
-          <w:rPr>
-            <w:lang w:val="zh_TW" w:bidi="zh_TW"/>
-          </w:rPr>
-          <w:rPr>
-            <w:color w:val="0000EE"/>
-            <w:u w:val="single"/>
-          </w:rPr>
-          <w:t>28，</w:t>
-        </w:r>
-      </w:hyperlink>
-      <w:hyperlink r:id="rId225">
-        <w:r>
-          <w:rPr>
-            <w:lang w:val="zh_TW" w:bidi="zh_TW"/>
-          </w:rPr>
-          <w:rPr>
-            <w:color w:val="0000EE"/>
-            <w:u w:val="single"/>
-          </w:rPr>
-          <w:t>20:17</w:t>
-        </w:r>
-      </w:hyperlink>
-      <w:r>
-        <w:rPr>
-          <w:lang w:val="zh_TW" w:bidi="zh_TW"/>
-        </w:rPr>
-        <w:t>；</w:t>
-      </w:r>
-      <w:hyperlink r:id="rId226">
-        <w:r>
-          <w:rPr>
-            <w:lang w:val="zh_TW" w:bidi="zh_TW"/>
-          </w:rPr>
-          <w:rPr>
-            <w:color w:val="0000EE"/>
-            <w:u w:val="single"/>
-          </w:rPr>
-          <w:t>弗4:8–10</w:t>
-        </w:r>
-      </w:hyperlink>
-      <w:r>
-        <w:rPr>
-          <w:lang w:val="zh_TW" w:bidi="zh_TW"/>
-        </w:rPr>
-        <w:t>）。這是耶穌最後一次以身體向門徒顯現。自此之後，祂將一直在天上，直到「萬物復興」之時（</w:t>
-      </w:r>
-      <w:hyperlink r:id="rId227">
-        <w:r>
-          <w:rPr>
-            <w:lang w:val="zh_TW" w:bidi="zh_TW"/>
-          </w:rPr>
-          <w:rPr>
-            <w:color w:val="0000EE"/>
-            <w:u w:val="single"/>
-          </w:rPr>
-          <w:t>徒3:21</w:t>
-        </w:r>
-      </w:hyperlink>
-      <w:r>
-        <w:rPr>
-          <w:lang w:val="zh_TW" w:bidi="zh_TW"/>
-        </w:rPr>
-        <w:t>）。</w:t>
-      </w:r>
-    </w:p>
-    <w:p>
-      <w:pPr/>
-      <w:r>
-        <w:rPr>
-          <w:lang w:val="zh_TW" w:bidi="zh_TW"/>
-        </w:rPr>
-      </w:r>
-      <w:r>
-        <w:rPr>
-          <w:lang w:val="zh_TW" w:bidi="zh_TW"/>
-        </w:rPr>
-        <w:t>耶穌升天的事件提醒信徒，祂應許將要再來（</w:t>
-      </w:r>
-      <w:hyperlink r:id="rId228">
-        <w:r>
-          <w:rPr>
-            <w:lang w:val="zh_TW" w:bidi="zh_TW"/>
-          </w:rPr>
-          <w:rPr>
-            <w:color w:val="0000EE"/>
-            <w:u w:val="single"/>
-          </w:rPr>
-          <w:t>徒1:11</w:t>
-        </w:r>
-      </w:hyperlink>
-      <w:r>
-        <w:rPr>
-          <w:lang w:val="zh_TW" w:bidi="zh_TW"/>
-        </w:rPr>
-        <w:t>；見</w:t>
-      </w:r>
-      <w:hyperlink r:id="rId229">
-        <w:r>
-          <w:rPr>
-            <w:lang w:val="zh_TW" w:bidi="zh_TW"/>
-          </w:rPr>
-          <w:rPr>
-            <w:color w:val="0000EE"/>
-            <w:u w:val="single"/>
-          </w:rPr>
-          <w:t>太24:30</w:t>
-        </w:r>
-      </w:hyperlink>
-      <w:r>
-        <w:rPr>
-          <w:lang w:val="zh_TW" w:bidi="zh_TW"/>
-        </w:rPr>
-        <w:t>；</w:t>
-      </w:r>
-      <w:hyperlink r:id="rId230">
-        <w:r>
-          <w:rPr>
-            <w:lang w:val="zh_TW" w:bidi="zh_TW"/>
-          </w:rPr>
-          <w:rPr>
-            <w:color w:val="0000EE"/>
-            <w:u w:val="single"/>
-          </w:rPr>
-          <w:t>可13:26</w:t>
-        </w:r>
-      </w:hyperlink>
-      <w:r>
-        <w:rPr>
-          <w:lang w:val="zh_TW" w:bidi="zh_TW"/>
-        </w:rPr>
-        <w:t>；</w:t>
-      </w:r>
-      <w:hyperlink r:id="rId231">
-        <w:r>
-          <w:rPr>
-            <w:lang w:val="zh_TW" w:bidi="zh_TW"/>
-          </w:rPr>
-          <w:rPr>
-            <w:color w:val="0000EE"/>
-            <w:u w:val="single"/>
-          </w:rPr>
-          <w:t>約14:3</w:t>
-        </w:r>
-      </w:hyperlink>
-      <w:r>
-        <w:rPr>
-          <w:lang w:val="zh_TW" w:bidi="zh_TW"/>
-        </w:rPr>
-        <w:t>）。那些親眼目睹耶穌升天的門徒，回到耶路撒冷時滿心喜樂，讚美敬拜耶穌（</w:t>
-      </w:r>
-      <w:hyperlink r:id="rId232">
-        <w:r>
-          <w:rPr>
-            <w:lang w:val="zh_TW" w:bidi="zh_TW"/>
-          </w:rPr>
-          <w:rPr>
-            <w:color w:val="0000EE"/>
-            <w:u w:val="single"/>
-          </w:rPr>
-          <w:t>路24:52</w:t>
-        </w:r>
-      </w:hyperlink>
-      <w:r>
-        <w:rPr>
-          <w:lang w:val="zh_TW" w:bidi="zh_TW"/>
-        </w:rPr>
-        <w:t>）。他們信靠主所說的話，確信耶穌將親自、真實再臨（</w:t>
-      </w:r>
-      <w:hyperlink r:id="rId233">
-        <w:r>
-          <w:rPr>
-            <w:lang w:val="zh_TW" w:bidi="zh_TW"/>
-          </w:rPr>
-          <w:rPr>
-            <w:color w:val="0000EE"/>
-            <w:u w:val="single"/>
-          </w:rPr>
-          <w:t>帖前4:16</w:t>
-        </w:r>
-      </w:hyperlink>
-      <w:r>
-        <w:rPr>
-          <w:lang w:val="zh_TW" w:bidi="zh_TW"/>
-        </w:rPr>
-        <w:t>；</w:t>
-      </w:r>
-      <w:hyperlink r:id="rId234">
-        <w:r>
-          <w:rPr>
-            <w:lang w:val="zh_TW" w:bidi="zh_TW"/>
-          </w:rPr>
-          <w:rPr>
-            <w:color w:val="0000EE"/>
-            <w:u w:val="single"/>
-          </w:rPr>
-          <w:t>帖後1:7–10</w:t>
-        </w:r>
-      </w:hyperlink>
-      <w:r>
-        <w:rPr>
-          <w:lang w:val="zh_TW" w:bidi="zh_TW"/>
-        </w:rPr>
-        <w:t>；</w:t>
-      </w:r>
-      <w:hyperlink r:id="rId32">
-        <w:r>
-          <w:rPr>
-            <w:lang w:val="zh_TW" w:bidi="zh_TW"/>
-          </w:rPr>
-          <w:rPr>
-            <w:color w:val="0000EE"/>
-            <w:u w:val="single"/>
-          </w:rPr>
-          <w:t>彼後3:10</w:t>
-        </w:r>
-      </w:hyperlink>
-      <w:r>
-        <w:rPr>
-          <w:lang w:val="zh_TW" w:bidi="zh_TW"/>
-        </w:rPr>
-        <w:t>）。</w:t>
-      </w:r>
-    </w:p>
-    <w:p>
-      <w:pPr/>
-      <w:r>
-        <w:rPr>
-          <w:lang w:val="zh_TW" w:bidi="zh_TW"/>
-        </w:rPr>
-      </w:r>
-      <w:r>
-        <w:rPr>
-          <w:lang w:val="zh_TW" w:bidi="zh_TW"/>
-        </w:rPr>
-        <w:t>耶穌的升天也預示，信徒將來要進入神榮耀的同在。耶穌已先去為信祂的人「預備地方」（</w:t>
-      </w:r>
-      <w:hyperlink r:id="rId235">
-        <w:r>
-          <w:rPr>
-            <w:lang w:val="zh_TW" w:bidi="zh_TW"/>
-          </w:rPr>
-          <w:rPr>
-            <w:color w:val="0000EE"/>
-            <w:u w:val="single"/>
-          </w:rPr>
-          <w:t>約14:1–3</w:t>
-        </w:r>
-      </w:hyperlink>
-      <w:r>
-        <w:rPr>
-          <w:lang w:val="zh_TW" w:bidi="zh_TW"/>
-        </w:rPr>
-        <w:t>；</w:t>
-      </w:r>
-      <w:hyperlink r:id="rId236">
-        <w:r>
-          <w:rPr>
-            <w:lang w:val="zh_TW" w:bidi="zh_TW"/>
-          </w:rPr>
-          <w:rPr>
-            <w:color w:val="0000EE"/>
-            <w:u w:val="single"/>
-          </w:rPr>
-          <w:t>林後5:4</w:t>
-        </w:r>
-      </w:hyperlink>
-      <w:r>
-        <w:rPr>
-          <w:lang w:val="zh_TW" w:bidi="zh_TW"/>
-        </w:rPr>
-        <w:t>；</w:t>
-      </w:r>
-      <w:hyperlink r:id="rId237">
-        <w:r>
-          <w:rPr>
-            <w:lang w:val="zh_TW" w:bidi="zh_TW"/>
-          </w:rPr>
-          <w:rPr>
-            <w:color w:val="0000EE"/>
-            <w:u w:val="single"/>
-          </w:rPr>
-          <w:t>腓3:21</w:t>
-        </w:r>
-      </w:hyperlink>
-      <w:r>
-        <w:rPr>
-          <w:lang w:val="zh_TW" w:bidi="zh_TW"/>
-        </w:rPr>
-        <w:t>；</w:t>
-      </w:r>
-      <w:hyperlink r:id="rId238">
-        <w:r>
-          <w:rPr>
-            <w:lang w:val="zh_TW" w:bidi="zh_TW"/>
-          </w:rPr>
-          <w:rPr>
-            <w:color w:val="0000EE"/>
-            <w:u w:val="single"/>
-          </w:rPr>
-          <w:t>來6:19–20</w:t>
-        </w:r>
-      </w:hyperlink>
-      <w:r>
-        <w:rPr>
-          <w:lang w:val="zh_TW" w:bidi="zh_TW"/>
-        </w:rPr>
-        <w:t>）。</w:t>
-      </w:r>
-    </w:p>
-    <w:p>
-      <w:pPr/>
-      <w:r>
-        <w:rPr>
-          <w:lang w:val="zh_TW" w:bidi="zh_TW"/>
-        </w:rPr>
-      </w:r>
-      <w:r>
-        <w:rPr>
-          <w:u w:val="single"/>
-          <w:lang w:val="zh_TW" w:bidi="zh_TW"/>
-        </w:rPr>
-        <w:t>進深研究的經文段落</w:t>
-      </w:r>
-    </w:p>
-    <w:p>
-      <w:pPr/>
-      <w:r>
-        <w:rPr>
-          <w:lang w:val="zh_TW" w:bidi="zh_TW"/>
-        </w:rPr>
-      </w:r>
-      <w:hyperlink r:id="rId229">
-        <w:r>
-          <w:rPr>
-            <w:lang w:val="zh_TW" w:bidi="zh_TW"/>
-          </w:rPr>
-          <w:rPr>
-            <w:color w:val="0000EE"/>
-            <w:u w:val="single"/>
-          </w:rPr>
-          <w:t>太24:30</w:t>
-        </w:r>
-      </w:hyperlink>
-      <w:r>
-        <w:rPr>
-          <w:lang w:val="zh_TW" w:bidi="zh_TW"/>
-        </w:rPr>
-        <w:t>；</w:t>
-      </w:r>
-      <w:hyperlink r:id="rId230">
-        <w:r>
-          <w:rPr>
-            <w:lang w:val="zh_TW" w:bidi="zh_TW"/>
-          </w:rPr>
-          <w:rPr>
-            <w:color w:val="0000EE"/>
-            <w:u w:val="single"/>
-          </w:rPr>
-          <w:t>可13:26</w:t>
-        </w:r>
-      </w:hyperlink>
-      <w:r>
-        <w:rPr>
-          <w:lang w:val="zh_TW" w:bidi="zh_TW"/>
-        </w:rPr>
-        <w:t>；</w:t>
-      </w:r>
-      <w:hyperlink r:id="rId214">
-        <w:r>
-          <w:rPr>
-            <w:lang w:val="zh_TW" w:bidi="zh_TW"/>
-          </w:rPr>
-          <w:rPr>
-            <w:color w:val="0000EE"/>
-            <w:u w:val="single"/>
-          </w:rPr>
-          <w:t>路24:45–53</w:t>
-        </w:r>
-      </w:hyperlink>
-      <w:r>
-        <w:rPr>
-          <w:lang w:val="zh_TW" w:bidi="zh_TW"/>
-        </w:rPr>
-        <w:t>；</w:t>
-      </w:r>
-      <w:hyperlink r:id="rId218">
-        <w:r>
-          <w:rPr>
-            <w:lang w:val="zh_TW" w:bidi="zh_TW"/>
-          </w:rPr>
-          <w:rPr>
-            <w:color w:val="0000EE"/>
-            <w:u w:val="single"/>
-          </w:rPr>
-          <w:t>約6:62，</w:t>
-        </w:r>
-      </w:hyperlink>
-      <w:hyperlink r:id="rId219">
-        <w:r>
-          <w:rPr>
-            <w:lang w:val="zh_TW" w:bidi="zh_TW"/>
-          </w:rPr>
-          <w:rPr>
-            <w:color w:val="0000EE"/>
-            <w:u w:val="single"/>
-          </w:rPr>
-          <w:t>13:1–3，</w:t>
-        </w:r>
-      </w:hyperlink>
-      <w:hyperlink r:id="rId239">
-        <w:r>
-          <w:rPr>
-            <w:lang w:val="zh_TW" w:bidi="zh_TW"/>
-          </w:rPr>
-          <w:rPr>
-            <w:color w:val="0000EE"/>
-            <w:u w:val="single"/>
-          </w:rPr>
-          <w:t>14:1–4</w:t>
-        </w:r>
-      </w:hyperlink>
-      <w:r>
-        <w:rPr>
-          <w:lang w:val="zh_TW" w:bidi="zh_TW"/>
-        </w:rPr>
-        <w:t>、</w:t>
-      </w:r>
-      <w:hyperlink r:id="rId240">
-        <w:r>
-          <w:rPr>
-            <w:lang w:val="zh_TW" w:bidi="zh_TW"/>
-          </w:rPr>
-          <w:rPr>
-            <w:color w:val="0000EE"/>
-            <w:u w:val="single"/>
-          </w:rPr>
-          <w:t>27–28，</w:t>
-        </w:r>
-      </w:hyperlink>
-      <w:hyperlink r:id="rId241">
-        <w:r>
-          <w:rPr>
-            <w:lang w:val="zh_TW" w:bidi="zh_TW"/>
-          </w:rPr>
-          <w:rPr>
-            <w:color w:val="0000EE"/>
-            <w:u w:val="single"/>
-          </w:rPr>
-          <w:t>16:10</w:t>
-        </w:r>
-      </w:hyperlink>
-      <w:r>
-        <w:rPr>
-          <w:lang w:val="zh_TW" w:bidi="zh_TW"/>
-        </w:rPr>
-        <w:t>、</w:t>
-      </w:r>
-      <w:hyperlink r:id="rId223">
-        <w:r>
-          <w:rPr>
-            <w:lang w:val="zh_TW" w:bidi="zh_TW"/>
-          </w:rPr>
-          <w:rPr>
-            <w:color w:val="0000EE"/>
-            <w:u w:val="single"/>
-          </w:rPr>
-          <w:t>16</w:t>
-        </w:r>
-      </w:hyperlink>
-      <w:r>
-        <w:rPr>
-          <w:lang w:val="zh_TW" w:bidi="zh_TW"/>
-        </w:rPr>
-        <w:t>、</w:t>
-      </w:r>
-      <w:hyperlink r:id="rId224">
-        <w:r>
-          <w:rPr>
-            <w:lang w:val="zh_TW" w:bidi="zh_TW"/>
-          </w:rPr>
-          <w:rPr>
-            <w:color w:val="0000EE"/>
-            <w:u w:val="single"/>
-          </w:rPr>
-          <w:t>28，</w:t>
-        </w:r>
-      </w:hyperlink>
-      <w:hyperlink r:id="rId225">
-        <w:r>
-          <w:rPr>
-            <w:lang w:val="zh_TW" w:bidi="zh_TW"/>
-          </w:rPr>
-          <w:rPr>
-            <w:color w:val="0000EE"/>
-            <w:u w:val="single"/>
-          </w:rPr>
-          <w:t>20:17</w:t>
-        </w:r>
-      </w:hyperlink>
-      <w:r>
-        <w:rPr>
-          <w:lang w:val="zh_TW" w:bidi="zh_TW"/>
-        </w:rPr>
-        <w:t>；</w:t>
-      </w:r>
-      <w:hyperlink r:id="rId213">
-        <w:r>
-          <w:rPr>
-            <w:lang w:val="zh_TW" w:bidi="zh_TW"/>
-          </w:rPr>
-          <w:rPr>
-            <w:color w:val="0000EE"/>
-            <w:u w:val="single"/>
-          </w:rPr>
-          <w:t>徒1:6–11，</w:t>
-        </w:r>
-      </w:hyperlink>
-      <w:hyperlink r:id="rId242">
-        <w:r>
-          <w:rPr>
-            <w:lang w:val="zh_TW" w:bidi="zh_TW"/>
-          </w:rPr>
-          <w:rPr>
-            <w:color w:val="0000EE"/>
-            <w:u w:val="single"/>
-          </w:rPr>
-          <w:t>3:20，</w:t>
-        </w:r>
-      </w:hyperlink>
       <w:hyperlink r:id="rId243">
         <w:r>
           <w:rPr>
@@ -5785,91 +5869,7 @@
             <w:color w:val="0000EE"/>
             <w:u w:val="single"/>
           </w:rPr>
-          <w:t>7:54–56</w:t>
-        </w:r>
-      </w:hyperlink>
-      <w:r>
-        <w:rPr>
-          <w:lang w:val="zh_TW" w:bidi="zh_TW"/>
-        </w:rPr>
-        <w:t>；</w:t>
-      </w:r>
-      <w:hyperlink r:id="rId236">
-        <w:r>
-          <w:rPr>
-            <w:lang w:val="zh_TW" w:bidi="zh_TW"/>
-          </w:rPr>
-          <w:rPr>
-            <w:color w:val="0000EE"/>
-            <w:u w:val="single"/>
-          </w:rPr>
-          <w:t>林後5:4</w:t>
-        </w:r>
-      </w:hyperlink>
-      <w:r>
-        <w:rPr>
-          <w:lang w:val="zh_TW" w:bidi="zh_TW"/>
-        </w:rPr>
-        <w:t>；</w:t>
-      </w:r>
-      <w:hyperlink r:id="rId216">
-        <w:r>
-          <w:rPr>
-            <w:lang w:val="zh_TW" w:bidi="zh_TW"/>
-          </w:rPr>
-          <w:rPr>
-            <w:color w:val="0000EE"/>
-            <w:u w:val="single"/>
-          </w:rPr>
-          <w:t>弗1:19–23，</w:t>
-        </w:r>
-      </w:hyperlink>
-      <w:hyperlink r:id="rId226">
-        <w:r>
-          <w:rPr>
-            <w:lang w:val="zh_TW" w:bidi="zh_TW"/>
-          </w:rPr>
-          <w:rPr>
-            <w:color w:val="0000EE"/>
-            <w:u w:val="single"/>
-          </w:rPr>
-          <w:t>4:8–10</w:t>
-        </w:r>
-      </w:hyperlink>
-      <w:r>
-        <w:rPr>
-          <w:lang w:val="zh_TW" w:bidi="zh_TW"/>
-        </w:rPr>
-        <w:t>；</w:t>
-      </w:r>
-      <w:hyperlink r:id="rId217">
-        <w:r>
-          <w:rPr>
-            <w:lang w:val="zh_TW" w:bidi="zh_TW"/>
-          </w:rPr>
-          <w:rPr>
-            <w:color w:val="0000EE"/>
-            <w:u w:val="single"/>
-          </w:rPr>
-          <w:t>腓2:9–11</w:t>
-        </w:r>
-      </w:hyperlink>
-      <w:r>
-        <w:rPr>
-          <w:lang w:val="zh_TW" w:bidi="zh_TW"/>
-        </w:rPr>
-        <w:t>；</w:t>
-      </w:r>
-      <w:hyperlink r:id="rId238">
-        <w:r>
-          <w:rPr>
-            <w:lang w:val="zh_TW" w:bidi="zh_TW"/>
-          </w:rPr>
-          <w:rPr>
-            <w:color w:val="0000EE"/>
-            <w:u w:val="single"/>
-          </w:rPr>
-          <w:t>來6:19–20</w:t>
+          <w:t>5</w:t>
         </w:r>
       </w:hyperlink>
       <w:r>

--- a/zht/docx/097.content.docx
+++ b/zht/docx/097.content.docx
@@ -19,7 +19,7 @@
         <w:rPr>
           <w:lang w:val="zh_TW" w:bidi="zh_TW"/>
         </w:rPr>
-        <w:t>Resource: Tyndale Open Study Notes</w:t>
+        <w:t>Resource: Aquifer Open Study Notes (Themes)</w:t>
       </w:r>
       <w:r>
         <w:rPr>
@@ -112,7 +112,7 @@
         <w:rPr>
           <w:lang w:val="zh_TW" w:bidi="zh_TW"/>
         </w:rPr>
-        <w:t>Tyndale Open Study Notes</w:t>
+        <w:t>Aquifer Open Study Notes (Themes)</w:t>
       </w:r>
     </w:p>
     <w:p>

--- a/zht/docx/097.content.docx
+++ b/zht/docx/097.content.docx
@@ -246,72 +246,48 @@
         </w:rPr>
         <w:t>（或譯主的日子）描述的是，神以公義的懲罰來審判祂敵人的時刻。惡人（或譯不敬畏神的人）接受他們應得的懲罰，義人則獲得他們完全的救恩（見</w:t>
       </w:r>
-      <w:hyperlink r:id="rId13">
-        <w:r>
-          <w:rPr>
-            <w:lang w:val="zh_TW" w:bidi="zh_TW"/>
-          </w:rPr>
-          <w:rPr>
-            <w:color w:val="0000EE"/>
-            <w:u w:val="single"/>
-          </w:rPr>
-          <w:t>賽3:16–4:6</w:t>
-        </w:r>
-      </w:hyperlink>
+      <w:r>
+        <w:rPr>
+          <w:lang w:val="zh_TW" w:bidi="zh_TW"/>
+        </w:rPr>
+        <w:t>賽3:16–4:6</w:t>
+      </w:r>
       <w:r>
         <w:rPr>
           <w:lang w:val="zh_TW" w:bidi="zh_TW"/>
         </w:rPr>
         <w:t>）。這一日，大能的神彰顯祂對創造的掌控。神在榮耀中顯現時，人們會感到恐懼（</w:t>
       </w:r>
-      <w:hyperlink r:id="rId14">
-        <w:r>
-          <w:rPr>
-            <w:lang w:val="zh_TW" w:bidi="zh_TW"/>
-          </w:rPr>
-          <w:rPr>
-            <w:color w:val="0000EE"/>
-            <w:u w:val="single"/>
-          </w:rPr>
-          <w:t>2:10</w:t>
-        </w:r>
-      </w:hyperlink>
+      <w:r>
+        <w:rPr>
+          <w:lang w:val="zh_TW" w:bidi="zh_TW"/>
+        </w:rPr>
+        <w:t>2:10</w:t>
+      </w:r>
       <w:r>
         <w:rPr>
           <w:lang w:val="zh_TW" w:bidi="zh_TW"/>
         </w:rPr>
         <w:t>、</w:t>
       </w:r>
-      <w:hyperlink r:id="rId15">
-        <w:r>
-          <w:rPr>
-            <w:lang w:val="zh_TW" w:bidi="zh_TW"/>
-          </w:rPr>
-          <w:rPr>
-            <w:color w:val="0000EE"/>
-            <w:u w:val="single"/>
-          </w:rPr>
-          <w:t>19</w:t>
-        </w:r>
-      </w:hyperlink>
+      <w:r>
+        <w:rPr>
+          <w:lang w:val="zh_TW" w:bidi="zh_TW"/>
+        </w:rPr>
+        <w:t>19</w:t>
+      </w:r>
       <w:r>
         <w:rPr>
           <w:lang w:val="zh_TW" w:bidi="zh_TW"/>
         </w:rPr>
         <w:t>、</w:t>
       </w:r>
-      <w:hyperlink r:id="rId16">
-        <w:r>
-          <w:rPr>
-            <w:lang w:val="zh_TW" w:bidi="zh_TW"/>
-          </w:rPr>
-          <w:rPr>
-            <w:color w:val="0000EE"/>
-            <w:u w:val="single"/>
-          </w:rPr>
-          <w:t>21</w:t>
-        </w:r>
-      </w:hyperlink>
+      <w:r>
+        <w:rPr>
+          <w:lang w:val="zh_TW" w:bidi="zh_TW"/>
+        </w:rPr>
+        <w:t>21</w:t>
+      </w:r>
       <w:r>
         <w:rPr>
           <w:lang w:val="zh_TW" w:bidi="zh_TW"/>
@@ -332,18 +308,12 @@
         </w:rPr>
         <w:t>這個片語首次出現在阿摩司的預言中（</w:t>
       </w:r>
-      <w:hyperlink r:id="rId17">
-        <w:r>
-          <w:rPr>
-            <w:lang w:val="zh_TW" w:bidi="zh_TW"/>
-          </w:rPr>
-          <w:rPr>
-            <w:color w:val="0000EE"/>
-            <w:u w:val="single"/>
-          </w:rPr>
-          <w:t>摩5:18</w:t>
-        </w:r>
-      </w:hyperlink>
+      <w:r>
+        <w:rPr>
+          <w:lang w:val="zh_TW" w:bidi="zh_TW"/>
+        </w:rPr>
+        <w:t>摩5:18</w:t>
+      </w:r>
       <w:r>
         <w:rPr>
           <w:lang w:val="zh_TW" w:bidi="zh_TW"/>
@@ -364,36 +334,24 @@
         </w:rPr>
         <w:t>然而，阿摩司警告說，耶和華的日子將帶來黑暗，而非光明，因為人們正在反抗神（見</w:t>
       </w:r>
-      <w:hyperlink r:id="rId18">
-        <w:r>
-          <w:rPr>
-            <w:lang w:val="zh_TW" w:bidi="zh_TW"/>
-          </w:rPr>
-          <w:rPr>
-            <w:color w:val="0000EE"/>
-            <w:u w:val="single"/>
-          </w:rPr>
-          <w:t>摩5:10–12</w:t>
-        </w:r>
-      </w:hyperlink>
+      <w:r>
+        <w:rPr>
+          <w:lang w:val="zh_TW" w:bidi="zh_TW"/>
+        </w:rPr>
+        <w:t>摩5:10–12</w:t>
+      </w:r>
       <w:r>
         <w:rPr>
           <w:lang w:val="zh_TW" w:bidi="zh_TW"/>
         </w:rPr>
         <w:t>，</w:t>
       </w:r>
-      <w:hyperlink r:id="rId19">
-        <w:r>
-          <w:rPr>
-            <w:lang w:val="zh_TW" w:bidi="zh_TW"/>
-          </w:rPr>
-          <w:rPr>
-            <w:color w:val="0000EE"/>
-            <w:u w:val="single"/>
-          </w:rPr>
-          <w:t>21–27</w:t>
-        </w:r>
-      </w:hyperlink>
+      <w:r>
+        <w:rPr>
+          <w:lang w:val="zh_TW" w:bidi="zh_TW"/>
+        </w:rPr>
+        <w:t>21–27</w:t>
+      </w:r>
       <w:r>
         <w:rPr>
           <w:lang w:val="zh_TW" w:bidi="zh_TW"/>
@@ -414,108 +372,72 @@
         </w:rPr>
         <w:t>先知經常使用片語「那日」，來描述一個重要事件（見</w:t>
       </w:r>
-      <w:hyperlink r:id="rId20">
-        <w:r>
-          <w:rPr>
-            <w:lang w:val="zh_TW" w:bidi="zh_TW"/>
-          </w:rPr>
-          <w:rPr>
-            <w:color w:val="0000EE"/>
-            <w:u w:val="single"/>
-          </w:rPr>
-          <w:t>賽2:11</w:t>
-        </w:r>
-      </w:hyperlink>
+      <w:r>
+        <w:rPr>
+          <w:lang w:val="zh_TW" w:bidi="zh_TW"/>
+        </w:rPr>
+        <w:t>賽2:11</w:t>
+      </w:r>
       <w:r>
         <w:rPr>
           <w:lang w:val="zh_TW" w:bidi="zh_TW"/>
         </w:rPr>
         <w:t>，</w:t>
       </w:r>
-      <w:hyperlink r:id="rId21">
-        <w:r>
-          <w:rPr>
-            <w:lang w:val="zh_TW" w:bidi="zh_TW"/>
-          </w:rPr>
-          <w:rPr>
-            <w:color w:val="0000EE"/>
-            <w:u w:val="single"/>
-          </w:rPr>
-          <w:t>27:1</w:t>
-        </w:r>
-      </w:hyperlink>
+      <w:r>
+        <w:rPr>
+          <w:lang w:val="zh_TW" w:bidi="zh_TW"/>
+        </w:rPr>
+        <w:t>27:1</w:t>
+      </w:r>
       <w:r>
         <w:rPr>
           <w:lang w:val="zh_TW" w:bidi="zh_TW"/>
         </w:rPr>
         <w:t>；</w:t>
       </w:r>
-      <w:hyperlink r:id="rId22">
-        <w:r>
-          <w:rPr>
-            <w:lang w:val="zh_TW" w:bidi="zh_TW"/>
-          </w:rPr>
-          <w:rPr>
-            <w:color w:val="0000EE"/>
-            <w:u w:val="single"/>
-          </w:rPr>
-          <w:t>番1:8</w:t>
-        </w:r>
-      </w:hyperlink>
+      <w:r>
+        <w:rPr>
+          <w:lang w:val="zh_TW" w:bidi="zh_TW"/>
+        </w:rPr>
+        <w:t>番1:8</w:t>
+      </w:r>
       <w:r>
         <w:rPr>
           <w:lang w:val="zh_TW" w:bidi="zh_TW"/>
         </w:rPr>
         <w:t>）。由於神的警告以及人們的罪，先知認為「那日」已臨近（見</w:t>
       </w:r>
-      <w:hyperlink r:id="rId23">
-        <w:r>
-          <w:rPr>
-            <w:lang w:val="zh_TW" w:bidi="zh_TW"/>
-          </w:rPr>
-          <w:rPr>
-            <w:color w:val="0000EE"/>
-            <w:u w:val="single"/>
-          </w:rPr>
-          <w:t>珥1:15</w:t>
-        </w:r>
-      </w:hyperlink>
+      <w:r>
+        <w:rPr>
+          <w:lang w:val="zh_TW" w:bidi="zh_TW"/>
+        </w:rPr>
+        <w:t>珥1:15</w:t>
+      </w:r>
       <w:r>
         <w:rPr>
           <w:lang w:val="zh_TW" w:bidi="zh_TW"/>
         </w:rPr>
         <w:t>，</w:t>
       </w:r>
-      <w:hyperlink r:id="rId24">
-        <w:r>
-          <w:rPr>
-            <w:lang w:val="zh_TW" w:bidi="zh_TW"/>
-          </w:rPr>
-          <w:rPr>
-            <w:color w:val="0000EE"/>
-            <w:u w:val="single"/>
-          </w:rPr>
-          <w:t>2:1</w:t>
-        </w:r>
-      </w:hyperlink>
+      <w:r>
+        <w:rPr>
+          <w:lang w:val="zh_TW" w:bidi="zh_TW"/>
+        </w:rPr>
+        <w:t>2:1</w:t>
+      </w:r>
       <w:r>
         <w:rPr>
           <w:lang w:val="zh_TW" w:bidi="zh_TW"/>
         </w:rPr>
         <w:t>）。他們希望這些警告能使神的子民悔改（見</w:t>
       </w:r>
-      <w:hyperlink r:id="rId25">
-        <w:r>
-          <w:rPr>
-            <w:lang w:val="zh_TW" w:bidi="zh_TW"/>
-          </w:rPr>
-          <w:rPr>
-            <w:color w:val="0000EE"/>
-            <w:u w:val="single"/>
-          </w:rPr>
-          <w:t>番2:1–3</w:t>
-        </w:r>
-      </w:hyperlink>
+      <w:r>
+        <w:rPr>
+          <w:lang w:val="zh_TW" w:bidi="zh_TW"/>
+        </w:rPr>
+        <w:t>番2:1–3</w:t>
+      </w:r>
       <w:r>
         <w:rPr>
           <w:lang w:val="zh_TW" w:bidi="zh_TW"/>
@@ -550,36 +472,24 @@
         </w:rPr>
         <w:t>耶和華的日子對惡人來說是災難性的。先知約珥將這種毀壞比作蝗蟲之疫（</w:t>
       </w:r>
-      <w:hyperlink r:id="rId26">
-        <w:r>
-          <w:rPr>
-            <w:lang w:val="zh_TW" w:bidi="zh_TW"/>
-          </w:rPr>
-          <w:rPr>
-            <w:color w:val="0000EE"/>
-            <w:u w:val="single"/>
-          </w:rPr>
-          <w:t>珥1:1–2:11</w:t>
-        </w:r>
-      </w:hyperlink>
+      <w:r>
+        <w:rPr>
+          <w:lang w:val="zh_TW" w:bidi="zh_TW"/>
+        </w:rPr>
+        <w:t>珥1:1–2:11</w:t>
+      </w:r>
       <w:r>
         <w:rPr>
           <w:lang w:val="zh_TW" w:bidi="zh_TW"/>
         </w:rPr>
         <w:t>）。然而，這日子向祂的子民保證，祂是至高與公義的。這日子對遵從先知和「呼求主名的人」而言，是拯救之日（見</w:t>
       </w:r>
-      <w:hyperlink r:id="rId27">
-        <w:r>
-          <w:rPr>
-            <w:lang w:val="zh_TW" w:bidi="zh_TW"/>
-          </w:rPr>
-          <w:rPr>
-            <w:color w:val="0000EE"/>
-            <w:u w:val="single"/>
-          </w:rPr>
-          <w:t>珥2:31–32</w:t>
-        </w:r>
-      </w:hyperlink>
+      <w:r>
+        <w:rPr>
+          <w:lang w:val="zh_TW" w:bidi="zh_TW"/>
+        </w:rPr>
+        <w:t>珥2:31–32</w:t>
+      </w:r>
       <w:r>
         <w:rPr>
           <w:lang w:val="zh_TW" w:bidi="zh_TW"/>
@@ -600,72 +510,48 @@
         </w:rPr>
         <w:t>神摧毀祂的敵人，卻同時成為祂子民的避難所和堡壘（</w:t>
       </w:r>
-      <w:hyperlink r:id="rId28">
-        <w:r>
-          <w:rPr>
-            <w:lang w:val="zh_TW" w:bidi="zh_TW"/>
-          </w:rPr>
-          <w:rPr>
-            <w:color w:val="0000EE"/>
-            <w:u w:val="single"/>
-          </w:rPr>
-          <w:t>珥3:16</w:t>
-        </w:r>
-      </w:hyperlink>
+      <w:r>
+        <w:rPr>
+          <w:lang w:val="zh_TW" w:bidi="zh_TW"/>
+        </w:rPr>
+        <w:t>珥3:16</w:t>
+      </w:r>
       <w:r>
         <w:rPr>
           <w:lang w:val="zh_TW" w:bidi="zh_TW"/>
         </w:rPr>
         <w:t>）。列國被使用來審判以色列和猶大，日後也將經歷自己的「耶和華的日子」（例如，</w:t>
       </w:r>
-      <w:hyperlink r:id="rId29">
-        <w:r>
-          <w:rPr>
-            <w:lang w:val="zh_TW" w:bidi="zh_TW"/>
-          </w:rPr>
-          <w:rPr>
-            <w:color w:val="0000EE"/>
-            <w:u w:val="single"/>
-          </w:rPr>
-          <w:t>賽13:4–22</w:t>
-        </w:r>
-      </w:hyperlink>
+      <w:r>
+        <w:rPr>
+          <w:lang w:val="zh_TW" w:bidi="zh_TW"/>
+        </w:rPr>
+        <w:t>賽13:4–22</w:t>
+      </w:r>
       <w:r>
         <w:rPr>
           <w:lang w:val="zh_TW" w:bidi="zh_TW"/>
         </w:rPr>
         <w:t>；</w:t>
       </w:r>
-      <w:hyperlink r:id="rId30">
-        <w:r>
-          <w:rPr>
-            <w:lang w:val="zh_TW" w:bidi="zh_TW"/>
-          </w:rPr>
-          <w:rPr>
-            <w:color w:val="0000EE"/>
-            <w:u w:val="single"/>
-          </w:rPr>
-          <w:t>結30:1–5</w:t>
-        </w:r>
-      </w:hyperlink>
+      <w:r>
+        <w:rPr>
+          <w:lang w:val="zh_TW" w:bidi="zh_TW"/>
+        </w:rPr>
+        <w:t>結30:1–5</w:t>
+      </w:r>
       <w:r>
         <w:rPr>
           <w:lang w:val="zh_TW" w:bidi="zh_TW"/>
         </w:rPr>
         <w:t>；</w:t>
       </w:r>
-      <w:hyperlink r:id="rId31">
-        <w:r>
-          <w:rPr>
-            <w:lang w:val="zh_TW" w:bidi="zh_TW"/>
-          </w:rPr>
-          <w:rPr>
-            <w:color w:val="0000EE"/>
-            <w:u w:val="single"/>
-          </w:rPr>
-          <w:t>俄1:15–16</w:t>
-        </w:r>
-      </w:hyperlink>
+      <w:r>
+        <w:rPr>
+          <w:lang w:val="zh_TW" w:bidi="zh_TW"/>
+        </w:rPr>
+        <w:t>俄1:15–16</w:t>
+      </w:r>
       <w:r>
         <w:rPr>
           <w:lang w:val="zh_TW" w:bidi="zh_TW"/>
@@ -699,36 +585,24 @@
         </w:rPr>
         <w:t>來描述耶穌以世界審判者的身分返回的時刻。那一天「要像賊來到一樣」（</w:t>
       </w:r>
-      <w:hyperlink r:id="rId32">
-        <w:r>
-          <w:rPr>
-            <w:lang w:val="zh_TW" w:bidi="zh_TW"/>
-          </w:rPr>
-          <w:rPr>
-            <w:color w:val="0000EE"/>
-            <w:u w:val="single"/>
-          </w:rPr>
-          <w:t>彼後3:10</w:t>
-        </w:r>
-      </w:hyperlink>
+      <w:r>
+        <w:rPr>
+          <w:lang w:val="zh_TW" w:bidi="zh_TW"/>
+        </w:rPr>
+        <w:t>彼後3:10</w:t>
+      </w:r>
       <w:r>
         <w:rPr>
           <w:lang w:val="zh_TW" w:bidi="zh_TW"/>
         </w:rPr>
         <w:t>；另見</w:t>
       </w:r>
-      <w:hyperlink r:id="rId33">
-        <w:r>
-          <w:rPr>
-            <w:lang w:val="zh_TW" w:bidi="zh_TW"/>
-          </w:rPr>
-          <w:rPr>
-            <w:color w:val="0000EE"/>
-            <w:u w:val="single"/>
-          </w:rPr>
-          <w:t>帖前5:2–4</w:t>
-        </w:r>
-      </w:hyperlink>
+      <w:r>
+        <w:rPr>
+          <w:lang w:val="zh_TW" w:bidi="zh_TW"/>
+        </w:rPr>
+        <w:t>帖前5:2–4</w:t>
+      </w:r>
       <w:r>
         <w:rPr>
           <w:lang w:val="zh_TW" w:bidi="zh_TW"/>
@@ -758,336 +632,222 @@
           <w:lang w:val="zh_TW" w:bidi="zh_TW"/>
         </w:rPr>
       </w:r>
-      <w:hyperlink r:id="rId34">
-        <w:r>
-          <w:rPr>
-            <w:lang w:val="zh_TW" w:bidi="zh_TW"/>
-          </w:rPr>
-          <w:rPr>
-            <w:color w:val="0000EE"/>
-            <w:u w:val="single"/>
-          </w:rPr>
-          <w:t>賽2:10–22</w:t>
-        </w:r>
-      </w:hyperlink>
+      <w:r>
+        <w:rPr>
+          <w:lang w:val="zh_TW" w:bidi="zh_TW"/>
+        </w:rPr>
+        <w:t>賽2:10–22</w:t>
+      </w:r>
       <w:r>
         <w:rPr>
           <w:lang w:val="zh_TW" w:bidi="zh_TW"/>
         </w:rPr>
         <w:t>，</w:t>
       </w:r>
-      <w:hyperlink r:id="rId35">
-        <w:r>
-          <w:rPr>
-            <w:lang w:val="zh_TW" w:bidi="zh_TW"/>
-          </w:rPr>
-          <w:rPr>
-            <w:color w:val="0000EE"/>
-            <w:u w:val="single"/>
-          </w:rPr>
-          <w:t>4:1–6</w:t>
-        </w:r>
-      </w:hyperlink>
+      <w:r>
+        <w:rPr>
+          <w:lang w:val="zh_TW" w:bidi="zh_TW"/>
+        </w:rPr>
+        <w:t>4:1–6</w:t>
+      </w:r>
       <w:r>
         <w:rPr>
           <w:lang w:val="zh_TW" w:bidi="zh_TW"/>
         </w:rPr>
         <w:t>，</w:t>
       </w:r>
-      <w:hyperlink r:id="rId36">
-        <w:r>
-          <w:rPr>
-            <w:lang w:val="zh_TW" w:bidi="zh_TW"/>
-          </w:rPr>
-          <w:rPr>
-            <w:color w:val="0000EE"/>
-            <w:u w:val="single"/>
-          </w:rPr>
-          <w:t>13:4–12</w:t>
-        </w:r>
-      </w:hyperlink>
+      <w:r>
+        <w:rPr>
+          <w:lang w:val="zh_TW" w:bidi="zh_TW"/>
+        </w:rPr>
+        <w:t>13:4–12</w:t>
+      </w:r>
       <w:r>
         <w:rPr>
           <w:lang w:val="zh_TW" w:bidi="zh_TW"/>
         </w:rPr>
         <w:t>；</w:t>
       </w:r>
-      <w:hyperlink r:id="rId30">
-        <w:r>
-          <w:rPr>
-            <w:lang w:val="zh_TW" w:bidi="zh_TW"/>
-          </w:rPr>
-          <w:rPr>
-            <w:color w:val="0000EE"/>
-            <w:u w:val="single"/>
-          </w:rPr>
-          <w:t>結30:1–5</w:t>
-        </w:r>
-      </w:hyperlink>
+      <w:r>
+        <w:rPr>
+          <w:lang w:val="zh_TW" w:bidi="zh_TW"/>
+        </w:rPr>
+        <w:t>結30:1–5</w:t>
+      </w:r>
       <w:r>
         <w:rPr>
           <w:lang w:val="zh_TW" w:bidi="zh_TW"/>
         </w:rPr>
         <w:t>；</w:t>
       </w:r>
-      <w:hyperlink r:id="rId37">
-        <w:r>
-          <w:rPr>
-            <w:lang w:val="zh_TW" w:bidi="zh_TW"/>
-          </w:rPr>
-          <w:rPr>
-            <w:color w:val="0000EE"/>
-            <w:u w:val="single"/>
-          </w:rPr>
-          <w:t>珥1:13–15</w:t>
-        </w:r>
-      </w:hyperlink>
+      <w:r>
+        <w:rPr>
+          <w:lang w:val="zh_TW" w:bidi="zh_TW"/>
+        </w:rPr>
+        <w:t>珥1:13–15</w:t>
+      </w:r>
       <w:r>
         <w:rPr>
           <w:lang w:val="zh_TW" w:bidi="zh_TW"/>
         </w:rPr>
         <w:t>，</w:t>
       </w:r>
-      <w:hyperlink r:id="rId38">
-        <w:r>
-          <w:rPr>
-            <w:lang w:val="zh_TW" w:bidi="zh_TW"/>
-          </w:rPr>
-          <w:rPr>
-            <w:color w:val="0000EE"/>
-            <w:u w:val="single"/>
-          </w:rPr>
-          <w:t>2:1–11、</w:t>
-        </w:r>
-      </w:hyperlink>
-      <w:hyperlink r:id="rId39">
-        <w:r>
-          <w:rPr>
-            <w:lang w:val="zh_TW" w:bidi="zh_TW"/>
-          </w:rPr>
-          <w:rPr>
-            <w:color w:val="0000EE"/>
-            <w:u w:val="single"/>
-          </w:rPr>
-          <w:t>28–32</w:t>
-        </w:r>
-      </w:hyperlink>
+      <w:r>
+        <w:rPr>
+          <w:lang w:val="zh_TW" w:bidi="zh_TW"/>
+        </w:rPr>
+        <w:t>2:1–11、</w:t>
+      </w:r>
+      <w:r>
+        <w:rPr>
+          <w:lang w:val="zh_TW" w:bidi="zh_TW"/>
+        </w:rPr>
+        <w:t>28–32</w:t>
+      </w:r>
       <w:r>
         <w:rPr>
           <w:lang w:val="zh_TW" w:bidi="zh_TW"/>
         </w:rPr>
         <w:t>，</w:t>
       </w:r>
-      <w:hyperlink r:id="rId40">
-        <w:r>
-          <w:rPr>
-            <w:lang w:val="zh_TW" w:bidi="zh_TW"/>
-          </w:rPr>
-          <w:rPr>
-            <w:color w:val="0000EE"/>
-            <w:u w:val="single"/>
-          </w:rPr>
-          <w:t>3:9–16</w:t>
-        </w:r>
-      </w:hyperlink>
+      <w:r>
+        <w:rPr>
+          <w:lang w:val="zh_TW" w:bidi="zh_TW"/>
+        </w:rPr>
+        <w:t>3:9–16</w:t>
+      </w:r>
       <w:r>
         <w:rPr>
           <w:lang w:val="zh_TW" w:bidi="zh_TW"/>
         </w:rPr>
         <w:t>；</w:t>
       </w:r>
-      <w:hyperlink r:id="rId41">
-        <w:r>
-          <w:rPr>
-            <w:lang w:val="zh_TW" w:bidi="zh_TW"/>
-          </w:rPr>
-          <w:rPr>
-            <w:color w:val="0000EE"/>
-            <w:u w:val="single"/>
-          </w:rPr>
-          <w:t>摩5:18–24</w:t>
-        </w:r>
-      </w:hyperlink>
+      <w:r>
+        <w:rPr>
+          <w:lang w:val="zh_TW" w:bidi="zh_TW"/>
+        </w:rPr>
+        <w:t>摩5:18–24</w:t>
+      </w:r>
       <w:r>
         <w:rPr>
           <w:lang w:val="zh_TW" w:bidi="zh_TW"/>
         </w:rPr>
         <w:t>；</w:t>
       </w:r>
-      <w:hyperlink r:id="rId31">
-        <w:r>
-          <w:rPr>
-            <w:lang w:val="zh_TW" w:bidi="zh_TW"/>
-          </w:rPr>
-          <w:rPr>
-            <w:color w:val="0000EE"/>
-            <w:u w:val="single"/>
-          </w:rPr>
-          <w:t>俄1:15–16</w:t>
-        </w:r>
-      </w:hyperlink>
+      <w:r>
+        <w:rPr>
+          <w:lang w:val="zh_TW" w:bidi="zh_TW"/>
+        </w:rPr>
+        <w:t>俄1:15–16</w:t>
+      </w:r>
       <w:r>
         <w:rPr>
           <w:lang w:val="zh_TW" w:bidi="zh_TW"/>
         </w:rPr>
         <w:t>；</w:t>
       </w:r>
-      <w:hyperlink r:id="rId42">
-        <w:r>
-          <w:rPr>
-            <w:lang w:val="zh_TW" w:bidi="zh_TW"/>
-          </w:rPr>
-          <w:rPr>
-            <w:color w:val="0000EE"/>
-            <w:u w:val="single"/>
-          </w:rPr>
-          <w:t>番1:2–18</w:t>
-        </w:r>
-      </w:hyperlink>
+      <w:r>
+        <w:rPr>
+          <w:lang w:val="zh_TW" w:bidi="zh_TW"/>
+        </w:rPr>
+        <w:t>番1:2–18</w:t>
+      </w:r>
       <w:r>
         <w:rPr>
           <w:lang w:val="zh_TW" w:bidi="zh_TW"/>
         </w:rPr>
         <w:t>；</w:t>
       </w:r>
-      <w:hyperlink r:id="rId43">
-        <w:r>
-          <w:rPr>
-            <w:lang w:val="zh_TW" w:bidi="zh_TW"/>
-          </w:rPr>
-          <w:rPr>
-            <w:color w:val="0000EE"/>
-            <w:u w:val="single"/>
-          </w:rPr>
-          <w:t>瑪4:1–5</w:t>
-        </w:r>
-      </w:hyperlink>
+      <w:r>
+        <w:rPr>
+          <w:lang w:val="zh_TW" w:bidi="zh_TW"/>
+        </w:rPr>
+        <w:t>瑪4:1–5</w:t>
+      </w:r>
       <w:r>
         <w:rPr>
           <w:lang w:val="zh_TW" w:bidi="zh_TW"/>
         </w:rPr>
         <w:t>；</w:t>
       </w:r>
-      <w:hyperlink r:id="rId44">
-        <w:r>
-          <w:rPr>
-            <w:lang w:val="zh_TW" w:bidi="zh_TW"/>
-          </w:rPr>
-          <w:rPr>
-            <w:color w:val="0000EE"/>
-            <w:u w:val="single"/>
-          </w:rPr>
-          <w:t>林前1:8</w:t>
-        </w:r>
-      </w:hyperlink>
+      <w:r>
+        <w:rPr>
+          <w:lang w:val="zh_TW" w:bidi="zh_TW"/>
+        </w:rPr>
+        <w:t>林前1:8</w:t>
+      </w:r>
       <w:r>
         <w:rPr>
           <w:lang w:val="zh_TW" w:bidi="zh_TW"/>
         </w:rPr>
         <w:t>，</w:t>
       </w:r>
-      <w:hyperlink r:id="rId45">
-        <w:r>
-          <w:rPr>
-            <w:lang w:val="zh_TW" w:bidi="zh_TW"/>
-          </w:rPr>
-          <w:rPr>
-            <w:color w:val="0000EE"/>
-            <w:u w:val="single"/>
-          </w:rPr>
-          <w:t>5:5</w:t>
-        </w:r>
-      </w:hyperlink>
+      <w:r>
+        <w:rPr>
+          <w:lang w:val="zh_TW" w:bidi="zh_TW"/>
+        </w:rPr>
+        <w:t>5:5</w:t>
+      </w:r>
       <w:r>
         <w:rPr>
           <w:lang w:val="zh_TW" w:bidi="zh_TW"/>
         </w:rPr>
         <w:t>；</w:t>
       </w:r>
-      <w:hyperlink r:id="rId46">
-        <w:r>
-          <w:rPr>
-            <w:lang w:val="zh_TW" w:bidi="zh_TW"/>
-          </w:rPr>
-          <w:rPr>
-            <w:color w:val="0000EE"/>
-            <w:u w:val="single"/>
-          </w:rPr>
-          <w:t>帖前5:2</w:t>
-        </w:r>
-      </w:hyperlink>
+      <w:r>
+        <w:rPr>
+          <w:lang w:val="zh_TW" w:bidi="zh_TW"/>
+        </w:rPr>
+        <w:t>帖前5:2</w:t>
+      </w:r>
       <w:r>
         <w:rPr>
           <w:lang w:val="zh_TW" w:bidi="zh_TW"/>
         </w:rPr>
         <w:t>；</w:t>
       </w:r>
-      <w:hyperlink r:id="rId47">
-        <w:r>
-          <w:rPr>
-            <w:lang w:val="zh_TW" w:bidi="zh_TW"/>
-          </w:rPr>
-          <w:rPr>
-            <w:color w:val="0000EE"/>
-            <w:u w:val="single"/>
-          </w:rPr>
-          <w:t>帖後2:2</w:t>
-        </w:r>
-      </w:hyperlink>
+      <w:r>
+        <w:rPr>
+          <w:lang w:val="zh_TW" w:bidi="zh_TW"/>
+        </w:rPr>
+        <w:t>帖後2:2</w:t>
+      </w:r>
       <w:r>
         <w:rPr>
           <w:lang w:val="zh_TW" w:bidi="zh_TW"/>
         </w:rPr>
         <w:t>；</w:t>
       </w:r>
-      <w:hyperlink r:id="rId48">
-        <w:r>
-          <w:rPr>
-            <w:lang w:val="zh_TW" w:bidi="zh_TW"/>
-          </w:rPr>
-          <w:rPr>
-            <w:color w:val="0000EE"/>
-            <w:u w:val="single"/>
-          </w:rPr>
-          <w:t>提後1:18</w:t>
-        </w:r>
-      </w:hyperlink>
+      <w:r>
+        <w:rPr>
+          <w:lang w:val="zh_TW" w:bidi="zh_TW"/>
+        </w:rPr>
+        <w:t>提後1:18</w:t>
+      </w:r>
       <w:r>
         <w:rPr>
           <w:lang w:val="zh_TW" w:bidi="zh_TW"/>
         </w:rPr>
         <w:t>；</w:t>
       </w:r>
-      <w:hyperlink r:id="rId32">
-        <w:r>
-          <w:rPr>
-            <w:lang w:val="zh_TW" w:bidi="zh_TW"/>
-          </w:rPr>
-          <w:rPr>
-            <w:color w:val="0000EE"/>
-            <w:u w:val="single"/>
-          </w:rPr>
-          <w:t>彼後3:10</w:t>
-        </w:r>
-      </w:hyperlink>
+      <w:r>
+        <w:rPr>
+          <w:lang w:val="zh_TW" w:bidi="zh_TW"/>
+        </w:rPr>
+        <w:t>彼後3:10</w:t>
+      </w:r>
       <w:r>
         <w:rPr>
           <w:lang w:val="zh_TW" w:bidi="zh_TW"/>
         </w:rPr>
         <w:t>；</w:t>
       </w:r>
-      <w:hyperlink r:id="rId49">
-        <w:r>
-          <w:rPr>
-            <w:lang w:val="zh_TW" w:bidi="zh_TW"/>
-          </w:rPr>
-          <w:rPr>
-            <w:color w:val="0000EE"/>
-            <w:u w:val="single"/>
-          </w:rPr>
-          <w:t>啟20:1–15</w:t>
-        </w:r>
-      </w:hyperlink>
+      <w:r>
+        <w:rPr>
+          <w:lang w:val="zh_TW" w:bidi="zh_TW"/>
+        </w:rPr>
+        <w:t>啟20:1–15</w:t>
+      </w:r>
       <w:r>
         <w:rPr>
           <w:lang w:val="zh_TW" w:bidi="zh_TW"/>
@@ -1136,102 +896,66 @@
         </w:rPr>
         <w:t>早在大衛王之前約四百年，耶路撒冷已是一座活躍的城。以色列人在征服迦南或士師時代，從未完全奪取這座城（</w:t>
       </w:r>
-      <w:hyperlink r:id="rId50">
-        <w:r>
-          <w:rPr>
-            <w:lang w:val="zh_TW" w:bidi="zh_TW"/>
-          </w:rPr>
-          <w:rPr>
-            <w:color w:val="0000EE"/>
-            <w:u w:val="single"/>
-          </w:rPr>
-          <w:t>書15:63</w:t>
-        </w:r>
-      </w:hyperlink>
+      <w:r>
+        <w:rPr>
+          <w:lang w:val="zh_TW" w:bidi="zh_TW"/>
+        </w:rPr>
+        <w:t>書15:63</w:t>
+      </w:r>
       <w:r>
         <w:rPr>
           <w:lang w:val="zh_TW" w:bidi="zh_TW"/>
         </w:rPr>
         <w:t>；</w:t>
       </w:r>
-      <w:hyperlink r:id="rId51">
-        <w:r>
-          <w:rPr>
-            <w:lang w:val="zh_TW" w:bidi="zh_TW"/>
-          </w:rPr>
-          <w:rPr>
-            <w:color w:val="0000EE"/>
-            <w:u w:val="single"/>
-          </w:rPr>
-          <w:t>士1:8</w:t>
-        </w:r>
-      </w:hyperlink>
+      <w:r>
+        <w:rPr>
+          <w:lang w:val="zh_TW" w:bidi="zh_TW"/>
+        </w:rPr>
+        <w:t>士1:8</w:t>
+      </w:r>
       <w:r>
         <w:rPr>
           <w:lang w:val="zh_TW" w:bidi="zh_TW"/>
         </w:rPr>
         <w:t>、</w:t>
       </w:r>
-      <w:hyperlink r:id="rId52">
-        <w:r>
-          <w:rPr>
-            <w:lang w:val="zh_TW" w:bidi="zh_TW"/>
-          </w:rPr>
-          <w:rPr>
-            <w:color w:val="0000EE"/>
-            <w:u w:val="single"/>
-          </w:rPr>
-          <w:t>21</w:t>
-        </w:r>
-      </w:hyperlink>
+      <w:r>
+        <w:rPr>
+          <w:lang w:val="zh_TW" w:bidi="zh_TW"/>
+        </w:rPr>
+        <w:t>21</w:t>
+      </w:r>
       <w:r>
         <w:rPr>
           <w:lang w:val="zh_TW" w:bidi="zh_TW"/>
         </w:rPr>
         <w:t>）。他們與耶布斯人所控制的耶路撒冷地區保持和平關係（</w:t>
       </w:r>
-      <w:hyperlink r:id="rId53">
-        <w:r>
-          <w:rPr>
-            <w:lang w:val="zh_TW" w:bidi="zh_TW"/>
-          </w:rPr>
-          <w:rPr>
-            <w:color w:val="0000EE"/>
-            <w:u w:val="single"/>
-          </w:rPr>
-          <w:t>士19:10–12</w:t>
-        </w:r>
-      </w:hyperlink>
+      <w:r>
+        <w:rPr>
+          <w:lang w:val="zh_TW" w:bidi="zh_TW"/>
+        </w:rPr>
+        <w:t>士19:10–12</w:t>
+      </w:r>
       <w:r>
         <w:rPr>
           <w:lang w:val="zh_TW" w:bidi="zh_TW"/>
         </w:rPr>
         <w:t>）。耶路撒冷極難攻下，因此舊約聖經只載有三位成功的入侵者：大衛、約阿施，以及巴比倫的尼布甲尼撒（</w:t>
       </w:r>
-      <w:hyperlink r:id="rId54">
-        <w:r>
-          <w:rPr>
-            <w:lang w:val="zh_TW" w:bidi="zh_TW"/>
-          </w:rPr>
-          <w:rPr>
-            <w:color w:val="0000EE"/>
-            <w:u w:val="single"/>
-          </w:rPr>
-          <w:t>王下14:11–14，</w:t>
-        </w:r>
-      </w:hyperlink>
-      <w:hyperlink r:id="rId55">
-        <w:r>
-          <w:rPr>
-            <w:lang w:val="zh_TW" w:bidi="zh_TW"/>
-          </w:rPr>
-          <w:rPr>
-            <w:color w:val="0000EE"/>
-            <w:u w:val="single"/>
-          </w:rPr>
-          <w:t>王下25:1–10</w:t>
-        </w:r>
-      </w:hyperlink>
+      <w:r>
+        <w:rPr>
+          <w:lang w:val="zh_TW" w:bidi="zh_TW"/>
+        </w:rPr>
+        <w:t>王下14:11–14，</w:t>
+      </w:r>
+      <w:r>
+        <w:rPr>
+          <w:lang w:val="zh_TW" w:bidi="zh_TW"/>
+        </w:rPr>
+        <w:t>王下25:1–10</w:t>
+      </w:r>
       <w:r>
         <w:rPr>
           <w:lang w:val="zh_TW" w:bidi="zh_TW"/>
@@ -1264,36 +988,24 @@
         </w:rPr>
         <w:t>）。他將耶路撒冷立為以色列的政治首都，後來又成為屬靈的中心。</w:t>
       </w:r>
-      <w:hyperlink r:id="rId56">
-        <w:r>
-          <w:rPr>
-            <w:lang w:val="zh_TW" w:bidi="zh_TW"/>
-          </w:rPr>
-          <w:rPr>
-            <w:color w:val="0000EE"/>
-            <w:u w:val="single"/>
-          </w:rPr>
-          <w:t>詩篇第四十八篇</w:t>
-        </w:r>
-      </w:hyperlink>
+      <w:r>
+        <w:rPr>
+          <w:lang w:val="zh_TW" w:bidi="zh_TW"/>
+        </w:rPr>
+        <w:t>詩篇第四十八篇</w:t>
+      </w:r>
       <w:r>
         <w:rPr>
           <w:lang w:val="zh_TW" w:bidi="zh_TW"/>
         </w:rPr>
         <w:t>用美麗而有力的措辭，描述耶路撒冷為堅固的保障：它有城樓、城牆（壁壘），以及在崎嶇地形上易於防守的高地（城堡）。這些特徵可能會使其居民產生虛假的安全感，甚至落入偶像崇拜之中。</w:t>
       </w:r>
-      <w:hyperlink r:id="rId57">
-        <w:r>
-          <w:rPr>
-            <w:lang w:val="zh_TW" w:bidi="zh_TW"/>
-          </w:rPr>
-          <w:rPr>
-            <w:color w:val="0000EE"/>
-            <w:u w:val="single"/>
-          </w:rPr>
-          <w:t>詩篇四十八章1至3節</w:t>
-        </w:r>
-      </w:hyperlink>
+      <w:r>
+        <w:rPr>
+          <w:lang w:val="zh_TW" w:bidi="zh_TW"/>
+        </w:rPr>
+        <w:t>詩篇四十八章1至3節</w:t>
+      </w:r>
       <w:r>
         <w:rPr>
           <w:lang w:val="zh_TW" w:bidi="zh_TW"/>
@@ -1314,120 +1026,78 @@
         </w:rPr>
         <w:t>舊約聖經與新約聖經都稱耶路撒冷為「聖城」（見</w:t>
       </w:r>
-      <w:hyperlink r:id="rId58">
-        <w:r>
-          <w:rPr>
-            <w:lang w:val="zh_TW" w:bidi="zh_TW"/>
-          </w:rPr>
-          <w:rPr>
-            <w:color w:val="0000EE"/>
-            <w:u w:val="single"/>
-          </w:rPr>
-          <w:t>尼11:1</w:t>
-        </w:r>
-      </w:hyperlink>
+      <w:r>
+        <w:rPr>
+          <w:lang w:val="zh_TW" w:bidi="zh_TW"/>
+        </w:rPr>
+        <w:t>尼11:1</w:t>
+      </w:r>
       <w:r>
         <w:rPr>
           <w:lang w:val="zh_TW" w:bidi="zh_TW"/>
         </w:rPr>
         <w:t>、</w:t>
       </w:r>
-      <w:hyperlink r:id="rId59">
-        <w:r>
-          <w:rPr>
-            <w:lang w:val="zh_TW" w:bidi="zh_TW"/>
-          </w:rPr>
-          <w:rPr>
-            <w:color w:val="0000EE"/>
-            <w:u w:val="single"/>
-          </w:rPr>
-          <w:t>18</w:t>
-        </w:r>
-      </w:hyperlink>
+      <w:r>
+        <w:rPr>
+          <w:lang w:val="zh_TW" w:bidi="zh_TW"/>
+        </w:rPr>
+        <w:t>18</w:t>
+      </w:r>
       <w:r>
         <w:rPr>
           <w:lang w:val="zh_TW" w:bidi="zh_TW"/>
         </w:rPr>
         <w:t>；</w:t>
       </w:r>
-      <w:hyperlink r:id="rId60">
-        <w:r>
-          <w:rPr>
-            <w:lang w:val="zh_TW" w:bidi="zh_TW"/>
-          </w:rPr>
-          <w:rPr>
-            <w:color w:val="0000EE"/>
-            <w:u w:val="single"/>
-          </w:rPr>
-          <w:t>賽52:1</w:t>
-        </w:r>
-      </w:hyperlink>
+      <w:r>
+        <w:rPr>
+          <w:lang w:val="zh_TW" w:bidi="zh_TW"/>
+        </w:rPr>
+        <w:t>賽52:1</w:t>
+      </w:r>
       <w:r>
         <w:rPr>
           <w:lang w:val="zh_TW" w:bidi="zh_TW"/>
         </w:rPr>
         <w:t>；</w:t>
       </w:r>
-      <w:hyperlink r:id="rId61">
-        <w:r>
-          <w:rPr>
-            <w:lang w:val="zh_TW" w:bidi="zh_TW"/>
-          </w:rPr>
-          <w:rPr>
-            <w:color w:val="0000EE"/>
-            <w:u w:val="single"/>
-          </w:rPr>
-          <w:t>但9:24</w:t>
-        </w:r>
-      </w:hyperlink>
+      <w:r>
+        <w:rPr>
+          <w:lang w:val="zh_TW" w:bidi="zh_TW"/>
+        </w:rPr>
+        <w:t>但9:24</w:t>
+      </w:r>
       <w:r>
         <w:rPr>
           <w:lang w:val="zh_TW" w:bidi="zh_TW"/>
         </w:rPr>
         <w:t>；</w:t>
       </w:r>
-      <w:hyperlink r:id="rId62">
-        <w:r>
-          <w:rPr>
-            <w:lang w:val="zh_TW" w:bidi="zh_TW"/>
-          </w:rPr>
-          <w:rPr>
-            <w:color w:val="0000EE"/>
-            <w:u w:val="single"/>
-          </w:rPr>
-          <w:t>太4:5，</w:t>
-        </w:r>
-      </w:hyperlink>
-      <w:hyperlink r:id="rId63">
-        <w:r>
-          <w:rPr>
-            <w:lang w:val="zh_TW" w:bidi="zh_TW"/>
-          </w:rPr>
-          <w:rPr>
-            <w:color w:val="0000EE"/>
-            <w:u w:val="single"/>
-          </w:rPr>
-          <w:t>27:53</w:t>
-        </w:r>
-      </w:hyperlink>
+      <w:r>
+        <w:rPr>
+          <w:lang w:val="zh_TW" w:bidi="zh_TW"/>
+        </w:rPr>
+        <w:t>太4:5，</w:t>
+      </w:r>
+      <w:r>
+        <w:rPr>
+          <w:lang w:val="zh_TW" w:bidi="zh_TW"/>
+        </w:rPr>
+        <w:t>27:53</w:t>
+      </w:r>
       <w:r>
         <w:rPr>
           <w:lang w:val="zh_TW" w:bidi="zh_TW"/>
         </w:rPr>
         <w:t>；</w:t>
       </w:r>
-      <w:hyperlink r:id="rId64">
-        <w:r>
-          <w:rPr>
-            <w:lang w:val="zh_TW" w:bidi="zh_TW"/>
-          </w:rPr>
-          <w:rPr>
-            <w:color w:val="0000EE"/>
-            <w:u w:val="single"/>
-          </w:rPr>
-          <w:t>啟21:2</w:t>
-        </w:r>
-      </w:hyperlink>
+      <w:r>
+        <w:rPr>
+          <w:lang w:val="zh_TW" w:bidi="zh_TW"/>
+        </w:rPr>
+        <w:t>啟21:2</w:t>
+      </w:r>
       <w:r>
         <w:rPr>
           <w:lang w:val="zh_TW" w:bidi="zh_TW"/>
@@ -1448,186 +1118,120 @@
         </w:rPr>
         <w:t>耶路撒冷也不是因為其長期是以色列首都而成為聖城。耶路撒冷之所以聖潔，是因為神親自揀選這城（</w:t>
       </w:r>
-      <w:hyperlink r:id="rId65">
-        <w:r>
-          <w:rPr>
-            <w:lang w:val="zh_TW" w:bidi="zh_TW"/>
-          </w:rPr>
-          <w:rPr>
-            <w:color w:val="0000EE"/>
-            <w:u w:val="single"/>
-          </w:rPr>
-          <w:t>王上8:44</w:t>
-        </w:r>
-      </w:hyperlink>
+      <w:r>
+        <w:rPr>
+          <w:lang w:val="zh_TW" w:bidi="zh_TW"/>
+        </w:rPr>
+        <w:t>王上8:44</w:t>
+      </w:r>
       <w:r>
         <w:rPr>
           <w:lang w:val="zh_TW" w:bidi="zh_TW"/>
         </w:rPr>
         <w:t>、</w:t>
       </w:r>
-      <w:hyperlink r:id="rId66">
-        <w:r>
-          <w:rPr>
-            <w:lang w:val="zh_TW" w:bidi="zh_TW"/>
-          </w:rPr>
-          <w:rPr>
-            <w:color w:val="0000EE"/>
-            <w:u w:val="single"/>
-          </w:rPr>
-          <w:t>48，</w:t>
-        </w:r>
-      </w:hyperlink>
-      <w:hyperlink r:id="rId67">
-        <w:r>
-          <w:rPr>
-            <w:lang w:val="zh_TW" w:bidi="zh_TW"/>
-          </w:rPr>
-          <w:rPr>
-            <w:color w:val="0000EE"/>
-            <w:u w:val="single"/>
-          </w:rPr>
-          <w:t>11:13</w:t>
-        </w:r>
-      </w:hyperlink>
+      <w:r>
+        <w:rPr>
+          <w:lang w:val="zh_TW" w:bidi="zh_TW"/>
+        </w:rPr>
+        <w:t>48，</w:t>
+      </w:r>
+      <w:r>
+        <w:rPr>
+          <w:lang w:val="zh_TW" w:bidi="zh_TW"/>
+        </w:rPr>
+        <w:t>11:13</w:t>
+      </w:r>
       <w:r>
         <w:rPr>
           <w:lang w:val="zh_TW" w:bidi="zh_TW"/>
         </w:rPr>
         <w:t>、</w:t>
       </w:r>
-      <w:hyperlink r:id="rId68">
-        <w:r>
-          <w:rPr>
-            <w:lang w:val="zh_TW" w:bidi="zh_TW"/>
-          </w:rPr>
-          <w:rPr>
-            <w:color w:val="0000EE"/>
-            <w:u w:val="single"/>
-          </w:rPr>
-          <w:t>32</w:t>
-        </w:r>
-      </w:hyperlink>
+      <w:r>
+        <w:rPr>
+          <w:lang w:val="zh_TW" w:bidi="zh_TW"/>
+        </w:rPr>
+        <w:t>32</w:t>
+      </w:r>
       <w:r>
         <w:rPr>
           <w:lang w:val="zh_TW" w:bidi="zh_TW"/>
         </w:rPr>
         <w:t>、</w:t>
       </w:r>
-      <w:hyperlink r:id="rId69">
-        <w:r>
-          <w:rPr>
-            <w:lang w:val="zh_TW" w:bidi="zh_TW"/>
-          </w:rPr>
-          <w:rPr>
-            <w:color w:val="0000EE"/>
-            <w:u w:val="single"/>
-          </w:rPr>
-          <w:t>36</w:t>
-        </w:r>
-      </w:hyperlink>
+      <w:r>
+        <w:rPr>
+          <w:lang w:val="zh_TW" w:bidi="zh_TW"/>
+        </w:rPr>
+        <w:t>36</w:t>
+      </w:r>
       <w:r>
         <w:rPr>
           <w:lang w:val="zh_TW" w:bidi="zh_TW"/>
         </w:rPr>
         <w:t>；</w:t>
       </w:r>
-      <w:hyperlink r:id="rId70">
-        <w:r>
-          <w:rPr>
-            <w:lang w:val="zh_TW" w:bidi="zh_TW"/>
-          </w:rPr>
-          <w:rPr>
-            <w:color w:val="0000EE"/>
-            <w:u w:val="single"/>
-          </w:rPr>
-          <w:t>代下6:5</w:t>
-        </w:r>
-      </w:hyperlink>
+      <w:r>
+        <w:rPr>
+          <w:lang w:val="zh_TW" w:bidi="zh_TW"/>
+        </w:rPr>
+        <w:t>代下6:5</w:t>
+      </w:r>
       <w:r>
         <w:rPr>
           <w:lang w:val="zh_TW" w:bidi="zh_TW"/>
         </w:rPr>
         <w:t>、</w:t>
       </w:r>
-      <w:hyperlink r:id="rId71">
-        <w:r>
-          <w:rPr>
-            <w:lang w:val="zh_TW" w:bidi="zh_TW"/>
-          </w:rPr>
-          <w:rPr>
-            <w:color w:val="0000EE"/>
-            <w:u w:val="single"/>
-          </w:rPr>
-          <w:t>34</w:t>
-        </w:r>
-      </w:hyperlink>
+      <w:r>
+        <w:rPr>
+          <w:lang w:val="zh_TW" w:bidi="zh_TW"/>
+        </w:rPr>
+        <w:t>34</w:t>
+      </w:r>
       <w:r>
         <w:rPr>
           <w:lang w:val="zh_TW" w:bidi="zh_TW"/>
         </w:rPr>
         <w:t>）。因著祂的揀選，神將祂的榮耀與名放在其中（見</w:t>
       </w:r>
-      <w:hyperlink r:id="rId72">
-        <w:r>
-          <w:rPr>
-            <w:lang w:val="zh_TW" w:bidi="zh_TW"/>
-          </w:rPr>
-          <w:rPr>
-            <w:color w:val="0000EE"/>
-            <w:u w:val="single"/>
-          </w:rPr>
-          <w:t>王上14:21</w:t>
-        </w:r>
-      </w:hyperlink>
+      <w:r>
+        <w:rPr>
+          <w:lang w:val="zh_TW" w:bidi="zh_TW"/>
+        </w:rPr>
+        <w:t>王上14:21</w:t>
+      </w:r>
       <w:r>
         <w:rPr>
           <w:lang w:val="zh_TW" w:bidi="zh_TW"/>
         </w:rPr>
         <w:t>；</w:t>
       </w:r>
-      <w:hyperlink r:id="rId73">
-        <w:r>
-          <w:rPr>
-            <w:lang w:val="zh_TW" w:bidi="zh_TW"/>
-          </w:rPr>
-          <w:rPr>
-            <w:color w:val="0000EE"/>
-            <w:u w:val="single"/>
-          </w:rPr>
-          <w:t>代下12:13</w:t>
-        </w:r>
-      </w:hyperlink>
+      <w:r>
+        <w:rPr>
+          <w:lang w:val="zh_TW" w:bidi="zh_TW"/>
+        </w:rPr>
+        <w:t>代下12:13</w:t>
+      </w:r>
       <w:r>
         <w:rPr>
           <w:lang w:val="zh_TW" w:bidi="zh_TW"/>
         </w:rPr>
         <w:t>；</w:t>
       </w:r>
-      <w:hyperlink r:id="rId74">
-        <w:r>
-          <w:rPr>
-            <w:lang w:val="zh_TW" w:bidi="zh_TW"/>
-          </w:rPr>
-          <w:rPr>
-            <w:color w:val="0000EE"/>
-            <w:u w:val="single"/>
-          </w:rPr>
-          <w:t>結8–10章，</w:t>
-        </w:r>
-      </w:hyperlink>
-      <w:hyperlink r:id="rId75">
-        <w:r>
-          <w:rPr>
-            <w:lang w:val="zh_TW" w:bidi="zh_TW"/>
-          </w:rPr>
-          <w:rPr>
-            <w:color w:val="0000EE"/>
-            <w:u w:val="single"/>
-          </w:rPr>
-          <w:t>43:1–27</w:t>
-        </w:r>
-      </w:hyperlink>
+      <w:r>
+        <w:rPr>
+          <w:lang w:val="zh_TW" w:bidi="zh_TW"/>
+        </w:rPr>
+        <w:t>結8–10章，</w:t>
+      </w:r>
+      <w:r>
+        <w:rPr>
+          <w:lang w:val="zh_TW" w:bidi="zh_TW"/>
+        </w:rPr>
+        <w:t>43:1–27</w:t>
+      </w:r>
       <w:r>
         <w:rPr>
           <w:lang w:val="zh_TW" w:bidi="zh_TW"/>
@@ -1648,42 +1252,24 @@
         </w:rPr>
         <w:t>在福音書與使徒行傳中，耶路撒冷仍然佔據極重要的地位。大希律（Herod the Great）在公元前37至公元前4年間任猶大的王，他擴建了耶路撒冷城，並主導大型建築工程，包括聖殿。當時，耶路撒冷仍是以色列屬靈生活的中心（例如，</w:t>
       </w:r>
-      <w:hyperlink r:id="rId76">
-        <w:r>
-          <w:rPr>
-            <w:lang w:val="zh_TW" w:bidi="zh_TW"/>
-          </w:rPr>
-          <w:rPr>
-            <w:color w:val="0000EE"/>
-            <w:u w:val="single"/>
-          </w:rPr>
-          <w:t>徒2:46，</w:t>
-        </w:r>
-      </w:hyperlink>
-      <w:hyperlink r:id="rId77">
-        <w:r>
-          <w:rPr>
-            <w:lang w:val="zh_TW" w:bidi="zh_TW"/>
-          </w:rPr>
-          <w:rPr>
-            <w:color w:val="0000EE"/>
-            <w:u w:val="single"/>
-          </w:rPr>
-          <w:t>3:1–26，</w:t>
-        </w:r>
-      </w:hyperlink>
-      <w:hyperlink r:id="rId78">
-        <w:r>
-          <w:rPr>
-            <w:lang w:val="zh_TW" w:bidi="zh_TW"/>
-          </w:rPr>
-          <w:rPr>
-            <w:color w:val="0000EE"/>
-            <w:u w:val="single"/>
-          </w:rPr>
-          <w:t>5:12</w:t>
-        </w:r>
-      </w:hyperlink>
+      <w:r>
+        <w:rPr>
+          <w:lang w:val="zh_TW" w:bidi="zh_TW"/>
+        </w:rPr>
+        <w:t>徒2:46，</w:t>
+      </w:r>
+      <w:r>
+        <w:rPr>
+          <w:lang w:val="zh_TW" w:bidi="zh_TW"/>
+        </w:rPr>
+        <w:t>3:1–26，</w:t>
+      </w:r>
+      <w:r>
+        <w:rPr>
+          <w:lang w:val="zh_TW" w:bidi="zh_TW"/>
+        </w:rPr>
+        <w:t>5:12</w:t>
+      </w:r>
       <w:r>
         <w:rPr>
           <w:lang w:val="zh_TW" w:bidi="zh_TW"/>
@@ -1704,48 +1290,30 @@
         </w:rPr>
         <w:t>耶穌曾對耶路撒冷發出嚴厲的話語（見</w:t>
       </w:r>
-      <w:hyperlink r:id="rId79">
-        <w:r>
-          <w:rPr>
-            <w:lang w:val="zh_TW" w:bidi="zh_TW"/>
-          </w:rPr>
-          <w:rPr>
-            <w:color w:val="0000EE"/>
-            <w:u w:val="single"/>
-          </w:rPr>
-          <w:t>太23:37–39</w:t>
-        </w:r>
-      </w:hyperlink>
+      <w:r>
+        <w:rPr>
+          <w:lang w:val="zh_TW" w:bidi="zh_TW"/>
+        </w:rPr>
+        <w:t>太23:37–39</w:t>
+      </w:r>
       <w:r>
         <w:rPr>
           <w:lang w:val="zh_TW" w:bidi="zh_TW"/>
         </w:rPr>
         <w:t>），尤其針對城中的領袖。最終，祂正是在耶路撒冷被殺。耶穌曾警告，神將審判這城（見</w:t>
       </w:r>
-      <w:hyperlink r:id="rId80">
-        <w:r>
-          <w:rPr>
-            <w:lang w:val="zh_TW" w:bidi="zh_TW"/>
-          </w:rPr>
-          <w:rPr>
-            <w:color w:val="0000EE"/>
-            <w:u w:val="single"/>
-          </w:rPr>
-          <w:t>可13:1–2；</w:t>
-        </w:r>
-      </w:hyperlink>
-      <w:hyperlink r:id="rId81">
-        <w:r>
-          <w:rPr>
-            <w:lang w:val="zh_TW" w:bidi="zh_TW"/>
-          </w:rPr>
-          <w:rPr>
-            <w:color w:val="0000EE"/>
-            <w:u w:val="single"/>
-          </w:rPr>
-          <w:t>路21:20–24</w:t>
-        </w:r>
-      </w:hyperlink>
+      <w:r>
+        <w:rPr>
+          <w:lang w:val="zh_TW" w:bidi="zh_TW"/>
+        </w:rPr>
+        <w:t>可13:1–2；</w:t>
+      </w:r>
+      <w:r>
+        <w:rPr>
+          <w:lang w:val="zh_TW" w:bidi="zh_TW"/>
+        </w:rPr>
+        <w:t>路21:20–24</w:t>
+      </w:r>
       <w:r>
         <w:rPr>
           <w:lang w:val="zh_TW" w:bidi="zh_TW"/>
@@ -1766,84 +1334,54 @@
         </w:rPr>
         <w:t>新約聖經也介紹了「新耶路撒冷」，那是一座由神的聖民所構成的天上之城（</w:t>
       </w:r>
-      <w:hyperlink r:id="rId82">
-        <w:r>
-          <w:rPr>
-            <w:lang w:val="zh_TW" w:bidi="zh_TW"/>
-          </w:rPr>
-          <w:rPr>
-            <w:color w:val="0000EE"/>
-            <w:u w:val="single"/>
-          </w:rPr>
-          <w:t>來11:10</w:t>
-        </w:r>
-      </w:hyperlink>
+      <w:r>
+        <w:rPr>
+          <w:lang w:val="zh_TW" w:bidi="zh_TW"/>
+        </w:rPr>
+        <w:t>來11:10</w:t>
+      </w:r>
       <w:r>
         <w:rPr>
           <w:lang w:val="zh_TW" w:bidi="zh_TW"/>
         </w:rPr>
         <w:t>；</w:t>
       </w:r>
-      <w:hyperlink r:id="rId83">
-        <w:r>
-          <w:rPr>
-            <w:lang w:val="zh_TW" w:bidi="zh_TW"/>
-          </w:rPr>
-          <w:rPr>
-            <w:color w:val="0000EE"/>
-            <w:u w:val="single"/>
-          </w:rPr>
-          <w:t>啟3:12，</w:t>
-        </w:r>
-      </w:hyperlink>
-      <w:hyperlink r:id="rId64">
-        <w:r>
-          <w:rPr>
-            <w:lang w:val="zh_TW" w:bidi="zh_TW"/>
-          </w:rPr>
-          <w:rPr>
-            <w:color w:val="0000EE"/>
-            <w:u w:val="single"/>
-          </w:rPr>
-          <w:t>21:2</w:t>
-        </w:r>
-      </w:hyperlink>
+      <w:r>
+        <w:rPr>
+          <w:lang w:val="zh_TW" w:bidi="zh_TW"/>
+        </w:rPr>
+        <w:t>啟3:12，</w:t>
+      </w:r>
+      <w:r>
+        <w:rPr>
+          <w:lang w:val="zh_TW" w:bidi="zh_TW"/>
+        </w:rPr>
+        <w:t>21:2</w:t>
+      </w:r>
       <w:r>
         <w:rPr>
           <w:lang w:val="zh_TW" w:bidi="zh_TW"/>
         </w:rPr>
         <w:t>）。地上的耶路撒冷，曾是部分實現神的統治，藉著大衛與其後裔的統治呈現。新耶路撒冷則象徵耶穌基督的國度，祂是大衛王室最終的後裔。新耶路撒冷也代表耶穌要永遠與祂的百姓同住（參</w:t>
       </w:r>
-      <w:hyperlink r:id="rId84">
-        <w:r>
-          <w:rPr>
-            <w:lang w:val="zh_TW" w:bidi="zh_TW"/>
-          </w:rPr>
-          <w:rPr>
-            <w:color w:val="0000EE"/>
-            <w:u w:val="single"/>
-          </w:rPr>
-          <w:t>約1:14</w:t>
-        </w:r>
-      </w:hyperlink>
+      <w:r>
+        <w:rPr>
+          <w:lang w:val="zh_TW" w:bidi="zh_TW"/>
+        </w:rPr>
+        <w:t>約1:14</w:t>
+      </w:r>
       <w:r>
         <w:rPr>
           <w:lang w:val="zh_TW" w:bidi="zh_TW"/>
         </w:rPr>
         <w:t>；</w:t>
       </w:r>
-      <w:hyperlink r:id="rId85">
-        <w:r>
-          <w:rPr>
-            <w:lang w:val="zh_TW" w:bidi="zh_TW"/>
-          </w:rPr>
-          <w:rPr>
-            <w:color w:val="0000EE"/>
-            <w:u w:val="single"/>
-          </w:rPr>
-          <w:t>啟21:3</w:t>
-        </w:r>
-      </w:hyperlink>
+      <w:r>
+        <w:rPr>
+          <w:lang w:val="zh_TW" w:bidi="zh_TW"/>
+        </w:rPr>
+        <w:t>啟21:3</w:t>
+      </w:r>
       <w:r>
         <w:rPr>
           <w:lang w:val="zh_TW" w:bidi="zh_TW"/>
@@ -1873,342 +1411,216 @@
           <w:lang w:val="zh_TW" w:bidi="zh_TW"/>
         </w:rPr>
       </w:r>
-      <w:hyperlink r:id="rId50">
-        <w:r>
-          <w:rPr>
-            <w:lang w:val="zh_TW" w:bidi="zh_TW"/>
-          </w:rPr>
-          <w:rPr>
-            <w:color w:val="0000EE"/>
-            <w:u w:val="single"/>
-          </w:rPr>
-          <w:t>書15:63</w:t>
-        </w:r>
-      </w:hyperlink>
+      <w:r>
+        <w:rPr>
+          <w:lang w:val="zh_TW" w:bidi="zh_TW"/>
+        </w:rPr>
+        <w:t>書15:63</w:t>
+      </w:r>
       <w:r>
         <w:rPr>
           <w:lang w:val="zh_TW" w:bidi="zh_TW"/>
         </w:rPr>
         <w:t>；</w:t>
       </w:r>
-      <w:hyperlink r:id="rId51">
-        <w:r>
-          <w:rPr>
-            <w:lang w:val="zh_TW" w:bidi="zh_TW"/>
-          </w:rPr>
-          <w:rPr>
-            <w:color w:val="0000EE"/>
-            <w:u w:val="single"/>
-          </w:rPr>
-          <w:t>士1:8</w:t>
-        </w:r>
-      </w:hyperlink>
+      <w:r>
+        <w:rPr>
+          <w:lang w:val="zh_TW" w:bidi="zh_TW"/>
+        </w:rPr>
+        <w:t>士1:8</w:t>
+      </w:r>
       <w:r>
         <w:rPr>
           <w:lang w:val="zh_TW" w:bidi="zh_TW"/>
         </w:rPr>
         <w:t>、</w:t>
       </w:r>
-      <w:hyperlink r:id="rId52">
-        <w:r>
-          <w:rPr>
-            <w:lang w:val="zh_TW" w:bidi="zh_TW"/>
-          </w:rPr>
-          <w:rPr>
-            <w:color w:val="0000EE"/>
-            <w:u w:val="single"/>
-          </w:rPr>
-          <w:t>21</w:t>
-        </w:r>
-      </w:hyperlink>
+      <w:r>
+        <w:rPr>
+          <w:lang w:val="zh_TW" w:bidi="zh_TW"/>
+        </w:rPr>
+        <w:t>21</w:t>
+      </w:r>
       <w:r>
         <w:rPr>
           <w:lang w:val="zh_TW" w:bidi="zh_TW"/>
         </w:rPr>
         <w:t>；</w:t>
       </w:r>
-      <w:hyperlink r:id="rId86">
-        <w:r>
-          <w:rPr>
-            <w:lang w:val="zh_TW" w:bidi="zh_TW"/>
-          </w:rPr>
-          <w:rPr>
-            <w:color w:val="0000EE"/>
-            <w:u w:val="single"/>
-          </w:rPr>
-          <w:t>撒下5:6–9</w:t>
-        </w:r>
-      </w:hyperlink>
+      <w:r>
+        <w:rPr>
+          <w:lang w:val="zh_TW" w:bidi="zh_TW"/>
+        </w:rPr>
+        <w:t>撒下5:6–9</w:t>
+      </w:r>
       <w:r>
         <w:rPr>
           <w:lang w:val="zh_TW" w:bidi="zh_TW"/>
         </w:rPr>
         <w:t>；</w:t>
       </w:r>
-      <w:hyperlink r:id="rId87">
-        <w:r>
-          <w:rPr>
-            <w:lang w:val="zh_TW" w:bidi="zh_TW"/>
-          </w:rPr>
-          <w:rPr>
-            <w:color w:val="0000EE"/>
-            <w:u w:val="single"/>
-          </w:rPr>
-          <w:t>王上8:1</w:t>
-        </w:r>
-      </w:hyperlink>
+      <w:r>
+        <w:rPr>
+          <w:lang w:val="zh_TW" w:bidi="zh_TW"/>
+        </w:rPr>
+        <w:t>王上8:1</w:t>
+      </w:r>
       <w:r>
         <w:rPr>
           <w:lang w:val="zh_TW" w:bidi="zh_TW"/>
         </w:rPr>
         <w:t>；</w:t>
       </w:r>
-      <w:hyperlink r:id="rId88">
-        <w:r>
-          <w:rPr>
-            <w:lang w:val="zh_TW" w:bidi="zh_TW"/>
-          </w:rPr>
-          <w:rPr>
-            <w:color w:val="0000EE"/>
-            <w:u w:val="single"/>
-          </w:rPr>
-          <w:t>王下18:13–17，</w:t>
-        </w:r>
-      </w:hyperlink>
-      <w:hyperlink r:id="rId55">
-        <w:r>
-          <w:rPr>
-            <w:lang w:val="zh_TW" w:bidi="zh_TW"/>
-          </w:rPr>
-          <w:rPr>
-            <w:color w:val="0000EE"/>
-            <w:u w:val="single"/>
-          </w:rPr>
-          <w:t>25:1–10</w:t>
-        </w:r>
-      </w:hyperlink>
+      <w:r>
+        <w:rPr>
+          <w:lang w:val="zh_TW" w:bidi="zh_TW"/>
+        </w:rPr>
+        <w:t>王下18:13–17，</w:t>
+      </w:r>
+      <w:r>
+        <w:rPr>
+          <w:lang w:val="zh_TW" w:bidi="zh_TW"/>
+        </w:rPr>
+        <w:t>25:1–10</w:t>
+      </w:r>
       <w:r>
         <w:rPr>
           <w:lang w:val="zh_TW" w:bidi="zh_TW"/>
         </w:rPr>
         <w:t>；</w:t>
       </w:r>
-      <w:hyperlink r:id="rId89">
-        <w:r>
-          <w:rPr>
-            <w:lang w:val="zh_TW" w:bidi="zh_TW"/>
-          </w:rPr>
-          <w:rPr>
-            <w:color w:val="0000EE"/>
-            <w:u w:val="single"/>
-          </w:rPr>
-          <w:t>代下3:1，</w:t>
-        </w:r>
-      </w:hyperlink>
-      <w:hyperlink r:id="rId90">
-        <w:r>
-          <w:rPr>
-            <w:lang w:val="zh_TW" w:bidi="zh_TW"/>
-          </w:rPr>
-          <w:rPr>
-            <w:color w:val="0000EE"/>
-            <w:u w:val="single"/>
-          </w:rPr>
-          <w:t>12:1–12，</w:t>
-        </w:r>
-      </w:hyperlink>
-      <w:hyperlink r:id="rId91">
-        <w:r>
-          <w:rPr>
-            <w:lang w:val="zh_TW" w:bidi="zh_TW"/>
-          </w:rPr>
-          <w:rPr>
-            <w:color w:val="0000EE"/>
-            <w:u w:val="single"/>
-          </w:rPr>
-          <w:t>26:9</w:t>
-        </w:r>
-      </w:hyperlink>
+      <w:r>
+        <w:rPr>
+          <w:lang w:val="zh_TW" w:bidi="zh_TW"/>
+        </w:rPr>
+        <w:t>代下3:1，</w:t>
+      </w:r>
+      <w:r>
+        <w:rPr>
+          <w:lang w:val="zh_TW" w:bidi="zh_TW"/>
+        </w:rPr>
+        <w:t>12:1–12，</w:t>
+      </w:r>
+      <w:r>
+        <w:rPr>
+          <w:lang w:val="zh_TW" w:bidi="zh_TW"/>
+        </w:rPr>
+        <w:t>26:9</w:t>
+      </w:r>
       <w:r>
         <w:rPr>
           <w:lang w:val="zh_TW" w:bidi="zh_TW"/>
         </w:rPr>
         <w:t>、</w:t>
       </w:r>
-      <w:hyperlink r:id="rId92">
-        <w:r>
-          <w:rPr>
-            <w:lang w:val="zh_TW" w:bidi="zh_TW"/>
-          </w:rPr>
-          <w:rPr>
-            <w:color w:val="0000EE"/>
-            <w:u w:val="single"/>
-          </w:rPr>
-          <w:t>15，</w:t>
-        </w:r>
-      </w:hyperlink>
-      <w:hyperlink r:id="rId93">
-        <w:r>
-          <w:rPr>
-            <w:lang w:val="zh_TW" w:bidi="zh_TW"/>
-          </w:rPr>
-          <w:rPr>
-            <w:color w:val="0000EE"/>
-            <w:u w:val="single"/>
-          </w:rPr>
-          <w:t>32:1–5</w:t>
-        </w:r>
-      </w:hyperlink>
+      <w:r>
+        <w:rPr>
+          <w:lang w:val="zh_TW" w:bidi="zh_TW"/>
+        </w:rPr>
+        <w:t>15，</w:t>
+      </w:r>
+      <w:r>
+        <w:rPr>
+          <w:lang w:val="zh_TW" w:bidi="zh_TW"/>
+        </w:rPr>
+        <w:t>32:1–5</w:t>
+      </w:r>
       <w:r>
         <w:rPr>
           <w:lang w:val="zh_TW" w:bidi="zh_TW"/>
         </w:rPr>
         <w:t>、</w:t>
       </w:r>
-      <w:hyperlink r:id="rId94">
-        <w:r>
-          <w:rPr>
-            <w:lang w:val="zh_TW" w:bidi="zh_TW"/>
-          </w:rPr>
-          <w:rPr>
-            <w:color w:val="0000EE"/>
-            <w:u w:val="single"/>
-          </w:rPr>
-          <w:t>27–30</w:t>
-        </w:r>
-      </w:hyperlink>
+      <w:r>
+        <w:rPr>
+          <w:lang w:val="zh_TW" w:bidi="zh_TW"/>
+        </w:rPr>
+        <w:t>27–30</w:t>
+      </w:r>
       <w:r>
         <w:rPr>
           <w:lang w:val="zh_TW" w:bidi="zh_TW"/>
         </w:rPr>
         <w:t>；</w:t>
       </w:r>
-      <w:hyperlink r:id="rId95">
-        <w:r>
-          <w:rPr>
-            <w:lang w:val="zh_TW" w:bidi="zh_TW"/>
-          </w:rPr>
-          <w:rPr>
-            <w:color w:val="0000EE"/>
-            <w:u w:val="single"/>
-          </w:rPr>
-          <w:t>拉1:1–6</w:t>
-        </w:r>
-      </w:hyperlink>
+      <w:r>
+        <w:rPr>
+          <w:lang w:val="zh_TW" w:bidi="zh_TW"/>
+        </w:rPr>
+        <w:t>拉1:1–6</w:t>
+      </w:r>
       <w:r>
         <w:rPr>
           <w:lang w:val="zh_TW" w:bidi="zh_TW"/>
         </w:rPr>
         <w:t>；</w:t>
       </w:r>
-      <w:hyperlink r:id="rId96">
-        <w:r>
-          <w:rPr>
-            <w:lang w:val="zh_TW" w:bidi="zh_TW"/>
-          </w:rPr>
-          <w:rPr>
-            <w:color w:val="0000EE"/>
-            <w:u w:val="single"/>
-          </w:rPr>
-          <w:t>尼1:1–6:19</w:t>
-        </w:r>
-      </w:hyperlink>
+      <w:r>
+        <w:rPr>
+          <w:lang w:val="zh_TW" w:bidi="zh_TW"/>
+        </w:rPr>
+        <w:t>尼1:1–6:19</w:t>
+      </w:r>
       <w:r>
         <w:rPr>
           <w:lang w:val="zh_TW" w:bidi="zh_TW"/>
         </w:rPr>
         <w:t>；</w:t>
       </w:r>
-      <w:hyperlink r:id="rId57">
-        <w:r>
-          <w:rPr>
-            <w:lang w:val="zh_TW" w:bidi="zh_TW"/>
-          </w:rPr>
-          <w:rPr>
-            <w:color w:val="0000EE"/>
-            <w:u w:val="single"/>
-          </w:rPr>
-          <w:t>詩48:1–3，</w:t>
-        </w:r>
-      </w:hyperlink>
-      <w:hyperlink r:id="rId97">
-        <w:r>
-          <w:rPr>
-            <w:lang w:val="zh_TW" w:bidi="zh_TW"/>
-          </w:rPr>
-          <w:rPr>
-            <w:color w:val="0000EE"/>
-            <w:u w:val="single"/>
-          </w:rPr>
-          <w:t>125:2</w:t>
-        </w:r>
-      </w:hyperlink>
+      <w:r>
+        <w:rPr>
+          <w:lang w:val="zh_TW" w:bidi="zh_TW"/>
+        </w:rPr>
+        <w:t>詩48:1–3，</w:t>
+      </w:r>
+      <w:r>
+        <w:rPr>
+          <w:lang w:val="zh_TW" w:bidi="zh_TW"/>
+        </w:rPr>
+        <w:t>125:2</w:t>
+      </w:r>
       <w:r>
         <w:rPr>
           <w:lang w:val="zh_TW" w:bidi="zh_TW"/>
         </w:rPr>
         <w:t>；</w:t>
       </w:r>
-      <w:hyperlink r:id="rId98">
-        <w:r>
-          <w:rPr>
-            <w:lang w:val="zh_TW" w:bidi="zh_TW"/>
-          </w:rPr>
-          <w:rPr>
-            <w:color w:val="0000EE"/>
-            <w:u w:val="single"/>
-          </w:rPr>
-          <w:t>賽14:32，</w:t>
-        </w:r>
-      </w:hyperlink>
-      <w:hyperlink r:id="rId99">
-        <w:r>
-          <w:rPr>
-            <w:lang w:val="zh_TW" w:bidi="zh_TW"/>
-          </w:rPr>
-          <w:rPr>
-            <w:color w:val="0000EE"/>
-            <w:u w:val="single"/>
-          </w:rPr>
-          <w:t>52:1–3</w:t>
-        </w:r>
-      </w:hyperlink>
+      <w:r>
+        <w:rPr>
+          <w:lang w:val="zh_TW" w:bidi="zh_TW"/>
+        </w:rPr>
+        <w:t>賽14:32，</w:t>
+      </w:r>
+      <w:r>
+        <w:rPr>
+          <w:lang w:val="zh_TW" w:bidi="zh_TW"/>
+        </w:rPr>
+        <w:t>52:1–3</w:t>
+      </w:r>
       <w:r>
         <w:rPr>
           <w:lang w:val="zh_TW" w:bidi="zh_TW"/>
         </w:rPr>
         <w:t>；</w:t>
       </w:r>
-      <w:hyperlink r:id="rId100">
-        <w:r>
-          <w:rPr>
-            <w:lang w:val="zh_TW" w:bidi="zh_TW"/>
-          </w:rPr>
-          <w:rPr>
-            <w:color w:val="0000EE"/>
-            <w:u w:val="single"/>
-          </w:rPr>
-          <w:t>加4:25–26</w:t>
-        </w:r>
-      </w:hyperlink>
+      <w:r>
+        <w:rPr>
+          <w:lang w:val="zh_TW" w:bidi="zh_TW"/>
+        </w:rPr>
+        <w:t>加4:25–26</w:t>
+      </w:r>
       <w:r>
         <w:rPr>
           <w:lang w:val="zh_TW" w:bidi="zh_TW"/>
         </w:rPr>
         <w:t>；</w:t>
       </w:r>
-      <w:hyperlink r:id="rId101">
-        <w:r>
-          <w:rPr>
-            <w:lang w:val="zh_TW" w:bidi="zh_TW"/>
-          </w:rPr>
-          <w:rPr>
-            <w:color w:val="0000EE"/>
-            <w:u w:val="single"/>
-          </w:rPr>
-          <w:t>來12:22–24</w:t>
-        </w:r>
-      </w:hyperlink>
+      <w:r>
+        <w:rPr>
+          <w:lang w:val="zh_TW" w:bidi="zh_TW"/>
+        </w:rPr>
+        <w:t>來12:22–24</w:t>
+      </w:r>
       <w:r>
         <w:rPr>
           <w:lang w:val="zh_TW" w:bidi="zh_TW"/>
@@ -2279,18 +1691,12 @@
         </w:rPr>
         <w:t>在祂受洗時（</w:t>
       </w:r>
-      <w:hyperlink r:id="rId102">
-        <w:r>
-          <w:rPr>
-            <w:lang w:val="zh_TW" w:bidi="zh_TW"/>
-          </w:rPr>
-          <w:rPr>
-            <w:color w:val="0000EE"/>
-            <w:u w:val="single"/>
-          </w:rPr>
-          <w:t>路3:21</w:t>
-        </w:r>
-      </w:hyperlink>
+      <w:r>
+        <w:rPr>
+          <w:lang w:val="zh_TW" w:bidi="zh_TW"/>
+        </w:rPr>
+        <w:t>路3:21</w:t>
+      </w:r>
       <w:r>
         <w:rPr>
           <w:lang w:val="zh_TW" w:bidi="zh_TW"/>
@@ -2315,18 +1721,12 @@
         </w:rPr>
         <w:t>揀選十二使徒之前（</w:t>
       </w:r>
-      <w:hyperlink r:id="rId103">
-        <w:r>
-          <w:rPr>
-            <w:lang w:val="zh_TW" w:bidi="zh_TW"/>
-          </w:rPr>
-          <w:rPr>
-            <w:color w:val="0000EE"/>
-            <w:u w:val="single"/>
-          </w:rPr>
-          <w:t>6:12</w:t>
-        </w:r>
-      </w:hyperlink>
+      <w:r>
+        <w:rPr>
+          <w:lang w:val="zh_TW" w:bidi="zh_TW"/>
+        </w:rPr>
+        <w:t>6:12</w:t>
+      </w:r>
       <w:r>
         <w:rPr>
           <w:lang w:val="zh_TW" w:bidi="zh_TW"/>
@@ -2351,18 +1751,12 @@
         </w:rPr>
         <w:t>登山變像時，當祂的面貌改變、榮耀顯現 （</w:t>
       </w:r>
-      <w:hyperlink r:id="rId104">
-        <w:r>
-          <w:rPr>
-            <w:lang w:val="zh_TW" w:bidi="zh_TW"/>
-          </w:rPr>
-          <w:rPr>
-            <w:color w:val="0000EE"/>
-            <w:u w:val="single"/>
-          </w:rPr>
-          <w:t>9:28–29</w:t>
-        </w:r>
-      </w:hyperlink>
+      <w:r>
+        <w:rPr>
+          <w:lang w:val="zh_TW" w:bidi="zh_TW"/>
+        </w:rPr>
+        <w:t>9:28–29</w:t>
+      </w:r>
       <w:r>
         <w:rPr>
           <w:lang w:val="zh_TW" w:bidi="zh_TW"/>
@@ -2387,18 +1781,12 @@
         </w:rPr>
         <w:t>為彼得代求，在他三次不認主之前（</w:t>
       </w:r>
-      <w:hyperlink r:id="rId105">
-        <w:r>
-          <w:rPr>
-            <w:lang w:val="zh_TW" w:bidi="zh_TW"/>
-          </w:rPr>
-          <w:rPr>
-            <w:color w:val="0000EE"/>
-            <w:u w:val="single"/>
-          </w:rPr>
-          <w:t>22:32</w:t>
-        </w:r>
-      </w:hyperlink>
+      <w:r>
+        <w:rPr>
+          <w:lang w:val="zh_TW" w:bidi="zh_TW"/>
+        </w:rPr>
+        <w:t>22:32</w:t>
+      </w:r>
       <w:r>
         <w:rPr>
           <w:lang w:val="zh_TW" w:bidi="zh_TW"/>
@@ -2423,18 +1811,12 @@
         </w:rPr>
         <w:t>被釘十字架時，為那些害祂的人祈求（</w:t>
       </w:r>
-      <w:hyperlink r:id="rId106">
-        <w:r>
-          <w:rPr>
-            <w:lang w:val="zh_TW" w:bidi="zh_TW"/>
-          </w:rPr>
-          <w:rPr>
-            <w:color w:val="0000EE"/>
-            <w:u w:val="single"/>
-          </w:rPr>
-          <w:t>23:34</w:t>
-        </w:r>
-      </w:hyperlink>
+      <w:r>
+        <w:rPr>
+          <w:lang w:val="zh_TW" w:bidi="zh_TW"/>
+        </w:rPr>
+        <w:t>23:34</w:t>
+      </w:r>
       <w:r>
         <w:rPr>
           <w:lang w:val="zh_TW" w:bidi="zh_TW"/>
@@ -2455,120 +1837,78 @@
         </w:rPr>
         <w:t>有時，耶穌也會離開人群，獨自禱告（</w:t>
       </w:r>
-      <w:hyperlink r:id="rId107">
-        <w:r>
-          <w:rPr>
-            <w:lang w:val="zh_TW" w:bidi="zh_TW"/>
-          </w:rPr>
-          <w:rPr>
-            <w:color w:val="0000EE"/>
-            <w:u w:val="single"/>
-          </w:rPr>
-          <w:t>太14:23</w:t>
-        </w:r>
-      </w:hyperlink>
+      <w:r>
+        <w:rPr>
+          <w:lang w:val="zh_TW" w:bidi="zh_TW"/>
+        </w:rPr>
+        <w:t>太14:23</w:t>
+      </w:r>
       <w:r>
         <w:rPr>
           <w:lang w:val="zh_TW" w:bidi="zh_TW"/>
         </w:rPr>
         <w:t>；</w:t>
       </w:r>
-      <w:hyperlink r:id="rId108">
-        <w:r>
-          <w:rPr>
-            <w:lang w:val="zh_TW" w:bidi="zh_TW"/>
-          </w:rPr>
-          <w:rPr>
-            <w:color w:val="0000EE"/>
-            <w:u w:val="single"/>
-          </w:rPr>
-          <w:t>可1:35</w:t>
-        </w:r>
-      </w:hyperlink>
+      <w:r>
+        <w:rPr>
+          <w:lang w:val="zh_TW" w:bidi="zh_TW"/>
+        </w:rPr>
+        <w:t>可1:35</w:t>
+      </w:r>
       <w:r>
         <w:rPr>
           <w:lang w:val="zh_TW" w:bidi="zh_TW"/>
         </w:rPr>
         <w:t>；</w:t>
       </w:r>
-      <w:hyperlink r:id="rId109">
-        <w:r>
-          <w:rPr>
-            <w:lang w:val="zh_TW" w:bidi="zh_TW"/>
-          </w:rPr>
-          <w:rPr>
-            <w:color w:val="0000EE"/>
-            <w:u w:val="single"/>
-          </w:rPr>
-          <w:t>路5:16</w:t>
-        </w:r>
-      </w:hyperlink>
+      <w:r>
+        <w:rPr>
+          <w:lang w:val="zh_TW" w:bidi="zh_TW"/>
+        </w:rPr>
+        <w:t>路5:16</w:t>
+      </w:r>
       <w:r>
         <w:rPr>
           <w:lang w:val="zh_TW" w:bidi="zh_TW"/>
         </w:rPr>
         <w:t>）。祂也教導門徒如何禱告（</w:t>
       </w:r>
-      <w:hyperlink r:id="rId110">
-        <w:r>
-          <w:rPr>
-            <w:lang w:val="zh_TW" w:bidi="zh_TW"/>
-          </w:rPr>
-          <w:rPr>
-            <w:color w:val="0000EE"/>
-            <w:u w:val="single"/>
-          </w:rPr>
-          <w:t>路11:1–4</w:t>
-        </w:r>
-      </w:hyperlink>
+      <w:r>
+        <w:rPr>
+          <w:lang w:val="zh_TW" w:bidi="zh_TW"/>
+        </w:rPr>
+        <w:t>路11:1–4</w:t>
+      </w:r>
       <w:r>
         <w:rPr>
           <w:lang w:val="zh_TW" w:bidi="zh_TW"/>
         </w:rPr>
         <w:t>；另見</w:t>
       </w:r>
-      <w:hyperlink r:id="rId111">
-        <w:r>
-          <w:rPr>
-            <w:lang w:val="zh_TW" w:bidi="zh_TW"/>
-          </w:rPr>
-          <w:rPr>
-            <w:color w:val="0000EE"/>
-            <w:u w:val="single"/>
-          </w:rPr>
-          <w:t>太6:5–13</w:t>
-        </w:r>
-      </w:hyperlink>
+      <w:r>
+        <w:rPr>
+          <w:lang w:val="zh_TW" w:bidi="zh_TW"/>
+        </w:rPr>
+        <w:t>太6:5–13</w:t>
+      </w:r>
       <w:r>
         <w:rPr>
           <w:lang w:val="zh_TW" w:bidi="zh_TW"/>
         </w:rPr>
         <w:t>），並透過比喻強調恆切禱告的重要性（</w:t>
       </w:r>
-      <w:hyperlink r:id="rId112">
-        <w:r>
-          <w:rPr>
-            <w:lang w:val="zh_TW" w:bidi="zh_TW"/>
-          </w:rPr>
-          <w:rPr>
-            <w:color w:val="0000EE"/>
-            <w:u w:val="single"/>
-          </w:rPr>
-          <w:t>路11:5–13，</w:t>
-        </w:r>
-      </w:hyperlink>
-      <w:hyperlink r:id="rId113">
-        <w:r>
-          <w:rPr>
-            <w:lang w:val="zh_TW" w:bidi="zh_TW"/>
-          </w:rPr>
-          <w:rPr>
-            <w:color w:val="0000EE"/>
-            <w:u w:val="single"/>
-          </w:rPr>
-          <w:t>18:1–8</w:t>
-        </w:r>
-      </w:hyperlink>
+      <w:r>
+        <w:rPr>
+          <w:lang w:val="zh_TW" w:bidi="zh_TW"/>
+        </w:rPr>
+        <w:t>路11:5–13，</w:t>
+      </w:r>
+      <w:r>
+        <w:rPr>
+          <w:lang w:val="zh_TW" w:bidi="zh_TW"/>
+        </w:rPr>
+        <w:t>18:1–8</w:t>
+      </w:r>
       <w:r>
         <w:rPr>
           <w:lang w:val="zh_TW" w:bidi="zh_TW"/>
@@ -2603,36 +1943,24 @@
         </w:rPr>
         <w:t>在客西馬尼園，耶穌為即將臨到的苦難極其憂傷，但祂仍禱告說：「不要成就我的意思，只要成就你的意思」（</w:t>
       </w:r>
-      <w:hyperlink r:id="rId114">
-        <w:r>
-          <w:rPr>
-            <w:lang w:val="zh_TW" w:bidi="zh_TW"/>
-          </w:rPr>
-          <w:rPr>
-            <w:color w:val="0000EE"/>
-            <w:u w:val="single"/>
-          </w:rPr>
-          <w:t>路22:42</w:t>
-        </w:r>
-      </w:hyperlink>
+      <w:r>
+        <w:rPr>
+          <w:lang w:val="zh_TW" w:bidi="zh_TW"/>
+        </w:rPr>
+        <w:t>路22:42</w:t>
+      </w:r>
       <w:r>
         <w:rPr>
           <w:lang w:val="zh_TW" w:bidi="zh_TW"/>
         </w:rPr>
         <w:t>）。在十字架上，祂完全信靠父神，最後的話語是：「父啊！我將我的靈魂交在你手裡」（</w:t>
       </w:r>
-      <w:hyperlink r:id="rId115">
-        <w:r>
-          <w:rPr>
-            <w:lang w:val="zh_TW" w:bidi="zh_TW"/>
-          </w:rPr>
-          <w:rPr>
-            <w:color w:val="0000EE"/>
-            <w:u w:val="single"/>
-          </w:rPr>
-          <w:t>路23:46</w:t>
-        </w:r>
-      </w:hyperlink>
+      <w:r>
+        <w:rPr>
+          <w:lang w:val="zh_TW" w:bidi="zh_TW"/>
+        </w:rPr>
+        <w:t>路23:46</w:t>
+      </w:r>
       <w:r>
         <w:rPr>
           <w:lang w:val="zh_TW" w:bidi="zh_TW"/>
@@ -2653,18 +1981,12 @@
         </w:rPr>
         <w:t>使徒約翰記載了耶穌在最後一夜與門徒同在時的禱告（</w:t>
       </w:r>
-      <w:hyperlink r:id="rId116">
-        <w:r>
-          <w:rPr>
-            <w:lang w:val="zh_TW" w:bidi="zh_TW"/>
-          </w:rPr>
-          <w:rPr>
-            <w:color w:val="0000EE"/>
-            <w:u w:val="single"/>
-          </w:rPr>
-          <w:t>約17:1–26</w:t>
-        </w:r>
-      </w:hyperlink>
+      <w:r>
+        <w:rPr>
+          <w:lang w:val="zh_TW" w:bidi="zh_TW"/>
+        </w:rPr>
+        <w:t>約17:1–26</w:t>
+      </w:r>
       <w:r>
         <w:rPr>
           <w:lang w:val="zh_TW" w:bidi="zh_TW"/>
@@ -2694,150 +2016,84 @@
           <w:lang w:val="zh_TW" w:bidi="zh_TW"/>
         </w:rPr>
       </w:r>
-      <w:hyperlink r:id="rId117">
-        <w:r>
-          <w:rPr>
-            <w:lang w:val="zh_TW" w:bidi="zh_TW"/>
-          </w:rPr>
-          <w:rPr>
-            <w:color w:val="0000EE"/>
-            <w:u w:val="single"/>
-          </w:rPr>
-          <w:t>太6:9–13</w:t>
-        </w:r>
-      </w:hyperlink>
+      <w:r>
+        <w:rPr>
+          <w:lang w:val="zh_TW" w:bidi="zh_TW"/>
+        </w:rPr>
+        <w:t>太6:9–13</w:t>
+      </w:r>
       <w:r>
         <w:rPr>
           <w:lang w:val="zh_TW" w:bidi="zh_TW"/>
         </w:rPr>
         <w:t>；</w:t>
       </w:r>
-      <w:hyperlink r:id="rId102">
-        <w:r>
-          <w:rPr>
-            <w:lang w:val="zh_TW" w:bidi="zh_TW"/>
-          </w:rPr>
-          <w:rPr>
-            <w:color w:val="0000EE"/>
-            <w:u w:val="single"/>
-          </w:rPr>
-          <w:t>路3:21，</w:t>
-        </w:r>
-      </w:hyperlink>
-      <w:hyperlink r:id="rId103">
-        <w:r>
-          <w:rPr>
-            <w:lang w:val="zh_TW" w:bidi="zh_TW"/>
-          </w:rPr>
-          <w:rPr>
-            <w:color w:val="0000EE"/>
-            <w:u w:val="single"/>
-          </w:rPr>
-          <w:t>6:12，</w:t>
-        </w:r>
-      </w:hyperlink>
-      <w:hyperlink r:id="rId118">
-        <w:r>
-          <w:rPr>
-            <w:lang w:val="zh_TW" w:bidi="zh_TW"/>
-          </w:rPr>
-          <w:rPr>
-            <w:color w:val="0000EE"/>
-            <w:u w:val="single"/>
-          </w:rPr>
-          <w:t>9:28，</w:t>
-        </w:r>
-      </w:hyperlink>
-      <w:hyperlink r:id="rId119">
-        <w:r>
-          <w:rPr>
-            <w:lang w:val="zh_TW" w:bidi="zh_TW"/>
-          </w:rPr>
-          <w:rPr>
-            <w:color w:val="0000EE"/>
-            <w:u w:val="single"/>
-          </w:rPr>
-          <w:t>11:1–13，</w:t>
-        </w:r>
-      </w:hyperlink>
-      <w:hyperlink r:id="rId113">
-        <w:r>
-          <w:rPr>
-            <w:lang w:val="zh_TW" w:bidi="zh_TW"/>
-          </w:rPr>
-          <w:rPr>
-            <w:color w:val="0000EE"/>
-            <w:u w:val="single"/>
-          </w:rPr>
-          <w:t>18:1–8，</w:t>
-        </w:r>
-      </w:hyperlink>
-      <w:hyperlink r:id="rId105">
-        <w:r>
-          <w:rPr>
-            <w:lang w:val="zh_TW" w:bidi="zh_TW"/>
-          </w:rPr>
-          <w:rPr>
-            <w:color w:val="0000EE"/>
-            <w:u w:val="single"/>
-          </w:rPr>
-          <w:t>22:32、</w:t>
-        </w:r>
-      </w:hyperlink>
-      <w:hyperlink r:id="rId120">
-        <w:r>
-          <w:rPr>
-            <w:lang w:val="zh_TW" w:bidi="zh_TW"/>
-          </w:rPr>
-          <w:rPr>
-            <w:color w:val="0000EE"/>
-            <w:u w:val="single"/>
-          </w:rPr>
-          <w:t>39–46，</w:t>
-        </w:r>
-      </w:hyperlink>
-      <w:hyperlink r:id="rId106">
-        <w:r>
-          <w:rPr>
-            <w:lang w:val="zh_TW" w:bidi="zh_TW"/>
-          </w:rPr>
-          <w:rPr>
-            <w:color w:val="0000EE"/>
-            <w:u w:val="single"/>
-          </w:rPr>
-          <w:t>23:34、</w:t>
-        </w:r>
-      </w:hyperlink>
-      <w:hyperlink r:id="rId115">
-        <w:r>
-          <w:rPr>
-            <w:lang w:val="zh_TW" w:bidi="zh_TW"/>
-          </w:rPr>
-          <w:rPr>
-            <w:color w:val="0000EE"/>
-            <w:u w:val="single"/>
-          </w:rPr>
-          <w:t>46</w:t>
-        </w:r>
-      </w:hyperlink>
+      <w:r>
+        <w:rPr>
+          <w:lang w:val="zh_TW" w:bidi="zh_TW"/>
+        </w:rPr>
+        <w:t>路3:21，</w:t>
+      </w:r>
+      <w:r>
+        <w:rPr>
+          <w:lang w:val="zh_TW" w:bidi="zh_TW"/>
+        </w:rPr>
+        <w:t>6:12，</w:t>
+      </w:r>
+      <w:r>
+        <w:rPr>
+          <w:lang w:val="zh_TW" w:bidi="zh_TW"/>
+        </w:rPr>
+        <w:t>9:28，</w:t>
+      </w:r>
+      <w:r>
+        <w:rPr>
+          <w:lang w:val="zh_TW" w:bidi="zh_TW"/>
+        </w:rPr>
+        <w:t>11:1–13，</w:t>
+      </w:r>
+      <w:r>
+        <w:rPr>
+          <w:lang w:val="zh_TW" w:bidi="zh_TW"/>
+        </w:rPr>
+        <w:t>18:1–8，</w:t>
+      </w:r>
+      <w:r>
+        <w:rPr>
+          <w:lang w:val="zh_TW" w:bidi="zh_TW"/>
+        </w:rPr>
+        <w:t>22:32、</w:t>
+      </w:r>
+      <w:r>
+        <w:rPr>
+          <w:lang w:val="zh_TW" w:bidi="zh_TW"/>
+        </w:rPr>
+        <w:t>39–46，</w:t>
+      </w:r>
+      <w:r>
+        <w:rPr>
+          <w:lang w:val="zh_TW" w:bidi="zh_TW"/>
+        </w:rPr>
+        <w:t>23:34、</w:t>
+      </w:r>
+      <w:r>
+        <w:rPr>
+          <w:lang w:val="zh_TW" w:bidi="zh_TW"/>
+        </w:rPr>
+        <w:t>46</w:t>
+      </w:r>
       <w:r>
         <w:rPr>
           <w:lang w:val="zh_TW" w:bidi="zh_TW"/>
         </w:rPr>
         <w:t>；</w:t>
       </w:r>
-      <w:hyperlink r:id="rId116">
-        <w:r>
-          <w:rPr>
-            <w:lang w:val="zh_TW" w:bidi="zh_TW"/>
-          </w:rPr>
-          <w:rPr>
-            <w:color w:val="0000EE"/>
-            <w:u w:val="single"/>
-          </w:rPr>
-          <w:t>約17:1–26</w:t>
-        </w:r>
-      </w:hyperlink>
+      <w:r>
+        <w:rPr>
+          <w:lang w:val="zh_TW" w:bidi="zh_TW"/>
+        </w:rPr>
+        <w:t>約17:1–26</w:t>
+      </w:r>
       <w:r>
         <w:rPr>
           <w:lang w:val="zh_TW" w:bidi="zh_TW"/>
@@ -2926,18 +2182,12 @@
         </w:rPr>
         <w:t>耶穌的門徒偷走了祂的屍體，並謊稱衪的復活（見</w:t>
       </w:r>
-      <w:hyperlink r:id="rId121">
-        <w:r>
-          <w:rPr>
-            <w:lang w:val="zh_TW" w:bidi="zh_TW"/>
-          </w:rPr>
-          <w:rPr>
-            <w:color w:val="0000EE"/>
-            <w:u w:val="single"/>
-          </w:rPr>
-          <w:t>太28:12–15</w:t>
-        </w:r>
-      </w:hyperlink>
+      <w:r>
+        <w:rPr>
+          <w:lang w:val="zh_TW" w:bidi="zh_TW"/>
+        </w:rPr>
+        <w:t>太28:12–15</w:t>
+      </w:r>
       <w:r>
         <w:rPr>
           <w:lang w:val="zh_TW" w:bidi="zh_TW"/>
@@ -3007,18 +2257,12 @@
         </w:rPr>
         <w:t>一詞的指的是一個確實地死去身體的回生（見</w:t>
       </w:r>
-      <w:hyperlink r:id="rId122">
-        <w:r>
-          <w:rPr>
-            <w:lang w:val="zh_TW" w:bidi="zh_TW"/>
-          </w:rPr>
-          <w:rPr>
-            <w:color w:val="0000EE"/>
-            <w:u w:val="single"/>
-          </w:rPr>
-          <w:t>林前15</w:t>
-        </w:r>
-      </w:hyperlink>
+      <w:r>
+        <w:rPr>
+          <w:lang w:val="zh_TW" w:bidi="zh_TW"/>
+        </w:rPr>
+        <w:t>林前15</w:t>
+      </w:r>
       <w:r>
         <w:rPr>
           <w:lang w:val="zh_TW" w:bidi="zh_TW"/>
@@ -3133,18 +2377,12 @@
         </w:rPr>
         <w:t>門徒願意忍受追隨一位被釘十字架之人的宗教所帶來的羞辱。根據</w:t>
       </w:r>
-      <w:hyperlink r:id="rId123">
-        <w:r>
-          <w:rPr>
-            <w:lang w:val="zh_TW" w:bidi="zh_TW"/>
-          </w:rPr>
-          <w:rPr>
-            <w:color w:val="0000EE"/>
-            <w:u w:val="single"/>
-          </w:rPr>
-          <w:t>申命記二十一章23節</w:t>
-        </w:r>
-      </w:hyperlink>
+      <w:r>
+        <w:rPr>
+          <w:lang w:val="zh_TW" w:bidi="zh_TW"/>
+        </w:rPr>
+        <w:t>申命記二十一章23節</w:t>
+      </w:r>
       <w:r>
         <w:rPr>
           <w:lang w:val="zh_TW" w:bidi="zh_TW"/>
@@ -3188,1116 +2426,744 @@
           <w:lang w:val="zh_TW" w:bidi="zh_TW"/>
         </w:rPr>
       </w:r>
-      <w:hyperlink r:id="rId124">
-        <w:r>
-          <w:rPr>
-            <w:lang w:val="zh_TW" w:bidi="zh_TW"/>
-          </w:rPr>
-          <w:rPr>
-            <w:color w:val="0000EE"/>
-            <w:u w:val="single"/>
-          </w:rPr>
-          <w:t>太16:21</w:t>
-        </w:r>
-      </w:hyperlink>
+      <w:r>
+        <w:rPr>
+          <w:lang w:val="zh_TW" w:bidi="zh_TW"/>
+        </w:rPr>
+        <w:t>太16:21</w:t>
+      </w:r>
       <w:r>
         <w:rPr>
           <w:lang w:val="zh_TW" w:bidi="zh_TW"/>
         </w:rPr>
         <w:t>，</w:t>
       </w:r>
-      <w:hyperlink r:id="rId125">
-        <w:r>
-          <w:rPr>
-            <w:lang w:val="zh_TW" w:bidi="zh_TW"/>
-          </w:rPr>
-          <w:rPr>
-            <w:color w:val="0000EE"/>
-            <w:u w:val="single"/>
-          </w:rPr>
-          <w:t>17:9</w:t>
-        </w:r>
-      </w:hyperlink>
+      <w:r>
+        <w:rPr>
+          <w:lang w:val="zh_TW" w:bidi="zh_TW"/>
+        </w:rPr>
+        <w:t>17:9</w:t>
+      </w:r>
       <w:r>
         <w:rPr>
           <w:lang w:val="zh_TW" w:bidi="zh_TW"/>
         </w:rPr>
         <w:t>、</w:t>
       </w:r>
-      <w:hyperlink r:id="rId126">
-        <w:r>
-          <w:rPr>
-            <w:lang w:val="zh_TW" w:bidi="zh_TW"/>
-          </w:rPr>
-          <w:rPr>
-            <w:color w:val="0000EE"/>
-            <w:u w:val="single"/>
-          </w:rPr>
-          <w:t>23</w:t>
-        </w:r>
-      </w:hyperlink>
+      <w:r>
+        <w:rPr>
+          <w:lang w:val="zh_TW" w:bidi="zh_TW"/>
+        </w:rPr>
+        <w:t>23</w:t>
+      </w:r>
       <w:r>
         <w:rPr>
           <w:lang w:val="zh_TW" w:bidi="zh_TW"/>
         </w:rPr>
         <w:t>，</w:t>
       </w:r>
-      <w:hyperlink r:id="rId127">
-        <w:r>
-          <w:rPr>
-            <w:lang w:val="zh_TW" w:bidi="zh_TW"/>
-          </w:rPr>
-          <w:rPr>
-            <w:color w:val="0000EE"/>
-            <w:u w:val="single"/>
-          </w:rPr>
-          <w:t>20:19</w:t>
-        </w:r>
-      </w:hyperlink>
+      <w:r>
+        <w:rPr>
+          <w:lang w:val="zh_TW" w:bidi="zh_TW"/>
+        </w:rPr>
+        <w:t>20:19</w:t>
+      </w:r>
       <w:r>
         <w:rPr>
           <w:lang w:val="zh_TW" w:bidi="zh_TW"/>
         </w:rPr>
         <w:t>，</w:t>
       </w:r>
-      <w:hyperlink r:id="rId128">
-        <w:r>
-          <w:rPr>
-            <w:lang w:val="zh_TW" w:bidi="zh_TW"/>
-          </w:rPr>
-          <w:rPr>
-            <w:color w:val="0000EE"/>
-            <w:u w:val="single"/>
-          </w:rPr>
-          <w:t>26:32</w:t>
-        </w:r>
-      </w:hyperlink>
+      <w:r>
+        <w:rPr>
+          <w:lang w:val="zh_TW" w:bidi="zh_TW"/>
+        </w:rPr>
+        <w:t>26:32</w:t>
+      </w:r>
       <w:r>
         <w:rPr>
           <w:lang w:val="zh_TW" w:bidi="zh_TW"/>
         </w:rPr>
         <w:t>，</w:t>
       </w:r>
-      <w:hyperlink r:id="rId129">
-        <w:r>
-          <w:rPr>
-            <w:lang w:val="zh_TW" w:bidi="zh_TW"/>
-          </w:rPr>
-          <w:rPr>
-            <w:color w:val="0000EE"/>
-            <w:u w:val="single"/>
-          </w:rPr>
-          <w:t>28:1–10</w:t>
-        </w:r>
-      </w:hyperlink>
+      <w:r>
+        <w:rPr>
+          <w:lang w:val="zh_TW" w:bidi="zh_TW"/>
+        </w:rPr>
+        <w:t>28:1–10</w:t>
+      </w:r>
       <w:r>
         <w:rPr>
           <w:lang w:val="zh_TW" w:bidi="zh_TW"/>
         </w:rPr>
         <w:t>；</w:t>
       </w:r>
-      <w:hyperlink r:id="rId130">
-        <w:r>
-          <w:rPr>
-            <w:lang w:val="zh_TW" w:bidi="zh_TW"/>
-          </w:rPr>
-          <w:rPr>
-            <w:color w:val="0000EE"/>
-            <w:u w:val="single"/>
-          </w:rPr>
-          <w:t>可14:28</w:t>
-        </w:r>
-      </w:hyperlink>
+      <w:r>
+        <w:rPr>
+          <w:lang w:val="zh_TW" w:bidi="zh_TW"/>
+        </w:rPr>
+        <w:t>可14:28</w:t>
+      </w:r>
       <w:r>
         <w:rPr>
           <w:lang w:val="zh_TW" w:bidi="zh_TW"/>
         </w:rPr>
         <w:t>；</w:t>
       </w:r>
-      <w:hyperlink r:id="rId131">
-        <w:r>
-          <w:rPr>
-            <w:lang w:val="zh_TW" w:bidi="zh_TW"/>
-          </w:rPr>
-          <w:rPr>
-            <w:color w:val="0000EE"/>
-            <w:u w:val="single"/>
-          </w:rPr>
-          <w:t>路9:22</w:t>
-        </w:r>
-      </w:hyperlink>
+      <w:r>
+        <w:rPr>
+          <w:lang w:val="zh_TW" w:bidi="zh_TW"/>
+        </w:rPr>
+        <w:t>路9:22</w:t>
+      </w:r>
       <w:r>
         <w:rPr>
           <w:lang w:val="zh_TW" w:bidi="zh_TW"/>
         </w:rPr>
         <w:t>，</w:t>
       </w:r>
-      <w:hyperlink r:id="rId132">
-        <w:r>
-          <w:rPr>
-            <w:lang w:val="zh_TW" w:bidi="zh_TW"/>
-          </w:rPr>
-          <w:rPr>
-            <w:color w:val="0000EE"/>
-            <w:u w:val="single"/>
-          </w:rPr>
-          <w:t>14:14</w:t>
-        </w:r>
-      </w:hyperlink>
+      <w:r>
+        <w:rPr>
+          <w:lang w:val="zh_TW" w:bidi="zh_TW"/>
+        </w:rPr>
+        <w:t>14:14</w:t>
+      </w:r>
       <w:r>
         <w:rPr>
           <w:lang w:val="zh_TW" w:bidi="zh_TW"/>
         </w:rPr>
         <w:t>；</w:t>
       </w:r>
-      <w:hyperlink r:id="rId133">
-        <w:r>
-          <w:rPr>
-            <w:lang w:val="zh_TW" w:bidi="zh_TW"/>
-          </w:rPr>
-          <w:rPr>
-            <w:color w:val="0000EE"/>
-            <w:u w:val="single"/>
-          </w:rPr>
-          <w:t>約2:19–22</w:t>
-        </w:r>
-      </w:hyperlink>
+      <w:r>
+        <w:rPr>
+          <w:lang w:val="zh_TW" w:bidi="zh_TW"/>
+        </w:rPr>
+        <w:t>約2:19–22</w:t>
+      </w:r>
       <w:r>
         <w:rPr>
           <w:lang w:val="zh_TW" w:bidi="zh_TW"/>
         </w:rPr>
         <w:t>，</w:t>
       </w:r>
-      <w:hyperlink r:id="rId134">
-        <w:r>
-          <w:rPr>
-            <w:lang w:val="zh_TW" w:bidi="zh_TW"/>
-          </w:rPr>
-          <w:rPr>
-            <w:color w:val="0000EE"/>
-            <w:u w:val="single"/>
-          </w:rPr>
-          <w:t>5:21</w:t>
-        </w:r>
-      </w:hyperlink>
+      <w:r>
+        <w:rPr>
+          <w:lang w:val="zh_TW" w:bidi="zh_TW"/>
+        </w:rPr>
+        <w:t>5:21</w:t>
+      </w:r>
       <w:r>
         <w:rPr>
           <w:lang w:val="zh_TW" w:bidi="zh_TW"/>
         </w:rPr>
         <w:t>，</w:t>
       </w:r>
-      <w:hyperlink r:id="rId135">
-        <w:r>
-          <w:rPr>
-            <w:lang w:val="zh_TW" w:bidi="zh_TW"/>
-          </w:rPr>
-          <w:rPr>
-            <w:color w:val="0000EE"/>
-            <w:u w:val="single"/>
-          </w:rPr>
-          <w:t>6:39–40</w:t>
-        </w:r>
-      </w:hyperlink>
+      <w:r>
+        <w:rPr>
+          <w:lang w:val="zh_TW" w:bidi="zh_TW"/>
+        </w:rPr>
+        <w:t>6:39–40</w:t>
+      </w:r>
       <w:r>
         <w:rPr>
           <w:lang w:val="zh_TW" w:bidi="zh_TW"/>
         </w:rPr>
         <w:t>，</w:t>
       </w:r>
-      <w:hyperlink r:id="rId136">
-        <w:r>
-          <w:rPr>
-            <w:lang w:val="zh_TW" w:bidi="zh_TW"/>
-          </w:rPr>
-          <w:rPr>
-            <w:color w:val="0000EE"/>
-            <w:u w:val="single"/>
-          </w:rPr>
-          <w:t>11:1–44</w:t>
-        </w:r>
-      </w:hyperlink>
+      <w:r>
+        <w:rPr>
+          <w:lang w:val="zh_TW" w:bidi="zh_TW"/>
+        </w:rPr>
+        <w:t>11:1–44</w:t>
+      </w:r>
       <w:r>
         <w:rPr>
           <w:lang w:val="zh_TW" w:bidi="zh_TW"/>
         </w:rPr>
         <w:t>，</w:t>
       </w:r>
-      <w:hyperlink r:id="rId137">
-        <w:r>
-          <w:rPr>
-            <w:lang w:val="zh_TW" w:bidi="zh_TW"/>
-          </w:rPr>
-          <w:rPr>
-            <w:color w:val="0000EE"/>
-            <w:u w:val="single"/>
-          </w:rPr>
-          <w:t>14:20</w:t>
-        </w:r>
-      </w:hyperlink>
+      <w:r>
+        <w:rPr>
+          <w:lang w:val="zh_TW" w:bidi="zh_TW"/>
+        </w:rPr>
+        <w:t>14:20</w:t>
+      </w:r>
       <w:r>
         <w:rPr>
           <w:lang w:val="zh_TW" w:bidi="zh_TW"/>
         </w:rPr>
         <w:t>，</w:t>
       </w:r>
-      <w:hyperlink r:id="rId138">
-        <w:r>
-          <w:rPr>
-            <w:lang w:val="zh_TW" w:bidi="zh_TW"/>
-          </w:rPr>
-          <w:rPr>
-            <w:color w:val="0000EE"/>
-            <w:u w:val="single"/>
-          </w:rPr>
-          <w:t>21:14</w:t>
-        </w:r>
-      </w:hyperlink>
+      <w:r>
+        <w:rPr>
+          <w:lang w:val="zh_TW" w:bidi="zh_TW"/>
+        </w:rPr>
+        <w:t>21:14</w:t>
+      </w:r>
       <w:r>
         <w:rPr>
           <w:lang w:val="zh_TW" w:bidi="zh_TW"/>
         </w:rPr>
         <w:t>；</w:t>
       </w:r>
-      <w:hyperlink r:id="rId139">
-        <w:r>
-          <w:rPr>
-            <w:lang w:val="zh_TW" w:bidi="zh_TW"/>
-          </w:rPr>
-          <w:rPr>
-            <w:color w:val="0000EE"/>
-            <w:u w:val="single"/>
-          </w:rPr>
-          <w:t>徒1:21–22</w:t>
-        </w:r>
-      </w:hyperlink>
+      <w:r>
+        <w:rPr>
+          <w:lang w:val="zh_TW" w:bidi="zh_TW"/>
+        </w:rPr>
+        <w:t>徒1:21–22</w:t>
+      </w:r>
       <w:r>
         <w:rPr>
           <w:lang w:val="zh_TW" w:bidi="zh_TW"/>
         </w:rPr>
         <w:t>，</w:t>
       </w:r>
-      <w:hyperlink r:id="rId140">
-        <w:r>
-          <w:rPr>
-            <w:lang w:val="zh_TW" w:bidi="zh_TW"/>
-          </w:rPr>
-          <w:rPr>
-            <w:color w:val="0000EE"/>
-            <w:u w:val="single"/>
-          </w:rPr>
-          <w:t>2:22–36</w:t>
-        </w:r>
-      </w:hyperlink>
+      <w:r>
+        <w:rPr>
+          <w:lang w:val="zh_TW" w:bidi="zh_TW"/>
+        </w:rPr>
+        <w:t>2:22–36</w:t>
+      </w:r>
       <w:r>
         <w:rPr>
           <w:lang w:val="zh_TW" w:bidi="zh_TW"/>
         </w:rPr>
         <w:t>，</w:t>
       </w:r>
-      <w:hyperlink r:id="rId141">
-        <w:r>
-          <w:rPr>
-            <w:lang w:val="zh_TW" w:bidi="zh_TW"/>
-          </w:rPr>
-          <w:rPr>
-            <w:color w:val="0000EE"/>
-            <w:u w:val="single"/>
-          </w:rPr>
-          <w:t>3:15</w:t>
-        </w:r>
-      </w:hyperlink>
+      <w:r>
+        <w:rPr>
+          <w:lang w:val="zh_TW" w:bidi="zh_TW"/>
+        </w:rPr>
+        <w:t>3:15</w:t>
+      </w:r>
       <w:r>
         <w:rPr>
           <w:lang w:val="zh_TW" w:bidi="zh_TW"/>
         </w:rPr>
         <w:t>、</w:t>
       </w:r>
-      <w:hyperlink r:id="rId142">
-        <w:r>
-          <w:rPr>
-            <w:lang w:val="zh_TW" w:bidi="zh_TW"/>
-          </w:rPr>
-          <w:rPr>
-            <w:color w:val="0000EE"/>
-            <w:u w:val="single"/>
-          </w:rPr>
-          <w:t>26</w:t>
-        </w:r>
-      </w:hyperlink>
+      <w:r>
+        <w:rPr>
+          <w:lang w:val="zh_TW" w:bidi="zh_TW"/>
+        </w:rPr>
+        <w:t>26</w:t>
+      </w:r>
       <w:r>
         <w:rPr>
           <w:lang w:val="zh_TW" w:bidi="zh_TW"/>
         </w:rPr>
         <w:t>，</w:t>
       </w:r>
-      <w:hyperlink r:id="rId143">
-        <w:r>
-          <w:rPr>
-            <w:lang w:val="zh_TW" w:bidi="zh_TW"/>
-          </w:rPr>
-          <w:rPr>
-            <w:color w:val="0000EE"/>
-            <w:u w:val="single"/>
-          </w:rPr>
-          <w:t>4:2</w:t>
-        </w:r>
-      </w:hyperlink>
+      <w:r>
+        <w:rPr>
+          <w:lang w:val="zh_TW" w:bidi="zh_TW"/>
+        </w:rPr>
+        <w:t>4:2</w:t>
+      </w:r>
       <w:r>
         <w:rPr>
           <w:lang w:val="zh_TW" w:bidi="zh_TW"/>
         </w:rPr>
         <w:t>、</w:t>
       </w:r>
-      <w:hyperlink r:id="rId144">
-        <w:r>
-          <w:rPr>
-            <w:lang w:val="zh_TW" w:bidi="zh_TW"/>
-          </w:rPr>
-          <w:rPr>
-            <w:color w:val="0000EE"/>
-            <w:u w:val="single"/>
-          </w:rPr>
-          <w:t>10</w:t>
-        </w:r>
-      </w:hyperlink>
+      <w:r>
+        <w:rPr>
+          <w:lang w:val="zh_TW" w:bidi="zh_TW"/>
+        </w:rPr>
+        <w:t>10</w:t>
+      </w:r>
       <w:r>
         <w:rPr>
           <w:lang w:val="zh_TW" w:bidi="zh_TW"/>
         </w:rPr>
         <w:t>、</w:t>
       </w:r>
-      <w:hyperlink r:id="rId145">
-        <w:r>
-          <w:rPr>
-            <w:lang w:val="zh_TW" w:bidi="zh_TW"/>
-          </w:rPr>
-          <w:rPr>
-            <w:color w:val="0000EE"/>
-            <w:u w:val="single"/>
-          </w:rPr>
-          <w:t>33</w:t>
-        </w:r>
-      </w:hyperlink>
+      <w:r>
+        <w:rPr>
+          <w:lang w:val="zh_TW" w:bidi="zh_TW"/>
+        </w:rPr>
+        <w:t>33</w:t>
+      </w:r>
       <w:r>
         <w:rPr>
           <w:lang w:val="zh_TW" w:bidi="zh_TW"/>
         </w:rPr>
         <w:t>，</w:t>
       </w:r>
-      <w:hyperlink r:id="rId146">
-        <w:r>
-          <w:rPr>
-            <w:lang w:val="zh_TW" w:bidi="zh_TW"/>
-          </w:rPr>
-          <w:rPr>
-            <w:color w:val="0000EE"/>
-            <w:u w:val="single"/>
-          </w:rPr>
-          <w:t>5:30</w:t>
-        </w:r>
-      </w:hyperlink>
+      <w:r>
+        <w:rPr>
+          <w:lang w:val="zh_TW" w:bidi="zh_TW"/>
+        </w:rPr>
+        <w:t>5:30</w:t>
+      </w:r>
       <w:r>
         <w:rPr>
           <w:lang w:val="zh_TW" w:bidi="zh_TW"/>
         </w:rPr>
         <w:t>，</w:t>
       </w:r>
-      <w:hyperlink r:id="rId147">
-        <w:r>
-          <w:rPr>
-            <w:lang w:val="zh_TW" w:bidi="zh_TW"/>
-          </w:rPr>
-          <w:rPr>
-            <w:color w:val="0000EE"/>
-            <w:u w:val="single"/>
-          </w:rPr>
-          <w:t>10:39–40</w:t>
-        </w:r>
-      </w:hyperlink>
+      <w:r>
+        <w:rPr>
+          <w:lang w:val="zh_TW" w:bidi="zh_TW"/>
+        </w:rPr>
+        <w:t>10:39–40</w:t>
+      </w:r>
       <w:r>
         <w:rPr>
           <w:lang w:val="zh_TW" w:bidi="zh_TW"/>
         </w:rPr>
         <w:t>，</w:t>
       </w:r>
-      <w:hyperlink r:id="rId148">
-        <w:r>
-          <w:rPr>
-            <w:lang w:val="zh_TW" w:bidi="zh_TW"/>
-          </w:rPr>
-          <w:rPr>
-            <w:color w:val="0000EE"/>
-            <w:u w:val="single"/>
-          </w:rPr>
-          <w:t>13:29–31</w:t>
-        </w:r>
-      </w:hyperlink>
+      <w:r>
+        <w:rPr>
+          <w:lang w:val="zh_TW" w:bidi="zh_TW"/>
+        </w:rPr>
+        <w:t>13:29–31</w:t>
+      </w:r>
       <w:r>
         <w:rPr>
           <w:lang w:val="zh_TW" w:bidi="zh_TW"/>
         </w:rPr>
         <w:t>，</w:t>
       </w:r>
-      <w:hyperlink r:id="rId149">
-        <w:r>
-          <w:rPr>
-            <w:lang w:val="zh_TW" w:bidi="zh_TW"/>
-          </w:rPr>
-          <w:rPr>
-            <w:color w:val="0000EE"/>
-            <w:u w:val="single"/>
-          </w:rPr>
-          <w:t>17:18</w:t>
-        </w:r>
-      </w:hyperlink>
+      <w:r>
+        <w:rPr>
+          <w:lang w:val="zh_TW" w:bidi="zh_TW"/>
+        </w:rPr>
+        <w:t>17:18</w:t>
+      </w:r>
       <w:r>
         <w:rPr>
           <w:lang w:val="zh_TW" w:bidi="zh_TW"/>
         </w:rPr>
         <w:t>、</w:t>
       </w:r>
-      <w:hyperlink r:id="rId150">
-        <w:r>
-          <w:rPr>
-            <w:lang w:val="zh_TW" w:bidi="zh_TW"/>
-          </w:rPr>
-          <w:rPr>
-            <w:color w:val="0000EE"/>
-            <w:u w:val="single"/>
-          </w:rPr>
-          <w:t>32</w:t>
-        </w:r>
-      </w:hyperlink>
+      <w:r>
+        <w:rPr>
+          <w:lang w:val="zh_TW" w:bidi="zh_TW"/>
+        </w:rPr>
+        <w:t>32</w:t>
+      </w:r>
       <w:r>
         <w:rPr>
           <w:lang w:val="zh_TW" w:bidi="zh_TW"/>
         </w:rPr>
         <w:t>，</w:t>
       </w:r>
-      <w:hyperlink r:id="rId151">
-        <w:r>
-          <w:rPr>
-            <w:lang w:val="zh_TW" w:bidi="zh_TW"/>
-          </w:rPr>
-          <w:rPr>
-            <w:color w:val="0000EE"/>
-            <w:u w:val="single"/>
-          </w:rPr>
-          <w:t>23:6–10</w:t>
-        </w:r>
-      </w:hyperlink>
+      <w:r>
+        <w:rPr>
+          <w:lang w:val="zh_TW" w:bidi="zh_TW"/>
+        </w:rPr>
+        <w:t>23:6–10</w:t>
+      </w:r>
       <w:r>
         <w:rPr>
           <w:lang w:val="zh_TW" w:bidi="zh_TW"/>
         </w:rPr>
         <w:t>；</w:t>
       </w:r>
-      <w:hyperlink r:id="rId152">
-        <w:r>
-          <w:rPr>
-            <w:lang w:val="zh_TW" w:bidi="zh_TW"/>
-          </w:rPr>
-          <w:rPr>
-            <w:color w:val="0000EE"/>
-            <w:u w:val="single"/>
-          </w:rPr>
-          <w:t>羅1:4</w:t>
-        </w:r>
-      </w:hyperlink>
+      <w:r>
+        <w:rPr>
+          <w:lang w:val="zh_TW" w:bidi="zh_TW"/>
+        </w:rPr>
+        <w:t>羅1:4</w:t>
+      </w:r>
       <w:r>
         <w:rPr>
           <w:lang w:val="zh_TW" w:bidi="zh_TW"/>
         </w:rPr>
         <w:t>，</w:t>
       </w:r>
-      <w:hyperlink r:id="rId153">
-        <w:r>
-          <w:rPr>
-            <w:lang w:val="zh_TW" w:bidi="zh_TW"/>
-          </w:rPr>
-          <w:rPr>
-            <w:color w:val="0000EE"/>
-            <w:u w:val="single"/>
-          </w:rPr>
-          <w:t>4:24–25</w:t>
-        </w:r>
-      </w:hyperlink>
+      <w:r>
+        <w:rPr>
+          <w:lang w:val="zh_TW" w:bidi="zh_TW"/>
+        </w:rPr>
+        <w:t>4:24–25</w:t>
+      </w:r>
       <w:r>
         <w:rPr>
           <w:lang w:val="zh_TW" w:bidi="zh_TW"/>
         </w:rPr>
         <w:t>，</w:t>
       </w:r>
-      <w:hyperlink r:id="rId154">
-        <w:r>
-          <w:rPr>
-            <w:lang w:val="zh_TW" w:bidi="zh_TW"/>
-          </w:rPr>
-          <w:rPr>
-            <w:color w:val="0000EE"/>
-            <w:u w:val="single"/>
-          </w:rPr>
-          <w:t>6:4–5</w:t>
-        </w:r>
-      </w:hyperlink>
+      <w:r>
+        <w:rPr>
+          <w:lang w:val="zh_TW" w:bidi="zh_TW"/>
+        </w:rPr>
+        <w:t>6:4–5</w:t>
+      </w:r>
       <w:r>
         <w:rPr>
           <w:lang w:val="zh_TW" w:bidi="zh_TW"/>
         </w:rPr>
         <w:t>、</w:t>
       </w:r>
-      <w:hyperlink r:id="rId155">
-        <w:r>
-          <w:rPr>
-            <w:lang w:val="zh_TW" w:bidi="zh_TW"/>
-          </w:rPr>
-          <w:rPr>
-            <w:color w:val="0000EE"/>
-            <w:u w:val="single"/>
-          </w:rPr>
-          <w:t>9</w:t>
-        </w:r>
-      </w:hyperlink>
+      <w:r>
+        <w:rPr>
+          <w:lang w:val="zh_TW" w:bidi="zh_TW"/>
+        </w:rPr>
+        <w:t>9</w:t>
+      </w:r>
       <w:r>
         <w:rPr>
           <w:lang w:val="zh_TW" w:bidi="zh_TW"/>
         </w:rPr>
         <w:t>，</w:t>
       </w:r>
-      <w:hyperlink r:id="rId156">
-        <w:r>
-          <w:rPr>
-            <w:lang w:val="zh_TW" w:bidi="zh_TW"/>
-          </w:rPr>
-          <w:rPr>
-            <w:color w:val="0000EE"/>
-            <w:u w:val="single"/>
-          </w:rPr>
-          <w:t>7:4</w:t>
-        </w:r>
-      </w:hyperlink>
+      <w:r>
+        <w:rPr>
+          <w:lang w:val="zh_TW" w:bidi="zh_TW"/>
+        </w:rPr>
+        <w:t>7:4</w:t>
+      </w:r>
       <w:r>
         <w:rPr>
           <w:lang w:val="zh_TW" w:bidi="zh_TW"/>
         </w:rPr>
         <w:t>，</w:t>
       </w:r>
-      <w:hyperlink r:id="rId157">
-        <w:r>
-          <w:rPr>
-            <w:lang w:val="zh_TW" w:bidi="zh_TW"/>
-          </w:rPr>
-          <w:rPr>
-            <w:color w:val="0000EE"/>
-            <w:u w:val="single"/>
-          </w:rPr>
-          <w:t>8:11</w:t>
-        </w:r>
-      </w:hyperlink>
+      <w:r>
+        <w:rPr>
+          <w:lang w:val="zh_TW" w:bidi="zh_TW"/>
+        </w:rPr>
+        <w:t>8:11</w:t>
+      </w:r>
       <w:r>
         <w:rPr>
           <w:lang w:val="zh_TW" w:bidi="zh_TW"/>
         </w:rPr>
         <w:t>、</w:t>
       </w:r>
-      <w:hyperlink r:id="rId158">
-        <w:r>
-          <w:rPr>
-            <w:lang w:val="zh_TW" w:bidi="zh_TW"/>
-          </w:rPr>
-          <w:rPr>
-            <w:color w:val="0000EE"/>
-            <w:u w:val="single"/>
-          </w:rPr>
-          <w:t>34</w:t>
-        </w:r>
-      </w:hyperlink>
+      <w:r>
+        <w:rPr>
+          <w:lang w:val="zh_TW" w:bidi="zh_TW"/>
+        </w:rPr>
+        <w:t>34</w:t>
+      </w:r>
       <w:r>
         <w:rPr>
           <w:lang w:val="zh_TW" w:bidi="zh_TW"/>
         </w:rPr>
         <w:t>，</w:t>
       </w:r>
-      <w:hyperlink r:id="rId159">
-        <w:r>
-          <w:rPr>
-            <w:lang w:val="zh_TW" w:bidi="zh_TW"/>
-          </w:rPr>
-          <w:rPr>
-            <w:color w:val="0000EE"/>
-            <w:u w:val="single"/>
-          </w:rPr>
-          <w:t>10:9</w:t>
-        </w:r>
-      </w:hyperlink>
+      <w:r>
+        <w:rPr>
+          <w:lang w:val="zh_TW" w:bidi="zh_TW"/>
+        </w:rPr>
+        <w:t>10:9</w:t>
+      </w:r>
       <w:r>
         <w:rPr>
           <w:lang w:val="zh_TW" w:bidi="zh_TW"/>
         </w:rPr>
         <w:t>；</w:t>
       </w:r>
-      <w:hyperlink r:id="rId160">
-        <w:r>
-          <w:rPr>
-            <w:lang w:val="zh_TW" w:bidi="zh_TW"/>
-          </w:rPr>
-          <w:rPr>
-            <w:color w:val="0000EE"/>
-            <w:u w:val="single"/>
-          </w:rPr>
-          <w:t>林前6:14</w:t>
-        </w:r>
-      </w:hyperlink>
+      <w:r>
+        <w:rPr>
+          <w:lang w:val="zh_TW" w:bidi="zh_TW"/>
+        </w:rPr>
+        <w:t>林前6:14</w:t>
+      </w:r>
       <w:r>
         <w:rPr>
           <w:lang w:val="zh_TW" w:bidi="zh_TW"/>
         </w:rPr>
         <w:t>，</w:t>
       </w:r>
-      <w:hyperlink r:id="rId161">
-        <w:r>
-          <w:rPr>
-            <w:lang w:val="zh_TW" w:bidi="zh_TW"/>
-          </w:rPr>
-          <w:rPr>
-            <w:color w:val="0000EE"/>
-            <w:u w:val="single"/>
-          </w:rPr>
-          <w:t>15:4</w:t>
-        </w:r>
-      </w:hyperlink>
+      <w:r>
+        <w:rPr>
+          <w:lang w:val="zh_TW" w:bidi="zh_TW"/>
+        </w:rPr>
+        <w:t>15:4</w:t>
+      </w:r>
       <w:r>
         <w:rPr>
           <w:lang w:val="zh_TW" w:bidi="zh_TW"/>
         </w:rPr>
         <w:t>、</w:t>
       </w:r>
-      <w:hyperlink r:id="rId162">
-        <w:r>
-          <w:rPr>
-            <w:lang w:val="zh_TW" w:bidi="zh_TW"/>
-          </w:rPr>
-          <w:rPr>
-            <w:color w:val="0000EE"/>
-            <w:u w:val="single"/>
-          </w:rPr>
-          <w:t>12–23</w:t>
-        </w:r>
-      </w:hyperlink>
+      <w:r>
+        <w:rPr>
+          <w:lang w:val="zh_TW" w:bidi="zh_TW"/>
+        </w:rPr>
+        <w:t>12–23</w:t>
+      </w:r>
       <w:r>
         <w:rPr>
           <w:lang w:val="zh_TW" w:bidi="zh_TW"/>
         </w:rPr>
         <w:t>、</w:t>
       </w:r>
-      <w:hyperlink r:id="rId163">
-        <w:r>
-          <w:rPr>
-            <w:lang w:val="zh_TW" w:bidi="zh_TW"/>
-          </w:rPr>
-          <w:rPr>
-            <w:color w:val="0000EE"/>
-            <w:u w:val="single"/>
-          </w:rPr>
-          <w:t>35</w:t>
-        </w:r>
-      </w:hyperlink>
+      <w:r>
+        <w:rPr>
+          <w:lang w:val="zh_TW" w:bidi="zh_TW"/>
+        </w:rPr>
+        <w:t>35</w:t>
+      </w:r>
       <w:r>
         <w:rPr>
           <w:lang w:val="zh_TW" w:bidi="zh_TW"/>
         </w:rPr>
         <w:t>、</w:t>
       </w:r>
-      <w:hyperlink r:id="rId164">
-        <w:r>
-          <w:rPr>
-            <w:lang w:val="zh_TW" w:bidi="zh_TW"/>
-          </w:rPr>
-          <w:rPr>
-            <w:color w:val="0000EE"/>
-            <w:u w:val="single"/>
-          </w:rPr>
-          <w:t>42–44</w:t>
-        </w:r>
-      </w:hyperlink>
+      <w:r>
+        <w:rPr>
+          <w:lang w:val="zh_TW" w:bidi="zh_TW"/>
+        </w:rPr>
+        <w:t>42–44</w:t>
+      </w:r>
       <w:r>
         <w:rPr>
           <w:lang w:val="zh_TW" w:bidi="zh_TW"/>
         </w:rPr>
         <w:t>、</w:t>
       </w:r>
-      <w:hyperlink r:id="rId165">
-        <w:r>
-          <w:rPr>
-            <w:lang w:val="zh_TW" w:bidi="zh_TW"/>
-          </w:rPr>
-          <w:rPr>
-            <w:color w:val="0000EE"/>
-            <w:u w:val="single"/>
-          </w:rPr>
-          <w:t>52</w:t>
-        </w:r>
-      </w:hyperlink>
+      <w:r>
+        <w:rPr>
+          <w:lang w:val="zh_TW" w:bidi="zh_TW"/>
+        </w:rPr>
+        <w:t>52</w:t>
+      </w:r>
       <w:r>
         <w:rPr>
           <w:lang w:val="zh_TW" w:bidi="zh_TW"/>
         </w:rPr>
         <w:t>；</w:t>
       </w:r>
-      <w:hyperlink r:id="rId166">
-        <w:r>
-          <w:rPr>
-            <w:lang w:val="zh_TW" w:bidi="zh_TW"/>
-          </w:rPr>
-          <w:rPr>
-            <w:color w:val="0000EE"/>
-            <w:u w:val="single"/>
-          </w:rPr>
-          <w:t>林後1:9</w:t>
-        </w:r>
-      </w:hyperlink>
+      <w:r>
+        <w:rPr>
+          <w:lang w:val="zh_TW" w:bidi="zh_TW"/>
+        </w:rPr>
+        <w:t>林後1:9</w:t>
+      </w:r>
       <w:r>
         <w:rPr>
           <w:lang w:val="zh_TW" w:bidi="zh_TW"/>
         </w:rPr>
         <w:t>，</w:t>
       </w:r>
-      <w:hyperlink r:id="rId167">
-        <w:r>
-          <w:rPr>
-            <w:lang w:val="zh_TW" w:bidi="zh_TW"/>
-          </w:rPr>
-          <w:rPr>
-            <w:color w:val="0000EE"/>
-            <w:u w:val="single"/>
-          </w:rPr>
-          <w:t>4:14</w:t>
-        </w:r>
-      </w:hyperlink>
+      <w:r>
+        <w:rPr>
+          <w:lang w:val="zh_TW" w:bidi="zh_TW"/>
+        </w:rPr>
+        <w:t>4:14</w:t>
+      </w:r>
       <w:r>
         <w:rPr>
           <w:lang w:val="zh_TW" w:bidi="zh_TW"/>
         </w:rPr>
         <w:t>，</w:t>
       </w:r>
-      <w:hyperlink r:id="rId168">
-        <w:r>
-          <w:rPr>
-            <w:lang w:val="zh_TW" w:bidi="zh_TW"/>
-          </w:rPr>
-          <w:rPr>
-            <w:color w:val="0000EE"/>
-            <w:u w:val="single"/>
-          </w:rPr>
-          <w:t>5:15</w:t>
-        </w:r>
-      </w:hyperlink>
+      <w:r>
+        <w:rPr>
+          <w:lang w:val="zh_TW" w:bidi="zh_TW"/>
+        </w:rPr>
+        <w:t>5:15</w:t>
+      </w:r>
       <w:r>
         <w:rPr>
           <w:lang w:val="zh_TW" w:bidi="zh_TW"/>
         </w:rPr>
         <w:t>；</w:t>
       </w:r>
-      <w:hyperlink r:id="rId169">
-        <w:r>
-          <w:rPr>
-            <w:lang w:val="zh_TW" w:bidi="zh_TW"/>
-          </w:rPr>
-          <w:rPr>
-            <w:color w:val="0000EE"/>
-            <w:u w:val="single"/>
-          </w:rPr>
-          <w:t>加1:1</w:t>
-        </w:r>
-      </w:hyperlink>
+      <w:r>
+        <w:rPr>
+          <w:lang w:val="zh_TW" w:bidi="zh_TW"/>
+        </w:rPr>
+        <w:t>加1:1</w:t>
+      </w:r>
       <w:r>
         <w:rPr>
           <w:lang w:val="zh_TW" w:bidi="zh_TW"/>
         </w:rPr>
         <w:t>；</w:t>
       </w:r>
-      <w:hyperlink r:id="rId170">
-        <w:r>
-          <w:rPr>
-            <w:lang w:val="zh_TW" w:bidi="zh_TW"/>
-          </w:rPr>
-          <w:rPr>
-            <w:color w:val="0000EE"/>
-            <w:u w:val="single"/>
-          </w:rPr>
-          <w:t>弗1:19–20</w:t>
-        </w:r>
-      </w:hyperlink>
+      <w:r>
+        <w:rPr>
+          <w:lang w:val="zh_TW" w:bidi="zh_TW"/>
+        </w:rPr>
+        <w:t>弗1:19–20</w:t>
+      </w:r>
       <w:r>
         <w:rPr>
           <w:lang w:val="zh_TW" w:bidi="zh_TW"/>
         </w:rPr>
         <w:t>，</w:t>
       </w:r>
-      <w:hyperlink r:id="rId171">
-        <w:r>
-          <w:rPr>
-            <w:lang w:val="zh_TW" w:bidi="zh_TW"/>
-          </w:rPr>
-          <w:rPr>
-            <w:color w:val="0000EE"/>
-            <w:u w:val="single"/>
-          </w:rPr>
-          <w:t>2:5–6</w:t>
-        </w:r>
-      </w:hyperlink>
+      <w:r>
+        <w:rPr>
+          <w:lang w:val="zh_TW" w:bidi="zh_TW"/>
+        </w:rPr>
+        <w:t>2:5–6</w:t>
+      </w:r>
       <w:r>
         <w:rPr>
           <w:lang w:val="zh_TW" w:bidi="zh_TW"/>
         </w:rPr>
         <w:t>；</w:t>
       </w:r>
-      <w:hyperlink r:id="rId172">
-        <w:r>
-          <w:rPr>
-            <w:lang w:val="zh_TW" w:bidi="zh_TW"/>
-          </w:rPr>
-          <w:rPr>
-            <w:color w:val="0000EE"/>
-            <w:u w:val="single"/>
-          </w:rPr>
-          <w:t>腓3:10–11</w:t>
-        </w:r>
-      </w:hyperlink>
+      <w:r>
+        <w:rPr>
+          <w:lang w:val="zh_TW" w:bidi="zh_TW"/>
+        </w:rPr>
+        <w:t>腓3:10–11</w:t>
+      </w:r>
       <w:r>
         <w:rPr>
           <w:lang w:val="zh_TW" w:bidi="zh_TW"/>
         </w:rPr>
         <w:t>；</w:t>
       </w:r>
-      <w:hyperlink r:id="rId173">
-        <w:r>
-          <w:rPr>
-            <w:lang w:val="zh_TW" w:bidi="zh_TW"/>
-          </w:rPr>
-          <w:rPr>
-            <w:color w:val="0000EE"/>
-            <w:u w:val="single"/>
-          </w:rPr>
-          <w:t>西2:12</w:t>
-        </w:r>
-      </w:hyperlink>
+      <w:r>
+        <w:rPr>
+          <w:lang w:val="zh_TW" w:bidi="zh_TW"/>
+        </w:rPr>
+        <w:t>西2:12</w:t>
+      </w:r>
       <w:r>
         <w:rPr>
           <w:lang w:val="zh_TW" w:bidi="zh_TW"/>
         </w:rPr>
         <w:t>，</w:t>
       </w:r>
-      <w:hyperlink r:id="rId174">
-        <w:r>
-          <w:rPr>
-            <w:lang w:val="zh_TW" w:bidi="zh_TW"/>
-          </w:rPr>
-          <w:rPr>
-            <w:color w:val="0000EE"/>
-            <w:u w:val="single"/>
-          </w:rPr>
-          <w:t>3:1</w:t>
-        </w:r>
-      </w:hyperlink>
+      <w:r>
+        <w:rPr>
+          <w:lang w:val="zh_TW" w:bidi="zh_TW"/>
+        </w:rPr>
+        <w:t>3:1</w:t>
+      </w:r>
       <w:r>
         <w:rPr>
           <w:lang w:val="zh_TW" w:bidi="zh_TW"/>
         </w:rPr>
         <w:t>；</w:t>
       </w:r>
-      <w:hyperlink r:id="rId175">
-        <w:r>
-          <w:rPr>
-            <w:lang w:val="zh_TW" w:bidi="zh_TW"/>
-          </w:rPr>
-          <w:rPr>
-            <w:color w:val="0000EE"/>
-            <w:u w:val="single"/>
-          </w:rPr>
-          <w:t>帖前1:10</w:t>
-        </w:r>
-      </w:hyperlink>
+      <w:r>
+        <w:rPr>
+          <w:lang w:val="zh_TW" w:bidi="zh_TW"/>
+        </w:rPr>
+        <w:t>帖前1:10</w:t>
+      </w:r>
       <w:r>
         <w:rPr>
           <w:lang w:val="zh_TW" w:bidi="zh_TW"/>
         </w:rPr>
         <w:t>，</w:t>
       </w:r>
-      <w:hyperlink r:id="rId176">
-        <w:r>
-          <w:rPr>
-            <w:lang w:val="zh_TW" w:bidi="zh_TW"/>
-          </w:rPr>
-          <w:rPr>
-            <w:color w:val="0000EE"/>
-            <w:u w:val="single"/>
-          </w:rPr>
-          <w:t>4:14</w:t>
-        </w:r>
-      </w:hyperlink>
+      <w:r>
+        <w:rPr>
+          <w:lang w:val="zh_TW" w:bidi="zh_TW"/>
+        </w:rPr>
+        <w:t>4:14</w:t>
+      </w:r>
       <w:r>
         <w:rPr>
           <w:lang w:val="zh_TW" w:bidi="zh_TW"/>
         </w:rPr>
         <w:t>；</w:t>
       </w:r>
-      <w:hyperlink r:id="rId177">
-        <w:r>
-          <w:rPr>
-            <w:lang w:val="zh_TW" w:bidi="zh_TW"/>
-          </w:rPr>
-          <w:rPr>
-            <w:color w:val="0000EE"/>
-            <w:u w:val="single"/>
-          </w:rPr>
-          <w:t>提後2:8</w:t>
-        </w:r>
-      </w:hyperlink>
+      <w:r>
+        <w:rPr>
+          <w:lang w:val="zh_TW" w:bidi="zh_TW"/>
+        </w:rPr>
+        <w:t>提後2:8</w:t>
+      </w:r>
       <w:r>
         <w:rPr>
           <w:lang w:val="zh_TW" w:bidi="zh_TW"/>
         </w:rPr>
         <w:t>、</w:t>
       </w:r>
-      <w:hyperlink r:id="rId178">
-        <w:r>
-          <w:rPr>
-            <w:lang w:val="zh_TW" w:bidi="zh_TW"/>
-          </w:rPr>
-          <w:rPr>
-            <w:color w:val="0000EE"/>
-            <w:u w:val="single"/>
-          </w:rPr>
-          <w:t>18</w:t>
-        </w:r>
-      </w:hyperlink>
+      <w:r>
+        <w:rPr>
+          <w:lang w:val="zh_TW" w:bidi="zh_TW"/>
+        </w:rPr>
+        <w:t>18</w:t>
+      </w:r>
       <w:r>
         <w:rPr>
           <w:lang w:val="zh_TW" w:bidi="zh_TW"/>
         </w:rPr>
         <w:t>；</w:t>
       </w:r>
-      <w:hyperlink r:id="rId179">
-        <w:r>
-          <w:rPr>
-            <w:lang w:val="zh_TW" w:bidi="zh_TW"/>
-          </w:rPr>
-          <w:rPr>
-            <w:color w:val="0000EE"/>
-            <w:u w:val="single"/>
-          </w:rPr>
-          <w:t>來6:2</w:t>
-        </w:r>
-      </w:hyperlink>
+      <w:r>
+        <w:rPr>
+          <w:lang w:val="zh_TW" w:bidi="zh_TW"/>
+        </w:rPr>
+        <w:t>來6:2</w:t>
+      </w:r>
       <w:r>
         <w:rPr>
           <w:lang w:val="zh_TW" w:bidi="zh_TW"/>
         </w:rPr>
         <w:t>，</w:t>
       </w:r>
-      <w:hyperlink r:id="rId180">
-        <w:r>
-          <w:rPr>
-            <w:lang w:val="zh_TW" w:bidi="zh_TW"/>
-          </w:rPr>
-          <w:rPr>
-            <w:color w:val="0000EE"/>
-            <w:u w:val="single"/>
-          </w:rPr>
-          <w:t>11:35</w:t>
-        </w:r>
-      </w:hyperlink>
+      <w:r>
+        <w:rPr>
+          <w:lang w:val="zh_TW" w:bidi="zh_TW"/>
+        </w:rPr>
+        <w:t>11:35</w:t>
+      </w:r>
       <w:r>
         <w:rPr>
           <w:lang w:val="zh_TW" w:bidi="zh_TW"/>
         </w:rPr>
         <w:t>；</w:t>
       </w:r>
-      <w:hyperlink r:id="rId181">
-        <w:r>
-          <w:rPr>
-            <w:lang w:val="zh_TW" w:bidi="zh_TW"/>
-          </w:rPr>
-          <w:rPr>
-            <w:color w:val="0000EE"/>
-            <w:u w:val="single"/>
-          </w:rPr>
-          <w:t>彼前1:21</w:t>
-        </w:r>
-      </w:hyperlink>
+      <w:r>
+        <w:rPr>
+          <w:lang w:val="zh_TW" w:bidi="zh_TW"/>
+        </w:rPr>
+        <w:t>彼前1:21</w:t>
+      </w:r>
       <w:r>
         <w:rPr>
           <w:lang w:val="zh_TW" w:bidi="zh_TW"/>
         </w:rPr>
         <w:t>，</w:t>
       </w:r>
-      <w:hyperlink r:id="rId182">
-        <w:r>
-          <w:rPr>
-            <w:lang w:val="zh_TW" w:bidi="zh_TW"/>
-          </w:rPr>
-          <w:rPr>
-            <w:color w:val="0000EE"/>
-            <w:u w:val="single"/>
-          </w:rPr>
-          <w:t>3:18</w:t>
-        </w:r>
-      </w:hyperlink>
+      <w:r>
+        <w:rPr>
+          <w:lang w:val="zh_TW" w:bidi="zh_TW"/>
+        </w:rPr>
+        <w:t>3:18</w:t>
+      </w:r>
       <w:r>
         <w:rPr>
           <w:lang w:val="zh_TW" w:bidi="zh_TW"/>
         </w:rPr>
         <w:t>、</w:t>
       </w:r>
-      <w:hyperlink r:id="rId183">
-        <w:r>
-          <w:rPr>
-            <w:lang w:val="zh_TW" w:bidi="zh_TW"/>
-          </w:rPr>
-          <w:rPr>
-            <w:color w:val="0000EE"/>
-            <w:u w:val="single"/>
-          </w:rPr>
-          <w:t>21</w:t>
-        </w:r>
-      </w:hyperlink>
+      <w:r>
+        <w:rPr>
+          <w:lang w:val="zh_TW" w:bidi="zh_TW"/>
+        </w:rPr>
+        <w:t>21</w:t>
+      </w:r>
       <w:r>
         <w:rPr>
           <w:lang w:val="zh_TW" w:bidi="zh_TW"/>
         </w:rPr>
         <w:t>；</w:t>
       </w:r>
-      <w:hyperlink r:id="rId184">
-        <w:r>
-          <w:rPr>
-            <w:lang w:val="zh_TW" w:bidi="zh_TW"/>
-          </w:rPr>
-          <w:rPr>
-            <w:color w:val="0000EE"/>
-            <w:u w:val="single"/>
-          </w:rPr>
-          <w:t>啟20:4–8</w:t>
-        </w:r>
-      </w:hyperlink>
+      <w:r>
+        <w:rPr>
+          <w:lang w:val="zh_TW" w:bidi="zh_TW"/>
+        </w:rPr>
+        <w:t>啟20:4–8</w:t>
+      </w:r>
       <w:r>
         <w:rPr>
           <w:lang w:val="zh_TW" w:bidi="zh_TW"/>
         </w:rPr>
         <w:t>、</w:t>
       </w:r>
-      <w:hyperlink r:id="rId185">
-        <w:r>
-          <w:rPr>
-            <w:lang w:val="zh_TW" w:bidi="zh_TW"/>
-          </w:rPr>
-          <w:rPr>
-            <w:color w:val="0000EE"/>
-            <w:u w:val="single"/>
-          </w:rPr>
-          <w:t>11–15</w:t>
-        </w:r>
-      </w:hyperlink>
+      <w:r>
+        <w:rPr>
+          <w:lang w:val="zh_TW" w:bidi="zh_TW"/>
+        </w:rPr>
+        <w:t>11–15</w:t>
+      </w:r>
       <w:r>
         <w:rPr>
           <w:lang w:val="zh_TW" w:bidi="zh_TW"/>
@@ -4346,54 +3212,36 @@
         </w:rPr>
         <w:t>當耶穌升天時，祂將最後的吩咐與權柄交付祂的使徒，為他們的事工鋪路（</w:t>
       </w:r>
-      <w:hyperlink r:id="rId186">
-        <w:r>
-          <w:rPr>
-            <w:lang w:val="zh_TW" w:bidi="zh_TW"/>
-          </w:rPr>
-          <w:rPr>
-            <w:color w:val="0000EE"/>
-            <w:u w:val="single"/>
-          </w:rPr>
-          <w:t>徒1:6–11</w:t>
-        </w:r>
-      </w:hyperlink>
+      <w:r>
+        <w:rPr>
+          <w:lang w:val="zh_TW" w:bidi="zh_TW"/>
+        </w:rPr>
+        <w:t>徒1:6–11</w:t>
+      </w:r>
       <w:r>
         <w:rPr>
           <w:lang w:val="zh_TW" w:bidi="zh_TW"/>
         </w:rPr>
         <w:t>；</w:t>
       </w:r>
-      <w:hyperlink r:id="rId187">
-        <w:r>
-          <w:rPr>
-            <w:lang w:val="zh_TW" w:bidi="zh_TW"/>
-          </w:rPr>
-          <w:rPr>
-            <w:color w:val="0000EE"/>
-            <w:u w:val="single"/>
-          </w:rPr>
-          <w:t>路24:45–53</w:t>
-        </w:r>
-      </w:hyperlink>
+      <w:r>
+        <w:rPr>
+          <w:lang w:val="zh_TW" w:bidi="zh_TW"/>
+        </w:rPr>
+        <w:t>路24:45–53</w:t>
+      </w:r>
       <w:r>
         <w:rPr>
           <w:lang w:val="zh_TW" w:bidi="zh_TW"/>
         </w:rPr>
         <w:t>）。這一事件（升天）標誌著，聖靈的大能作為將透過教會開始（</w:t>
       </w:r>
-      <w:hyperlink r:id="rId188">
-        <w:r>
-          <w:rPr>
-            <w:lang w:val="zh_TW" w:bidi="zh_TW"/>
-          </w:rPr>
-          <w:rPr>
-            <w:color w:val="0000EE"/>
-            <w:u w:val="single"/>
-          </w:rPr>
-          <w:t>路24:49</w:t>
-        </w:r>
-      </w:hyperlink>
+      <w:r>
+        <w:rPr>
+          <w:lang w:val="zh_TW" w:bidi="zh_TW"/>
+        </w:rPr>
+        <w:t>路24:49</w:t>
+      </w:r>
       <w:r>
         <w:rPr>
           <w:lang w:val="zh_TW" w:bidi="zh_TW"/>
@@ -4414,180 +3262,108 @@
         </w:rPr>
         <w:t>耶穌升到天上，表明祂如今既是神也是人，擁有至高的權柄與大能（</w:t>
       </w:r>
-      <w:hyperlink r:id="rId189">
-        <w:r>
-          <w:rPr>
-            <w:lang w:val="zh_TW" w:bidi="zh_TW"/>
-          </w:rPr>
-          <w:rPr>
-            <w:color w:val="0000EE"/>
-            <w:u w:val="single"/>
-          </w:rPr>
-          <w:t>弗1:19–23</w:t>
-        </w:r>
-      </w:hyperlink>
+      <w:r>
+        <w:rPr>
+          <w:lang w:val="zh_TW" w:bidi="zh_TW"/>
+        </w:rPr>
+        <w:t>弗1:19–23</w:t>
+      </w:r>
       <w:r>
         <w:rPr>
           <w:lang w:val="zh_TW" w:bidi="zh_TW"/>
         </w:rPr>
         <w:t>；</w:t>
       </w:r>
-      <w:hyperlink r:id="rId190">
-        <w:r>
-          <w:rPr>
-            <w:lang w:val="zh_TW" w:bidi="zh_TW"/>
-          </w:rPr>
-          <w:rPr>
-            <w:color w:val="0000EE"/>
-            <w:u w:val="single"/>
-          </w:rPr>
-          <w:t>腓2:9–11</w:t>
-        </w:r>
-      </w:hyperlink>
+      <w:r>
+        <w:rPr>
+          <w:lang w:val="zh_TW" w:bidi="zh_TW"/>
+        </w:rPr>
+        <w:t>腓2:9–11</w:t>
+      </w:r>
       <w:r>
         <w:rPr>
           <w:lang w:val="zh_TW" w:bidi="zh_TW"/>
         </w:rPr>
         <w:t>）。其它經文也提到耶穌到父那裡去（</w:t>
       </w:r>
-      <w:hyperlink r:id="rId191">
-        <w:r>
-          <w:rPr>
-            <w:lang w:val="zh_TW" w:bidi="zh_TW"/>
-          </w:rPr>
-          <w:rPr>
-            <w:color w:val="0000EE"/>
-            <w:u w:val="single"/>
-          </w:rPr>
-          <w:t>約6:62，</w:t>
-        </w:r>
-      </w:hyperlink>
-      <w:hyperlink r:id="rId192">
-        <w:r>
-          <w:rPr>
-            <w:lang w:val="zh_TW" w:bidi="zh_TW"/>
-          </w:rPr>
-          <w:rPr>
-            <w:color w:val="0000EE"/>
-            <w:u w:val="single"/>
-          </w:rPr>
-          <w:t>13:1–3，</w:t>
-        </w:r>
-      </w:hyperlink>
-      <w:hyperlink r:id="rId193">
-        <w:r>
-          <w:rPr>
-            <w:lang w:val="zh_TW" w:bidi="zh_TW"/>
-          </w:rPr>
-          <w:rPr>
-            <w:color w:val="0000EE"/>
-            <w:u w:val="single"/>
-          </w:rPr>
-          <w:t>13:31–14:3</w:t>
-        </w:r>
-      </w:hyperlink>
+      <w:r>
+        <w:rPr>
+          <w:lang w:val="zh_TW" w:bidi="zh_TW"/>
+        </w:rPr>
+        <w:t>約6:62，</w:t>
+      </w:r>
+      <w:r>
+        <w:rPr>
+          <w:lang w:val="zh_TW" w:bidi="zh_TW"/>
+        </w:rPr>
+        <w:t>13:1–3，</w:t>
+      </w:r>
+      <w:r>
+        <w:rPr>
+          <w:lang w:val="zh_TW" w:bidi="zh_TW"/>
+        </w:rPr>
+        <w:t>13:31–14:3</w:t>
+      </w:r>
       <w:r>
         <w:rPr>
           <w:lang w:val="zh_TW" w:bidi="zh_TW"/>
         </w:rPr>
         <w:t>，</w:t>
       </w:r>
-      <w:hyperlink r:id="rId194">
-        <w:r>
-          <w:rPr>
-            <w:lang w:val="zh_TW" w:bidi="zh_TW"/>
-          </w:rPr>
-          <w:rPr>
-            <w:color w:val="0000EE"/>
-            <w:u w:val="single"/>
-          </w:rPr>
-          <w:t>14:28，</w:t>
-        </w:r>
-      </w:hyperlink>
-      <w:hyperlink r:id="rId195">
-        <w:r>
-          <w:rPr>
-            <w:lang w:val="zh_TW" w:bidi="zh_TW"/>
-          </w:rPr>
-          <w:rPr>
-            <w:color w:val="0000EE"/>
-            <w:u w:val="single"/>
-          </w:rPr>
-          <w:t>16:5–10、</w:t>
-        </w:r>
-      </w:hyperlink>
-      <w:hyperlink r:id="rId196">
-        <w:r>
-          <w:rPr>
-            <w:lang w:val="zh_TW" w:bidi="zh_TW"/>
-          </w:rPr>
-          <w:rPr>
-            <w:color w:val="0000EE"/>
-            <w:u w:val="single"/>
-          </w:rPr>
-          <w:t>16、</w:t>
-        </w:r>
-      </w:hyperlink>
-      <w:hyperlink r:id="rId197">
-        <w:r>
-          <w:rPr>
-            <w:lang w:val="zh_TW" w:bidi="zh_TW"/>
-          </w:rPr>
-          <w:rPr>
-            <w:color w:val="0000EE"/>
-            <w:u w:val="single"/>
-          </w:rPr>
-          <w:t>28，</w:t>
-        </w:r>
-      </w:hyperlink>
-      <w:hyperlink r:id="rId198">
-        <w:r>
-          <w:rPr>
-            <w:lang w:val="zh_TW" w:bidi="zh_TW"/>
-          </w:rPr>
-          <w:rPr>
-            <w:color w:val="0000EE"/>
-            <w:u w:val="single"/>
-          </w:rPr>
-          <w:t>20:17</w:t>
-        </w:r>
-      </w:hyperlink>
+      <w:r>
+        <w:rPr>
+          <w:lang w:val="zh_TW" w:bidi="zh_TW"/>
+        </w:rPr>
+        <w:t>14:28，</w:t>
+      </w:r>
+      <w:r>
+        <w:rPr>
+          <w:lang w:val="zh_TW" w:bidi="zh_TW"/>
+        </w:rPr>
+        <w:t>16:5–10、</w:t>
+      </w:r>
+      <w:r>
+        <w:rPr>
+          <w:lang w:val="zh_TW" w:bidi="zh_TW"/>
+        </w:rPr>
+        <w:t>16、</w:t>
+      </w:r>
+      <w:r>
+        <w:rPr>
+          <w:lang w:val="zh_TW" w:bidi="zh_TW"/>
+        </w:rPr>
+        <w:t>28，</w:t>
+      </w:r>
+      <w:r>
+        <w:rPr>
+          <w:lang w:val="zh_TW" w:bidi="zh_TW"/>
+        </w:rPr>
+        <w:t>20:17</w:t>
+      </w:r>
       <w:r>
         <w:rPr>
           <w:lang w:val="zh_TW" w:bidi="zh_TW"/>
         </w:rPr>
         <w:t>；</w:t>
       </w:r>
-      <w:hyperlink r:id="rId199">
-        <w:r>
-          <w:rPr>
-            <w:lang w:val="zh_TW" w:bidi="zh_TW"/>
-          </w:rPr>
-          <w:rPr>
-            <w:color w:val="0000EE"/>
-            <w:u w:val="single"/>
-          </w:rPr>
-          <w:t>弗4:8–10</w:t>
-        </w:r>
-      </w:hyperlink>
+      <w:r>
+        <w:rPr>
+          <w:lang w:val="zh_TW" w:bidi="zh_TW"/>
+        </w:rPr>
+        <w:t>弗4:8–10</w:t>
+      </w:r>
       <w:r>
         <w:rPr>
           <w:lang w:val="zh_TW" w:bidi="zh_TW"/>
         </w:rPr>
         <w:t>）。這是耶穌最後一次以身體向門徒顯現。自此之後，祂將一直在天上，直到「萬物復興」之時（</w:t>
       </w:r>
-      <w:hyperlink r:id="rId200">
-        <w:r>
-          <w:rPr>
-            <w:lang w:val="zh_TW" w:bidi="zh_TW"/>
-          </w:rPr>
-          <w:rPr>
-            <w:color w:val="0000EE"/>
-            <w:u w:val="single"/>
-          </w:rPr>
-          <w:t>徒3:21</w:t>
-        </w:r>
-      </w:hyperlink>
+      <w:r>
+        <w:rPr>
+          <w:lang w:val="zh_TW" w:bidi="zh_TW"/>
+        </w:rPr>
+        <w:t>徒3:21</w:t>
+      </w:r>
       <w:r>
         <w:rPr>
           <w:lang w:val="zh_TW" w:bidi="zh_TW"/>
@@ -4608,144 +3384,96 @@
         </w:rPr>
         <w:t>耶穌升天的事件提醒信徒，祂應許將要再來（</w:t>
       </w:r>
-      <w:hyperlink r:id="rId201">
-        <w:r>
-          <w:rPr>
-            <w:lang w:val="zh_TW" w:bidi="zh_TW"/>
-          </w:rPr>
-          <w:rPr>
-            <w:color w:val="0000EE"/>
-            <w:u w:val="single"/>
-          </w:rPr>
-          <w:t>徒1:11</w:t>
-        </w:r>
-      </w:hyperlink>
+      <w:r>
+        <w:rPr>
+          <w:lang w:val="zh_TW" w:bidi="zh_TW"/>
+        </w:rPr>
+        <w:t>徒1:11</w:t>
+      </w:r>
       <w:r>
         <w:rPr>
           <w:lang w:val="zh_TW" w:bidi="zh_TW"/>
         </w:rPr>
         <w:t>；見</w:t>
       </w:r>
-      <w:hyperlink r:id="rId202">
-        <w:r>
-          <w:rPr>
-            <w:lang w:val="zh_TW" w:bidi="zh_TW"/>
-          </w:rPr>
-          <w:rPr>
-            <w:color w:val="0000EE"/>
-            <w:u w:val="single"/>
-          </w:rPr>
-          <w:t>太24:30</w:t>
-        </w:r>
-      </w:hyperlink>
+      <w:r>
+        <w:rPr>
+          <w:lang w:val="zh_TW" w:bidi="zh_TW"/>
+        </w:rPr>
+        <w:t>太24:30</w:t>
+      </w:r>
       <w:r>
         <w:rPr>
           <w:lang w:val="zh_TW" w:bidi="zh_TW"/>
         </w:rPr>
         <w:t>；</w:t>
       </w:r>
-      <w:hyperlink r:id="rId203">
-        <w:r>
-          <w:rPr>
-            <w:lang w:val="zh_TW" w:bidi="zh_TW"/>
-          </w:rPr>
-          <w:rPr>
-            <w:color w:val="0000EE"/>
-            <w:u w:val="single"/>
-          </w:rPr>
-          <w:t>可13:26</w:t>
-        </w:r>
-      </w:hyperlink>
+      <w:r>
+        <w:rPr>
+          <w:lang w:val="zh_TW" w:bidi="zh_TW"/>
+        </w:rPr>
+        <w:t>可13:26</w:t>
+      </w:r>
       <w:r>
         <w:rPr>
           <w:lang w:val="zh_TW" w:bidi="zh_TW"/>
         </w:rPr>
         <w:t>；</w:t>
       </w:r>
-      <w:hyperlink r:id="rId204">
-        <w:r>
-          <w:rPr>
-            <w:lang w:val="zh_TW" w:bidi="zh_TW"/>
-          </w:rPr>
-          <w:rPr>
-            <w:color w:val="0000EE"/>
-            <w:u w:val="single"/>
-          </w:rPr>
-          <w:t>約14:3</w:t>
-        </w:r>
-      </w:hyperlink>
+      <w:r>
+        <w:rPr>
+          <w:lang w:val="zh_TW" w:bidi="zh_TW"/>
+        </w:rPr>
+        <w:t>約14:3</w:t>
+      </w:r>
       <w:r>
         <w:rPr>
           <w:lang w:val="zh_TW" w:bidi="zh_TW"/>
         </w:rPr>
         <w:t>）。那些親眼目睹耶穌升天的門徒，回到耶路撒冷時滿心喜樂，讚美敬拜耶穌（</w:t>
       </w:r>
-      <w:hyperlink r:id="rId205">
-        <w:r>
-          <w:rPr>
-            <w:lang w:val="zh_TW" w:bidi="zh_TW"/>
-          </w:rPr>
-          <w:rPr>
-            <w:color w:val="0000EE"/>
-            <w:u w:val="single"/>
-          </w:rPr>
-          <w:t>路24:52</w:t>
-        </w:r>
-      </w:hyperlink>
+      <w:r>
+        <w:rPr>
+          <w:lang w:val="zh_TW" w:bidi="zh_TW"/>
+        </w:rPr>
+        <w:t>路24:52</w:t>
+      </w:r>
       <w:r>
         <w:rPr>
           <w:lang w:val="zh_TW" w:bidi="zh_TW"/>
         </w:rPr>
         <w:t>）。他們信靠主所說的話，確信耶穌將親自、真實再臨（</w:t>
       </w:r>
-      <w:hyperlink r:id="rId206">
-        <w:r>
-          <w:rPr>
-            <w:lang w:val="zh_TW" w:bidi="zh_TW"/>
-          </w:rPr>
-          <w:rPr>
-            <w:color w:val="0000EE"/>
-            <w:u w:val="single"/>
-          </w:rPr>
-          <w:t>帖前4:16</w:t>
-        </w:r>
-      </w:hyperlink>
+      <w:r>
+        <w:rPr>
+          <w:lang w:val="zh_TW" w:bidi="zh_TW"/>
+        </w:rPr>
+        <w:t>帖前4:16</w:t>
+      </w:r>
       <w:r>
         <w:rPr>
           <w:lang w:val="zh_TW" w:bidi="zh_TW"/>
         </w:rPr>
         <w:t>；</w:t>
       </w:r>
-      <w:hyperlink r:id="rId207">
-        <w:r>
-          <w:rPr>
-            <w:lang w:val="zh_TW" w:bidi="zh_TW"/>
-          </w:rPr>
-          <w:rPr>
-            <w:color w:val="0000EE"/>
-            <w:u w:val="single"/>
-          </w:rPr>
-          <w:t>帖後1:7–10</w:t>
-        </w:r>
-      </w:hyperlink>
+      <w:r>
+        <w:rPr>
+          <w:lang w:val="zh_TW" w:bidi="zh_TW"/>
+        </w:rPr>
+        <w:t>帖後1:7–10</w:t>
+      </w:r>
       <w:r>
         <w:rPr>
           <w:lang w:val="zh_TW" w:bidi="zh_TW"/>
         </w:rPr>
         <w:t>；</w:t>
       </w:r>
-      <w:hyperlink r:id="rId32">
-        <w:r>
-          <w:rPr>
-            <w:lang w:val="zh_TW" w:bidi="zh_TW"/>
-          </w:rPr>
-          <w:rPr>
-            <w:color w:val="0000EE"/>
-            <w:u w:val="single"/>
-          </w:rPr>
-          <w:t>彼後3:10</w:t>
-        </w:r>
-      </w:hyperlink>
+      <w:r>
+        <w:rPr>
+          <w:lang w:val="zh_TW" w:bidi="zh_TW"/>
+        </w:rPr>
+        <w:t>彼後3:10</w:t>
+      </w:r>
       <w:r>
         <w:rPr>
           <w:lang w:val="zh_TW" w:bidi="zh_TW"/>
@@ -4766,72 +3494,48 @@
         </w:rPr>
         <w:t>耶穌的升天也預示，信徒將來要進入神榮耀的同在。耶穌已先去為信祂的人「預備地方」（</w:t>
       </w:r>
-      <w:hyperlink r:id="rId208">
-        <w:r>
-          <w:rPr>
-            <w:lang w:val="zh_TW" w:bidi="zh_TW"/>
-          </w:rPr>
-          <w:rPr>
-            <w:color w:val="0000EE"/>
-            <w:u w:val="single"/>
-          </w:rPr>
-          <w:t>約14:1–3</w:t>
-        </w:r>
-      </w:hyperlink>
+      <w:r>
+        <w:rPr>
+          <w:lang w:val="zh_TW" w:bidi="zh_TW"/>
+        </w:rPr>
+        <w:t>約14:1–3</w:t>
+      </w:r>
       <w:r>
         <w:rPr>
           <w:lang w:val="zh_TW" w:bidi="zh_TW"/>
         </w:rPr>
         <w:t>；</w:t>
       </w:r>
-      <w:hyperlink r:id="rId209">
-        <w:r>
-          <w:rPr>
-            <w:lang w:val="zh_TW" w:bidi="zh_TW"/>
-          </w:rPr>
-          <w:rPr>
-            <w:color w:val="0000EE"/>
-            <w:u w:val="single"/>
-          </w:rPr>
-          <w:t>林後5:4</w:t>
-        </w:r>
-      </w:hyperlink>
+      <w:r>
+        <w:rPr>
+          <w:lang w:val="zh_TW" w:bidi="zh_TW"/>
+        </w:rPr>
+        <w:t>林後5:4</w:t>
+      </w:r>
       <w:r>
         <w:rPr>
           <w:lang w:val="zh_TW" w:bidi="zh_TW"/>
         </w:rPr>
         <w:t>；</w:t>
       </w:r>
-      <w:hyperlink r:id="rId210">
-        <w:r>
-          <w:rPr>
-            <w:lang w:val="zh_TW" w:bidi="zh_TW"/>
-          </w:rPr>
-          <w:rPr>
-            <w:color w:val="0000EE"/>
-            <w:u w:val="single"/>
-          </w:rPr>
-          <w:t>腓3:21</w:t>
-        </w:r>
-      </w:hyperlink>
+      <w:r>
+        <w:rPr>
+          <w:lang w:val="zh_TW" w:bidi="zh_TW"/>
+        </w:rPr>
+        <w:t>腓3:21</w:t>
+      </w:r>
       <w:r>
         <w:rPr>
           <w:lang w:val="zh_TW" w:bidi="zh_TW"/>
         </w:rPr>
         <w:t>；</w:t>
       </w:r>
-      <w:hyperlink r:id="rId211">
-        <w:r>
-          <w:rPr>
-            <w:lang w:val="zh_TW" w:bidi="zh_TW"/>
-          </w:rPr>
-          <w:rPr>
-            <w:color w:val="0000EE"/>
-            <w:u w:val="single"/>
-          </w:rPr>
-          <w:t>來6:19–20</w:t>
-        </w:r>
-      </w:hyperlink>
+      <w:r>
+        <w:rPr>
+          <w:lang w:val="zh_TW" w:bidi="zh_TW"/>
+        </w:rPr>
+        <w:t>來6:19–20</w:t>
+      </w:r>
       <w:r>
         <w:rPr>
           <w:lang w:val="zh_TW" w:bidi="zh_TW"/>
@@ -4861,300 +3565,186 @@
           <w:lang w:val="zh_TW" w:bidi="zh_TW"/>
         </w:rPr>
       </w:r>
-      <w:hyperlink r:id="rId202">
-        <w:r>
-          <w:rPr>
-            <w:lang w:val="zh_TW" w:bidi="zh_TW"/>
-          </w:rPr>
-          <w:rPr>
-            <w:color w:val="0000EE"/>
-            <w:u w:val="single"/>
-          </w:rPr>
-          <w:t>太24:30</w:t>
-        </w:r>
-      </w:hyperlink>
+      <w:r>
+        <w:rPr>
+          <w:lang w:val="zh_TW" w:bidi="zh_TW"/>
+        </w:rPr>
+        <w:t>太24:30</w:t>
+      </w:r>
       <w:r>
         <w:rPr>
           <w:lang w:val="zh_TW" w:bidi="zh_TW"/>
         </w:rPr>
         <w:t>；</w:t>
       </w:r>
-      <w:hyperlink r:id="rId203">
-        <w:r>
-          <w:rPr>
-            <w:lang w:val="zh_TW" w:bidi="zh_TW"/>
-          </w:rPr>
-          <w:rPr>
-            <w:color w:val="0000EE"/>
-            <w:u w:val="single"/>
-          </w:rPr>
-          <w:t>可13:26</w:t>
-        </w:r>
-      </w:hyperlink>
+      <w:r>
+        <w:rPr>
+          <w:lang w:val="zh_TW" w:bidi="zh_TW"/>
+        </w:rPr>
+        <w:t>可13:26</w:t>
+      </w:r>
       <w:r>
         <w:rPr>
           <w:lang w:val="zh_TW" w:bidi="zh_TW"/>
         </w:rPr>
         <w:t>；</w:t>
       </w:r>
-      <w:hyperlink r:id="rId187">
-        <w:r>
-          <w:rPr>
-            <w:lang w:val="zh_TW" w:bidi="zh_TW"/>
-          </w:rPr>
-          <w:rPr>
-            <w:color w:val="0000EE"/>
-            <w:u w:val="single"/>
-          </w:rPr>
-          <w:t>路24:45–53</w:t>
-        </w:r>
-      </w:hyperlink>
+      <w:r>
+        <w:rPr>
+          <w:lang w:val="zh_TW" w:bidi="zh_TW"/>
+        </w:rPr>
+        <w:t>路24:45–53</w:t>
+      </w:r>
       <w:r>
         <w:rPr>
           <w:lang w:val="zh_TW" w:bidi="zh_TW"/>
         </w:rPr>
         <w:t>；</w:t>
       </w:r>
-      <w:hyperlink r:id="rId191">
-        <w:r>
-          <w:rPr>
-            <w:lang w:val="zh_TW" w:bidi="zh_TW"/>
-          </w:rPr>
-          <w:rPr>
-            <w:color w:val="0000EE"/>
-            <w:u w:val="single"/>
-          </w:rPr>
-          <w:t>約6:62，</w:t>
-        </w:r>
-      </w:hyperlink>
-      <w:hyperlink r:id="rId192">
-        <w:r>
-          <w:rPr>
-            <w:lang w:val="zh_TW" w:bidi="zh_TW"/>
-          </w:rPr>
-          <w:rPr>
-            <w:color w:val="0000EE"/>
-            <w:u w:val="single"/>
-          </w:rPr>
-          <w:t>13:1–3，</w:t>
-        </w:r>
-      </w:hyperlink>
-      <w:hyperlink r:id="rId212">
-        <w:r>
-          <w:rPr>
-            <w:lang w:val="zh_TW" w:bidi="zh_TW"/>
-          </w:rPr>
-          <w:rPr>
-            <w:color w:val="0000EE"/>
-            <w:u w:val="single"/>
-          </w:rPr>
-          <w:t>14:1–4</w:t>
-        </w:r>
-      </w:hyperlink>
+      <w:r>
+        <w:rPr>
+          <w:lang w:val="zh_TW" w:bidi="zh_TW"/>
+        </w:rPr>
+        <w:t>約6:62，</w:t>
+      </w:r>
+      <w:r>
+        <w:rPr>
+          <w:lang w:val="zh_TW" w:bidi="zh_TW"/>
+        </w:rPr>
+        <w:t>13:1–3，</w:t>
+      </w:r>
+      <w:r>
+        <w:rPr>
+          <w:lang w:val="zh_TW" w:bidi="zh_TW"/>
+        </w:rPr>
+        <w:t>14:1–4</w:t>
+      </w:r>
       <w:r>
         <w:rPr>
           <w:lang w:val="zh_TW" w:bidi="zh_TW"/>
         </w:rPr>
         <w:t>、</w:t>
       </w:r>
-      <w:hyperlink r:id="rId213">
-        <w:r>
-          <w:rPr>
-            <w:lang w:val="zh_TW" w:bidi="zh_TW"/>
-          </w:rPr>
-          <w:rPr>
-            <w:color w:val="0000EE"/>
-            <w:u w:val="single"/>
-          </w:rPr>
-          <w:t>27–28，</w:t>
-        </w:r>
-      </w:hyperlink>
-      <w:hyperlink r:id="rId214">
-        <w:r>
-          <w:rPr>
-            <w:lang w:val="zh_TW" w:bidi="zh_TW"/>
-          </w:rPr>
-          <w:rPr>
-            <w:color w:val="0000EE"/>
-            <w:u w:val="single"/>
-          </w:rPr>
-          <w:t>16:10</w:t>
-        </w:r>
-      </w:hyperlink>
+      <w:r>
+        <w:rPr>
+          <w:lang w:val="zh_TW" w:bidi="zh_TW"/>
+        </w:rPr>
+        <w:t>27–28，</w:t>
+      </w:r>
+      <w:r>
+        <w:rPr>
+          <w:lang w:val="zh_TW" w:bidi="zh_TW"/>
+        </w:rPr>
+        <w:t>16:10</w:t>
+      </w:r>
       <w:r>
         <w:rPr>
           <w:lang w:val="zh_TW" w:bidi="zh_TW"/>
         </w:rPr>
         <w:t>、</w:t>
       </w:r>
-      <w:hyperlink r:id="rId196">
-        <w:r>
-          <w:rPr>
-            <w:lang w:val="zh_TW" w:bidi="zh_TW"/>
-          </w:rPr>
-          <w:rPr>
-            <w:color w:val="0000EE"/>
-            <w:u w:val="single"/>
-          </w:rPr>
-          <w:t>16</w:t>
-        </w:r>
-      </w:hyperlink>
+      <w:r>
+        <w:rPr>
+          <w:lang w:val="zh_TW" w:bidi="zh_TW"/>
+        </w:rPr>
+        <w:t>16</w:t>
+      </w:r>
       <w:r>
         <w:rPr>
           <w:lang w:val="zh_TW" w:bidi="zh_TW"/>
         </w:rPr>
         <w:t>、</w:t>
       </w:r>
-      <w:hyperlink r:id="rId197">
-        <w:r>
-          <w:rPr>
-            <w:lang w:val="zh_TW" w:bidi="zh_TW"/>
-          </w:rPr>
-          <w:rPr>
-            <w:color w:val="0000EE"/>
-            <w:u w:val="single"/>
-          </w:rPr>
-          <w:t>28，</w:t>
-        </w:r>
-      </w:hyperlink>
-      <w:hyperlink r:id="rId198">
-        <w:r>
-          <w:rPr>
-            <w:lang w:val="zh_TW" w:bidi="zh_TW"/>
-          </w:rPr>
-          <w:rPr>
-            <w:color w:val="0000EE"/>
-            <w:u w:val="single"/>
-          </w:rPr>
-          <w:t>20:17</w:t>
-        </w:r>
-      </w:hyperlink>
+      <w:r>
+        <w:rPr>
+          <w:lang w:val="zh_TW" w:bidi="zh_TW"/>
+        </w:rPr>
+        <w:t>28，</w:t>
+      </w:r>
+      <w:r>
+        <w:rPr>
+          <w:lang w:val="zh_TW" w:bidi="zh_TW"/>
+        </w:rPr>
+        <w:t>20:17</w:t>
+      </w:r>
       <w:r>
         <w:rPr>
           <w:lang w:val="zh_TW" w:bidi="zh_TW"/>
         </w:rPr>
         <w:t>；</w:t>
       </w:r>
-      <w:hyperlink r:id="rId186">
-        <w:r>
-          <w:rPr>
-            <w:lang w:val="zh_TW" w:bidi="zh_TW"/>
-          </w:rPr>
-          <w:rPr>
-            <w:color w:val="0000EE"/>
-            <w:u w:val="single"/>
-          </w:rPr>
-          <w:t>徒1:6–11，</w:t>
-        </w:r>
-      </w:hyperlink>
-      <w:hyperlink r:id="rId215">
-        <w:r>
-          <w:rPr>
-            <w:lang w:val="zh_TW" w:bidi="zh_TW"/>
-          </w:rPr>
-          <w:rPr>
-            <w:color w:val="0000EE"/>
-            <w:u w:val="single"/>
-          </w:rPr>
-          <w:t>3:20，</w:t>
-        </w:r>
-      </w:hyperlink>
-      <w:hyperlink r:id="rId216">
-        <w:r>
-          <w:rPr>
-            <w:lang w:val="zh_TW" w:bidi="zh_TW"/>
-          </w:rPr>
-          <w:rPr>
-            <w:color w:val="0000EE"/>
-            <w:u w:val="single"/>
-          </w:rPr>
-          <w:t>7:54–56</w:t>
-        </w:r>
-      </w:hyperlink>
+      <w:r>
+        <w:rPr>
+          <w:lang w:val="zh_TW" w:bidi="zh_TW"/>
+        </w:rPr>
+        <w:t>徒1:6–11，</w:t>
+      </w:r>
+      <w:r>
+        <w:rPr>
+          <w:lang w:val="zh_TW" w:bidi="zh_TW"/>
+        </w:rPr>
+        <w:t>3:20，</w:t>
+      </w:r>
+      <w:r>
+        <w:rPr>
+          <w:lang w:val="zh_TW" w:bidi="zh_TW"/>
+        </w:rPr>
+        <w:t>7:54–56</w:t>
+      </w:r>
       <w:r>
         <w:rPr>
           <w:lang w:val="zh_TW" w:bidi="zh_TW"/>
         </w:rPr>
         <w:t>；</w:t>
       </w:r>
-      <w:hyperlink r:id="rId209">
-        <w:r>
-          <w:rPr>
-            <w:lang w:val="zh_TW" w:bidi="zh_TW"/>
-          </w:rPr>
-          <w:rPr>
-            <w:color w:val="0000EE"/>
-            <w:u w:val="single"/>
-          </w:rPr>
-          <w:t>林後5:4</w:t>
-        </w:r>
-      </w:hyperlink>
+      <w:r>
+        <w:rPr>
+          <w:lang w:val="zh_TW" w:bidi="zh_TW"/>
+        </w:rPr>
+        <w:t>林後5:4</w:t>
+      </w:r>
       <w:r>
         <w:rPr>
           <w:lang w:val="zh_TW" w:bidi="zh_TW"/>
         </w:rPr>
         <w:t>；</w:t>
       </w:r>
-      <w:hyperlink r:id="rId189">
-        <w:r>
-          <w:rPr>
-            <w:lang w:val="zh_TW" w:bidi="zh_TW"/>
-          </w:rPr>
-          <w:rPr>
-            <w:color w:val="0000EE"/>
-            <w:u w:val="single"/>
-          </w:rPr>
-          <w:t>弗1:19–23，</w:t>
-        </w:r>
-      </w:hyperlink>
-      <w:hyperlink r:id="rId199">
-        <w:r>
-          <w:rPr>
-            <w:lang w:val="zh_TW" w:bidi="zh_TW"/>
-          </w:rPr>
-          <w:rPr>
-            <w:color w:val="0000EE"/>
-            <w:u w:val="single"/>
-          </w:rPr>
-          <w:t>4:8–10</w:t>
-        </w:r>
-      </w:hyperlink>
+      <w:r>
+        <w:rPr>
+          <w:lang w:val="zh_TW" w:bidi="zh_TW"/>
+        </w:rPr>
+        <w:t>弗1:19–23，</w:t>
+      </w:r>
+      <w:r>
+        <w:rPr>
+          <w:lang w:val="zh_TW" w:bidi="zh_TW"/>
+        </w:rPr>
+        <w:t>4:8–10</w:t>
+      </w:r>
       <w:r>
         <w:rPr>
           <w:lang w:val="zh_TW" w:bidi="zh_TW"/>
         </w:rPr>
         <w:t>；</w:t>
       </w:r>
-      <w:hyperlink r:id="rId190">
-        <w:r>
-          <w:rPr>
-            <w:lang w:val="zh_TW" w:bidi="zh_TW"/>
-          </w:rPr>
-          <w:rPr>
-            <w:color w:val="0000EE"/>
-            <w:u w:val="single"/>
-          </w:rPr>
-          <w:t>腓2:9–11</w:t>
-        </w:r>
-      </w:hyperlink>
+      <w:r>
+        <w:rPr>
+          <w:lang w:val="zh_TW" w:bidi="zh_TW"/>
+        </w:rPr>
+        <w:t>腓2:9–11</w:t>
+      </w:r>
       <w:r>
         <w:rPr>
           <w:lang w:val="zh_TW" w:bidi="zh_TW"/>
         </w:rPr>
         <w:t>；</w:t>
       </w:r>
-      <w:hyperlink r:id="rId211">
-        <w:r>
-          <w:rPr>
-            <w:lang w:val="zh_TW" w:bidi="zh_TW"/>
-          </w:rPr>
-          <w:rPr>
-            <w:color w:val="0000EE"/>
-            <w:u w:val="single"/>
-          </w:rPr>
-          <w:t>來6:19–20</w:t>
-        </w:r>
-      </w:hyperlink>
+      <w:r>
+        <w:rPr>
+          <w:lang w:val="zh_TW" w:bidi="zh_TW"/>
+        </w:rPr>
+        <w:t>來6:19–20</w:t>
+      </w:r>
       <w:r>
         <w:rPr>
           <w:lang w:val="zh_TW" w:bidi="zh_TW"/>
@@ -5216,90 +3806,48 @@
         </w:rPr>
         <w:t>）。有時，耶穌用這句話來描述自己。例如，耶穌說：「我就是生命的糧。」約翰福音記載了七個耶穌「我是」的陳述，每次都加上一個對自己的描述（</w:t>
       </w:r>
-      <w:hyperlink r:id="rId217">
-        <w:r>
-          <w:rPr>
-            <w:lang w:val="zh_TW" w:bidi="zh_TW"/>
-          </w:rPr>
-          <w:rPr>
-            <w:color w:val="0000EE"/>
-            <w:u w:val="single"/>
-          </w:rPr>
-          <w:t>約6:35，</w:t>
-        </w:r>
-      </w:hyperlink>
-      <w:hyperlink r:id="rId218">
-        <w:r>
-          <w:rPr>
-            <w:lang w:val="zh_TW" w:bidi="zh_TW"/>
-          </w:rPr>
-          <w:rPr>
-            <w:color w:val="0000EE"/>
-            <w:u w:val="single"/>
-          </w:rPr>
-          <w:t>8:12，</w:t>
-        </w:r>
-      </w:hyperlink>
-      <w:hyperlink r:id="rId219">
-        <w:r>
-          <w:rPr>
-            <w:lang w:val="zh_TW" w:bidi="zh_TW"/>
-          </w:rPr>
-          <w:rPr>
-            <w:color w:val="0000EE"/>
-            <w:u w:val="single"/>
-          </w:rPr>
-          <w:t>10:9、</w:t>
-        </w:r>
-      </w:hyperlink>
-      <w:hyperlink r:id="rId220">
-        <w:r>
-          <w:rPr>
-            <w:lang w:val="zh_TW" w:bidi="zh_TW"/>
-          </w:rPr>
-          <w:rPr>
-            <w:color w:val="0000EE"/>
-            <w:u w:val="single"/>
-          </w:rPr>
-          <w:t>11，</w:t>
-        </w:r>
-      </w:hyperlink>
-      <w:hyperlink r:id="rId221">
-        <w:r>
-          <w:rPr>
-            <w:lang w:val="zh_TW" w:bidi="zh_TW"/>
-          </w:rPr>
-          <w:rPr>
-            <w:color w:val="0000EE"/>
-            <w:u w:val="single"/>
-          </w:rPr>
-          <w:t>11:25，</w:t>
-        </w:r>
-      </w:hyperlink>
-      <w:hyperlink r:id="rId222">
-        <w:r>
-          <w:rPr>
-            <w:lang w:val="zh_TW" w:bidi="zh_TW"/>
-          </w:rPr>
-          <w:rPr>
-            <w:color w:val="0000EE"/>
-            <w:u w:val="single"/>
-          </w:rPr>
-          <w:t>14:6，</w:t>
-        </w:r>
-      </w:hyperlink>
-      <w:hyperlink r:id="rId223">
-        <w:r>
-          <w:rPr>
-            <w:lang w:val="zh_TW" w:bidi="zh_TW"/>
-          </w:rPr>
-          <w:rPr>
-            <w:color w:val="0000EE"/>
-            <w:u w:val="single"/>
-          </w:rPr>
-          <w:t>15:1</w:t>
-        </w:r>
-      </w:hyperlink>
+      <w:r>
+        <w:rPr>
+          <w:lang w:val="zh_TW" w:bidi="zh_TW"/>
+        </w:rPr>
+        <w:t>約6:35，</w:t>
+      </w:r>
+      <w:r>
+        <w:rPr>
+          <w:lang w:val="zh_TW" w:bidi="zh_TW"/>
+        </w:rPr>
+        <w:t>8:12，</w:t>
+      </w:r>
+      <w:r>
+        <w:rPr>
+          <w:lang w:val="zh_TW" w:bidi="zh_TW"/>
+        </w:rPr>
+        <w:t>10:9、</w:t>
+      </w:r>
+      <w:r>
+        <w:rPr>
+          <w:lang w:val="zh_TW" w:bidi="zh_TW"/>
+        </w:rPr>
+        <w:t>11，</w:t>
+      </w:r>
+      <w:r>
+        <w:rPr>
+          <w:lang w:val="zh_TW" w:bidi="zh_TW"/>
+        </w:rPr>
+        <w:t>11:25，</w:t>
+      </w:r>
+      <w:r>
+        <w:rPr>
+          <w:lang w:val="zh_TW" w:bidi="zh_TW"/>
+        </w:rPr>
+        <w:t>14:6，</w:t>
+      </w:r>
+      <w:r>
+        <w:rPr>
+          <w:lang w:val="zh_TW" w:bidi="zh_TW"/>
+        </w:rPr>
+        <w:t>15:1</w:t>
+      </w:r>
       <w:r>
         <w:rPr>
           <w:lang w:val="zh_TW" w:bidi="zh_TW"/>
@@ -5359,108 +3907,72 @@
         </w:rPr>
         <w:t>〕告訴你們」（見</w:t>
       </w:r>
-      <w:hyperlink r:id="rId224">
-        <w:r>
-          <w:rPr>
-            <w:lang w:val="zh_TW" w:bidi="zh_TW"/>
-          </w:rPr>
-          <w:rPr>
-            <w:color w:val="0000EE"/>
-            <w:u w:val="single"/>
-          </w:rPr>
-          <w:t>太5:22</w:t>
-        </w:r>
-      </w:hyperlink>
+      <w:r>
+        <w:rPr>
+          <w:lang w:val="zh_TW" w:bidi="zh_TW"/>
+        </w:rPr>
+        <w:t>太5:22</w:t>
+      </w:r>
       <w:r>
         <w:rPr>
           <w:lang w:val="zh_TW" w:bidi="zh_TW"/>
         </w:rPr>
         <w:t>、</w:t>
       </w:r>
-      <w:hyperlink r:id="rId225">
-        <w:r>
-          <w:rPr>
-            <w:lang w:val="zh_TW" w:bidi="zh_TW"/>
-          </w:rPr>
-          <w:rPr>
-            <w:color w:val="0000EE"/>
-            <w:u w:val="single"/>
-          </w:rPr>
-          <w:t>28</w:t>
-        </w:r>
-      </w:hyperlink>
+      <w:r>
+        <w:rPr>
+          <w:lang w:val="zh_TW" w:bidi="zh_TW"/>
+        </w:rPr>
+        <w:t>28</w:t>
+      </w:r>
       <w:r>
         <w:rPr>
           <w:lang w:val="zh_TW" w:bidi="zh_TW"/>
         </w:rPr>
         <w:t>、</w:t>
       </w:r>
-      <w:hyperlink r:id="rId226">
-        <w:r>
-          <w:rPr>
-            <w:lang w:val="zh_TW" w:bidi="zh_TW"/>
-          </w:rPr>
-          <w:rPr>
-            <w:color w:val="0000EE"/>
-            <w:u w:val="single"/>
-          </w:rPr>
-          <w:t>32</w:t>
-        </w:r>
-      </w:hyperlink>
+      <w:r>
+        <w:rPr>
+          <w:lang w:val="zh_TW" w:bidi="zh_TW"/>
+        </w:rPr>
+        <w:t>32</w:t>
+      </w:r>
       <w:r>
         <w:rPr>
           <w:lang w:val="zh_TW" w:bidi="zh_TW"/>
         </w:rPr>
         <w:t>、</w:t>
       </w:r>
-      <w:hyperlink r:id="rId227">
-        <w:r>
-          <w:rPr>
-            <w:lang w:val="zh_TW" w:bidi="zh_TW"/>
-          </w:rPr>
-          <w:rPr>
-            <w:color w:val="0000EE"/>
-            <w:u w:val="single"/>
-          </w:rPr>
-          <w:t>34</w:t>
-        </w:r>
-      </w:hyperlink>
+      <w:r>
+        <w:rPr>
+          <w:lang w:val="zh_TW" w:bidi="zh_TW"/>
+        </w:rPr>
+        <w:t>34</w:t>
+      </w:r>
       <w:r>
         <w:rPr>
           <w:lang w:val="zh_TW" w:bidi="zh_TW"/>
         </w:rPr>
         <w:t>、</w:t>
       </w:r>
-      <w:hyperlink r:id="rId228">
-        <w:r>
-          <w:rPr>
-            <w:lang w:val="zh_TW" w:bidi="zh_TW"/>
-          </w:rPr>
-          <w:rPr>
-            <w:color w:val="0000EE"/>
-            <w:u w:val="single"/>
-          </w:rPr>
-          <w:t>39</w:t>
-        </w:r>
-      </w:hyperlink>
+      <w:r>
+        <w:rPr>
+          <w:lang w:val="zh_TW" w:bidi="zh_TW"/>
+        </w:rPr>
+        <w:t>39</w:t>
+      </w:r>
       <w:r>
         <w:rPr>
           <w:lang w:val="zh_TW" w:bidi="zh_TW"/>
         </w:rPr>
         <w:t>、</w:t>
       </w:r>
-      <w:hyperlink r:id="rId229">
-        <w:r>
-          <w:rPr>
-            <w:lang w:val="zh_TW" w:bidi="zh_TW"/>
-          </w:rPr>
-          <w:rPr>
-            <w:color w:val="0000EE"/>
-            <w:u w:val="single"/>
-          </w:rPr>
-          <w:t>44</w:t>
-        </w:r>
-      </w:hyperlink>
+      <w:r>
+        <w:rPr>
+          <w:lang w:val="zh_TW" w:bidi="zh_TW"/>
+        </w:rPr>
+        <w:t>44</w:t>
+      </w:r>
       <w:r>
         <w:rPr>
           <w:lang w:val="zh_TW" w:bidi="zh_TW"/>
@@ -5481,18 +3993,12 @@
         </w:rPr>
         <w:t>有時，耶穌以語法上不尋常的方式使用「我是」，後面並沒有接續任何說明。例如，耶穌說：「還沒有亞伯拉罕就有了我」（</w:t>
       </w:r>
-      <w:hyperlink r:id="rId230">
-        <w:r>
-          <w:rPr>
-            <w:lang w:val="zh_TW" w:bidi="zh_TW"/>
-          </w:rPr>
-          <w:rPr>
-            <w:color w:val="0000EE"/>
-            <w:u w:val="single"/>
-          </w:rPr>
-          <w:t>約8:58</w:t>
-        </w:r>
-      </w:hyperlink>
+      <w:r>
+        <w:rPr>
+          <w:lang w:val="zh_TW" w:bidi="zh_TW"/>
+        </w:rPr>
+        <w:t>約8:58</w:t>
+      </w:r>
       <w:r>
         <w:rPr>
           <w:lang w:val="zh_TW" w:bidi="zh_TW"/>
@@ -5512,48 +4018,30 @@
         </w:rPr>
         <w:t>（參</w:t>
       </w:r>
-      <w:hyperlink r:id="rId231">
-        <w:r>
-          <w:rPr>
-            <w:lang w:val="zh_TW" w:bidi="zh_TW"/>
-          </w:rPr>
-          <w:rPr>
-            <w:color w:val="0000EE"/>
-            <w:u w:val="single"/>
-          </w:rPr>
-          <w:t>8:28</w:t>
-        </w:r>
-      </w:hyperlink>
+      <w:r>
+        <w:rPr>
+          <w:lang w:val="zh_TW" w:bidi="zh_TW"/>
+        </w:rPr>
+        <w:t>8:28</w:t>
+      </w:r>
       <w:r>
         <w:rPr>
           <w:lang w:val="zh_TW" w:bidi="zh_TW"/>
         </w:rPr>
         <w:t>、</w:t>
       </w:r>
-      <w:hyperlink r:id="rId232">
-        <w:r>
-          <w:rPr>
-            <w:lang w:val="zh_TW" w:bidi="zh_TW"/>
-          </w:rPr>
-          <w:rPr>
-            <w:color w:val="0000EE"/>
-            <w:u w:val="single"/>
-          </w:rPr>
-          <w:t>59，</w:t>
-        </w:r>
-      </w:hyperlink>
-      <w:hyperlink r:id="rId233">
-        <w:r>
-          <w:rPr>
-            <w:lang w:val="zh_TW" w:bidi="zh_TW"/>
-          </w:rPr>
-          <w:rPr>
-            <w:color w:val="0000EE"/>
-            <w:u w:val="single"/>
-          </w:rPr>
-          <w:t>13:19</w:t>
-        </w:r>
-      </w:hyperlink>
+      <w:r>
+        <w:rPr>
+          <w:lang w:val="zh_TW" w:bidi="zh_TW"/>
+        </w:rPr>
+        <w:t>59，</w:t>
+      </w:r>
+      <w:r>
+        <w:rPr>
+          <w:lang w:val="zh_TW" w:bidi="zh_TW"/>
+        </w:rPr>
+        <w:t>13:19</w:t>
+      </w:r>
       <w:r>
         <w:rPr>
           <w:lang w:val="zh_TW" w:bidi="zh_TW"/>
@@ -5574,36 +4062,24 @@
         </w:rPr>
         <w:t>對這種奇特表達的最佳解釋來自舊約聖經。當摩西在西奈山遇見神時，他想知道神的名字（</w:t>
       </w:r>
-      <w:hyperlink r:id="rId234">
-        <w:r>
-          <w:rPr>
-            <w:lang w:val="zh_TW" w:bidi="zh_TW"/>
-          </w:rPr>
-          <w:rPr>
-            <w:color w:val="0000EE"/>
-            <w:u w:val="single"/>
-          </w:rPr>
-          <w:t>出3:6</w:t>
-        </w:r>
-      </w:hyperlink>
+      <w:r>
+        <w:rPr>
+          <w:lang w:val="zh_TW" w:bidi="zh_TW"/>
+        </w:rPr>
+        <w:t>出3:6</w:t>
+      </w:r>
       <w:r>
         <w:rPr>
           <w:lang w:val="zh_TW" w:bidi="zh_TW"/>
         </w:rPr>
         <w:t>、</w:t>
       </w:r>
-      <w:hyperlink r:id="rId235">
-        <w:r>
-          <w:rPr>
-            <w:lang w:val="zh_TW" w:bidi="zh_TW"/>
-          </w:rPr>
-          <w:rPr>
-            <w:color w:val="0000EE"/>
-            <w:u w:val="single"/>
-          </w:rPr>
-          <w:t>13–14</w:t>
-        </w:r>
-      </w:hyperlink>
+      <w:r>
+        <w:rPr>
+          <w:lang w:val="zh_TW" w:bidi="zh_TW"/>
+        </w:rPr>
+        <w:t>13–14</w:t>
+      </w:r>
       <w:r>
         <w:rPr>
           <w:lang w:val="zh_TW" w:bidi="zh_TW"/>
@@ -5624,42 +4100,24 @@
         </w:rPr>
         <w:t>當猶太人將舊約翻譯成希臘文時，在出埃及記三章14節中，神的名字「我是自有永有的（I AM WHO I AM）」被譯為 egō eimi ho ōn（「我是」）。在其它地方，特別是以賽亞書（</w:t>
       </w:r>
-      <w:hyperlink r:id="rId236">
-        <w:r>
-          <w:rPr>
-            <w:lang w:val="zh_TW" w:bidi="zh_TW"/>
-          </w:rPr>
-          <w:rPr>
-            <w:color w:val="0000EE"/>
-            <w:u w:val="single"/>
-          </w:rPr>
-          <w:t>43:25，</w:t>
-        </w:r>
-      </w:hyperlink>
-      <w:hyperlink r:id="rId237">
-        <w:r>
-          <w:rPr>
-            <w:lang w:val="zh_TW" w:bidi="zh_TW"/>
-          </w:rPr>
-          <w:rPr>
-            <w:color w:val="0000EE"/>
-            <w:u w:val="single"/>
-          </w:rPr>
-          <w:t>51:12，</w:t>
-        </w:r>
-      </w:hyperlink>
-      <w:hyperlink r:id="rId238">
-        <w:r>
-          <w:rPr>
-            <w:lang w:val="zh_TW" w:bidi="zh_TW"/>
-          </w:rPr>
-          <w:rPr>
-            <w:color w:val="0000EE"/>
-            <w:u w:val="single"/>
-          </w:rPr>
-          <w:t>52:6</w:t>
-        </w:r>
-      </w:hyperlink>
+      <w:r>
+        <w:rPr>
+          <w:lang w:val="zh_TW" w:bidi="zh_TW"/>
+        </w:rPr>
+        <w:t>43:25，</w:t>
+      </w:r>
+      <w:r>
+        <w:rPr>
+          <w:lang w:val="zh_TW" w:bidi="zh_TW"/>
+        </w:rPr>
+        <w:t>51:12，</w:t>
+      </w:r>
+      <w:r>
+        <w:rPr>
+          <w:lang w:val="zh_TW" w:bidi="zh_TW"/>
+        </w:rPr>
+        <w:t>52:6</w:t>
+      </w:r>
       <w:r>
         <w:rPr>
           <w:lang w:val="zh_TW" w:bidi="zh_TW"/>
@@ -5693,18 +4151,12 @@
         </w:rPr>
         <w:t>（</w:t>
       </w:r>
-      <w:hyperlink r:id="rId239">
-        <w:r>
-          <w:rPr>
-            <w:lang w:val="zh_TW" w:bidi="zh_TW"/>
-          </w:rPr>
-          <w:rPr>
-            <w:color w:val="0000EE"/>
-            <w:u w:val="single"/>
-          </w:rPr>
-          <w:t>約1:1</w:t>
-        </w:r>
-      </w:hyperlink>
+      <w:r>
+        <w:rPr>
+          <w:lang w:val="zh_TW" w:bidi="zh_TW"/>
+        </w:rPr>
+        <w:t>約1:1</w:t>
+      </w:r>
       <w:r>
         <w:rPr>
           <w:lang w:val="zh_TW" w:bidi="zh_TW"/>
@@ -5734,144 +4186,84 @@
           <w:lang w:val="zh_TW" w:bidi="zh_TW"/>
         </w:rPr>
       </w:r>
-      <w:hyperlink r:id="rId217">
-        <w:r>
-          <w:rPr>
-            <w:lang w:val="zh_TW" w:bidi="zh_TW"/>
-          </w:rPr>
-          <w:rPr>
-            <w:color w:val="0000EE"/>
-            <w:u w:val="single"/>
-          </w:rPr>
-          <w:t>約6:35</w:t>
-        </w:r>
-      </w:hyperlink>
+      <w:r>
+        <w:rPr>
+          <w:lang w:val="zh_TW" w:bidi="zh_TW"/>
+        </w:rPr>
+        <w:t>約6:35</w:t>
+      </w:r>
       <w:r>
         <w:rPr>
           <w:lang w:val="zh_TW" w:bidi="zh_TW"/>
         </w:rPr>
         <w:t>、</w:t>
       </w:r>
-      <w:hyperlink r:id="rId240">
-        <w:r>
-          <w:rPr>
-            <w:lang w:val="zh_TW" w:bidi="zh_TW"/>
-          </w:rPr>
-          <w:rPr>
-            <w:color w:val="0000EE"/>
-            <w:u w:val="single"/>
-          </w:rPr>
-          <w:t>48，</w:t>
-        </w:r>
-      </w:hyperlink>
-      <w:hyperlink r:id="rId218">
-        <w:r>
-          <w:rPr>
-            <w:lang w:val="zh_TW" w:bidi="zh_TW"/>
-          </w:rPr>
-          <w:rPr>
-            <w:color w:val="0000EE"/>
-            <w:u w:val="single"/>
-          </w:rPr>
-          <w:t>8:12</w:t>
-        </w:r>
-      </w:hyperlink>
+      <w:r>
+        <w:rPr>
+          <w:lang w:val="zh_TW" w:bidi="zh_TW"/>
+        </w:rPr>
+        <w:t>48，</w:t>
+      </w:r>
+      <w:r>
+        <w:rPr>
+          <w:lang w:val="zh_TW" w:bidi="zh_TW"/>
+        </w:rPr>
+        <w:t>8:12</w:t>
+      </w:r>
       <w:r>
         <w:rPr>
           <w:lang w:val="zh_TW" w:bidi="zh_TW"/>
         </w:rPr>
         <w:t>、</w:t>
       </w:r>
-      <w:hyperlink r:id="rId230">
-        <w:r>
-          <w:rPr>
-            <w:lang w:val="zh_TW" w:bidi="zh_TW"/>
-          </w:rPr>
-          <w:rPr>
-            <w:color w:val="0000EE"/>
-            <w:u w:val="single"/>
-          </w:rPr>
-          <w:t>58，</w:t>
-        </w:r>
-      </w:hyperlink>
-      <w:hyperlink r:id="rId241">
-        <w:r>
-          <w:rPr>
-            <w:lang w:val="zh_TW" w:bidi="zh_TW"/>
-          </w:rPr>
-          <w:rPr>
-            <w:color w:val="0000EE"/>
-            <w:u w:val="single"/>
-          </w:rPr>
-          <w:t>9:5，</w:t>
-        </w:r>
-      </w:hyperlink>
-      <w:hyperlink r:id="rId242">
-        <w:r>
-          <w:rPr>
-            <w:lang w:val="zh_TW" w:bidi="zh_TW"/>
-          </w:rPr>
-          <w:rPr>
-            <w:color w:val="0000EE"/>
-            <w:u w:val="single"/>
-          </w:rPr>
-          <w:t>10:7–14，</w:t>
-        </w:r>
-      </w:hyperlink>
-      <w:hyperlink r:id="rId221">
-        <w:r>
-          <w:rPr>
-            <w:lang w:val="zh_TW" w:bidi="zh_TW"/>
-          </w:rPr>
-          <w:rPr>
-            <w:color w:val="0000EE"/>
-            <w:u w:val="single"/>
-          </w:rPr>
-          <w:t>11:25，</w:t>
-        </w:r>
-      </w:hyperlink>
-      <w:hyperlink r:id="rId222">
-        <w:r>
-          <w:rPr>
-            <w:lang w:val="zh_TW" w:bidi="zh_TW"/>
-          </w:rPr>
-          <w:rPr>
-            <w:color w:val="0000EE"/>
-            <w:u w:val="single"/>
-          </w:rPr>
-          <w:t>14:6，</w:t>
-        </w:r>
-      </w:hyperlink>
-      <w:hyperlink r:id="rId223">
-        <w:r>
-          <w:rPr>
-            <w:lang w:val="zh_TW" w:bidi="zh_TW"/>
-          </w:rPr>
-          <w:rPr>
-            <w:color w:val="0000EE"/>
-            <w:u w:val="single"/>
-          </w:rPr>
-          <w:t>15:1</w:t>
-        </w:r>
-      </w:hyperlink>
+      <w:r>
+        <w:rPr>
+          <w:lang w:val="zh_TW" w:bidi="zh_TW"/>
+        </w:rPr>
+        <w:t>58，</w:t>
+      </w:r>
+      <w:r>
+        <w:rPr>
+          <w:lang w:val="zh_TW" w:bidi="zh_TW"/>
+        </w:rPr>
+        <w:t>9:5，</w:t>
+      </w:r>
+      <w:r>
+        <w:rPr>
+          <w:lang w:val="zh_TW" w:bidi="zh_TW"/>
+        </w:rPr>
+        <w:t>10:7–14，</w:t>
+      </w:r>
+      <w:r>
+        <w:rPr>
+          <w:lang w:val="zh_TW" w:bidi="zh_TW"/>
+        </w:rPr>
+        <w:t>11:25，</w:t>
+      </w:r>
+      <w:r>
+        <w:rPr>
+          <w:lang w:val="zh_TW" w:bidi="zh_TW"/>
+        </w:rPr>
+        <w:t>14:6，</w:t>
+      </w:r>
+      <w:r>
+        <w:rPr>
+          <w:lang w:val="zh_TW" w:bidi="zh_TW"/>
+        </w:rPr>
+        <w:t>15:1</w:t>
+      </w:r>
       <w:r>
         <w:rPr>
           <w:lang w:val="zh_TW" w:bidi="zh_TW"/>
         </w:rPr>
         <w:t>、</w:t>
       </w:r>
-      <w:hyperlink r:id="rId243">
-        <w:r>
-          <w:rPr>
-            <w:lang w:val="zh_TW" w:bidi="zh_TW"/>
-          </w:rPr>
-          <w:rPr>
-            <w:color w:val="0000EE"/>
-            <w:u w:val="single"/>
-          </w:rPr>
-          <w:t>5</w:t>
-        </w:r>
-      </w:hyperlink>
+      <w:r>
+        <w:rPr>
+          <w:lang w:val="zh_TW" w:bidi="zh_TW"/>
+        </w:rPr>
+        <w:t>5</w:t>
+      </w:r>
       <w:r>
         <w:rPr>
           <w:lang w:val="zh_TW" w:bidi="zh_TW"/>
@@ -5959,108 +4351,72 @@
         </w:rPr>
         <w:t>八福描述跟隨耶穌的人應有的生活方式與態度。耶穌在向以色列宣講天國的信息時，呼召人們來跟隨祂（另見</w:t>
       </w:r>
-      <w:hyperlink r:id="rId244">
-        <w:r>
-          <w:rPr>
-            <w:lang w:val="zh_TW" w:bidi="zh_TW"/>
-          </w:rPr>
-          <w:rPr>
-            <w:color w:val="0000EE"/>
-            <w:u w:val="single"/>
-          </w:rPr>
-          <w:t>太11:6</w:t>
-        </w:r>
-      </w:hyperlink>
+      <w:r>
+        <w:rPr>
+          <w:lang w:val="zh_TW" w:bidi="zh_TW"/>
+        </w:rPr>
+        <w:t>太11:6</w:t>
+      </w:r>
       <w:r>
         <w:rPr>
           <w:lang w:val="zh_TW" w:bidi="zh_TW"/>
         </w:rPr>
         <w:t>，</w:t>
       </w:r>
-      <w:hyperlink r:id="rId245">
-        <w:r>
-          <w:rPr>
-            <w:lang w:val="zh_TW" w:bidi="zh_TW"/>
-          </w:rPr>
-          <w:rPr>
-            <w:color w:val="0000EE"/>
-            <w:u w:val="single"/>
-          </w:rPr>
-          <w:t>13:16</w:t>
-        </w:r>
-      </w:hyperlink>
+      <w:r>
+        <w:rPr>
+          <w:lang w:val="zh_TW" w:bidi="zh_TW"/>
+        </w:rPr>
+        <w:t>13:16</w:t>
+      </w:r>
       <w:r>
         <w:rPr>
           <w:lang w:val="zh_TW" w:bidi="zh_TW"/>
         </w:rPr>
         <w:t>，</w:t>
       </w:r>
-      <w:hyperlink r:id="rId246">
-        <w:r>
-          <w:rPr>
-            <w:lang w:val="zh_TW" w:bidi="zh_TW"/>
-          </w:rPr>
-          <w:rPr>
-            <w:color w:val="0000EE"/>
-            <w:u w:val="single"/>
-          </w:rPr>
-          <w:t>16:17</w:t>
-        </w:r>
-      </w:hyperlink>
+      <w:r>
+        <w:rPr>
+          <w:lang w:val="zh_TW" w:bidi="zh_TW"/>
+        </w:rPr>
+        <w:t>16:17</w:t>
+      </w:r>
       <w:r>
         <w:rPr>
           <w:lang w:val="zh_TW" w:bidi="zh_TW"/>
         </w:rPr>
         <w:t>，</w:t>
       </w:r>
-      <w:hyperlink r:id="rId247">
-        <w:r>
-          <w:rPr>
-            <w:lang w:val="zh_TW" w:bidi="zh_TW"/>
-          </w:rPr>
-          <w:rPr>
-            <w:color w:val="0000EE"/>
-            <w:u w:val="single"/>
-          </w:rPr>
-          <w:t>24:46</w:t>
-        </w:r>
-      </w:hyperlink>
+      <w:r>
+        <w:rPr>
+          <w:lang w:val="zh_TW" w:bidi="zh_TW"/>
+        </w:rPr>
+        <w:t>24:46</w:t>
+      </w:r>
       <w:r>
         <w:rPr>
           <w:lang w:val="zh_TW" w:bidi="zh_TW"/>
         </w:rPr>
         <w:t>）。那些蒙耶穌祝福的人，正是聽了天國的信息而認罪悔改的人（</w:t>
       </w:r>
-      <w:hyperlink r:id="rId248">
-        <w:r>
-          <w:rPr>
-            <w:lang w:val="zh_TW" w:bidi="zh_TW"/>
-          </w:rPr>
-          <w:rPr>
-            <w:color w:val="0000EE"/>
-            <w:u w:val="single"/>
-          </w:rPr>
-          <w:t>太4:17–22</w:t>
-        </w:r>
-      </w:hyperlink>
+      <w:r>
+        <w:rPr>
+          <w:lang w:val="zh_TW" w:bidi="zh_TW"/>
+        </w:rPr>
+        <w:t>太4:17–22</w:t>
+      </w:r>
       <w:r>
         <w:rPr>
           <w:lang w:val="zh_TW" w:bidi="zh_TW"/>
         </w:rPr>
         <w:t>）。八福與</w:t>
       </w:r>
-      <w:hyperlink r:id="rId249">
-        <w:r>
-          <w:rPr>
-            <w:lang w:val="zh_TW" w:bidi="zh_TW"/>
-          </w:rPr>
-          <w:rPr>
-            <w:color w:val="0000EE"/>
-            <w:u w:val="single"/>
-          </w:rPr>
-          <w:t>以賽亞書六十一章1至3節</w:t>
-        </w:r>
-      </w:hyperlink>
+      <w:r>
+        <w:rPr>
+          <w:lang w:val="zh_TW" w:bidi="zh_TW"/>
+        </w:rPr>
+        <w:t>以賽亞書六十一章1至3節</w:t>
+      </w:r>
       <w:r>
         <w:rPr>
           <w:lang w:val="zh_TW" w:bidi="zh_TW"/>
@@ -6099,18 +4455,12 @@
         </w:rPr>
         <w:t>這福來自神，表明祂的認可（見</w:t>
       </w:r>
-      <w:hyperlink r:id="rId250">
-        <w:r>
-          <w:rPr>
-            <w:lang w:val="zh_TW" w:bidi="zh_TW"/>
-          </w:rPr>
-          <w:rPr>
-            <w:color w:val="0000EE"/>
-            <w:u w:val="single"/>
-          </w:rPr>
-          <w:t>太25:34</w:t>
-        </w:r>
-      </w:hyperlink>
+      <w:r>
+        <w:rPr>
+          <w:lang w:val="zh_TW" w:bidi="zh_TW"/>
+        </w:rPr>
+        <w:t>太25:34</w:t>
+      </w:r>
       <w:r>
         <w:rPr>
           <w:lang w:val="zh_TW" w:bidi="zh_TW"/>
@@ -6135,54 +4485,36 @@
         </w:rPr>
         <w:t>這福顯示神應許的實現（見</w:t>
       </w:r>
-      <w:hyperlink r:id="rId244">
-        <w:r>
-          <w:rPr>
-            <w:lang w:val="zh_TW" w:bidi="zh_TW"/>
-          </w:rPr>
-          <w:rPr>
-            <w:color w:val="0000EE"/>
-            <w:u w:val="single"/>
-          </w:rPr>
-          <w:t>太11:6</w:t>
-        </w:r>
-      </w:hyperlink>
+      <w:r>
+        <w:rPr>
+          <w:lang w:val="zh_TW" w:bidi="zh_TW"/>
+        </w:rPr>
+        <w:t>太11:6</w:t>
+      </w:r>
       <w:r>
         <w:rPr>
           <w:lang w:val="zh_TW" w:bidi="zh_TW"/>
         </w:rPr>
         <w:t>，</w:t>
       </w:r>
-      <w:hyperlink r:id="rId245">
-        <w:r>
-          <w:rPr>
-            <w:lang w:val="zh_TW" w:bidi="zh_TW"/>
-          </w:rPr>
-          <w:rPr>
-            <w:color w:val="0000EE"/>
-            <w:u w:val="single"/>
-          </w:rPr>
-          <w:t>13:16</w:t>
-        </w:r>
-      </w:hyperlink>
+      <w:r>
+        <w:rPr>
+          <w:lang w:val="zh_TW" w:bidi="zh_TW"/>
+        </w:rPr>
+        <w:t>13:16</w:t>
+      </w:r>
       <w:r>
         <w:rPr>
           <w:lang w:val="zh_TW" w:bidi="zh_TW"/>
         </w:rPr>
         <w:t>，</w:t>
       </w:r>
-      <w:hyperlink r:id="rId246">
-        <w:r>
-          <w:rPr>
-            <w:lang w:val="zh_TW" w:bidi="zh_TW"/>
-          </w:rPr>
-          <w:rPr>
-            <w:color w:val="0000EE"/>
-            <w:u w:val="single"/>
-          </w:rPr>
-          <w:t>16:17</w:t>
-        </w:r>
-      </w:hyperlink>
+      <w:r>
+        <w:rPr>
+          <w:lang w:val="zh_TW" w:bidi="zh_TW"/>
+        </w:rPr>
+        <w:t>16:17</w:t>
+      </w:r>
       <w:r>
         <w:rPr>
           <w:lang w:val="zh_TW" w:bidi="zh_TW"/>
@@ -6207,36 +4539,24 @@
         </w:rPr>
         <w:t>這福以出人意料的方式改變現實，使信靠神的人生命得以改善（見</w:t>
       </w:r>
-      <w:hyperlink r:id="rId251">
-        <w:r>
-          <w:rPr>
-            <w:lang w:val="zh_TW" w:bidi="zh_TW"/>
-          </w:rPr>
-          <w:rPr>
-            <w:color w:val="0000EE"/>
-            <w:u w:val="single"/>
-          </w:rPr>
-          <w:t>路1:1–2:52</w:t>
-        </w:r>
-      </w:hyperlink>
+      <w:r>
+        <w:rPr>
+          <w:lang w:val="zh_TW" w:bidi="zh_TW"/>
+        </w:rPr>
+        <w:t>路1:1–2:52</w:t>
+      </w:r>
       <w:r>
         <w:rPr>
           <w:lang w:val="zh_TW" w:bidi="zh_TW"/>
         </w:rPr>
         <w:t>，</w:t>
       </w:r>
-      <w:hyperlink r:id="rId252">
-        <w:r>
-          <w:rPr>
-            <w:lang w:val="zh_TW" w:bidi="zh_TW"/>
-          </w:rPr>
-          <w:rPr>
-            <w:color w:val="0000EE"/>
-            <w:u w:val="single"/>
-          </w:rPr>
-          <w:t>6:20–26</w:t>
-        </w:r>
-      </w:hyperlink>
+      <w:r>
+        <w:rPr>
+          <w:lang w:val="zh_TW" w:bidi="zh_TW"/>
+        </w:rPr>
+        <w:t>6:20–26</w:t>
+      </w:r>
       <w:r>
         <w:rPr>
           <w:lang w:val="zh_TW" w:bidi="zh_TW"/>
@@ -6261,126 +4581,84 @@
         </w:rPr>
         <w:t>人若要領受這福，就必須遵行神的旨意（見</w:t>
       </w:r>
-      <w:hyperlink r:id="rId253">
-        <w:r>
-          <w:rPr>
-            <w:lang w:val="zh_TW" w:bidi="zh_TW"/>
-          </w:rPr>
-          <w:rPr>
-            <w:color w:val="0000EE"/>
-            <w:u w:val="single"/>
-          </w:rPr>
-          <w:t>詩1:1</w:t>
-        </w:r>
-      </w:hyperlink>
+      <w:r>
+        <w:rPr>
+          <w:lang w:val="zh_TW" w:bidi="zh_TW"/>
+        </w:rPr>
+        <w:t>詩1:1</w:t>
+      </w:r>
       <w:r>
         <w:rPr>
           <w:lang w:val="zh_TW" w:bidi="zh_TW"/>
         </w:rPr>
         <w:t>、</w:t>
       </w:r>
-      <w:hyperlink r:id="rId254">
-        <w:r>
-          <w:rPr>
-            <w:lang w:val="zh_TW" w:bidi="zh_TW"/>
-          </w:rPr>
-          <w:rPr>
-            <w:color w:val="0000EE"/>
-            <w:u w:val="single"/>
-          </w:rPr>
-          <w:t>3–6</w:t>
-        </w:r>
-      </w:hyperlink>
+      <w:r>
+        <w:rPr>
+          <w:lang w:val="zh_TW" w:bidi="zh_TW"/>
+        </w:rPr>
+        <w:t>3–6</w:t>
+      </w:r>
       <w:r>
         <w:rPr>
           <w:lang w:val="zh_TW" w:bidi="zh_TW"/>
         </w:rPr>
         <w:t>，</w:t>
       </w:r>
-      <w:hyperlink r:id="rId255">
-        <w:r>
-          <w:rPr>
-            <w:lang w:val="zh_TW" w:bidi="zh_TW"/>
-          </w:rPr>
-          <w:rPr>
-            <w:color w:val="0000EE"/>
-            <w:u w:val="single"/>
-          </w:rPr>
-          <w:t>106:3</w:t>
-        </w:r>
-      </w:hyperlink>
+      <w:r>
+        <w:rPr>
+          <w:lang w:val="zh_TW" w:bidi="zh_TW"/>
+        </w:rPr>
+        <w:t>106:3</w:t>
+      </w:r>
       <w:r>
         <w:rPr>
           <w:lang w:val="zh_TW" w:bidi="zh_TW"/>
         </w:rPr>
         <w:t>，</w:t>
       </w:r>
-      <w:hyperlink r:id="rId256">
-        <w:r>
-          <w:rPr>
-            <w:lang w:val="zh_TW" w:bidi="zh_TW"/>
-          </w:rPr>
-          <w:rPr>
-            <w:color w:val="0000EE"/>
-            <w:u w:val="single"/>
-          </w:rPr>
-          <w:t>112:1–2</w:t>
-        </w:r>
-      </w:hyperlink>
+      <w:r>
+        <w:rPr>
+          <w:lang w:val="zh_TW" w:bidi="zh_TW"/>
+        </w:rPr>
+        <w:t>112:1–2</w:t>
+      </w:r>
       <w:r>
         <w:rPr>
           <w:lang w:val="zh_TW" w:bidi="zh_TW"/>
         </w:rPr>
         <w:t>，</w:t>
       </w:r>
-      <w:hyperlink r:id="rId257">
-        <w:r>
-          <w:rPr>
-            <w:lang w:val="zh_TW" w:bidi="zh_TW"/>
-          </w:rPr>
-          <w:rPr>
-            <w:color w:val="0000EE"/>
-            <w:u w:val="single"/>
-          </w:rPr>
-          <w:t>119:1–2</w:t>
-        </w:r>
-      </w:hyperlink>
+      <w:r>
+        <w:rPr>
+          <w:lang w:val="zh_TW" w:bidi="zh_TW"/>
+        </w:rPr>
+        <w:t>119:1–2</w:t>
+      </w:r>
       <w:r>
         <w:rPr>
           <w:lang w:val="zh_TW" w:bidi="zh_TW"/>
         </w:rPr>
         <w:t>；</w:t>
       </w:r>
-      <w:hyperlink r:id="rId258">
-        <w:r>
-          <w:rPr>
-            <w:lang w:val="zh_TW" w:bidi="zh_TW"/>
-          </w:rPr>
-          <w:rPr>
-            <w:color w:val="0000EE"/>
-            <w:u w:val="single"/>
-          </w:rPr>
-          <w:t>箴8:32</w:t>
-        </w:r>
-      </w:hyperlink>
+      <w:r>
+        <w:rPr>
+          <w:lang w:val="zh_TW" w:bidi="zh_TW"/>
+        </w:rPr>
+        <w:t>箴8:32</w:t>
+      </w:r>
       <w:r>
         <w:rPr>
           <w:lang w:val="zh_TW" w:bidi="zh_TW"/>
         </w:rPr>
         <w:t>；</w:t>
       </w:r>
-      <w:hyperlink r:id="rId259">
-        <w:r>
-          <w:rPr>
-            <w:lang w:val="zh_TW" w:bidi="zh_TW"/>
-          </w:rPr>
-          <w:rPr>
-            <w:color w:val="0000EE"/>
-            <w:u w:val="single"/>
-          </w:rPr>
-          <w:t>賽56:2</w:t>
-        </w:r>
-      </w:hyperlink>
+      <w:r>
+        <w:rPr>
+          <w:lang w:val="zh_TW" w:bidi="zh_TW"/>
+        </w:rPr>
+        <w:t>賽56:2</w:t>
+      </w:r>
       <w:r>
         <w:rPr>
           <w:lang w:val="zh_TW" w:bidi="zh_TW"/>
@@ -6424,216 +4702,144 @@
           <w:lang w:val="zh_TW" w:bidi="zh_TW"/>
         </w:rPr>
       </w:r>
-      <w:hyperlink r:id="rId260">
-        <w:r>
-          <w:rPr>
-            <w:lang w:val="zh_TW" w:bidi="zh_TW"/>
-          </w:rPr>
-          <w:rPr>
-            <w:color w:val="0000EE"/>
-            <w:u w:val="single"/>
-          </w:rPr>
-          <w:t>詩1:1–3</w:t>
-        </w:r>
-      </w:hyperlink>
+      <w:r>
+        <w:rPr>
+          <w:lang w:val="zh_TW" w:bidi="zh_TW"/>
+        </w:rPr>
+        <w:t>詩1:1–3</w:t>
+      </w:r>
       <w:r>
         <w:rPr>
           <w:lang w:val="zh_TW" w:bidi="zh_TW"/>
         </w:rPr>
         <w:t>，</w:t>
       </w:r>
-      <w:hyperlink r:id="rId255">
-        <w:r>
-          <w:rPr>
-            <w:lang w:val="zh_TW" w:bidi="zh_TW"/>
-          </w:rPr>
-          <w:rPr>
-            <w:color w:val="0000EE"/>
-            <w:u w:val="single"/>
-          </w:rPr>
-          <w:t>106:3</w:t>
-        </w:r>
-      </w:hyperlink>
+      <w:r>
+        <w:rPr>
+          <w:lang w:val="zh_TW" w:bidi="zh_TW"/>
+        </w:rPr>
+        <w:t>106:3</w:t>
+      </w:r>
       <w:r>
         <w:rPr>
           <w:lang w:val="zh_TW" w:bidi="zh_TW"/>
         </w:rPr>
         <w:t>，</w:t>
       </w:r>
-      <w:hyperlink r:id="rId256">
-        <w:r>
-          <w:rPr>
-            <w:lang w:val="zh_TW" w:bidi="zh_TW"/>
-          </w:rPr>
-          <w:rPr>
-            <w:color w:val="0000EE"/>
-            <w:u w:val="single"/>
-          </w:rPr>
-          <w:t>112:1–2</w:t>
-        </w:r>
-      </w:hyperlink>
+      <w:r>
+        <w:rPr>
+          <w:lang w:val="zh_TW" w:bidi="zh_TW"/>
+        </w:rPr>
+        <w:t>112:1–2</w:t>
+      </w:r>
       <w:r>
         <w:rPr>
           <w:lang w:val="zh_TW" w:bidi="zh_TW"/>
         </w:rPr>
         <w:t>，</w:t>
       </w:r>
-      <w:hyperlink r:id="rId257">
-        <w:r>
-          <w:rPr>
-            <w:lang w:val="zh_TW" w:bidi="zh_TW"/>
-          </w:rPr>
-          <w:rPr>
-            <w:color w:val="0000EE"/>
-            <w:u w:val="single"/>
-          </w:rPr>
-          <w:t>119:1–2</w:t>
-        </w:r>
-      </w:hyperlink>
+      <w:r>
+        <w:rPr>
+          <w:lang w:val="zh_TW" w:bidi="zh_TW"/>
+        </w:rPr>
+        <w:t>119:1–2</w:t>
+      </w:r>
       <w:r>
         <w:rPr>
           <w:lang w:val="zh_TW" w:bidi="zh_TW"/>
         </w:rPr>
         <w:t>；</w:t>
       </w:r>
-      <w:hyperlink r:id="rId261">
-        <w:r>
-          <w:rPr>
-            <w:lang w:val="zh_TW" w:bidi="zh_TW"/>
-          </w:rPr>
-          <w:rPr>
-            <w:color w:val="0000EE"/>
-            <w:u w:val="single"/>
-          </w:rPr>
-          <w:t>賽56:1–2</w:t>
-        </w:r>
-      </w:hyperlink>
+      <w:r>
+        <w:rPr>
+          <w:lang w:val="zh_TW" w:bidi="zh_TW"/>
+        </w:rPr>
+        <w:t>賽56:1–2</w:t>
+      </w:r>
       <w:r>
         <w:rPr>
           <w:lang w:val="zh_TW" w:bidi="zh_TW"/>
         </w:rPr>
         <w:t>；</w:t>
       </w:r>
-      <w:hyperlink r:id="rId262">
-        <w:r>
-          <w:rPr>
-            <w:lang w:val="zh_TW" w:bidi="zh_TW"/>
-          </w:rPr>
-          <w:rPr>
-            <w:color w:val="0000EE"/>
-            <w:u w:val="single"/>
-          </w:rPr>
-          <w:t>太5:3–12</w:t>
-        </w:r>
-      </w:hyperlink>
+      <w:r>
+        <w:rPr>
+          <w:lang w:val="zh_TW" w:bidi="zh_TW"/>
+        </w:rPr>
+        <w:t>太5:3–12</w:t>
+      </w:r>
       <w:r>
         <w:rPr>
           <w:lang w:val="zh_TW" w:bidi="zh_TW"/>
         </w:rPr>
         <w:t>，</w:t>
       </w:r>
-      <w:hyperlink r:id="rId244">
-        <w:r>
-          <w:rPr>
-            <w:lang w:val="zh_TW" w:bidi="zh_TW"/>
-          </w:rPr>
-          <w:rPr>
-            <w:color w:val="0000EE"/>
-            <w:u w:val="single"/>
-          </w:rPr>
-          <w:t>11:6</w:t>
-        </w:r>
-      </w:hyperlink>
+      <w:r>
+        <w:rPr>
+          <w:lang w:val="zh_TW" w:bidi="zh_TW"/>
+        </w:rPr>
+        <w:t>11:6</w:t>
+      </w:r>
       <w:r>
         <w:rPr>
           <w:lang w:val="zh_TW" w:bidi="zh_TW"/>
         </w:rPr>
         <w:t>，</w:t>
       </w:r>
-      <w:hyperlink r:id="rId245">
-        <w:r>
-          <w:rPr>
-            <w:lang w:val="zh_TW" w:bidi="zh_TW"/>
-          </w:rPr>
-          <w:rPr>
-            <w:color w:val="0000EE"/>
-            <w:u w:val="single"/>
-          </w:rPr>
-          <w:t>13:16</w:t>
-        </w:r>
-      </w:hyperlink>
+      <w:r>
+        <w:rPr>
+          <w:lang w:val="zh_TW" w:bidi="zh_TW"/>
+        </w:rPr>
+        <w:t>13:16</w:t>
+      </w:r>
       <w:r>
         <w:rPr>
           <w:lang w:val="zh_TW" w:bidi="zh_TW"/>
         </w:rPr>
         <w:t>，</w:t>
       </w:r>
-      <w:hyperlink r:id="rId246">
-        <w:r>
-          <w:rPr>
-            <w:lang w:val="zh_TW" w:bidi="zh_TW"/>
-          </w:rPr>
-          <w:rPr>
-            <w:color w:val="0000EE"/>
-            <w:u w:val="single"/>
-          </w:rPr>
-          <w:t>16:17</w:t>
-        </w:r>
-      </w:hyperlink>
+      <w:r>
+        <w:rPr>
+          <w:lang w:val="zh_TW" w:bidi="zh_TW"/>
+        </w:rPr>
+        <w:t>16:17</w:t>
+      </w:r>
       <w:r>
         <w:rPr>
           <w:lang w:val="zh_TW" w:bidi="zh_TW"/>
         </w:rPr>
         <w:t>，</w:t>
       </w:r>
-      <w:hyperlink r:id="rId247">
-        <w:r>
-          <w:rPr>
-            <w:lang w:val="zh_TW" w:bidi="zh_TW"/>
-          </w:rPr>
-          <w:rPr>
-            <w:color w:val="0000EE"/>
-            <w:u w:val="single"/>
-          </w:rPr>
-          <w:t>24:46</w:t>
-        </w:r>
-      </w:hyperlink>
+      <w:r>
+        <w:rPr>
+          <w:lang w:val="zh_TW" w:bidi="zh_TW"/>
+        </w:rPr>
+        <w:t>24:46</w:t>
+      </w:r>
       <w:r>
         <w:rPr>
           <w:lang w:val="zh_TW" w:bidi="zh_TW"/>
         </w:rPr>
         <w:t>，</w:t>
       </w:r>
-      <w:hyperlink r:id="rId250">
-        <w:r>
-          <w:rPr>
-            <w:lang w:val="zh_TW" w:bidi="zh_TW"/>
-          </w:rPr>
-          <w:rPr>
-            <w:color w:val="0000EE"/>
-            <w:u w:val="single"/>
-          </w:rPr>
-          <w:t>25:34</w:t>
-        </w:r>
-      </w:hyperlink>
+      <w:r>
+        <w:rPr>
+          <w:lang w:val="zh_TW" w:bidi="zh_TW"/>
+        </w:rPr>
+        <w:t>25:34</w:t>
+      </w:r>
       <w:r>
         <w:rPr>
           <w:lang w:val="zh_TW" w:bidi="zh_TW"/>
         </w:rPr>
         <w:t>；</w:t>
       </w:r>
-      <w:hyperlink r:id="rId252">
-        <w:r>
-          <w:rPr>
-            <w:lang w:val="zh_TW" w:bidi="zh_TW"/>
-          </w:rPr>
-          <w:rPr>
-            <w:color w:val="0000EE"/>
-            <w:u w:val="single"/>
-          </w:rPr>
-          <w:t>路6:20–26</w:t>
-        </w:r>
-      </w:hyperlink>
+      <w:r>
+        <w:rPr>
+          <w:lang w:val="zh_TW" w:bidi="zh_TW"/>
+        </w:rPr>
+        <w:t>路6:20–26</w:t>
+      </w:r>
       <w:r>
         <w:rPr>
           <w:lang w:val="zh_TW" w:bidi="zh_TW"/>
@@ -6682,36 +4888,24 @@
         </w:rPr>
         <w:t>馬太福音與路加福音都記載了耶穌祖先的列表（</w:t>
       </w:r>
-      <w:hyperlink r:id="rId263">
-        <w:r>
-          <w:rPr>
-            <w:lang w:val="zh_TW" w:bidi="zh_TW"/>
-          </w:rPr>
-          <w:rPr>
-            <w:color w:val="0000EE"/>
-            <w:u w:val="single"/>
-          </w:rPr>
-          <w:t>太1:1–17</w:t>
-        </w:r>
-      </w:hyperlink>
+      <w:r>
+        <w:rPr>
+          <w:lang w:val="zh_TW" w:bidi="zh_TW"/>
+        </w:rPr>
+        <w:t>太1:1–17</w:t>
+      </w:r>
       <w:r>
         <w:rPr>
           <w:lang w:val="zh_TW" w:bidi="zh_TW"/>
         </w:rPr>
         <w:t>；</w:t>
       </w:r>
-      <w:hyperlink r:id="rId264">
-        <w:r>
-          <w:rPr>
-            <w:lang w:val="zh_TW" w:bidi="zh_TW"/>
-          </w:rPr>
-          <w:rPr>
-            <w:color w:val="0000EE"/>
-            <w:u w:val="single"/>
-          </w:rPr>
-          <w:t>路3:23–38</w:t>
-        </w:r>
-      </w:hyperlink>
+      <w:r>
+        <w:rPr>
+          <w:lang w:val="zh_TW" w:bidi="zh_TW"/>
+        </w:rPr>
+        <w:t>路3:23–38</w:t>
+      </w:r>
       <w:r>
         <w:rPr>
           <w:lang w:val="zh_TW" w:bidi="zh_TW"/>
@@ -6746,18 +4940,12 @@
         </w:rPr>
         <w:t>家譜通常是為了展現從過去到現在的連結，強調宗教主題、家族血統、政治關係，以及簡單的歷史時間軸（</w:t>
       </w:r>
-      <w:hyperlink r:id="rId265">
-        <w:r>
-          <w:rPr>
-            <w:lang w:val="zh_TW" w:bidi="zh_TW"/>
-          </w:rPr>
-          <w:rPr>
-            <w:color w:val="0000EE"/>
-            <w:u w:val="single"/>
-          </w:rPr>
-          <w:t>代上1–9章</w:t>
-        </w:r>
-      </w:hyperlink>
+      <w:r>
+        <w:rPr>
+          <w:lang w:val="zh_TW" w:bidi="zh_TW"/>
+        </w:rPr>
+        <w:t>代上1–9章</w:t>
+      </w:r>
       <w:r>
         <w:rPr>
           <w:lang w:val="zh_TW" w:bidi="zh_TW"/>
@@ -6806,54 +4994,36 @@
         </w:rPr>
         <w:t>耶穌的家譜本身並不能證明祂就是彌賽亞（神所揀選的那一位），但卻顯示祂具備作彌賽亞的血統資格。祂的彌賽亞身分從其它方面可以清楚看出（</w:t>
       </w:r>
-      <w:hyperlink r:id="rId266">
-        <w:r>
-          <w:rPr>
-            <w:lang w:val="zh_TW" w:bidi="zh_TW"/>
-          </w:rPr>
-          <w:rPr>
-            <w:color w:val="0000EE"/>
-            <w:u w:val="single"/>
-          </w:rPr>
-          <w:t>太11:2–6</w:t>
-        </w:r>
-      </w:hyperlink>
+      <w:r>
+        <w:rPr>
+          <w:lang w:val="zh_TW" w:bidi="zh_TW"/>
+        </w:rPr>
+        <w:t>太11:2–6</w:t>
+      </w:r>
       <w:r>
         <w:rPr>
           <w:lang w:val="zh_TW" w:bidi="zh_TW"/>
         </w:rPr>
         <w:t>）。神引導歷史走向高潮，耶穌正是舊約所預期的彌賽亞，是祂百姓的救主，是那位坐上大衛寶座的君王（見</w:t>
       </w:r>
-      <w:hyperlink r:id="rId267">
-        <w:r>
-          <w:rPr>
-            <w:lang w:val="zh_TW" w:bidi="zh_TW"/>
-          </w:rPr>
-          <w:rPr>
-            <w:color w:val="0000EE"/>
-            <w:u w:val="single"/>
-          </w:rPr>
-          <w:t>撒下7:16</w:t>
-        </w:r>
-      </w:hyperlink>
+      <w:r>
+        <w:rPr>
+          <w:lang w:val="zh_TW" w:bidi="zh_TW"/>
+        </w:rPr>
+        <w:t>撒下7:16</w:t>
+      </w:r>
       <w:r>
         <w:rPr>
           <w:lang w:val="zh_TW" w:bidi="zh_TW"/>
         </w:rPr>
         <w:t>）。耶穌是亞伯拉罕的後裔，並最終成就神對亞伯拉罕的應許（</w:t>
       </w:r>
-      <w:hyperlink r:id="rId268">
-        <w:r>
-          <w:rPr>
-            <w:lang w:val="zh_TW" w:bidi="zh_TW"/>
-          </w:rPr>
-          <w:rPr>
-            <w:color w:val="0000EE"/>
-            <w:u w:val="single"/>
-          </w:rPr>
-          <w:t>創12:1–3</w:t>
-        </w:r>
-      </w:hyperlink>
+      <w:r>
+        <w:rPr>
+          <w:lang w:val="zh_TW" w:bidi="zh_TW"/>
+        </w:rPr>
+        <w:t>創12:1–3</w:t>
+      </w:r>
       <w:r>
         <w:rPr>
           <w:lang w:val="zh_TW" w:bidi="zh_TW"/>
@@ -6883,72 +5053,48 @@
           <w:lang w:val="zh_TW" w:bidi="zh_TW"/>
         </w:rPr>
       </w:r>
-      <w:hyperlink r:id="rId268">
-        <w:r>
-          <w:rPr>
-            <w:lang w:val="zh_TW" w:bidi="zh_TW"/>
-          </w:rPr>
-          <w:rPr>
-            <w:color w:val="0000EE"/>
-            <w:u w:val="single"/>
-          </w:rPr>
-          <w:t>創12:1–3</w:t>
-        </w:r>
-      </w:hyperlink>
+      <w:r>
+        <w:rPr>
+          <w:lang w:val="zh_TW" w:bidi="zh_TW"/>
+        </w:rPr>
+        <w:t>創12:1–3</w:t>
+      </w:r>
       <w:r>
         <w:rPr>
           <w:lang w:val="zh_TW" w:bidi="zh_TW"/>
         </w:rPr>
         <w:t>；</w:t>
       </w:r>
-      <w:hyperlink r:id="rId267">
-        <w:r>
-          <w:rPr>
-            <w:lang w:val="zh_TW" w:bidi="zh_TW"/>
-          </w:rPr>
-          <w:rPr>
-            <w:color w:val="0000EE"/>
-            <w:u w:val="single"/>
-          </w:rPr>
-          <w:t>撒下7:16</w:t>
-        </w:r>
-      </w:hyperlink>
+      <w:r>
+        <w:rPr>
+          <w:lang w:val="zh_TW" w:bidi="zh_TW"/>
+        </w:rPr>
+        <w:t>撒下7:16</w:t>
+      </w:r>
       <w:r>
         <w:rPr>
           <w:lang w:val="zh_TW" w:bidi="zh_TW"/>
         </w:rPr>
         <w:t>；</w:t>
       </w:r>
-      <w:hyperlink r:id="rId263">
-        <w:r>
-          <w:rPr>
-            <w:lang w:val="zh_TW" w:bidi="zh_TW"/>
-          </w:rPr>
-          <w:rPr>
-            <w:color w:val="0000EE"/>
-            <w:u w:val="single"/>
-          </w:rPr>
-          <w:t>太1:1–17</w:t>
-        </w:r>
-      </w:hyperlink>
+      <w:r>
+        <w:rPr>
+          <w:lang w:val="zh_TW" w:bidi="zh_TW"/>
+        </w:rPr>
+        <w:t>太1:1–17</w:t>
+      </w:r>
       <w:r>
         <w:rPr>
           <w:lang w:val="zh_TW" w:bidi="zh_TW"/>
         </w:rPr>
         <w:t>；</w:t>
       </w:r>
-      <w:hyperlink r:id="rId264">
-        <w:r>
-          <w:rPr>
-            <w:lang w:val="zh_TW" w:bidi="zh_TW"/>
-          </w:rPr>
-          <w:rPr>
-            <w:color w:val="0000EE"/>
-            <w:u w:val="single"/>
-          </w:rPr>
-          <w:t>路3:23–38</w:t>
-        </w:r>
-      </w:hyperlink>
+      <w:r>
+        <w:rPr>
+          <w:lang w:val="zh_TW" w:bidi="zh_TW"/>
+        </w:rPr>
+        <w:t>路3:23–38</w:t>
+      </w:r>
       <w:r>
         <w:rPr>
           <w:lang w:val="zh_TW" w:bidi="zh_TW"/>
@@ -6997,18 +5143,12 @@
         </w:rPr>
         <w:t>當耶穌前往耶路撒冷守逾越節時，祂深知這將是死前的最後一夜。祂來到耶路撒冷，正是為了「受許多的苦……並且被殺」（</w:t>
       </w:r>
-      <w:hyperlink r:id="rId269">
-        <w:r>
-          <w:rPr>
-            <w:lang w:val="zh_TW" w:bidi="zh_TW"/>
-          </w:rPr>
-          <w:rPr>
-            <w:color w:val="0000EE"/>
-            <w:u w:val="single"/>
-          </w:rPr>
-          <w:t>可8:31</w:t>
-        </w:r>
-      </w:hyperlink>
+      <w:r>
+        <w:rPr>
+          <w:lang w:val="zh_TW" w:bidi="zh_TW"/>
+        </w:rPr>
+        <w:t>可8:31</w:t>
+      </w:r>
       <w:r>
         <w:rPr>
           <w:lang w:val="zh_TW" w:bidi="zh_TW"/>
@@ -7029,54 +5169,36 @@
         </w:rPr>
         <w:t>耶穌與門徒一同守逾越節。在晚餐期間，祂親自為門徒洗腳，示範了真正僕人的榜樣（</w:t>
       </w:r>
-      <w:hyperlink r:id="rId270">
-        <w:r>
-          <w:rPr>
-            <w:lang w:val="zh_TW" w:bidi="zh_TW"/>
-          </w:rPr>
-          <w:rPr>
-            <w:color w:val="0000EE"/>
-            <w:u w:val="single"/>
-          </w:rPr>
-          <w:t>約13:1–20</w:t>
-        </w:r>
-      </w:hyperlink>
+      <w:r>
+        <w:rPr>
+          <w:lang w:val="zh_TW" w:bidi="zh_TW"/>
+        </w:rPr>
+        <w:t>約13:1–20</w:t>
+      </w:r>
       <w:r>
         <w:rPr>
           <w:lang w:val="zh_TW" w:bidi="zh_TW"/>
         </w:rPr>
         <w:t>）。祂在席間教導門徒，預告聖靈的來臨，並為所有信徒代禱（</w:t>
       </w:r>
-      <w:hyperlink r:id="rId271">
-        <w:r>
-          <w:rPr>
-            <w:lang w:val="zh_TW" w:bidi="zh_TW"/>
-          </w:rPr>
-          <w:rPr>
-            <w:color w:val="0000EE"/>
-            <w:u w:val="single"/>
-          </w:rPr>
-          <w:t>約14:1–17:26</w:t>
-        </w:r>
-      </w:hyperlink>
+      <w:r>
+        <w:rPr>
+          <w:lang w:val="zh_TW" w:bidi="zh_TW"/>
+        </w:rPr>
+        <w:t>約14:1–17:26</w:t>
+      </w:r>
       <w:r>
         <w:rPr>
           <w:lang w:val="zh_TW" w:bidi="zh_TW"/>
         </w:rPr>
         <w:t>）。耶穌也在這一夜設立新約（</w:t>
       </w:r>
-      <w:hyperlink r:id="rId272">
-        <w:r>
-          <w:rPr>
-            <w:lang w:val="zh_TW" w:bidi="zh_TW"/>
-          </w:rPr>
-          <w:rPr>
-            <w:color w:val="0000EE"/>
-            <w:u w:val="single"/>
-          </w:rPr>
-          <w:t>可14:22–24</w:t>
-        </w:r>
-      </w:hyperlink>
+      <w:r>
+        <w:rPr>
+          <w:lang w:val="zh_TW" w:bidi="zh_TW"/>
+        </w:rPr>
+        <w:t>可14:22–24</w:t>
+      </w:r>
       <w:r>
         <w:rPr>
           <w:lang w:val="zh_TW" w:bidi="zh_TW"/>
@@ -7097,72 +5219,48 @@
         </w:rPr>
         <w:t>當年逾越節之夜，神擊殺埃及人所有長子，卻保護了以色列的長子。如今，耶穌自己要成為為百姓犧牲的羔羊。先知早已預言這一切（例如，</w:t>
       </w:r>
-      <w:hyperlink r:id="rId273">
-        <w:r>
-          <w:rPr>
-            <w:lang w:val="zh_TW" w:bidi="zh_TW"/>
-          </w:rPr>
-          <w:rPr>
-            <w:color w:val="0000EE"/>
-            <w:u w:val="single"/>
-          </w:rPr>
-          <w:t>亞12:10</w:t>
-        </w:r>
-      </w:hyperlink>
+      <w:r>
+        <w:rPr>
+          <w:lang w:val="zh_TW" w:bidi="zh_TW"/>
+        </w:rPr>
+        <w:t>亞12:10</w:t>
+      </w:r>
       <w:r>
         <w:rPr>
           <w:lang w:val="zh_TW" w:bidi="zh_TW"/>
         </w:rPr>
         <w:t>，</w:t>
       </w:r>
-      <w:hyperlink r:id="rId274">
-        <w:r>
-          <w:rPr>
-            <w:lang w:val="zh_TW" w:bidi="zh_TW"/>
-          </w:rPr>
-          <w:rPr>
-            <w:color w:val="0000EE"/>
-            <w:u w:val="single"/>
-          </w:rPr>
-          <w:t>13:7</w:t>
-        </w:r>
-      </w:hyperlink>
+      <w:r>
+        <w:rPr>
+          <w:lang w:val="zh_TW" w:bidi="zh_TW"/>
+        </w:rPr>
+        <w:t>13:7</w:t>
+      </w:r>
       <w:r>
         <w:rPr>
           <w:lang w:val="zh_TW" w:bidi="zh_TW"/>
         </w:rPr>
         <w:t>）。耶穌警告門徒，這事即將成就，他們也將紛紛離棄祂（</w:t>
       </w:r>
-      <w:hyperlink r:id="rId275">
-        <w:r>
-          <w:rPr>
-            <w:lang w:val="zh_TW" w:bidi="zh_TW"/>
-          </w:rPr>
-          <w:rPr>
-            <w:color w:val="0000EE"/>
-            <w:u w:val="single"/>
-          </w:rPr>
-          <w:t>可14:27</w:t>
-        </w:r>
-      </w:hyperlink>
+      <w:r>
+        <w:rPr>
+          <w:lang w:val="zh_TW" w:bidi="zh_TW"/>
+        </w:rPr>
+        <w:t>可14:27</w:t>
+      </w:r>
       <w:r>
         <w:rPr>
           <w:lang w:val="zh_TW" w:bidi="zh_TW"/>
         </w:rPr>
         <w:t>）。他也警告他們，門徒中有一人將要出賣祂（</w:t>
       </w:r>
-      <w:hyperlink r:id="rId276">
-        <w:r>
-          <w:rPr>
-            <w:lang w:val="zh_TW" w:bidi="zh_TW"/>
-          </w:rPr>
-          <w:rPr>
-            <w:color w:val="0000EE"/>
-            <w:u w:val="single"/>
-          </w:rPr>
-          <w:t>可14:18</w:t>
-        </w:r>
-      </w:hyperlink>
+      <w:r>
+        <w:rPr>
+          <w:lang w:val="zh_TW" w:bidi="zh_TW"/>
+        </w:rPr>
+        <w:t>可14:18</w:t>
+      </w:r>
       <w:r>
         <w:rPr>
           <w:lang w:val="zh_TW" w:bidi="zh_TW"/>
@@ -7183,18 +5281,12 @@
         </w:rPr>
         <w:t>晚餐後，耶穌帶著門徒前往橄欖山上的客西馬尼園。在那裡，祂心裡極其憂傷，迫切禱告，順服地接受神的旨意（</w:t>
       </w:r>
-      <w:hyperlink r:id="rId277">
-        <w:r>
-          <w:rPr>
-            <w:lang w:val="zh_TW" w:bidi="zh_TW"/>
-          </w:rPr>
-          <w:rPr>
-            <w:color w:val="0000EE"/>
-            <w:u w:val="single"/>
-          </w:rPr>
-          <w:t>可14:26–42</w:t>
-        </w:r>
-      </w:hyperlink>
+      <w:r>
+        <w:rPr>
+          <w:lang w:val="zh_TW" w:bidi="zh_TW"/>
+        </w:rPr>
+        <w:t>可14:26–42</w:t>
+      </w:r>
       <w:r>
         <w:rPr>
           <w:lang w:val="zh_TW" w:bidi="zh_TW"/>
@@ -7215,54 +5307,36 @@
         </w:rPr>
         <w:t>出賣耶穌的門徒是猶大。他帶著兵丁來逮捕耶穌（</w:t>
       </w:r>
-      <w:hyperlink r:id="rId278">
-        <w:r>
-          <w:rPr>
-            <w:lang w:val="zh_TW" w:bidi="zh_TW"/>
-          </w:rPr>
-          <w:rPr>
-            <w:color w:val="0000EE"/>
-            <w:u w:val="single"/>
-          </w:rPr>
-          <w:t>可14:43–49</w:t>
-        </w:r>
-      </w:hyperlink>
+      <w:r>
+        <w:rPr>
+          <w:lang w:val="zh_TW" w:bidi="zh_TW"/>
+        </w:rPr>
+        <w:t>可14:43–49</w:t>
+      </w:r>
       <w:r>
         <w:rPr>
           <w:lang w:val="zh_TW" w:bidi="zh_TW"/>
         </w:rPr>
         <w:t>）。耶穌的門徒紛紛逃跑（</w:t>
       </w:r>
-      <w:hyperlink r:id="rId279">
-        <w:r>
-          <w:rPr>
-            <w:lang w:val="zh_TW" w:bidi="zh_TW"/>
-          </w:rPr>
-          <w:rPr>
-            <w:color w:val="0000EE"/>
-            <w:u w:val="single"/>
-          </w:rPr>
-          <w:t>可14:50–52</w:t>
-        </w:r>
-      </w:hyperlink>
+      <w:r>
+        <w:rPr>
+          <w:lang w:val="zh_TW" w:bidi="zh_TW"/>
+        </w:rPr>
+        <w:t>可14:50–52</w:t>
+      </w:r>
       <w:r>
         <w:rPr>
           <w:lang w:val="zh_TW" w:bidi="zh_TW"/>
         </w:rPr>
         <w:t>）。耶穌被押到大祭司家中，在夜間受審問。在這段時間裡，彼得三次否認認識耶穌（</w:t>
       </w:r>
-      <w:hyperlink r:id="rId280">
-        <w:r>
-          <w:rPr>
-            <w:lang w:val="zh_TW" w:bidi="zh_TW"/>
-          </w:rPr>
-          <w:rPr>
-            <w:color w:val="0000EE"/>
-            <w:u w:val="single"/>
-          </w:rPr>
-          <w:t>可14:53–72</w:t>
-        </w:r>
-      </w:hyperlink>
+      <w:r>
+        <w:rPr>
+          <w:lang w:val="zh_TW" w:bidi="zh_TW"/>
+        </w:rPr>
+        <w:t>可14:53–72</w:t>
+      </w:r>
       <w:r>
         <w:rPr>
           <w:lang w:val="zh_TW" w:bidi="zh_TW"/>
@@ -7306,90 +5380,60 @@
           <w:lang w:val="zh_TW" w:bidi="zh_TW"/>
         </w:rPr>
       </w:r>
-      <w:hyperlink r:id="rId281">
-        <w:r>
-          <w:rPr>
-            <w:lang w:val="zh_TW" w:bidi="zh_TW"/>
-          </w:rPr>
-          <w:rPr>
-            <w:color w:val="0000EE"/>
-            <w:u w:val="single"/>
-          </w:rPr>
-          <w:t>太26:17–56</w:t>
-        </w:r>
-      </w:hyperlink>
+      <w:r>
+        <w:rPr>
+          <w:lang w:val="zh_TW" w:bidi="zh_TW"/>
+        </w:rPr>
+        <w:t>太26:17–56</w:t>
+      </w:r>
       <w:r>
         <w:rPr>
           <w:lang w:val="zh_TW" w:bidi="zh_TW"/>
         </w:rPr>
         <w:t>；</w:t>
       </w:r>
-      <w:hyperlink r:id="rId282">
-        <w:r>
-          <w:rPr>
-            <w:lang w:val="zh_TW" w:bidi="zh_TW"/>
-          </w:rPr>
-          <w:rPr>
-            <w:color w:val="0000EE"/>
-            <w:u w:val="single"/>
-          </w:rPr>
-          <w:t>可14:12–52</w:t>
-        </w:r>
-      </w:hyperlink>
+      <w:r>
+        <w:rPr>
+          <w:lang w:val="zh_TW" w:bidi="zh_TW"/>
+        </w:rPr>
+        <w:t>可14:12–52</w:t>
+      </w:r>
       <w:r>
         <w:rPr>
           <w:lang w:val="zh_TW" w:bidi="zh_TW"/>
         </w:rPr>
         <w:t>；</w:t>
       </w:r>
-      <w:hyperlink r:id="rId283">
-        <w:r>
-          <w:rPr>
-            <w:lang w:val="zh_TW" w:bidi="zh_TW"/>
-          </w:rPr>
-          <w:rPr>
-            <w:color w:val="0000EE"/>
-            <w:u w:val="single"/>
-          </w:rPr>
-          <w:t>路22:7–46</w:t>
-        </w:r>
-      </w:hyperlink>
+      <w:r>
+        <w:rPr>
+          <w:lang w:val="zh_TW" w:bidi="zh_TW"/>
+        </w:rPr>
+        <w:t>路22:7–46</w:t>
+      </w:r>
       <w:r>
         <w:rPr>
           <w:lang w:val="zh_TW" w:bidi="zh_TW"/>
         </w:rPr>
         <w:t>；</w:t>
       </w:r>
-      <w:hyperlink r:id="rId284">
-        <w:r>
-          <w:rPr>
-            <w:lang w:val="zh_TW" w:bidi="zh_TW"/>
-          </w:rPr>
-          <w:rPr>
-            <w:color w:val="0000EE"/>
-            <w:u w:val="single"/>
-          </w:rPr>
-          <w:t>約13:1–18:11</w:t>
-        </w:r>
-      </w:hyperlink>
+      <w:r>
+        <w:rPr>
+          <w:lang w:val="zh_TW" w:bidi="zh_TW"/>
+        </w:rPr>
+        <w:t>約13:1–18:11</w:t>
+      </w:r>
       <w:r>
         <w:rPr>
           <w:lang w:val="zh_TW" w:bidi="zh_TW"/>
         </w:rPr>
         <w:t>；</w:t>
       </w:r>
-      <w:hyperlink r:id="rId285">
-        <w:r>
-          <w:rPr>
-            <w:lang w:val="zh_TW" w:bidi="zh_TW"/>
-          </w:rPr>
-          <w:rPr>
-            <w:color w:val="0000EE"/>
-            <w:u w:val="single"/>
-          </w:rPr>
-          <w:t>林前11:23–34</w:t>
-        </w:r>
-      </w:hyperlink>
+      <w:r>
+        <w:rPr>
+          <w:lang w:val="zh_TW" w:bidi="zh_TW"/>
+        </w:rPr>
+        <w:t>林前11:23–34</w:t>
+      </w:r>
       <w:r>
         <w:rPr>
           <w:lang w:val="zh_TW" w:bidi="zh_TW"/>
@@ -7438,18 +5482,12 @@
         </w:rPr>
         <w:t>撒但是有位格的罪惡與邪惡的代理者，牠反對耶穌（</w:t>
       </w:r>
-      <w:hyperlink r:id="rId286">
-        <w:r>
-          <w:rPr>
-            <w:lang w:val="zh_TW" w:bidi="zh_TW"/>
-          </w:rPr>
-          <w:rPr>
-            <w:color w:val="0000EE"/>
-            <w:u w:val="single"/>
-          </w:rPr>
-          <w:t>太4:1–11</w:t>
-        </w:r>
-      </w:hyperlink>
+      <w:r>
+        <w:rPr>
+          <w:lang w:val="zh_TW" w:bidi="zh_TW"/>
+        </w:rPr>
+        <w:t>太4:1–11</w:t>
+      </w:r>
       <w:r>
         <w:rPr>
           <w:lang w:val="zh_TW" w:bidi="zh_TW"/>
@@ -7514,18 +5552,12 @@
         </w:rPr>
         <w:t>（</w:t>
       </w:r>
-      <w:hyperlink r:id="rId287">
-        <w:r>
-          <w:rPr>
-            <w:lang w:val="zh_TW" w:bidi="zh_TW"/>
-          </w:rPr>
-          <w:rPr>
-            <w:color w:val="0000EE"/>
-            <w:u w:val="single"/>
-          </w:rPr>
-          <w:t>4:10</w:t>
-        </w:r>
-      </w:hyperlink>
+      <w:r>
+        <w:rPr>
+          <w:lang w:val="zh_TW" w:bidi="zh_TW"/>
+        </w:rPr>
+        <w:t>4:10</w:t>
+      </w:r>
       <w:r>
         <w:rPr>
           <w:lang w:val="zh_TW" w:bidi="zh_TW"/>
@@ -7550,30 +5582,18 @@
         </w:rPr>
         <w:t>「魔鬼」（</w:t>
       </w:r>
-      <w:hyperlink r:id="rId286">
-        <w:r>
-          <w:rPr>
-            <w:lang w:val="zh_TW" w:bidi="zh_TW"/>
-          </w:rPr>
-          <w:rPr>
-            <w:color w:val="0000EE"/>
-            <w:u w:val="single"/>
-          </w:rPr>
-          <w:t>4:1–11，</w:t>
-        </w:r>
-      </w:hyperlink>
-      <w:hyperlink r:id="rId288">
-        <w:r>
-          <w:rPr>
-            <w:lang w:val="zh_TW" w:bidi="zh_TW"/>
-          </w:rPr>
-          <w:rPr>
-            <w:color w:val="0000EE"/>
-            <w:u w:val="single"/>
-          </w:rPr>
-          <w:t>13:39</w:t>
-        </w:r>
-      </w:hyperlink>
+      <w:r>
+        <w:rPr>
+          <w:lang w:val="zh_TW" w:bidi="zh_TW"/>
+        </w:rPr>
+        <w:t>4:1–11，</w:t>
+      </w:r>
+      <w:r>
+        <w:rPr>
+          <w:lang w:val="zh_TW" w:bidi="zh_TW"/>
+        </w:rPr>
+        <w:t>13:39</w:t>
+      </w:r>
       <w:r>
         <w:rPr>
           <w:lang w:val="zh_TW" w:bidi="zh_TW"/>
@@ -7598,18 +5618,12 @@
         </w:rPr>
         <w:t>「那試探人的」（</w:t>
       </w:r>
-      <w:hyperlink r:id="rId289">
-        <w:r>
-          <w:rPr>
-            <w:lang w:val="zh_TW" w:bidi="zh_TW"/>
-          </w:rPr>
-          <w:rPr>
-            <w:color w:val="0000EE"/>
-            <w:u w:val="single"/>
-          </w:rPr>
-          <w:t>4:3</w:t>
-        </w:r>
-      </w:hyperlink>
+      <w:r>
+        <w:rPr>
+          <w:lang w:val="zh_TW" w:bidi="zh_TW"/>
+        </w:rPr>
+        <w:t>4:3</w:t>
+      </w:r>
       <w:r>
         <w:rPr>
           <w:lang w:val="zh_TW" w:bidi="zh_TW"/>
@@ -7634,18 +5648,12 @@
         </w:rPr>
         <w:t>「鬼王」（</w:t>
       </w:r>
-      <w:hyperlink r:id="rId290">
-        <w:r>
-          <w:rPr>
-            <w:lang w:val="zh_TW" w:bidi="zh_TW"/>
-          </w:rPr>
-          <w:rPr>
-            <w:color w:val="0000EE"/>
-            <w:u w:val="single"/>
-          </w:rPr>
-          <w:t>9:34</w:t>
-        </w:r>
-      </w:hyperlink>
+      <w:r>
+        <w:rPr>
+          <w:lang w:val="zh_TW" w:bidi="zh_TW"/>
+        </w:rPr>
+        <w:t>9:34</w:t>
+      </w:r>
       <w:r>
         <w:rPr>
           <w:lang w:val="zh_TW" w:bidi="zh_TW"/>
@@ -7670,18 +5678,12 @@
         </w:rPr>
         <w:t>「別西卜」（</w:t>
       </w:r>
-      <w:hyperlink r:id="rId291">
-        <w:r>
-          <w:rPr>
-            <w:lang w:val="zh_TW" w:bidi="zh_TW"/>
-          </w:rPr>
-          <w:rPr>
-            <w:color w:val="0000EE"/>
-            <w:u w:val="single"/>
-          </w:rPr>
-          <w:t>12:24</w:t>
-        </w:r>
-      </w:hyperlink>
+      <w:r>
+        <w:rPr>
+          <w:lang w:val="zh_TW" w:bidi="zh_TW"/>
+        </w:rPr>
+        <w:t>12:24</w:t>
+      </w:r>
       <w:r>
         <w:rPr>
           <w:lang w:val="zh_TW" w:bidi="zh_TW"/>
@@ -7706,30 +5708,18 @@
         </w:rPr>
         <w:t>「那惡者」（</w:t>
       </w:r>
-      <w:hyperlink r:id="rId292">
-        <w:r>
-          <w:rPr>
-            <w:lang w:val="zh_TW" w:bidi="zh_TW"/>
-          </w:rPr>
-          <w:rPr>
-            <w:color w:val="0000EE"/>
-            <w:u w:val="single"/>
-          </w:rPr>
-          <w:t>6:13，</w:t>
-        </w:r>
-      </w:hyperlink>
-      <w:hyperlink r:id="rId293">
-        <w:r>
-          <w:rPr>
-            <w:lang w:val="zh_TW" w:bidi="zh_TW"/>
-          </w:rPr>
-          <w:rPr>
-            <w:color w:val="0000EE"/>
-            <w:u w:val="single"/>
-          </w:rPr>
-          <w:t>13:19</w:t>
-        </w:r>
-      </w:hyperlink>
+      <w:r>
+        <w:rPr>
+          <w:lang w:val="zh_TW" w:bidi="zh_TW"/>
+        </w:rPr>
+        <w:t>6:13，</w:t>
+      </w:r>
+      <w:r>
+        <w:rPr>
+          <w:lang w:val="zh_TW" w:bidi="zh_TW"/>
+        </w:rPr>
+        <w:t>13:19</w:t>
+      </w:r>
       <w:r>
         <w:rPr>
           <w:lang w:val="zh_TW" w:bidi="zh_TW"/>
@@ -7754,18 +5744,12 @@
         </w:rPr>
         <w:t>「仇敵」（</w:t>
       </w:r>
-      <w:hyperlink r:id="rId288">
-        <w:r>
-          <w:rPr>
-            <w:lang w:val="zh_TW" w:bidi="zh_TW"/>
-          </w:rPr>
-          <w:rPr>
-            <w:color w:val="0000EE"/>
-            <w:u w:val="single"/>
-          </w:rPr>
-          <w:t>13:39</w:t>
-        </w:r>
-      </w:hyperlink>
+      <w:r>
+        <w:rPr>
+          <w:lang w:val="zh_TW" w:bidi="zh_TW"/>
+        </w:rPr>
+        <w:t>13:39</w:t>
+      </w:r>
       <w:r>
         <w:rPr>
           <w:lang w:val="zh_TW" w:bidi="zh_TW"/>
@@ -7786,132 +5770,78 @@
         </w:rPr>
         <w:t>耶穌的使命是宣告並實踐神的國降臨地上，這直接與撒但的勢力發生衝突。這包括驅逐附在人身上的鬼（趕鬼）（見</w:t>
       </w:r>
-      <w:hyperlink r:id="rId294">
-        <w:r>
-          <w:rPr>
-            <w:lang w:val="zh_TW" w:bidi="zh_TW"/>
-          </w:rPr>
-          <w:rPr>
-            <w:color w:val="0000EE"/>
-            <w:u w:val="single"/>
-          </w:rPr>
-          <w:t>太8:16–17，</w:t>
-        </w:r>
-      </w:hyperlink>
-      <w:hyperlink r:id="rId295">
-        <w:r>
-          <w:rPr>
-            <w:lang w:val="zh_TW" w:bidi="zh_TW"/>
-          </w:rPr>
-          <w:rPr>
-            <w:color w:val="0000EE"/>
-            <w:u w:val="single"/>
-          </w:rPr>
-          <w:t>9:32–34，</w:t>
-        </w:r>
-      </w:hyperlink>
-      <w:hyperlink r:id="rId296">
-        <w:r>
-          <w:rPr>
-            <w:lang w:val="zh_TW" w:bidi="zh_TW"/>
-          </w:rPr>
-          <w:rPr>
-            <w:color w:val="0000EE"/>
-            <w:u w:val="single"/>
-          </w:rPr>
-          <w:t>10:1、</w:t>
-        </w:r>
-      </w:hyperlink>
-      <w:hyperlink r:id="rId297">
-        <w:r>
-          <w:rPr>
-            <w:lang w:val="zh_TW" w:bidi="zh_TW"/>
-          </w:rPr>
-          <w:rPr>
-            <w:color w:val="0000EE"/>
-            <w:u w:val="single"/>
-          </w:rPr>
-          <w:t>7–8，</w:t>
-        </w:r>
-      </w:hyperlink>
-      <w:hyperlink r:id="rId298">
-        <w:r>
-          <w:rPr>
-            <w:lang w:val="zh_TW" w:bidi="zh_TW"/>
-          </w:rPr>
-          <w:rPr>
-            <w:color w:val="0000EE"/>
-            <w:u w:val="single"/>
-          </w:rPr>
-          <w:t>12:22–29</w:t>
-        </w:r>
-      </w:hyperlink>
+      <w:r>
+        <w:rPr>
+          <w:lang w:val="zh_TW" w:bidi="zh_TW"/>
+        </w:rPr>
+        <w:t>太8:16–17，</w:t>
+      </w:r>
+      <w:r>
+        <w:rPr>
+          <w:lang w:val="zh_TW" w:bidi="zh_TW"/>
+        </w:rPr>
+        <w:t>9:32–34，</w:t>
+      </w:r>
+      <w:r>
+        <w:rPr>
+          <w:lang w:val="zh_TW" w:bidi="zh_TW"/>
+        </w:rPr>
+        <w:t>10:1、</w:t>
+      </w:r>
+      <w:r>
+        <w:rPr>
+          <w:lang w:val="zh_TW" w:bidi="zh_TW"/>
+        </w:rPr>
+        <w:t>7–8，</w:t>
+      </w:r>
+      <w:r>
+        <w:rPr>
+          <w:lang w:val="zh_TW" w:bidi="zh_TW"/>
+        </w:rPr>
+        <w:t>12:22–29</w:t>
+      </w:r>
       <w:r>
         <w:rPr>
           <w:lang w:val="zh_TW" w:bidi="zh_TW"/>
         </w:rPr>
         <w:t>；</w:t>
       </w:r>
-      <w:hyperlink r:id="rId299">
-        <w:r>
-          <w:rPr>
-            <w:lang w:val="zh_TW" w:bidi="zh_TW"/>
-          </w:rPr>
-          <w:rPr>
-            <w:color w:val="0000EE"/>
-            <w:u w:val="single"/>
-          </w:rPr>
-          <w:t>可5:1–20</w:t>
-        </w:r>
-      </w:hyperlink>
+      <w:r>
+        <w:rPr>
+          <w:lang w:val="zh_TW" w:bidi="zh_TW"/>
+        </w:rPr>
+        <w:t>可5:1–20</w:t>
+      </w:r>
       <w:r>
         <w:rPr>
           <w:lang w:val="zh_TW" w:bidi="zh_TW"/>
         </w:rPr>
         <w:t>）。馬太特別指出撒但掌握列國的權勢（</w:t>
       </w:r>
-      <w:hyperlink r:id="rId300">
-        <w:r>
-          <w:rPr>
-            <w:lang w:val="zh_TW" w:bidi="zh_TW"/>
-          </w:rPr>
-          <w:rPr>
-            <w:color w:val="0000EE"/>
-            <w:u w:val="single"/>
-          </w:rPr>
-          <w:t>太4:8–9，</w:t>
-        </w:r>
-      </w:hyperlink>
-      <w:hyperlink r:id="rId301">
-        <w:r>
-          <w:rPr>
-            <w:lang w:val="zh_TW" w:bidi="zh_TW"/>
-          </w:rPr>
-          <w:rPr>
-            <w:color w:val="0000EE"/>
-            <w:u w:val="single"/>
-          </w:rPr>
-          <w:t>12:26</w:t>
-        </w:r>
-      </w:hyperlink>
+      <w:r>
+        <w:rPr>
+          <w:lang w:val="zh_TW" w:bidi="zh_TW"/>
+        </w:rPr>
+        <w:t>太4:8–9，</w:t>
+      </w:r>
+      <w:r>
+        <w:rPr>
+          <w:lang w:val="zh_TW" w:bidi="zh_TW"/>
+        </w:rPr>
+        <w:t>12:26</w:t>
+      </w:r>
       <w:r>
         <w:rPr>
           <w:lang w:val="zh_TW" w:bidi="zh_TW"/>
         </w:rPr>
         <w:t>），並指揮牠的使者（</w:t>
       </w:r>
-      <w:hyperlink r:id="rId302">
-        <w:r>
-          <w:rPr>
-            <w:lang w:val="zh_TW" w:bidi="zh_TW"/>
-          </w:rPr>
-          <w:rPr>
-            <w:color w:val="0000EE"/>
-            <w:u w:val="single"/>
-          </w:rPr>
-          <w:t>25:41</w:t>
-        </w:r>
-      </w:hyperlink>
+      <w:r>
+        <w:rPr>
+          <w:lang w:val="zh_TW" w:bidi="zh_TW"/>
+        </w:rPr>
+        <w:t>25:41</w:t>
+      </w:r>
       <w:r>
         <w:rPr>
           <w:lang w:val="zh_TW" w:bidi="zh_TW"/>
@@ -7932,132 +5862,84 @@
         </w:rPr>
         <w:t>撒但的主要手段是試探，其目的是使人不順服神（</w:t>
       </w:r>
-      <w:hyperlink r:id="rId286">
-        <w:r>
-          <w:rPr>
-            <w:lang w:val="zh_TW" w:bidi="zh_TW"/>
-          </w:rPr>
-          <w:rPr>
-            <w:color w:val="0000EE"/>
-            <w:u w:val="single"/>
-          </w:rPr>
-          <w:t>太4:1–11，</w:t>
-        </w:r>
-      </w:hyperlink>
-      <w:hyperlink r:id="rId292">
-        <w:r>
-          <w:rPr>
-            <w:lang w:val="zh_TW" w:bidi="zh_TW"/>
-          </w:rPr>
-          <w:rPr>
-            <w:color w:val="0000EE"/>
-            <w:u w:val="single"/>
-          </w:rPr>
-          <w:t>6:13，</w:t>
-        </w:r>
-      </w:hyperlink>
-      <w:hyperlink r:id="rId303">
-        <w:r>
-          <w:rPr>
-            <w:lang w:val="zh_TW" w:bidi="zh_TW"/>
-          </w:rPr>
-          <w:rPr>
-            <w:color w:val="0000EE"/>
-            <w:u w:val="single"/>
-          </w:rPr>
-          <w:t>16:23</w:t>
-        </w:r>
-      </w:hyperlink>
+      <w:r>
+        <w:rPr>
+          <w:lang w:val="zh_TW" w:bidi="zh_TW"/>
+        </w:rPr>
+        <w:t>太4:1–11，</w:t>
+      </w:r>
+      <w:r>
+        <w:rPr>
+          <w:lang w:val="zh_TW" w:bidi="zh_TW"/>
+        </w:rPr>
+        <w:t>6:13，</w:t>
+      </w:r>
+      <w:r>
+        <w:rPr>
+          <w:lang w:val="zh_TW" w:bidi="zh_TW"/>
+        </w:rPr>
+        <w:t>16:23</w:t>
+      </w:r>
       <w:r>
         <w:rPr>
           <w:lang w:val="zh_TW" w:bidi="zh_TW"/>
         </w:rPr>
         <w:t>）。耶穌作為神拯救世人的使者，面對撒但強烈的攻擊 （</w:t>
       </w:r>
-      <w:hyperlink r:id="rId286">
-        <w:r>
-          <w:rPr>
-            <w:lang w:val="zh_TW" w:bidi="zh_TW"/>
-          </w:rPr>
-          <w:rPr>
-            <w:color w:val="0000EE"/>
-            <w:u w:val="single"/>
-          </w:rPr>
-          <w:t>太4:1–11</w:t>
-        </w:r>
-      </w:hyperlink>
+      <w:r>
+        <w:rPr>
+          <w:lang w:val="zh_TW" w:bidi="zh_TW"/>
+        </w:rPr>
+        <w:t>太4:1–11</w:t>
+      </w:r>
       <w:r>
         <w:rPr>
           <w:lang w:val="zh_TW" w:bidi="zh_TW"/>
         </w:rPr>
         <w:t>；</w:t>
       </w:r>
-      <w:hyperlink r:id="rId304">
-        <w:r>
-          <w:rPr>
-            <w:lang w:val="zh_TW" w:bidi="zh_TW"/>
-          </w:rPr>
-          <w:rPr>
-            <w:color w:val="0000EE"/>
-            <w:u w:val="single"/>
-          </w:rPr>
-          <w:t>約13:27</w:t>
-        </w:r>
-      </w:hyperlink>
+      <w:r>
+        <w:rPr>
+          <w:lang w:val="zh_TW" w:bidi="zh_TW"/>
+        </w:rPr>
+        <w:t>約13:27</w:t>
+      </w:r>
       <w:r>
         <w:rPr>
           <w:lang w:val="zh_TW" w:bidi="zh_TW"/>
         </w:rPr>
         <w:t>）。然而，耶穌已戰勝撒但，並最終將徹底毀滅牠的一切權勢 （</w:t>
       </w:r>
-      <w:hyperlink r:id="rId302">
-        <w:r>
-          <w:rPr>
-            <w:lang w:val="zh_TW" w:bidi="zh_TW"/>
-          </w:rPr>
-          <w:rPr>
-            <w:color w:val="0000EE"/>
-            <w:u w:val="single"/>
-          </w:rPr>
-          <w:t>太25:41</w:t>
-        </w:r>
-      </w:hyperlink>
+      <w:r>
+        <w:rPr>
+          <w:lang w:val="zh_TW" w:bidi="zh_TW"/>
+        </w:rPr>
+        <w:t>太25:41</w:t>
+      </w:r>
       <w:r>
         <w:rPr>
           <w:lang w:val="zh_TW" w:bidi="zh_TW"/>
         </w:rPr>
         <w:t>；</w:t>
       </w:r>
-      <w:hyperlink r:id="rId305">
-        <w:r>
-          <w:rPr>
-            <w:lang w:val="zh_TW" w:bidi="zh_TW"/>
-          </w:rPr>
-          <w:rPr>
-            <w:color w:val="0000EE"/>
-            <w:u w:val="single"/>
-          </w:rPr>
-          <w:t>約12:31</w:t>
-        </w:r>
-      </w:hyperlink>
+      <w:r>
+        <w:rPr>
+          <w:lang w:val="zh_TW" w:bidi="zh_TW"/>
+        </w:rPr>
+        <w:t>約12:31</w:t>
+      </w:r>
       <w:r>
         <w:rPr>
           <w:lang w:val="zh_TW" w:bidi="zh_TW"/>
         </w:rPr>
         <w:t>；</w:t>
       </w:r>
-      <w:hyperlink r:id="rId306">
-        <w:r>
-          <w:rPr>
-            <w:lang w:val="zh_TW" w:bidi="zh_TW"/>
-          </w:rPr>
-          <w:rPr>
-            <w:color w:val="0000EE"/>
-            <w:u w:val="single"/>
-          </w:rPr>
-          <w:t>啟20:1–10</w:t>
-        </w:r>
-      </w:hyperlink>
+      <w:r>
+        <w:rPr>
+          <w:lang w:val="zh_TW" w:bidi="zh_TW"/>
+        </w:rPr>
+        <w:t>啟20:1–10</w:t>
+      </w:r>
       <w:r>
         <w:rPr>
           <w:lang w:val="zh_TW" w:bidi="zh_TW"/>
@@ -8087,300 +5969,180 @@
           <w:lang w:val="zh_TW" w:bidi="zh_TW"/>
         </w:rPr>
       </w:r>
-      <w:hyperlink r:id="rId307">
-        <w:r>
-          <w:rPr>
-            <w:lang w:val="zh_TW" w:bidi="zh_TW"/>
-          </w:rPr>
-          <w:rPr>
-            <w:color w:val="0000EE"/>
-            <w:u w:val="single"/>
-          </w:rPr>
-          <w:t>伯1:6–12，</w:t>
-        </w:r>
-      </w:hyperlink>
-      <w:hyperlink r:id="rId308">
-        <w:r>
-          <w:rPr>
-            <w:lang w:val="zh_TW" w:bidi="zh_TW"/>
-          </w:rPr>
-          <w:rPr>
-            <w:color w:val="0000EE"/>
-            <w:u w:val="single"/>
-          </w:rPr>
-          <w:t>2:1–7</w:t>
-        </w:r>
-      </w:hyperlink>
+      <w:r>
+        <w:rPr>
+          <w:lang w:val="zh_TW" w:bidi="zh_TW"/>
+        </w:rPr>
+        <w:t>伯1:6–12，</w:t>
+      </w:r>
+      <w:r>
+        <w:rPr>
+          <w:lang w:val="zh_TW" w:bidi="zh_TW"/>
+        </w:rPr>
+        <w:t>2:1–7</w:t>
+      </w:r>
       <w:r>
         <w:rPr>
           <w:lang w:val="zh_TW" w:bidi="zh_TW"/>
         </w:rPr>
         <w:t>；</w:t>
       </w:r>
-      <w:hyperlink r:id="rId309">
-        <w:r>
-          <w:rPr>
-            <w:lang w:val="zh_TW" w:bidi="zh_TW"/>
-          </w:rPr>
-          <w:rPr>
-            <w:color w:val="0000EE"/>
-            <w:u w:val="single"/>
-          </w:rPr>
-          <w:t>亞3:1–2</w:t>
-        </w:r>
-      </w:hyperlink>
+      <w:r>
+        <w:rPr>
+          <w:lang w:val="zh_TW" w:bidi="zh_TW"/>
+        </w:rPr>
+        <w:t>亞3:1–2</w:t>
+      </w:r>
       <w:r>
         <w:rPr>
           <w:lang w:val="zh_TW" w:bidi="zh_TW"/>
         </w:rPr>
         <w:t>；</w:t>
       </w:r>
-      <w:hyperlink r:id="rId286">
-        <w:r>
-          <w:rPr>
-            <w:lang w:val="zh_TW" w:bidi="zh_TW"/>
-          </w:rPr>
-          <w:rPr>
-            <w:color w:val="0000EE"/>
-            <w:u w:val="single"/>
-          </w:rPr>
-          <w:t>太4:1–11，</w:t>
-        </w:r>
-      </w:hyperlink>
-      <w:hyperlink r:id="rId293">
-        <w:r>
-          <w:rPr>
-            <w:lang w:val="zh_TW" w:bidi="zh_TW"/>
-          </w:rPr>
-          <w:rPr>
-            <w:color w:val="0000EE"/>
-            <w:u w:val="single"/>
-          </w:rPr>
-          <w:t>13:19，</w:t>
-        </w:r>
-      </w:hyperlink>
-      <w:hyperlink r:id="rId303">
-        <w:r>
-          <w:rPr>
-            <w:lang w:val="zh_TW" w:bidi="zh_TW"/>
-          </w:rPr>
-          <w:rPr>
-            <w:color w:val="0000EE"/>
-            <w:u w:val="single"/>
-          </w:rPr>
-          <w:t>16:23</w:t>
-        </w:r>
-      </w:hyperlink>
+      <w:r>
+        <w:rPr>
+          <w:lang w:val="zh_TW" w:bidi="zh_TW"/>
+        </w:rPr>
+        <w:t>太4:1–11，</w:t>
+      </w:r>
+      <w:r>
+        <w:rPr>
+          <w:lang w:val="zh_TW" w:bidi="zh_TW"/>
+        </w:rPr>
+        <w:t>13:19，</w:t>
+      </w:r>
+      <w:r>
+        <w:rPr>
+          <w:lang w:val="zh_TW" w:bidi="zh_TW"/>
+        </w:rPr>
+        <w:t>16:23</w:t>
+      </w:r>
       <w:r>
         <w:rPr>
           <w:lang w:val="zh_TW" w:bidi="zh_TW"/>
         </w:rPr>
         <w:t>；</w:t>
       </w:r>
-      <w:hyperlink r:id="rId310">
-        <w:r>
-          <w:rPr>
-            <w:lang w:val="zh_TW" w:bidi="zh_TW"/>
-          </w:rPr>
-          <w:rPr>
-            <w:color w:val="0000EE"/>
-            <w:u w:val="single"/>
-          </w:rPr>
-          <w:t>路10:17–20，</w:t>
-        </w:r>
-      </w:hyperlink>
-      <w:hyperlink r:id="rId311">
-        <w:r>
-          <w:rPr>
-            <w:lang w:val="zh_TW" w:bidi="zh_TW"/>
-          </w:rPr>
-          <w:rPr>
-            <w:color w:val="0000EE"/>
-            <w:u w:val="single"/>
-          </w:rPr>
-          <w:t>13:16，</w:t>
-        </w:r>
-      </w:hyperlink>
-      <w:hyperlink r:id="rId312">
-        <w:r>
-          <w:rPr>
-            <w:lang w:val="zh_TW" w:bidi="zh_TW"/>
-          </w:rPr>
-          <w:rPr>
-            <w:color w:val="0000EE"/>
-            <w:u w:val="single"/>
-          </w:rPr>
-          <w:t>22:3</w:t>
-        </w:r>
-      </w:hyperlink>
+      <w:r>
+        <w:rPr>
+          <w:lang w:val="zh_TW" w:bidi="zh_TW"/>
+        </w:rPr>
+        <w:t>路10:17–20，</w:t>
+      </w:r>
+      <w:r>
+        <w:rPr>
+          <w:lang w:val="zh_TW" w:bidi="zh_TW"/>
+        </w:rPr>
+        <w:t>13:16，</w:t>
+      </w:r>
+      <w:r>
+        <w:rPr>
+          <w:lang w:val="zh_TW" w:bidi="zh_TW"/>
+        </w:rPr>
+        <w:t>22:3</w:t>
+      </w:r>
       <w:r>
         <w:rPr>
           <w:lang w:val="zh_TW" w:bidi="zh_TW"/>
         </w:rPr>
         <w:t>、</w:t>
       </w:r>
-      <w:hyperlink r:id="rId313">
-        <w:r>
-          <w:rPr>
-            <w:lang w:val="zh_TW" w:bidi="zh_TW"/>
-          </w:rPr>
-          <w:rPr>
-            <w:color w:val="0000EE"/>
-            <w:u w:val="single"/>
-          </w:rPr>
-          <w:t>31–32</w:t>
-        </w:r>
-      </w:hyperlink>
+      <w:r>
+        <w:rPr>
+          <w:lang w:val="zh_TW" w:bidi="zh_TW"/>
+        </w:rPr>
+        <w:t>31–32</w:t>
+      </w:r>
       <w:r>
         <w:rPr>
           <w:lang w:val="zh_TW" w:bidi="zh_TW"/>
         </w:rPr>
         <w:t>；</w:t>
       </w:r>
-      <w:hyperlink r:id="rId305">
-        <w:r>
-          <w:rPr>
-            <w:lang w:val="zh_TW" w:bidi="zh_TW"/>
-          </w:rPr>
-          <w:rPr>
-            <w:color w:val="0000EE"/>
-            <w:u w:val="single"/>
-          </w:rPr>
-          <w:t>約12:31，</w:t>
-        </w:r>
-      </w:hyperlink>
-      <w:hyperlink r:id="rId304">
-        <w:r>
-          <w:rPr>
-            <w:lang w:val="zh_TW" w:bidi="zh_TW"/>
-          </w:rPr>
-          <w:rPr>
-            <w:color w:val="0000EE"/>
-            <w:u w:val="single"/>
-          </w:rPr>
-          <w:t>13:27</w:t>
-        </w:r>
-      </w:hyperlink>
+      <w:r>
+        <w:rPr>
+          <w:lang w:val="zh_TW" w:bidi="zh_TW"/>
+        </w:rPr>
+        <w:t>約12:31，</w:t>
+      </w:r>
+      <w:r>
+        <w:rPr>
+          <w:lang w:val="zh_TW" w:bidi="zh_TW"/>
+        </w:rPr>
+        <w:t>13:27</w:t>
+      </w:r>
       <w:r>
         <w:rPr>
           <w:lang w:val="zh_TW" w:bidi="zh_TW"/>
         </w:rPr>
         <w:t>；</w:t>
       </w:r>
-      <w:hyperlink r:id="rId314">
-        <w:r>
-          <w:rPr>
-            <w:lang w:val="zh_TW" w:bidi="zh_TW"/>
-          </w:rPr>
-          <w:rPr>
-            <w:color w:val="0000EE"/>
-            <w:u w:val="single"/>
-          </w:rPr>
-          <w:t>徒5:3，</w:t>
-        </w:r>
-      </w:hyperlink>
-      <w:hyperlink r:id="rId315">
-        <w:r>
-          <w:rPr>
-            <w:lang w:val="zh_TW" w:bidi="zh_TW"/>
-          </w:rPr>
-          <w:rPr>
-            <w:color w:val="0000EE"/>
-            <w:u w:val="single"/>
-          </w:rPr>
-          <w:t>26:17–18</w:t>
-        </w:r>
-      </w:hyperlink>
+      <w:r>
+        <w:rPr>
+          <w:lang w:val="zh_TW" w:bidi="zh_TW"/>
+        </w:rPr>
+        <w:t>徒5:3，</w:t>
+      </w:r>
+      <w:r>
+        <w:rPr>
+          <w:lang w:val="zh_TW" w:bidi="zh_TW"/>
+        </w:rPr>
+        <w:t>26:17–18</w:t>
+      </w:r>
       <w:r>
         <w:rPr>
           <w:lang w:val="zh_TW" w:bidi="zh_TW"/>
         </w:rPr>
         <w:t>；</w:t>
       </w:r>
-      <w:hyperlink r:id="rId316">
-        <w:r>
-          <w:rPr>
-            <w:lang w:val="zh_TW" w:bidi="zh_TW"/>
-          </w:rPr>
-          <w:rPr>
-            <w:color w:val="0000EE"/>
-            <w:u w:val="single"/>
-          </w:rPr>
-          <w:t>林後4:4，</w:t>
-        </w:r>
-      </w:hyperlink>
-      <w:hyperlink r:id="rId317">
-        <w:r>
-          <w:rPr>
-            <w:lang w:val="zh_TW" w:bidi="zh_TW"/>
-          </w:rPr>
-          <w:rPr>
-            <w:color w:val="0000EE"/>
-            <w:u w:val="single"/>
-          </w:rPr>
-          <w:t>11:13–14</w:t>
-        </w:r>
-      </w:hyperlink>
+      <w:r>
+        <w:rPr>
+          <w:lang w:val="zh_TW" w:bidi="zh_TW"/>
+        </w:rPr>
+        <w:t>林後4:4，</w:t>
+      </w:r>
+      <w:r>
+        <w:rPr>
+          <w:lang w:val="zh_TW" w:bidi="zh_TW"/>
+        </w:rPr>
+        <w:t>11:13–14</w:t>
+      </w:r>
       <w:r>
         <w:rPr>
           <w:lang w:val="zh_TW" w:bidi="zh_TW"/>
         </w:rPr>
         <w:t>；</w:t>
       </w:r>
-      <w:hyperlink r:id="rId318">
-        <w:r>
-          <w:rPr>
-            <w:lang w:val="zh_TW" w:bidi="zh_TW"/>
-          </w:rPr>
-          <w:rPr>
-            <w:color w:val="0000EE"/>
-            <w:u w:val="single"/>
-          </w:rPr>
-          <w:t>提前2:14，</w:t>
-        </w:r>
-      </w:hyperlink>
-      <w:hyperlink r:id="rId319">
-        <w:r>
-          <w:rPr>
-            <w:lang w:val="zh_TW" w:bidi="zh_TW"/>
-          </w:rPr>
-          <w:rPr>
-            <w:color w:val="0000EE"/>
-            <w:u w:val="single"/>
-          </w:rPr>
-          <w:t>5:15</w:t>
-        </w:r>
-      </w:hyperlink>
+      <w:r>
+        <w:rPr>
+          <w:lang w:val="zh_TW" w:bidi="zh_TW"/>
+        </w:rPr>
+        <w:t>提前2:14，</w:t>
+      </w:r>
+      <w:r>
+        <w:rPr>
+          <w:lang w:val="zh_TW" w:bidi="zh_TW"/>
+        </w:rPr>
+        <w:t>5:15</w:t>
+      </w:r>
       <w:r>
         <w:rPr>
           <w:lang w:val="zh_TW" w:bidi="zh_TW"/>
         </w:rPr>
         <w:t>；</w:t>
       </w:r>
-      <w:hyperlink r:id="rId320">
-        <w:r>
-          <w:rPr>
-            <w:lang w:val="zh_TW" w:bidi="zh_TW"/>
-          </w:rPr>
-          <w:rPr>
-            <w:color w:val="0000EE"/>
-            <w:u w:val="single"/>
-          </w:rPr>
-          <w:t>啟12:9，</w:t>
-        </w:r>
-      </w:hyperlink>
-      <w:hyperlink r:id="rId306">
-        <w:r>
-          <w:rPr>
-            <w:lang w:val="zh_TW" w:bidi="zh_TW"/>
-          </w:rPr>
-          <w:rPr>
-            <w:color w:val="0000EE"/>
-            <w:u w:val="single"/>
-          </w:rPr>
-          <w:t>20:1–10</w:t>
-        </w:r>
-      </w:hyperlink>
+      <w:r>
+        <w:rPr>
+          <w:lang w:val="zh_TW" w:bidi="zh_TW"/>
+        </w:rPr>
+        <w:t>啟12:9，</w:t>
+      </w:r>
+      <w:r>
+        <w:rPr>
+          <w:lang w:val="zh_TW" w:bidi="zh_TW"/>
+        </w:rPr>
+        <w:t>20:1–10</w:t>
+      </w:r>
       <w:r>
         <w:rPr>
           <w:lang w:val="zh_TW" w:bidi="zh_TW"/>
